--- a/report/template/Tatneft/ДПБ_(экспл_стац)/DPB.docx
+++ b/report/template/Tatneft/ДПБ_(экспл_стац)/DPB.docx
@@ -912,7 +912,6 @@
           <w:lang w:val="ru-RU"/>
         </w:rPr>
       </w:pPr>
-      <w:proofErr w:type="spellStart"/>
       <w:r>
         <w:rPr>
           <w:rFonts w:cs="Times New Roman"/>
@@ -921,18 +920,7 @@
           <w:szCs w:val="24"/>
           <w:lang w:val="ru-RU"/>
         </w:rPr>
-        <w:t>email</w:t>
-      </w:r>
-      <w:proofErr w:type="spellEnd"/>
-      <w:r>
-        <w:rPr>
-          <w:rFonts w:cs="Times New Roman"/>
-          <w:bCs/>
-          <w:sz w:val="24"/>
-          <w:szCs w:val="24"/>
-          <w:lang w:val="ru-RU"/>
-        </w:rPr>
-        <w:t xml:space="preserve">: </w:t>
+        <w:t xml:space="preserve">email: </w:t>
       </w:r>
       <w:r>
         <w:rPr>
@@ -4974,7 +4962,6 @@
         </w:rPr>
         <w:t>Р</w:t>
       </w:r>
-      <w:proofErr w:type="spellStart"/>
       <w:r>
         <w:rPr>
           <w:rFonts w:ascii="Times New Roman" w:hAnsi="Times New Roman" w:cs="Times New Roman"/>
@@ -4983,32 +4970,9 @@
           <w:szCs w:val="24"/>
           <w:lang w:eastAsia="ru-RU"/>
         </w:rPr>
-        <w:t>еквизиты</w:t>
-      </w:r>
-      <w:proofErr w:type="spellEnd"/>
-      <w:r>
-        <w:rPr>
-          <w:rFonts w:ascii="Times New Roman" w:hAnsi="Times New Roman" w:cs="Times New Roman"/>
-          <w:color w:val="auto"/>
-          <w:sz w:val="24"/>
-          <w:szCs w:val="24"/>
-          <w:lang w:eastAsia="ru-RU"/>
-        </w:rPr>
-        <w:t xml:space="preserve"> </w:t>
-      </w:r>
-      <w:proofErr w:type="spellStart"/>
-      <w:r>
-        <w:rPr>
-          <w:rFonts w:ascii="Times New Roman" w:hAnsi="Times New Roman" w:cs="Times New Roman"/>
-          <w:color w:val="auto"/>
-          <w:sz w:val="24"/>
-          <w:szCs w:val="24"/>
-          <w:lang w:eastAsia="ru-RU"/>
-        </w:rPr>
-        <w:t>организации</w:t>
+        <w:t>еквизиты организации</w:t>
       </w:r>
       <w:bookmarkEnd w:id="2"/>
-      <w:proofErr w:type="spellEnd"/>
     </w:p>
     <w:p>
       <w:pPr>
@@ -5047,29 +5011,7 @@
           <w:szCs w:val="24"/>
           <w:lang w:val="ru-RU" w:eastAsia="ru-RU"/>
         </w:rPr>
-        <w:t xml:space="preserve">олное и </w:t>
-      </w:r>
-      <w:proofErr w:type="spellStart"/>
-      <w:r>
-        <w:rPr>
-          <w:rFonts w:ascii="Times New Roman" w:hAnsi="Times New Roman" w:cs="Times New Roman"/>
-          <w:color w:val="auto"/>
-          <w:sz w:val="24"/>
-          <w:szCs w:val="24"/>
-          <w:lang w:val="ru-RU" w:eastAsia="ru-RU"/>
-        </w:rPr>
-        <w:t>сокращенное</w:t>
-      </w:r>
-      <w:proofErr w:type="spellEnd"/>
-      <w:r>
-        <w:rPr>
-          <w:rFonts w:ascii="Times New Roman" w:hAnsi="Times New Roman" w:cs="Times New Roman"/>
-          <w:color w:val="auto"/>
-          <w:sz w:val="24"/>
-          <w:szCs w:val="24"/>
-          <w:lang w:val="ru-RU" w:eastAsia="ru-RU"/>
-        </w:rPr>
-        <w:t xml:space="preserve"> (при наличии) наименование эксплуатирующей организации (или заказчика проекта) с указанием адреса в пределах ее места нахождения, электронного адреса (при наличии) и телефона</w:t>
+        <w:t>олное и сокращенное (при наличии) наименование эксплуатирующей организации (или заказчика проекта) с указанием адреса в пределах ее места нахождения, электронного адреса (при наличии) и телефона</w:t>
       </w:r>
       <w:bookmarkEnd w:id="3"/>
     </w:p>
@@ -5824,29 +5766,7 @@
           <w:szCs w:val="24"/>
           <w:lang w:val="ru-RU"/>
         </w:rPr>
-        <w:t xml:space="preserve">Заместитель генерального директора по промышленной безопасности, охране труда и экологии ПАО «Татнефть» им. В. Д. Шашина - </w:t>
-      </w:r>
-      <w:proofErr w:type="spellStart"/>
-      <w:r>
-        <w:rPr>
-          <w:rFonts w:cs="Times New Roman"/>
-          <w:color w:val="E36C0A" w:themeColor="accent6" w:themeShade="BF"/>
-          <w:sz w:val="24"/>
-          <w:szCs w:val="24"/>
-          <w:lang w:val="ru-RU"/>
-        </w:rPr>
-        <w:t>Хабибрахманов</w:t>
-      </w:r>
-      <w:proofErr w:type="spellEnd"/>
-      <w:r>
-        <w:rPr>
-          <w:rFonts w:cs="Times New Roman"/>
-          <w:color w:val="E36C0A" w:themeColor="accent6" w:themeShade="BF"/>
-          <w:sz w:val="24"/>
-          <w:szCs w:val="24"/>
-          <w:lang w:val="ru-RU"/>
-        </w:rPr>
-        <w:t xml:space="preserve"> А.Г.</w:t>
+        <w:t>Заместитель генерального директора по промышленной безопасности, охране труда и экологии ПАО «Татнефть» им. В. Д. Шашина - Хабибрахманов А.Г.</w:t>
       </w:r>
     </w:p>
     <w:p>
@@ -6107,29 +6027,7 @@
           <w:szCs w:val="24"/>
           <w:lang w:val="ru-RU" w:eastAsia="ru-RU"/>
         </w:rPr>
-        <w:t xml:space="preserve">Перечень составляющих декларируемого объекта с указанием количества и наименования опасных веществ, на основании которых опасный производственный объект </w:t>
-      </w:r>
-      <w:proofErr w:type="spellStart"/>
-      <w:r>
-        <w:rPr>
-          <w:rFonts w:ascii="Times New Roman" w:hAnsi="Times New Roman" w:cs="Times New Roman"/>
-          <w:color w:val="auto"/>
-          <w:sz w:val="24"/>
-          <w:szCs w:val="24"/>
-          <w:lang w:val="ru-RU" w:eastAsia="ru-RU"/>
-        </w:rPr>
-        <w:t>отнесен</w:t>
-      </w:r>
-      <w:proofErr w:type="spellEnd"/>
-      <w:r>
-        <w:rPr>
-          <w:rFonts w:ascii="Times New Roman" w:hAnsi="Times New Roman" w:cs="Times New Roman"/>
-          <w:color w:val="auto"/>
-          <w:sz w:val="24"/>
-          <w:szCs w:val="24"/>
-          <w:lang w:val="ru-RU" w:eastAsia="ru-RU"/>
-        </w:rPr>
-        <w:t xml:space="preserve"> к декларируемым объектам</w:t>
+        <w:t>Перечень составляющих декларируемого объекта с указанием количества и наименования опасных веществ, на основании которых опасный производственный объект отнесен к декларируемым объектам</w:t>
       </w:r>
       <w:bookmarkEnd w:id="9"/>
     </w:p>
@@ -6183,7 +6081,7 @@
           <w:highlight w:val="yellow"/>
           <w:lang w:val="ru-RU"/>
         </w:rPr>
-        <w:t>{{ SHORT_NAME }}</w:t>
+        <w:t>{{ SITE_NAME }}</w:t>
       </w:r>
       <w:r>
         <w:rPr>
@@ -6228,47 +6126,7 @@
           <w:szCs w:val="24"/>
           <w:lang w:val="ru-RU"/>
         </w:rPr>
-        <w:t xml:space="preserve"> от 21.07.1997 № 116-ФЗ «О промышленной безопасности опасных производственных объектов» и в соответствии с «Порядком оформления декларации промышленной безопасности опасных производственных объектов и перечне включаемых в </w:t>
-      </w:r>
-      <w:proofErr w:type="spellStart"/>
-      <w:r>
-        <w:rPr>
-          <w:rFonts w:cs="Times New Roman"/>
-          <w:sz w:val="24"/>
-          <w:szCs w:val="24"/>
-          <w:lang w:val="ru-RU"/>
-        </w:rPr>
-        <w:t>нее</w:t>
-      </w:r>
-      <w:proofErr w:type="spellEnd"/>
-      <w:r>
-        <w:rPr>
-          <w:rFonts w:cs="Times New Roman"/>
-          <w:sz w:val="24"/>
-          <w:szCs w:val="24"/>
-          <w:lang w:val="ru-RU"/>
-        </w:rPr>
-        <w:t xml:space="preserve"> сведений», </w:t>
-      </w:r>
-      <w:proofErr w:type="spellStart"/>
-      <w:r>
-        <w:rPr>
-          <w:rFonts w:cs="Times New Roman"/>
-          <w:sz w:val="24"/>
-          <w:szCs w:val="24"/>
-          <w:lang w:val="ru-RU"/>
-        </w:rPr>
-        <w:t>утвержденным</w:t>
-      </w:r>
-      <w:proofErr w:type="spellEnd"/>
-      <w:r>
-        <w:rPr>
-          <w:rFonts w:cs="Times New Roman"/>
-          <w:sz w:val="24"/>
-          <w:szCs w:val="24"/>
-          <w:lang w:val="ru-RU"/>
-        </w:rPr>
-        <w:t xml:space="preserve"> приказом Федеральной службы по экологическому, технологическому и атомному надзору от 16.10.2020 г. № 414.</w:t>
+        <w:t xml:space="preserve"> от 21.07.1997 № 116-ФЗ «О промышленной безопасности опасных производственных объектов» и в соответствии с «Порядком оформления декларации промышленной безопасности опасных производственных объектов и перечне включаемых в нее сведений», утвержденным приказом Федеральной службы по экологическому, технологическому и атомному надзору от 16.10.2020 г. № 414.</w:t>
       </w:r>
     </w:p>
     <w:p>
@@ -6312,17 +6170,7 @@
           <w:szCs w:val="24"/>
           <w:lang w:val="ru-RU"/>
         </w:rPr>
-        <w:t xml:space="preserve">, </w:t>
-      </w:r>
-      <w:proofErr w:type="spellStart"/>
-      <w:r>
-        <w:rPr>
-          <w:rFonts w:cs="Times New Roman"/>
-          <w:sz w:val="24"/>
-          <w:szCs w:val="24"/>
-          <w:lang w:val="ru-RU"/>
-        </w:rPr>
-        <w:t>приведён</w:t>
+        <w:t>, приведён</w:t>
       </w:r>
       <w:r>
         <w:rPr>
@@ -6333,7 +6181,6 @@
         </w:rPr>
         <w:t>ы</w:t>
       </w:r>
-      <w:proofErr w:type="spellEnd"/>
       <w:r>
         <w:rPr>
           <w:rFonts w:cs="Times New Roman"/>
@@ -7465,33 +7312,7 @@
                 <w:szCs w:val="18"/>
                 <w:lang w:val="ru-RU" w:eastAsia="ru-RU"/>
               </w:rPr>
-              <w:t xml:space="preserve">В </w:t>
-            </w:r>
-            <w:proofErr w:type="spellStart"/>
-            <w:r>
-              <w:rPr>
-                <w:rFonts w:eastAsia="Times New Roman" w:cs="Times New Roman"/>
-                <w:b/>
-                <w:bCs/>
-                <w:color w:val="FF0000"/>
-                <w:sz w:val="18"/>
-                <w:szCs w:val="18"/>
-                <w:lang w:val="ru-RU" w:eastAsia="ru-RU"/>
-              </w:rPr>
-              <w:t>технол</w:t>
-            </w:r>
-            <w:proofErr w:type="spellEnd"/>
-            <w:r>
-              <w:rPr>
-                <w:rFonts w:eastAsia="Times New Roman" w:cs="Times New Roman"/>
-                <w:b/>
-                <w:bCs/>
-                <w:color w:val="FF0000"/>
-                <w:sz w:val="18"/>
-                <w:szCs w:val="18"/>
-                <w:lang w:val="ru-RU" w:eastAsia="ru-RU"/>
-              </w:rPr>
-              <w:t>. процессе, т</w:t>
+              <w:t>В технол. процессе, т</w:t>
             </w:r>
           </w:p>
         </w:tc>
@@ -7686,31 +7507,7 @@
                 <w:szCs w:val="18"/>
                 <w:lang w:val="ru-RU" w:eastAsia="ru-RU"/>
               </w:rPr>
-              <w:t>УПН «</w:t>
-            </w:r>
-            <w:proofErr w:type="spellStart"/>
-            <w:r>
-              <w:rPr>
-                <w:rFonts w:eastAsia="Times New Roman" w:cs="Times New Roman"/>
-                <w:bCs/>
-                <w:color w:val="FF0000"/>
-                <w:sz w:val="18"/>
-                <w:szCs w:val="18"/>
-                <w:lang w:val="ru-RU" w:eastAsia="ru-RU"/>
-              </w:rPr>
-              <w:t>Кушкуль</w:t>
-            </w:r>
-            <w:proofErr w:type="spellEnd"/>
-            <w:r>
-              <w:rPr>
-                <w:rFonts w:eastAsia="Times New Roman" w:cs="Times New Roman"/>
-                <w:bCs/>
-                <w:color w:val="FF0000"/>
-                <w:sz w:val="18"/>
-                <w:szCs w:val="18"/>
-                <w:lang w:val="ru-RU" w:eastAsia="ru-RU"/>
-              </w:rPr>
-              <w:t xml:space="preserve">» </w:t>
+              <w:t xml:space="preserve">УПН «Кушкуль» </w:t>
             </w:r>
           </w:p>
         </w:tc>
@@ -10363,27 +10160,7 @@
           <w:szCs w:val="24"/>
           <w:lang w:val="ru-RU"/>
         </w:rPr>
-        <w:t xml:space="preserve">) </w:t>
-      </w:r>
-      <w:proofErr w:type="spellStart"/>
-      <w:r>
-        <w:rPr>
-          <w:rFonts w:cs="Times New Roman"/>
-          <w:sz w:val="24"/>
-          <w:szCs w:val="24"/>
-          <w:lang w:val="ru-RU"/>
-        </w:rPr>
-        <w:t>приведен</w:t>
-      </w:r>
-      <w:proofErr w:type="spellEnd"/>
-      <w:r>
-        <w:rPr>
-          <w:rFonts w:cs="Times New Roman"/>
-          <w:sz w:val="24"/>
-          <w:szCs w:val="24"/>
-          <w:lang w:val="ru-RU"/>
-        </w:rPr>
-        <w:t xml:space="preserve"> перечень нормативных правовых документов, на основании которых принято решение о разработке декларации.</w:t>
+        <w:t>) приведен перечень нормативных правовых документов, на основании которых принято решение о разработке декларации.</w:t>
       </w:r>
     </w:p>
     <w:p>
@@ -10742,31 +10519,7 @@
                 <w:lang w:val="ru-RU"/>
               </w:rPr>
               <w:lastRenderedPageBreak/>
-              <w:t xml:space="preserve">2. «Порядок оформления декларации промышленной безопасности опасных производственных объектов и перечень включаемых в </w:t>
-            </w:r>
-            <w:proofErr w:type="spellStart"/>
-            <w:r>
-              <w:rPr>
-                <w:b w:val="0"/>
-                <w:bCs w:val="0"/>
-                <w:color w:val="auto"/>
-                <w:sz w:val="24"/>
-                <w:szCs w:val="24"/>
-                <w:lang w:val="ru-RU"/>
-              </w:rPr>
-              <w:t>нее</w:t>
-            </w:r>
-            <w:proofErr w:type="spellEnd"/>
-            <w:r>
-              <w:rPr>
-                <w:b w:val="0"/>
-                <w:bCs w:val="0"/>
-                <w:color w:val="auto"/>
-                <w:sz w:val="24"/>
-                <w:szCs w:val="24"/>
-                <w:lang w:val="ru-RU"/>
-              </w:rPr>
-              <w:t xml:space="preserve"> сведений» (утв. приказом Ростехнадзора от 16.10.2020 г. № 414)</w:t>
+              <w:t>2. «Порядок оформления декларации промышленной безопасности опасных производственных объектов и перечень включаемых в нее сведений» (утв. приказом Ростехнадзора от 16.10.2020 г. № 414)</w:t>
             </w:r>
           </w:p>
         </w:tc>
@@ -11125,27 +10878,7 @@
           <w:szCs w:val="24"/>
           <w:lang w:val="ru-RU"/>
         </w:rPr>
-        <w:t xml:space="preserve">- вдоль подводных переходов трубопроводов - в виде участка водного пространства от водной поверхности до дна, </w:t>
-      </w:r>
-      <w:proofErr w:type="spellStart"/>
-      <w:r>
-        <w:rPr>
-          <w:rFonts w:cs="Times New Roman"/>
-          <w:sz w:val="24"/>
-          <w:szCs w:val="24"/>
-          <w:lang w:val="ru-RU"/>
-        </w:rPr>
-        <w:t>заключенного</w:t>
-      </w:r>
-      <w:proofErr w:type="spellEnd"/>
-      <w:r>
-        <w:rPr>
-          <w:rFonts w:cs="Times New Roman"/>
-          <w:sz w:val="24"/>
-          <w:szCs w:val="24"/>
-          <w:lang w:val="ru-RU"/>
-        </w:rPr>
-        <w:t xml:space="preserve"> между параллельными плоскостями, отстоящими от осей крайних ниток трубопроводов на 100 м с каждой стороны.</w:t>
+        <w:t>- вдоль подводных переходов трубопроводов - в виде участка водного пространства от водной поверхности до дна, заключенного между параллельными плоскостями, отстоящими от осей крайних ниток трубопроводов на 100 м с каждой стороны.</w:t>
       </w:r>
     </w:p>
     <w:p>
@@ -11189,27 +10922,7 @@
           <w:szCs w:val="24"/>
           <w:lang w:val="ru-RU"/>
         </w:rPr>
-        <w:t xml:space="preserve">На трассе трубопровода установлены знаки безопасности. Сигнальные цвета и знаки безопасности предназначены для привлечения внимания к непосредственной опасности, предупреждения о возможной опасности, предписания и разрешения </w:t>
-      </w:r>
-      <w:proofErr w:type="spellStart"/>
-      <w:r>
-        <w:rPr>
-          <w:rFonts w:cs="Times New Roman"/>
-          <w:sz w:val="24"/>
-          <w:szCs w:val="24"/>
-          <w:lang w:val="ru-RU"/>
-        </w:rPr>
-        <w:t>определенных</w:t>
-      </w:r>
-      <w:proofErr w:type="spellEnd"/>
-      <w:r>
-        <w:rPr>
-          <w:rFonts w:cs="Times New Roman"/>
-          <w:sz w:val="24"/>
-          <w:szCs w:val="24"/>
-          <w:lang w:val="ru-RU"/>
-        </w:rPr>
-        <w:t xml:space="preserve"> действий с целью обеспечения безопасности, а также для необходимой информации.</w:t>
+        <w:t>На трассе трубопровода установлены знаки безопасности. Сигнальные цвета и знаки безопасности предназначены для привлечения внимания к непосредственной опасности, предупреждения о возможной опасности, предписания и разрешения определенных действий с целью обеспечения безопасности, а также для необходимой информации.</w:t>
       </w:r>
     </w:p>
     <w:p>
@@ -11871,29 +11584,7 @@
           <w:szCs w:val="24"/>
           <w:lang w:val="ru-RU" w:eastAsia="ru-RU"/>
         </w:rPr>
-        <w:t xml:space="preserve">Сведения о работниках эксплуатирующей организации и иных физических лицах, которым может быть </w:t>
-      </w:r>
-      <w:proofErr w:type="spellStart"/>
-      <w:r>
-        <w:rPr>
-          <w:rFonts w:ascii="Times New Roman" w:hAnsi="Times New Roman" w:cs="Times New Roman"/>
-          <w:color w:val="auto"/>
-          <w:sz w:val="24"/>
-          <w:szCs w:val="24"/>
-          <w:lang w:val="ru-RU" w:eastAsia="ru-RU"/>
-        </w:rPr>
-        <w:t>причинен</w:t>
-      </w:r>
-      <w:proofErr w:type="spellEnd"/>
-      <w:r>
-        <w:rPr>
-          <w:rFonts w:ascii="Times New Roman" w:hAnsi="Times New Roman" w:cs="Times New Roman"/>
-          <w:color w:val="auto"/>
-          <w:sz w:val="24"/>
-          <w:szCs w:val="24"/>
-          <w:lang w:val="ru-RU" w:eastAsia="ru-RU"/>
-        </w:rPr>
-        <w:t xml:space="preserve"> вред здоровью или жизни в результате аварии на декларируемом объекте</w:t>
+        <w:t>Сведения о работниках эксплуатирующей организации и иных физических лицах, которым может быть причинен вред здоровью или жизни в результате аварии на декларируемом объекте</w:t>
       </w:r>
       <w:bookmarkEnd w:id="19"/>
     </w:p>
@@ -11939,29 +11630,7 @@
           <w:szCs w:val="24"/>
           <w:lang w:val="ru-RU" w:eastAsia="ru-RU"/>
         </w:rPr>
-        <w:t xml:space="preserve">лиц, которым может быть </w:t>
-      </w:r>
-      <w:proofErr w:type="spellStart"/>
-      <w:r>
-        <w:rPr>
-          <w:rFonts w:cs="Times New Roman"/>
-          <w:bCs/>
-          <w:sz w:val="24"/>
-          <w:szCs w:val="24"/>
-          <w:lang w:val="ru-RU" w:eastAsia="ru-RU"/>
-        </w:rPr>
-        <w:t>причинен</w:t>
-      </w:r>
-      <w:proofErr w:type="spellEnd"/>
-      <w:r>
-        <w:rPr>
-          <w:rFonts w:cs="Times New Roman"/>
-          <w:bCs/>
-          <w:sz w:val="24"/>
-          <w:szCs w:val="24"/>
-          <w:lang w:val="ru-RU" w:eastAsia="ru-RU"/>
-        </w:rPr>
-        <w:t xml:space="preserve"> вред здоровью или жизни в результате аварии</w:t>
+        <w:t>лиц, которым может быть причинен вред здоровью или жизни в результате аварии</w:t>
       </w:r>
       <w:r>
         <w:rPr>
@@ -12119,27 +11788,7 @@
           <w:szCs w:val="24"/>
           <w:lang w:val="ru-RU"/>
         </w:rPr>
-        <w:t xml:space="preserve">декларируемом объекте с указанием их размещения на составляющих декларируемого объекта, </w:t>
-      </w:r>
-      <w:proofErr w:type="spellStart"/>
-      <w:r>
-        <w:rPr>
-          <w:rFonts w:cs="Times New Roman"/>
-          <w:sz w:val="24"/>
-          <w:szCs w:val="24"/>
-          <w:lang w:val="ru-RU"/>
-        </w:rPr>
-        <w:t>приведёна</w:t>
-      </w:r>
-      <w:proofErr w:type="spellEnd"/>
-      <w:r>
-        <w:rPr>
-          <w:rFonts w:cs="Times New Roman"/>
-          <w:sz w:val="24"/>
-          <w:szCs w:val="24"/>
-          <w:lang w:val="ru-RU"/>
-        </w:rPr>
-        <w:t xml:space="preserve"> ниже (</w:t>
+        <w:t>декларируемом объекте с указанием их размещения на составляющих декларируемого объекта, приведёна ниже (</w:t>
       </w:r>
       <w:r>
         <w:rPr>
@@ -12331,23 +11980,13 @@
                 <w:color w:val="FF0000"/>
               </w:rPr>
             </w:pPr>
-            <w:proofErr w:type="spellStart"/>
             <w:r>
               <w:rPr>
                 <w:rFonts w:eastAsia="Times New Roman"/>
                 <w:b/>
                 <w:color w:val="FF0000"/>
               </w:rPr>
-              <w:t>Составляющая</w:t>
-            </w:r>
-            <w:proofErr w:type="spellEnd"/>
-            <w:r>
-              <w:rPr>
-                <w:rFonts w:eastAsia="Times New Roman"/>
-                <w:b/>
-                <w:color w:val="FF0000"/>
-              </w:rPr>
-              <w:t xml:space="preserve"> </w:t>
+              <w:t xml:space="preserve">Составляющая </w:t>
             </w:r>
             <w:r>
               <w:rPr>
@@ -12358,7 +11997,6 @@
               </w:rPr>
               <w:t xml:space="preserve">декларируемого </w:t>
             </w:r>
-            <w:proofErr w:type="spellStart"/>
             <w:r>
               <w:rPr>
                 <w:rFonts w:eastAsia="Times New Roman"/>
@@ -12367,7 +12005,6 @@
               </w:rPr>
               <w:t>объекта</w:t>
             </w:r>
-            <w:proofErr w:type="spellEnd"/>
           </w:p>
         </w:tc>
         <w:tc>
@@ -12381,52 +12018,14 @@
                 <w:lang w:val="ru-RU"/>
               </w:rPr>
             </w:pPr>
-            <w:proofErr w:type="spellStart"/>
             <w:r>
               <w:rPr>
                 <w:rFonts w:eastAsia="Times New Roman"/>
                 <w:b/>
                 <w:color w:val="FF0000"/>
               </w:rPr>
-              <w:t>Общая</w:t>
-            </w:r>
-            <w:proofErr w:type="spellEnd"/>
-            <w:r>
-              <w:rPr>
-                <w:rFonts w:eastAsia="Times New Roman"/>
-                <w:b/>
-                <w:color w:val="FF0000"/>
-              </w:rPr>
-              <w:t xml:space="preserve"> </w:t>
-            </w:r>
-            <w:proofErr w:type="spellStart"/>
-            <w:r>
-              <w:rPr>
-                <w:rFonts w:eastAsia="Times New Roman"/>
-                <w:b/>
-                <w:color w:val="FF0000"/>
-              </w:rPr>
-              <w:t>численность</w:t>
-            </w:r>
-            <w:proofErr w:type="spellEnd"/>
-            <w:r>
-              <w:rPr>
-                <w:rFonts w:eastAsia="Times New Roman"/>
-                <w:b/>
-                <w:color w:val="FF0000"/>
-              </w:rPr>
-              <w:t xml:space="preserve"> </w:t>
-            </w:r>
-            <w:proofErr w:type="spellStart"/>
-            <w:r>
-              <w:rPr>
-                <w:rFonts w:eastAsia="Times New Roman"/>
-                <w:b/>
-                <w:color w:val="FF0000"/>
-              </w:rPr>
-              <w:t>работников</w:t>
-            </w:r>
-            <w:proofErr w:type="spellEnd"/>
+              <w:t>Общая численность работников</w:t>
+            </w:r>
             <w:r>
               <w:rPr>
                 <w:rFonts w:eastAsia="Times New Roman"/>
@@ -12457,25 +12056,7 @@
                 <w:color w:val="FF0000"/>
                 <w:lang w:val="ru-RU"/>
               </w:rPr>
-              <w:t xml:space="preserve">Пункт подготовки и сбора нефти ЦПС </w:t>
-            </w:r>
-            <w:proofErr w:type="spellStart"/>
-            <w:r>
-              <w:rPr>
-                <w:rFonts w:eastAsia="Times New Roman"/>
-                <w:color w:val="FF0000"/>
-                <w:lang w:val="ru-RU"/>
-              </w:rPr>
-              <w:t>Барсуковского</w:t>
-            </w:r>
-            <w:proofErr w:type="spellEnd"/>
-            <w:r>
-              <w:rPr>
-                <w:rFonts w:eastAsia="Times New Roman"/>
-                <w:color w:val="FF0000"/>
-                <w:lang w:val="ru-RU"/>
-              </w:rPr>
-              <w:t xml:space="preserve"> месторождения</w:t>
+              <w:t>Пункт подготовки и сбора нефти ЦПС Барсуковского месторождения</w:t>
             </w:r>
           </w:p>
         </w:tc>
@@ -12504,53 +12085,12 @@
                 <w:color w:val="FF0000"/>
               </w:rPr>
             </w:pPr>
-            <w:proofErr w:type="spellStart"/>
             <w:r>
               <w:rPr>
                 <w:rFonts w:eastAsia="Times New Roman"/>
                 <w:color w:val="FF0000"/>
               </w:rPr>
-              <w:t>Площадка</w:t>
-            </w:r>
-            <w:proofErr w:type="spellEnd"/>
-            <w:r>
-              <w:rPr>
-                <w:rFonts w:eastAsia="Times New Roman"/>
-                <w:color w:val="FF0000"/>
-              </w:rPr>
-              <w:t xml:space="preserve"> </w:t>
-            </w:r>
-            <w:proofErr w:type="spellStart"/>
-            <w:r>
-              <w:rPr>
-                <w:rFonts w:eastAsia="Times New Roman"/>
-                <w:color w:val="FF0000"/>
-              </w:rPr>
-              <w:t>компрессорной</w:t>
-            </w:r>
-            <w:proofErr w:type="spellEnd"/>
-            <w:r>
-              <w:rPr>
-                <w:rFonts w:eastAsia="Times New Roman"/>
-                <w:color w:val="FF0000"/>
-              </w:rPr>
-              <w:t xml:space="preserve"> </w:t>
-            </w:r>
-            <w:proofErr w:type="spellStart"/>
-            <w:r>
-              <w:rPr>
-                <w:rFonts w:eastAsia="Times New Roman"/>
-                <w:color w:val="FF0000"/>
-              </w:rPr>
-              <w:t>станции</w:t>
-            </w:r>
-            <w:proofErr w:type="spellEnd"/>
-            <w:r>
-              <w:rPr>
-                <w:rFonts w:eastAsia="Times New Roman"/>
-                <w:color w:val="FF0000"/>
-              </w:rPr>
-              <w:t xml:space="preserve"> КС-2</w:t>
+              <w:t>Площадка компрессорной станции КС-2</w:t>
             </w:r>
           </w:p>
         </w:tc>
@@ -12586,25 +12126,7 @@
                 <w:color w:val="FF0000"/>
                 <w:lang w:val="ru-RU"/>
               </w:rPr>
-              <w:t xml:space="preserve">Котельная ППСН ЦПС </w:t>
-            </w:r>
-            <w:proofErr w:type="spellStart"/>
-            <w:r>
-              <w:rPr>
-                <w:rFonts w:eastAsia="Times New Roman"/>
-                <w:color w:val="FF0000"/>
-                <w:lang w:val="ru-RU"/>
-              </w:rPr>
-              <w:t>Барсуковского</w:t>
-            </w:r>
-            <w:proofErr w:type="spellEnd"/>
-            <w:r>
-              <w:rPr>
-                <w:rFonts w:eastAsia="Times New Roman"/>
-                <w:color w:val="FF0000"/>
-                <w:lang w:val="ru-RU"/>
-              </w:rPr>
-              <w:t xml:space="preserve"> месторождения</w:t>
+              <w:t>Котельная ППСН ЦПС Барсуковского месторождения</w:t>
             </w:r>
           </w:p>
         </w:tc>
@@ -12633,31 +12155,13 @@
                 <w:color w:val="FF0000"/>
               </w:rPr>
             </w:pPr>
-            <w:proofErr w:type="spellStart"/>
             <w:r>
               <w:rPr>
                 <w:rFonts w:eastAsia="Times New Roman"/>
                 <w:color w:val="FF0000"/>
               </w:rPr>
-              <w:t>Товарно-сырьевой</w:t>
-            </w:r>
-            <w:proofErr w:type="spellEnd"/>
-            <w:r>
-              <w:rPr>
-                <w:rFonts w:eastAsia="Times New Roman"/>
-                <w:color w:val="FF0000"/>
-              </w:rPr>
-              <w:t xml:space="preserve"> </w:t>
-            </w:r>
-            <w:proofErr w:type="spellStart"/>
-            <w:r>
-              <w:rPr>
-                <w:rFonts w:eastAsia="Times New Roman"/>
-                <w:color w:val="FF0000"/>
-              </w:rPr>
-              <w:t>склад</w:t>
-            </w:r>
-            <w:proofErr w:type="spellEnd"/>
+              <w:t>Товарно-сырьевой склад</w:t>
+            </w:r>
           </w:p>
         </w:tc>
         <w:tc>
@@ -12881,27 +12385,7 @@
           <w:szCs w:val="24"/>
           <w:lang w:val="ru-RU"/>
         </w:rPr>
-        <w:t xml:space="preserve">аботники соседних организаций и других объектов, которым может быть </w:t>
-      </w:r>
-      <w:proofErr w:type="spellStart"/>
-      <w:r>
-        <w:rPr>
-          <w:rFonts w:cs="Times New Roman"/>
-          <w:sz w:val="24"/>
-          <w:szCs w:val="24"/>
-          <w:lang w:val="ru-RU"/>
-        </w:rPr>
-        <w:t>причинен</w:t>
-      </w:r>
-      <w:proofErr w:type="spellEnd"/>
-      <w:r>
-        <w:rPr>
-          <w:rFonts w:cs="Times New Roman"/>
-          <w:sz w:val="24"/>
-          <w:szCs w:val="24"/>
-          <w:lang w:val="ru-RU"/>
-        </w:rPr>
-        <w:t xml:space="preserve"> вред здоровью или жизни в результате аварии на декларируемом объекте</w:t>
+        <w:t>аботники соседних организаций и других объектов, которым может быть причинен вред здоровью или жизни в результате аварии на декларируемом объекте</w:t>
       </w:r>
       <w:r>
         <w:rPr>
@@ -12941,27 +12425,7 @@
           <w:szCs w:val="24"/>
           <w:lang w:val="ru-RU"/>
         </w:rPr>
-        <w:t xml:space="preserve">ица на внешних транспортных коммуникациях (железные дороги, автодороги), которым может быть </w:t>
-      </w:r>
-      <w:proofErr w:type="spellStart"/>
-      <w:r>
-        <w:rPr>
-          <w:rFonts w:cs="Times New Roman"/>
-          <w:sz w:val="24"/>
-          <w:szCs w:val="24"/>
-          <w:lang w:val="ru-RU"/>
-        </w:rPr>
-        <w:t>причинен</w:t>
-      </w:r>
-      <w:proofErr w:type="spellEnd"/>
-      <w:r>
-        <w:rPr>
-          <w:rFonts w:cs="Times New Roman"/>
-          <w:sz w:val="24"/>
-          <w:szCs w:val="24"/>
-          <w:lang w:val="ru-RU"/>
-        </w:rPr>
-        <w:t xml:space="preserve"> вред здоровью или жизни в результате аварии на декларируемом объекте</w:t>
+        <w:t>ица на внешних транспортных коммуникациях (железные дороги, автодороги), которым может быть причинен вред здоровью или жизни в результате аварии на декларируемом объекте</w:t>
       </w:r>
       <w:r>
         <w:rPr>
@@ -13001,27 +12465,7 @@
           <w:szCs w:val="24"/>
           <w:lang w:val="ru-RU"/>
         </w:rPr>
-        <w:t xml:space="preserve">ные физические лица, которым может быть </w:t>
-      </w:r>
-      <w:proofErr w:type="spellStart"/>
-      <w:r>
-        <w:rPr>
-          <w:rFonts w:cs="Times New Roman"/>
-          <w:sz w:val="24"/>
-          <w:szCs w:val="24"/>
-          <w:lang w:val="ru-RU"/>
-        </w:rPr>
-        <w:t>причинен</w:t>
-      </w:r>
-      <w:proofErr w:type="spellEnd"/>
-      <w:r>
-        <w:rPr>
-          <w:rFonts w:cs="Times New Roman"/>
-          <w:sz w:val="24"/>
-          <w:szCs w:val="24"/>
-          <w:lang w:val="ru-RU"/>
-        </w:rPr>
-        <w:t xml:space="preserve"> вред здоровью или жизни в результате аварии на декларируемом объекте</w:t>
+        <w:t>ные физические лица, которым может быть причинен вред здоровью или жизни в результате аварии на декларируемом объекте</w:t>
       </w:r>
       <w:r>
         <w:rPr>
@@ -13095,37 +12539,7 @@
           <w:szCs w:val="24"/>
           <w:lang w:val="ru-RU" w:eastAsia="ru-RU"/>
         </w:rPr>
-        <w:t xml:space="preserve"> </w:t>
-      </w:r>
-      <w:r>
-        <w:rPr>
-          <w:rFonts w:ascii="Times New Roman" w:hAnsi="Times New Roman" w:cs="Times New Roman"/>
-          <w:color w:val="auto"/>
-          <w:sz w:val="24"/>
-          <w:szCs w:val="24"/>
-          <w:lang w:val="ru-RU" w:eastAsia="ru-RU"/>
-        </w:rPr>
-        <w:t>«</w:t>
-      </w:r>
-      <w:r>
-        <w:rPr>
-          <w:rFonts w:ascii="Times New Roman" w:hAnsi="Times New Roman" w:cs="Times New Roman"/>
-          <w:color w:val="auto"/>
-          <w:sz w:val="24"/>
-          <w:szCs w:val="24"/>
-          <w:lang w:val="ru-RU" w:eastAsia="ru-RU"/>
-        </w:rPr>
-        <w:t>Результаты анализа безопасности</w:t>
-      </w:r>
-      <w:r>
-        <w:rPr>
-          <w:rFonts w:ascii="Times New Roman" w:hAnsi="Times New Roman" w:cs="Times New Roman"/>
-          <w:color w:val="auto"/>
-          <w:sz w:val="24"/>
-          <w:szCs w:val="24"/>
-          <w:lang w:val="ru-RU" w:eastAsia="ru-RU"/>
-        </w:rPr>
-        <w:t>»</w:t>
+        <w:t xml:space="preserve"> Результаты анализа безопасности</w:t>
       </w:r>
       <w:bookmarkEnd w:id="24"/>
     </w:p>
@@ -13176,29 +12590,7 @@
           <w:szCs w:val="24"/>
           <w:lang w:val="ru-RU" w:eastAsia="ru-RU"/>
         </w:rPr>
-        <w:t xml:space="preserve">ведения об опасных веществах, на основании которых опасный производственный объект </w:t>
-      </w:r>
-      <w:proofErr w:type="spellStart"/>
-      <w:r>
-        <w:rPr>
-          <w:rFonts w:ascii="Times New Roman" w:hAnsi="Times New Roman" w:cs="Times New Roman"/>
-          <w:color w:val="auto"/>
-          <w:sz w:val="24"/>
-          <w:szCs w:val="24"/>
-          <w:lang w:val="ru-RU" w:eastAsia="ru-RU"/>
-        </w:rPr>
-        <w:t>отнесен</w:t>
-      </w:r>
-      <w:proofErr w:type="spellEnd"/>
-      <w:r>
-        <w:rPr>
-          <w:rFonts w:ascii="Times New Roman" w:hAnsi="Times New Roman" w:cs="Times New Roman"/>
-          <w:color w:val="auto"/>
-          <w:sz w:val="24"/>
-          <w:szCs w:val="24"/>
-          <w:lang w:val="ru-RU" w:eastAsia="ru-RU"/>
-        </w:rPr>
-        <w:t xml:space="preserve"> к декларируемым объектам</w:t>
+        <w:t>ведения об опасных веществах, на основании которых опасный производственный объект отнесен к декларируемым объектам</w:t>
       </w:r>
       <w:bookmarkEnd w:id="25"/>
     </w:p>
@@ -13726,19 +13118,9 @@
                       <wps:txbx>
                         <w:txbxContent>
                           <w:p>
-                            <w:proofErr w:type="spellStart"/>
                             <w:r>
-                              <w:t>Смоляное</w:t>
+                              <w:t>Смоляное месторождение</w:t>
                             </w:r>
-                            <w:proofErr w:type="spellEnd"/>
-                            <w:r>
-                              <w:t xml:space="preserve"> </w:t>
-                            </w:r>
-                            <w:proofErr w:type="spellStart"/>
-                            <w:r>
-                              <w:t>месторождение</w:t>
-                            </w:r>
-                            <w:proofErr w:type="spellEnd"/>
                           </w:p>
                         </w:txbxContent>
                       </wps:txbx>
@@ -13770,19 +13152,9 @@
                 <v:textbox>
                   <w:txbxContent>
                     <w:p>
-                      <w:proofErr w:type="spellStart"/>
                       <w:r>
-                        <w:t>Смоляное</w:t>
+                        <w:t>Смоляное месторождение</w:t>
                       </w:r>
-                      <w:proofErr w:type="spellEnd"/>
-                      <w:r>
-                        <w:t xml:space="preserve"> </w:t>
-                      </w:r>
-                      <w:proofErr w:type="spellStart"/>
-                      <w:r>
-                        <w:t>месторождение</w:t>
-                      </w:r>
-                      <w:proofErr w:type="spellEnd"/>
                     </w:p>
                   </w:txbxContent>
                 </v:textbox>
@@ -13875,7 +13247,7 @@
           </mc:Choice>
           <mc:Fallback>
             <w:pict>
-              <v:shapetype w14:anchorId="2A14B530" id="_x0000_t32" coordsize="21600,21600" o:spt="32" o:oned="t" path="m,l21600,21600e" filled="f">
+              <v:shapetype w14:anchorId="71D05F3C" id="_x0000_t32" coordsize="21600,21600" o:spt="32" o:oned="t" path="m,l21600,21600e" filled="f">
                 <v:path arrowok="t" fillok="f" o:connecttype="none"/>
                 <o:lock v:ext="edit" shapetype="t"/>
               </v:shapetype>
@@ -13956,15 +13328,7 @@
                         <w:txbxContent>
                           <w:p>
                             <w:r>
-                              <w:t>ДНС «</w:t>
-                            </w:r>
-                            <w:proofErr w:type="spellStart"/>
-                            <w:r>
-                              <w:t>Кодяковская</w:t>
-                            </w:r>
-                            <w:proofErr w:type="spellEnd"/>
-                            <w:r>
-                              <w:t>»</w:t>
+                              <w:t>ДНС «Кодяковская»</w:t>
                             </w:r>
                           </w:p>
                         </w:txbxContent>
@@ -13994,15 +13358,7 @@
                   <w:txbxContent>
                     <w:p>
                       <w:r>
-                        <w:t>ДНС «</w:t>
-                      </w:r>
-                      <w:proofErr w:type="spellStart"/>
-                      <w:r>
-                        <w:t>Кодяковская</w:t>
-                      </w:r>
-                      <w:proofErr w:type="spellEnd"/>
-                      <w:r>
-                        <w:t>»</w:t>
+                        <w:t>ДНС «Кодяковская»</w:t>
                       </w:r>
                     </w:p>
                   </w:txbxContent>
@@ -14065,21 +13421,7 @@
                               <w:rPr>
                                 <w:lang w:val="ru-RU"/>
                               </w:rPr>
-                              <w:t>Система межпромысловых трубопроводов (Смолянское месторождение - ДНС «</w:t>
-                            </w:r>
-                            <w:proofErr w:type="spellStart"/>
-                            <w:r>
-                              <w:rPr>
-                                <w:lang w:val="ru-RU"/>
-                              </w:rPr>
-                              <w:t>Кодяковская</w:t>
-                            </w:r>
-                            <w:proofErr w:type="spellEnd"/>
-                            <w:r>
-                              <w:rPr>
-                                <w:lang w:val="ru-RU"/>
-                              </w:rPr>
-                              <w:t>»)</w:t>
+                              <w:t>Система межпромысловых трубопроводов (Смолянское месторождение - ДНС «Кодяковская»)</w:t>
                             </w:r>
                           </w:p>
                         </w:txbxContent>
@@ -14117,21 +13459,7 @@
                         <w:rPr>
                           <w:lang w:val="ru-RU"/>
                         </w:rPr>
-                        <w:t>Система межпромысловых трубопроводов (Смолянское месторождение - ДНС «</w:t>
-                      </w:r>
-                      <w:proofErr w:type="spellStart"/>
-                      <w:r>
-                        <w:rPr>
-                          <w:lang w:val="ru-RU"/>
-                        </w:rPr>
-                        <w:t>Кодяковская</w:t>
-                      </w:r>
-                      <w:proofErr w:type="spellEnd"/>
-                      <w:r>
-                        <w:rPr>
-                          <w:lang w:val="ru-RU"/>
-                        </w:rPr>
-                        <w:t>»)</w:t>
+                        <w:t>Система межпромысловых трубопроводов (Смолянское месторождение - ДНС «Кодяковская»)</w:t>
                       </w:r>
                     </w:p>
                   </w:txbxContent>
@@ -14213,7 +13541,7 @@
           </mc:Choice>
           <mc:Fallback>
             <w:pict>
-              <v:shape w14:anchorId="5DCE68AC" id="Прямая со стрелкой 2" o:spid="_x0000_s1026" type="#_x0000_t32" style="position:absolute;margin-left:225.1pt;margin-top:21.4pt;width:30pt;height:0;z-index:251664896;visibility:visible;mso-wrap-style:square;mso-wrap-distance-left:9pt;mso-wrap-distance-top:0;mso-wrap-distance-right:9pt;mso-wrap-distance-bottom:0;mso-position-horizontal:absolute;mso-position-horizontal-relative:text;mso-position-vertical:absolute;mso-position-vertical-relative:text" o:gfxdata="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" strokecolor="#4f81bd [3204]" strokeweight="2pt">
+              <v:shape w14:anchorId="342A5D9C" id="Прямая со стрелкой 2" o:spid="_x0000_s1026" type="#_x0000_t32" style="position:absolute;margin-left:225.1pt;margin-top:21.4pt;width:30pt;height:0;z-index:251664896;visibility:visible;mso-wrap-style:square;mso-wrap-distance-left:9pt;mso-wrap-distance-top:0;mso-wrap-distance-right:9pt;mso-wrap-distance-bottom:0;mso-position-horizontal:absolute;mso-position-horizontal-relative:text;mso-position-vertical:absolute;mso-position-vertical-relative:text" o:gfxdata="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" strokecolor="#4f81bd [3204]" strokeweight="2pt">
                 <v:stroke endarrow="block"/>
                 <v:shadow on="t" color="black" opacity="24903f" origin=",.5" offset="0,.55556mm"/>
               </v:shape>
@@ -14322,7 +13650,7 @@
           </mc:Choice>
           <mc:Fallback>
             <w:pict>
-              <v:shape w14:anchorId="761550E1" id="Прямая со стрелкой 1" o:spid="_x0000_s1026" type="#_x0000_t32" style="position:absolute;margin-left:45.35pt;margin-top:6.75pt;width:55.35pt;height:0;z-index:251661824;visibility:visible;mso-wrap-style:square;mso-wrap-distance-left:9pt;mso-wrap-distance-top:0;mso-wrap-distance-right:9pt;mso-wrap-distance-bottom:0;mso-position-horizontal:absolute;mso-position-horizontal-relative:text;mso-position-vertical:absolute;mso-position-vertical-relative:text" o:gfxdata="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" strokecolor="#4579b8 [3044]">
+              <v:shape w14:anchorId="6CDDEE96" id="Прямая со стрелкой 1" o:spid="_x0000_s1026" type="#_x0000_t32" style="position:absolute;margin-left:45.35pt;margin-top:6.75pt;width:55.35pt;height:0;z-index:251661824;visibility:visible;mso-wrap-style:square;mso-wrap-distance-left:9pt;mso-wrap-distance-top:0;mso-wrap-distance-right:9pt;mso-wrap-distance-bottom:0;mso-position-horizontal:absolute;mso-position-horizontal-relative:text;mso-position-vertical:absolute;mso-position-vertical-relative:text" o:gfxdata="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" strokecolor="#4579b8 [3044]">
                 <v:stroke endarrow="block"/>
               </v:shape>
             </w:pict>
@@ -14490,51 +13818,7 @@
           <w:szCs w:val="24"/>
           <w:lang w:val="ru-RU" w:eastAsia="ru-RU"/>
         </w:rPr>
-        <w:t>бщие данные о распределении опасных веществ по декларируемому объекту, включающие сведения об общем количестве опасных веществ, находящихся в технических устройствах - аппаратах (</w:t>
-      </w:r>
-      <w:proofErr w:type="spellStart"/>
-      <w:r>
-        <w:rPr>
-          <w:rFonts w:ascii="Times New Roman" w:hAnsi="Times New Roman" w:cs="Times New Roman"/>
-          <w:color w:val="auto"/>
-          <w:sz w:val="24"/>
-          <w:szCs w:val="24"/>
-          <w:lang w:val="ru-RU" w:eastAsia="ru-RU"/>
-        </w:rPr>
-        <w:t>емкостях</w:t>
-      </w:r>
-      <w:proofErr w:type="spellEnd"/>
-      <w:r>
-        <w:rPr>
-          <w:rFonts w:ascii="Times New Roman" w:hAnsi="Times New Roman" w:cs="Times New Roman"/>
-          <w:color w:val="auto"/>
-          <w:sz w:val="24"/>
-          <w:szCs w:val="24"/>
-          <w:lang w:val="ru-RU" w:eastAsia="ru-RU"/>
-        </w:rPr>
-        <w:t xml:space="preserve">), трубопроводах с указанием максимального количества в единичной </w:t>
-      </w:r>
-      <w:proofErr w:type="spellStart"/>
-      <w:r>
-        <w:rPr>
-          <w:rFonts w:ascii="Times New Roman" w:hAnsi="Times New Roman" w:cs="Times New Roman"/>
-          <w:color w:val="auto"/>
-          <w:sz w:val="24"/>
-          <w:szCs w:val="24"/>
-          <w:lang w:val="ru-RU" w:eastAsia="ru-RU"/>
-        </w:rPr>
-        <w:t>емкости</w:t>
-      </w:r>
-      <w:proofErr w:type="spellEnd"/>
-      <w:r>
-        <w:rPr>
-          <w:rFonts w:ascii="Times New Roman" w:hAnsi="Times New Roman" w:cs="Times New Roman"/>
-          <w:color w:val="auto"/>
-          <w:sz w:val="24"/>
-          <w:szCs w:val="24"/>
-          <w:lang w:val="ru-RU" w:eastAsia="ru-RU"/>
-        </w:rPr>
-        <w:t xml:space="preserve"> или участке трубопровода наибольшей вместимости</w:t>
+        <w:t>бщие данные о распределении опасных веществ по декларируемому объекту, включающие сведения об общем количестве опасных веществ, находящихся в технических устройствах - аппаратах (емкостях), трубопроводах с указанием максимального количества в единичной емкости или участке трубопровода наибольшей вместимости</w:t>
       </w:r>
       <w:bookmarkEnd w:id="30"/>
     </w:p>
@@ -15230,7 +14514,6 @@
                 <w:szCs w:val="24"/>
               </w:rPr>
             </w:pPr>
-            <w:proofErr w:type="spellStart"/>
             <w:r>
               <w:rPr>
                 <w:b/>
@@ -15238,49 +14521,8 @@
                 <w:sz w:val="24"/>
                 <w:szCs w:val="24"/>
               </w:rPr>
-              <w:t>Возможные</w:t>
-            </w:r>
-            <w:proofErr w:type="spellEnd"/>
-            <w:r>
-              <w:rPr>
-                <w:b/>
-                <w:color w:val="00B0F0"/>
-                <w:sz w:val="24"/>
-                <w:szCs w:val="24"/>
-              </w:rPr>
-              <w:t xml:space="preserve"> </w:t>
-            </w:r>
-            <w:proofErr w:type="spellStart"/>
-            <w:r>
-              <w:rPr>
-                <w:b/>
-                <w:color w:val="00B0F0"/>
-                <w:sz w:val="24"/>
-                <w:szCs w:val="24"/>
-              </w:rPr>
-              <w:t>причины</w:t>
-            </w:r>
-            <w:proofErr w:type="spellEnd"/>
-            <w:r>
-              <w:rPr>
-                <w:b/>
-                <w:color w:val="00B0F0"/>
-                <w:sz w:val="24"/>
-                <w:szCs w:val="24"/>
-              </w:rPr>
-              <w:t xml:space="preserve"> </w:t>
-            </w:r>
-            <w:proofErr w:type="spellStart"/>
-            <w:r>
-              <w:rPr>
-                <w:b/>
-                <w:color w:val="00B0F0"/>
-                <w:sz w:val="24"/>
-                <w:szCs w:val="24"/>
-              </w:rPr>
-              <w:t>аварий</w:t>
-            </w:r>
-            <w:proofErr w:type="spellEnd"/>
+              <w:t>Возможные причины аварий</w:t>
+            </w:r>
           </w:p>
         </w:tc>
       </w:tr>
@@ -15369,7 +14611,6 @@
                 <w:szCs w:val="24"/>
               </w:rPr>
             </w:pPr>
-            <w:proofErr w:type="spellStart"/>
             <w:r>
               <w:rPr>
                 <w:bCs/>
@@ -15377,77 +14618,7 @@
                 <w:sz w:val="24"/>
                 <w:szCs w:val="24"/>
               </w:rPr>
-              <w:t>Протекание</w:t>
-            </w:r>
-            <w:proofErr w:type="spellEnd"/>
-            <w:r>
-              <w:rPr>
-                <w:bCs/>
-                <w:color w:val="00B0F0"/>
-                <w:sz w:val="24"/>
-                <w:szCs w:val="24"/>
-              </w:rPr>
-              <w:t xml:space="preserve"> </w:t>
-            </w:r>
-            <w:proofErr w:type="spellStart"/>
-            <w:r>
-              <w:rPr>
-                <w:bCs/>
-                <w:color w:val="00B0F0"/>
-                <w:sz w:val="24"/>
-                <w:szCs w:val="24"/>
-              </w:rPr>
-              <w:t>процесса</w:t>
-            </w:r>
-            <w:proofErr w:type="spellEnd"/>
-            <w:r>
-              <w:rPr>
-                <w:bCs/>
-                <w:color w:val="00B0F0"/>
-                <w:sz w:val="24"/>
-                <w:szCs w:val="24"/>
-              </w:rPr>
-              <w:t xml:space="preserve"> </w:t>
-            </w:r>
-            <w:proofErr w:type="spellStart"/>
-            <w:r>
-              <w:rPr>
-                <w:bCs/>
-                <w:color w:val="00B0F0"/>
-                <w:sz w:val="24"/>
-                <w:szCs w:val="24"/>
-              </w:rPr>
-              <w:t>под</w:t>
-            </w:r>
-            <w:proofErr w:type="spellEnd"/>
-            <w:r>
-              <w:rPr>
-                <w:bCs/>
-                <w:color w:val="00B0F0"/>
-                <w:sz w:val="24"/>
-                <w:szCs w:val="24"/>
-              </w:rPr>
-              <w:t xml:space="preserve"> </w:t>
-            </w:r>
-            <w:proofErr w:type="spellStart"/>
-            <w:r>
-              <w:rPr>
-                <w:bCs/>
-                <w:color w:val="00B0F0"/>
-                <w:sz w:val="24"/>
-                <w:szCs w:val="24"/>
-              </w:rPr>
-              <w:t>давлением</w:t>
-            </w:r>
-            <w:proofErr w:type="spellEnd"/>
-            <w:r>
-              <w:rPr>
-                <w:bCs/>
-                <w:color w:val="00B0F0"/>
-                <w:sz w:val="24"/>
-                <w:szCs w:val="24"/>
-              </w:rPr>
-              <w:t>;</w:t>
+              <w:t>Протекание процесса под давлением;</w:t>
             </w:r>
           </w:p>
           <w:p>
@@ -15650,7 +14821,6 @@
                 <w:szCs w:val="24"/>
               </w:rPr>
             </w:pPr>
-            <w:proofErr w:type="spellStart"/>
             <w:r>
               <w:rPr>
                 <w:bCs/>
@@ -15658,37 +14828,7 @@
                 <w:sz w:val="24"/>
                 <w:szCs w:val="24"/>
               </w:rPr>
-              <w:t>Отключение</w:t>
-            </w:r>
-            <w:proofErr w:type="spellEnd"/>
-            <w:r>
-              <w:rPr>
-                <w:bCs/>
-                <w:color w:val="00B0F0"/>
-                <w:sz w:val="24"/>
-                <w:szCs w:val="24"/>
-              </w:rPr>
-              <w:t xml:space="preserve"> </w:t>
-            </w:r>
-            <w:proofErr w:type="spellStart"/>
-            <w:r>
-              <w:rPr>
-                <w:bCs/>
-                <w:color w:val="00B0F0"/>
-                <w:sz w:val="24"/>
-                <w:szCs w:val="24"/>
-              </w:rPr>
-              <w:t>электроэнергии</w:t>
-            </w:r>
-            <w:proofErr w:type="spellEnd"/>
-            <w:r>
-              <w:rPr>
-                <w:bCs/>
-                <w:color w:val="00B0F0"/>
-                <w:sz w:val="24"/>
-                <w:szCs w:val="24"/>
-              </w:rPr>
-              <w:t>;</w:t>
+              <w:t>Отключение электроэнергии;</w:t>
             </w:r>
           </w:p>
           <w:p>
@@ -15840,7 +14980,6 @@
                 <w:szCs w:val="24"/>
               </w:rPr>
             </w:pPr>
-            <w:proofErr w:type="spellStart"/>
             <w:r>
               <w:rPr>
                 <w:bCs/>
@@ -15848,37 +14987,7 @@
                 <w:sz w:val="24"/>
                 <w:szCs w:val="24"/>
               </w:rPr>
-              <w:t>Террористические</w:t>
-            </w:r>
-            <w:proofErr w:type="spellEnd"/>
-            <w:r>
-              <w:rPr>
-                <w:bCs/>
-                <w:color w:val="00B0F0"/>
-                <w:sz w:val="24"/>
-                <w:szCs w:val="24"/>
-              </w:rPr>
-              <w:t xml:space="preserve"> </w:t>
-            </w:r>
-            <w:proofErr w:type="spellStart"/>
-            <w:r>
-              <w:rPr>
-                <w:bCs/>
-                <w:color w:val="00B0F0"/>
-                <w:sz w:val="24"/>
-                <w:szCs w:val="24"/>
-              </w:rPr>
-              <w:t>проявления</w:t>
-            </w:r>
-            <w:proofErr w:type="spellEnd"/>
-            <w:r>
-              <w:rPr>
-                <w:bCs/>
-                <w:color w:val="00B0F0"/>
-                <w:sz w:val="24"/>
-                <w:szCs w:val="24"/>
-              </w:rPr>
-              <w:t>;</w:t>
+              <w:t>Террористические проявления;</w:t>
             </w:r>
           </w:p>
           <w:p>
@@ -15929,7 +15038,6 @@
                 <w:szCs w:val="24"/>
               </w:rPr>
             </w:pPr>
-            <w:proofErr w:type="spellStart"/>
             <w:r>
               <w:rPr>
                 <w:bCs/>
@@ -15937,57 +15045,7 @@
                 <w:sz w:val="24"/>
                 <w:szCs w:val="24"/>
               </w:rPr>
-              <w:t>Воздействие</w:t>
-            </w:r>
-            <w:proofErr w:type="spellEnd"/>
-            <w:r>
-              <w:rPr>
-                <w:bCs/>
-                <w:color w:val="00B0F0"/>
-                <w:sz w:val="24"/>
-                <w:szCs w:val="24"/>
-              </w:rPr>
-              <w:t xml:space="preserve"> </w:t>
-            </w:r>
-            <w:proofErr w:type="spellStart"/>
-            <w:r>
-              <w:rPr>
-                <w:bCs/>
-                <w:color w:val="00B0F0"/>
-                <w:sz w:val="24"/>
-                <w:szCs w:val="24"/>
-              </w:rPr>
-              <w:t>природных</w:t>
-            </w:r>
-            <w:proofErr w:type="spellEnd"/>
-            <w:r>
-              <w:rPr>
-                <w:bCs/>
-                <w:color w:val="00B0F0"/>
-                <w:sz w:val="24"/>
-                <w:szCs w:val="24"/>
-              </w:rPr>
-              <w:t xml:space="preserve"> </w:t>
-            </w:r>
-            <w:proofErr w:type="spellStart"/>
-            <w:r>
-              <w:rPr>
-                <w:bCs/>
-                <w:color w:val="00B0F0"/>
-                <w:sz w:val="24"/>
-                <w:szCs w:val="24"/>
-              </w:rPr>
-              <w:t>факторов</w:t>
-            </w:r>
-            <w:proofErr w:type="spellEnd"/>
-            <w:r>
-              <w:rPr>
-                <w:bCs/>
-                <w:color w:val="00B0F0"/>
-                <w:sz w:val="24"/>
-                <w:szCs w:val="24"/>
-              </w:rPr>
-              <w:t xml:space="preserve">, </w:t>
+              <w:t xml:space="preserve">Воздействие природных факторов, </w:t>
             </w:r>
           </w:p>
           <w:p>
@@ -16696,29 +15754,7 @@
           <w:szCs w:val="24"/>
           <w:lang w:val="ru-RU" w:eastAsia="ru-RU"/>
         </w:rPr>
-        <w:t xml:space="preserve">ведения о возможном числе потерпевших, включая погибших среди работников на декларируемом объекте и иных физических лиц, которым может быть </w:t>
-      </w:r>
-      <w:proofErr w:type="spellStart"/>
-      <w:r>
-        <w:rPr>
-          <w:rFonts w:ascii="Times New Roman" w:hAnsi="Times New Roman" w:cs="Times New Roman"/>
-          <w:color w:val="auto"/>
-          <w:sz w:val="24"/>
-          <w:szCs w:val="24"/>
-          <w:lang w:val="ru-RU" w:eastAsia="ru-RU"/>
-        </w:rPr>
-        <w:t>причинен</w:t>
-      </w:r>
-      <w:proofErr w:type="spellEnd"/>
-      <w:r>
-        <w:rPr>
-          <w:rFonts w:ascii="Times New Roman" w:hAnsi="Times New Roman" w:cs="Times New Roman"/>
-          <w:color w:val="auto"/>
-          <w:sz w:val="24"/>
-          <w:szCs w:val="24"/>
-          <w:lang w:val="ru-RU" w:eastAsia="ru-RU"/>
-        </w:rPr>
-        <w:t xml:space="preserve"> вред здоровью или жизни в результате аварии на декларируемом объекте</w:t>
+        <w:t>ведения о возможном числе потерпевших, включая погибших среди работников на декларируемом объекте и иных физических лиц, которым может быть причинен вред здоровью или жизни в результате аварии на декларируемом объекте</w:t>
       </w:r>
       <w:bookmarkEnd w:id="40"/>
     </w:p>
@@ -16754,27 +15790,7 @@
           <w:szCs w:val="24"/>
           <w:lang w:val="ru-RU"/>
         </w:rPr>
-        <w:t xml:space="preserve">Сведения о возможном числе потерпевших, включая погибших среди работников на декларируемом объекте и иных физических лиц, которым может быть </w:t>
-      </w:r>
-      <w:proofErr w:type="spellStart"/>
-      <w:r>
-        <w:rPr>
-          <w:rFonts w:cs="Times New Roman"/>
-          <w:sz w:val="24"/>
-          <w:szCs w:val="24"/>
-          <w:lang w:val="ru-RU"/>
-        </w:rPr>
-        <w:t>причинен</w:t>
-      </w:r>
-      <w:proofErr w:type="spellEnd"/>
-      <w:r>
-        <w:rPr>
-          <w:rFonts w:cs="Times New Roman"/>
-          <w:sz w:val="24"/>
-          <w:szCs w:val="24"/>
-          <w:lang w:val="ru-RU"/>
-        </w:rPr>
-        <w:t xml:space="preserve"> вред здоровью или жизни в результате аварии на декларируемом объекте представлены в таблице ниже</w:t>
+        <w:t>Сведения о возможном числе потерпевших, включая погибших среди работников на декларируемом объекте и иных физических лиц, которым может быть причинен вред здоровью или жизни в результате аварии на декларируемом объекте представлены в таблице ниже</w:t>
       </w:r>
       <w:r>
         <w:rPr>
@@ -17705,47 +16721,7 @@
           <w:szCs w:val="24"/>
           <w:lang w:val="ru-RU" w:eastAsia="ru-RU"/>
         </w:rPr>
-        <w:t xml:space="preserve">- ожидаемое количество </w:t>
-      </w:r>
-      <w:proofErr w:type="spellStart"/>
-      <w:r>
-        <w:rPr>
-          <w:rFonts w:cs="Times New Roman"/>
-          <w:sz w:val="24"/>
-          <w:szCs w:val="24"/>
-          <w:lang w:val="ru-RU" w:eastAsia="ru-RU"/>
-        </w:rPr>
-        <w:t>пораженных</w:t>
-      </w:r>
-      <w:proofErr w:type="spellEnd"/>
-      <w:r>
-        <w:rPr>
-          <w:rFonts w:cs="Times New Roman"/>
-          <w:sz w:val="24"/>
-          <w:szCs w:val="24"/>
-          <w:lang w:val="ru-RU" w:eastAsia="ru-RU"/>
-        </w:rPr>
-        <w:t xml:space="preserve"> в результате возможных аварий за </w:t>
-      </w:r>
-      <w:proofErr w:type="spellStart"/>
-      <w:r>
-        <w:rPr>
-          <w:rFonts w:cs="Times New Roman"/>
-          <w:sz w:val="24"/>
-          <w:szCs w:val="24"/>
-          <w:lang w:val="ru-RU" w:eastAsia="ru-RU"/>
-        </w:rPr>
-        <w:t>определенный</w:t>
-      </w:r>
-      <w:proofErr w:type="spellEnd"/>
-      <w:r>
-        <w:rPr>
-          <w:rFonts w:cs="Times New Roman"/>
-          <w:sz w:val="24"/>
-          <w:szCs w:val="24"/>
-          <w:lang w:val="ru-RU" w:eastAsia="ru-RU"/>
-        </w:rPr>
-        <w:t xml:space="preserve"> период времени; </w:t>
+        <w:t xml:space="preserve">- ожидаемое количество пораженных в результате возможных аварий за определенный период времени; </w:t>
       </w:r>
     </w:p>
     <w:p>
@@ -17899,27 +16875,7 @@
           <w:szCs w:val="24"/>
           <w:lang w:val="ru-RU" w:eastAsia="ru-RU"/>
         </w:rPr>
-        <w:t xml:space="preserve">, в которых пострадало на </w:t>
-      </w:r>
-      <w:proofErr w:type="spellStart"/>
-      <w:r>
-        <w:rPr>
-          <w:rFonts w:cs="Times New Roman"/>
-          <w:sz w:val="24"/>
-          <w:szCs w:val="24"/>
-          <w:lang w:val="ru-RU" w:eastAsia="ru-RU"/>
-        </w:rPr>
-        <w:t>определенном</w:t>
-      </w:r>
-      <w:proofErr w:type="spellEnd"/>
-      <w:r>
-        <w:rPr>
-          <w:rFonts w:cs="Times New Roman"/>
-          <w:sz w:val="24"/>
-          <w:szCs w:val="24"/>
-          <w:lang w:val="ru-RU" w:eastAsia="ru-RU"/>
-        </w:rPr>
-        <w:t xml:space="preserve"> уровне не менее </w:t>
+        <w:t xml:space="preserve">, в которых пострадало на определенном уровне не менее </w:t>
       </w:r>
       <w:r>
         <w:rPr>
@@ -22344,29 +21300,7 @@
           <w:szCs w:val="24"/>
           <w:lang w:val="ru-RU" w:eastAsia="ru-RU"/>
         </w:rPr>
-        <w:t xml:space="preserve">ведения о профессиональной и противоаварийной подготовке персонала в соответствии с положением о системе управления промышленной безопасности, </w:t>
-      </w:r>
-      <w:proofErr w:type="spellStart"/>
-      <w:r>
-        <w:rPr>
-          <w:rFonts w:ascii="Times New Roman" w:hAnsi="Times New Roman" w:cs="Times New Roman"/>
-          <w:color w:val="auto"/>
-          <w:sz w:val="24"/>
-          <w:szCs w:val="24"/>
-          <w:lang w:val="ru-RU" w:eastAsia="ru-RU"/>
-        </w:rPr>
-        <w:t>утвержденным</w:t>
-      </w:r>
-      <w:proofErr w:type="spellEnd"/>
-      <w:r>
-        <w:rPr>
-          <w:rFonts w:ascii="Times New Roman" w:hAnsi="Times New Roman" w:cs="Times New Roman"/>
-          <w:color w:val="auto"/>
-          <w:sz w:val="24"/>
-          <w:szCs w:val="24"/>
-          <w:lang w:val="ru-RU" w:eastAsia="ru-RU"/>
-        </w:rPr>
-        <w:t xml:space="preserve"> руководителем организации, эксплуатирующей опасный производственный объект I или II классов опасности</w:t>
+        <w:t>ведения о профессиональной и противоаварийной подготовке персонала в соответствии с положением о системе управления промышленной безопасности, утвержденным руководителем организации, эксплуатирующей опасный производственный объект I или II классов опасности</w:t>
       </w:r>
       <w:bookmarkEnd w:id="60"/>
     </w:p>
@@ -22751,29 +21685,7 @@
           <w:szCs w:val="24"/>
           <w:lang w:val="ru-RU" w:eastAsia="ru-RU"/>
         </w:rPr>
-        <w:t>Аттестация руководителей и специалистов структурных подразделений ПАО «Татнефть» проводится в совместной аттестационной комиссии, назначенной приказом «Об организации системы аттестации в области промышленной безопасности, по вопросам безопасности гидротехнических сооружений, безопасности в сфере электроэнергетики», №14/</w:t>
-      </w:r>
-      <w:proofErr w:type="spellStart"/>
-      <w:r>
-        <w:rPr>
-          <w:rFonts w:cs="Times New Roman"/>
-          <w:color w:val="E36C0A" w:themeColor="accent6" w:themeShade="BF"/>
-          <w:sz w:val="24"/>
-          <w:szCs w:val="24"/>
-          <w:lang w:val="ru-RU" w:eastAsia="ru-RU"/>
-        </w:rPr>
-        <w:t>СовмПр</w:t>
-      </w:r>
-      <w:proofErr w:type="spellEnd"/>
-      <w:r>
-        <w:rPr>
-          <w:rFonts w:cs="Times New Roman"/>
-          <w:color w:val="E36C0A" w:themeColor="accent6" w:themeShade="BF"/>
-          <w:sz w:val="24"/>
-          <w:szCs w:val="24"/>
-          <w:lang w:val="ru-RU" w:eastAsia="ru-RU"/>
-        </w:rPr>
-        <w:t xml:space="preserve"> от 26.12.2022 г. Аттестация проводится через ИЕ ЕПТ в ЧОУ ДПО «ЦПК-Татнефть». Подготовка руководителей и специалистов к аттестации проводится в режиме самоподготовки».</w:t>
+        <w:t>Аттестация руководителей и специалистов структурных подразделений ПАО «Татнефть» проводится в совместной аттестационной комиссии, назначенной приказом «Об организации системы аттестации в области промышленной безопасности, по вопросам безопасности гидротехнических сооружений, безопасности в сфере электроэнергетики», №14/СовмПр от 26.12.2022 г. Аттестация проводится через ИЕ ЕПТ в ЧОУ ДПО «ЦПК-Татнефть». Подготовка руководителей и специалистов к аттестации проводится в режиме самоподготовки».</w:t>
       </w:r>
     </w:p>
     <w:p>
@@ -22859,17 +21771,18 @@
           <w:szCs w:val="24"/>
           <w:lang w:val="ru-RU" w:eastAsia="ru-RU"/>
         </w:rPr>
-        <w:t>Вводный инструктаж проводит Центра промышленной и экологической безопасности ЦОБ ПАО «Татнефть», по адресу г. Альметьевск пр. Тукая 33. Результаты проведения инструктажей оформляются записью в «Журнале регистрации вводного инструктажа». Кроме этого, с работниками предприятия проводятся: первичный инструктаж на рабочем месте; повторные инструктажи (один раз в три месяца); целевые инструктажи; внеочередные (внеплановые)</w:t>
-      </w:r>
-      <w:r>
-        <w:rPr>
-          <w:rFonts w:cs="Times New Roman"/>
-          <w:color w:val="E36C0A" w:themeColor="accent6" w:themeShade="BF"/>
-          <w:sz w:val="24"/>
-          <w:szCs w:val="24"/>
-          <w:lang w:val="ru-RU" w:eastAsia="ru-RU"/>
-        </w:rPr>
-        <w:t>.</w:t>
+        <w:t xml:space="preserve">Вводный инструктаж проводит Центра промышленной и экологической безопасности ЦОБ ПАО «Татнефть», по адресу г. Альметьевск пр. Тукая 33. Результаты проведения инструктажей оформляются записью в «Журнале регистрации вводного инструктажа». </w:t>
+      </w:r>
+      <w:r>
+        <w:rPr>
+          <w:rFonts w:cs="Times New Roman"/>
+          <w:color w:val="000000" w:themeColor="text1"/>
+          <w:sz w:val="24"/>
+          <w:szCs w:val="24"/>
+          <w:highlight w:val="lightGray"/>
+          <w:lang w:val="ru-RU" w:eastAsia="ru-RU"/>
+        </w:rPr>
+        <w:t>Кроме этого, с работниками предприятия проводятся: первичный инструктаж на рабочем месте; повторные инструктажи (один раз в три месяца); целевые инструктажи; внеочередные (внеплановые) инструктажи.</w:t>
       </w:r>
     </w:p>
     <w:p>
@@ -23112,27 +22025,28 @@
           <w:rFonts w:cs="Times New Roman"/>
           <w:sz w:val="24"/>
           <w:szCs w:val="24"/>
-          <w:lang w:val="ru-RU" w:eastAsia="ru-RU"/>
-        </w:rPr>
-        <w:t xml:space="preserve">Ознакомление с </w:t>
-      </w:r>
-      <w:r>
-        <w:rPr>
-          <w:rFonts w:cs="Times New Roman"/>
-          <w:sz w:val="24"/>
-          <w:szCs w:val="24"/>
-          <w:lang w:val="ru-RU" w:eastAsia="ru-RU"/>
-        </w:rPr>
-        <w:t>ПМЛЛПА</w:t>
-      </w:r>
-      <w:r>
-        <w:rPr>
-          <w:rFonts w:cs="Times New Roman"/>
-          <w:sz w:val="24"/>
-          <w:szCs w:val="24"/>
-          <w:lang w:val="ru-RU" w:eastAsia="ru-RU"/>
-        </w:rPr>
-        <w:t xml:space="preserve"> производственно-технического персонала оформлено документально в журнале регистрации инструктажей на рабочем месте под роспись. Ознакомление и доведение до сведения персонала производственного объекта содержания </w:t>
+          <w:highlight w:val="lightGray"/>
+          <w:lang w:val="ru-RU" w:eastAsia="ru-RU"/>
+        </w:rPr>
+        <w:t>Ознакомление с ПМЛЛПА производственно-технического персонала оформлено документально в журнале регистрации инструктажей на рабочем месте под подпись.</w:t>
+      </w:r>
+      <w:r>
+        <w:rPr>
+          <w:rFonts w:cs="Times New Roman"/>
+          <w:sz w:val="24"/>
+          <w:szCs w:val="24"/>
+          <w:lang w:val="ru-RU" w:eastAsia="ru-RU"/>
+        </w:rPr>
+        <w:t xml:space="preserve"> </w:t>
+      </w:r>
+      <w:r>
+        <w:rPr>
+          <w:rFonts w:cs="Times New Roman"/>
+          <w:sz w:val="24"/>
+          <w:szCs w:val="24"/>
+          <w:lang w:val="ru-RU" w:eastAsia="ru-RU"/>
+        </w:rPr>
+        <w:t xml:space="preserve">Ознакомление и доведение до сведения персонала производственного объекта содержания </w:t>
       </w:r>
       <w:r>
         <w:rPr>
@@ -23190,27 +22104,7 @@
           <w:szCs w:val="24"/>
           <w:lang w:val="ru-RU" w:eastAsia="ru-RU"/>
         </w:rPr>
-        <w:t xml:space="preserve"> проверяется во время учебно-тренировочных занятий с персоналом объекта, проводимых по графику, </w:t>
-      </w:r>
-      <w:proofErr w:type="spellStart"/>
-      <w:r>
-        <w:rPr>
-          <w:rFonts w:cs="Times New Roman"/>
-          <w:sz w:val="24"/>
-          <w:szCs w:val="24"/>
-          <w:lang w:val="ru-RU" w:eastAsia="ru-RU"/>
-        </w:rPr>
-        <w:t>утвержденному</w:t>
-      </w:r>
-      <w:proofErr w:type="spellEnd"/>
-      <w:r>
-        <w:rPr>
-          <w:rFonts w:cs="Times New Roman"/>
-          <w:sz w:val="24"/>
-          <w:szCs w:val="24"/>
-          <w:lang w:val="ru-RU" w:eastAsia="ru-RU"/>
-        </w:rPr>
-        <w:t xml:space="preserve"> техническим руководителем структурного подразделения, эксплуатирующего опасный производственный объект. График учебно-тренировочных занятий по </w:t>
+        <w:t xml:space="preserve"> проверяется во время учебно-тренировочных занятий с персоналом объекта, проводимых по графику, утвержденному техническим руководителем структурного подразделения, эксплуатирующего опасный производственный объект. График учебно-тренировочных занятий по </w:t>
       </w:r>
       <w:r>
         <w:rPr>
@@ -23228,27 +22122,7 @@
           <w:szCs w:val="24"/>
           <w:lang w:val="ru-RU" w:eastAsia="ru-RU"/>
         </w:rPr>
-        <w:t xml:space="preserve"> с персоналом ОПО составляется на год. Темы учебно-тренировочных занятий должны соответствовать возможным аварийным ситуациям, </w:t>
-      </w:r>
-      <w:proofErr w:type="spellStart"/>
-      <w:r>
-        <w:rPr>
-          <w:rFonts w:cs="Times New Roman"/>
-          <w:sz w:val="24"/>
-          <w:szCs w:val="24"/>
-          <w:lang w:val="ru-RU" w:eastAsia="ru-RU"/>
-        </w:rPr>
-        <w:t>определенным</w:t>
-      </w:r>
-      <w:proofErr w:type="spellEnd"/>
-      <w:r>
-        <w:rPr>
-          <w:rFonts w:cs="Times New Roman"/>
-          <w:sz w:val="24"/>
-          <w:szCs w:val="24"/>
-          <w:lang w:val="ru-RU" w:eastAsia="ru-RU"/>
-        </w:rPr>
-        <w:t xml:space="preserve"> в оперативной части </w:t>
+        <w:t xml:space="preserve"> с персоналом ОПО составляется на год. Темы учебно-тренировочных занятий должны соответствовать возможным аварийным ситуациям, определенным в оперативной части </w:t>
       </w:r>
       <w:r>
         <w:rPr>
@@ -23316,67 +22190,7 @@
           <w:lang w:val="ru-RU" w:eastAsia="ru-RU"/>
         </w:rPr>
         <w:lastRenderedPageBreak/>
-        <w:t xml:space="preserve">структурного подразделения, эксплуатирующего опасный производственный объект, с </w:t>
-      </w:r>
-      <w:proofErr w:type="spellStart"/>
-      <w:r>
-        <w:rPr>
-          <w:rFonts w:cs="Times New Roman"/>
-          <w:sz w:val="24"/>
-          <w:szCs w:val="24"/>
-          <w:lang w:val="ru-RU" w:eastAsia="ru-RU"/>
-        </w:rPr>
-        <w:t>учетом</w:t>
-      </w:r>
-      <w:proofErr w:type="spellEnd"/>
-      <w:r>
-        <w:rPr>
-          <w:rFonts w:cs="Times New Roman"/>
-          <w:sz w:val="24"/>
-          <w:szCs w:val="24"/>
-          <w:lang w:val="ru-RU" w:eastAsia="ru-RU"/>
-        </w:rPr>
-        <w:t xml:space="preserve"> количества видов возможных аварий и конкретных условий, но не реже одного раза в год по каждому виду возможных аварии, с </w:t>
-      </w:r>
-      <w:proofErr w:type="spellStart"/>
-      <w:r>
-        <w:rPr>
-          <w:rFonts w:cs="Times New Roman"/>
-          <w:sz w:val="24"/>
-          <w:szCs w:val="24"/>
-          <w:lang w:val="ru-RU" w:eastAsia="ru-RU"/>
-        </w:rPr>
-        <w:t>учетом</w:t>
-      </w:r>
-      <w:proofErr w:type="spellEnd"/>
-      <w:r>
-        <w:rPr>
-          <w:rFonts w:cs="Times New Roman"/>
-          <w:sz w:val="24"/>
-          <w:szCs w:val="24"/>
-          <w:lang w:val="ru-RU" w:eastAsia="ru-RU"/>
-        </w:rPr>
-        <w:t xml:space="preserve"> сезонности, а также с </w:t>
-      </w:r>
-      <w:proofErr w:type="spellStart"/>
-      <w:r>
-        <w:rPr>
-          <w:rFonts w:cs="Times New Roman"/>
-          <w:sz w:val="24"/>
-          <w:szCs w:val="24"/>
-          <w:lang w:val="ru-RU" w:eastAsia="ru-RU"/>
-        </w:rPr>
-        <w:t>учетом</w:t>
-      </w:r>
-      <w:proofErr w:type="spellEnd"/>
-      <w:r>
-        <w:rPr>
-          <w:rFonts w:cs="Times New Roman"/>
-          <w:sz w:val="24"/>
-          <w:szCs w:val="24"/>
-          <w:lang w:val="ru-RU" w:eastAsia="ru-RU"/>
-        </w:rPr>
-        <w:t xml:space="preserve">, что при вахтовом методе работы работников цеха необходимо, чтобы каждая тема учебно-тренировочных занятий с работником была проведена. </w:t>
+        <w:t xml:space="preserve">структурного подразделения, эксплуатирующего опасный производственный объект, с учетом количества видов возможных аварий и конкретных условий, но не реже одного раза в год по каждому виду возможных аварии, с учетом сезонности, а также с учетом, что при вахтовом методе работы работников цеха необходимо, чтобы каждая тема учебно-тренировочных занятий с работником была проведена. </w:t>
       </w:r>
     </w:p>
     <w:p>
@@ -23683,29 +22497,7 @@
           <w:szCs w:val="24"/>
           <w:lang w:val="ru-RU" w:eastAsia="ru-RU"/>
         </w:rPr>
-        <w:t xml:space="preserve"> в действие приказ №444/МНУ-</w:t>
-      </w:r>
-      <w:proofErr w:type="spellStart"/>
-      <w:r>
-        <w:rPr>
-          <w:rFonts w:cs="Times New Roman"/>
-          <w:color w:val="E36C0A" w:themeColor="accent6" w:themeShade="BF"/>
-          <w:sz w:val="24"/>
-          <w:szCs w:val="24"/>
-          <w:lang w:val="ru-RU" w:eastAsia="ru-RU"/>
-        </w:rPr>
-        <w:t>Пр</w:t>
-      </w:r>
-      <w:proofErr w:type="spellEnd"/>
-      <w:r>
-        <w:rPr>
-          <w:rFonts w:cs="Times New Roman"/>
-          <w:color w:val="E36C0A" w:themeColor="accent6" w:themeShade="BF"/>
-          <w:sz w:val="24"/>
-          <w:szCs w:val="24"/>
-          <w:lang w:val="ru-RU" w:eastAsia="ru-RU"/>
-        </w:rPr>
-        <w:t xml:space="preserve">(0002) от 15.10.2019 г. «О политике в области промышленной безопасности, охраны труда и окружающей среды». Целью управления промышленной безопасностью в ПАО «Татнефть» им. В.Д. Шашина является обеспечение </w:t>
+        <w:t xml:space="preserve"> в действие приказ №444/МНУ-Пр(0002) от 15.10.2019 г. «О политике в области промышленной безопасности, охраны труда и окружающей среды». Целью управления промышленной безопасностью в ПАО «Татнефть» им. В.Д. Шашина является обеспечение </w:t>
       </w:r>
       <w:r>
         <w:rPr>
@@ -24193,59 +22985,13 @@
           <w:szCs w:val="24"/>
         </w:rPr>
       </w:pPr>
-      <w:proofErr w:type="spellStart"/>
       <w:r>
         <w:rPr>
           <w:rFonts w:eastAsia="Calibri"/>
           <w:sz w:val="24"/>
           <w:szCs w:val="24"/>
         </w:rPr>
-        <w:t>управление</w:t>
-      </w:r>
-      <w:proofErr w:type="spellEnd"/>
-      <w:r>
-        <w:rPr>
-          <w:rFonts w:eastAsia="Calibri"/>
-          <w:sz w:val="24"/>
-          <w:szCs w:val="24"/>
-        </w:rPr>
-        <w:t xml:space="preserve"> </w:t>
-      </w:r>
-      <w:proofErr w:type="spellStart"/>
-      <w:r>
-        <w:rPr>
-          <w:rFonts w:eastAsia="Calibri"/>
-          <w:sz w:val="24"/>
-          <w:szCs w:val="24"/>
-        </w:rPr>
-        <w:t>промышленными</w:t>
-      </w:r>
-      <w:proofErr w:type="spellEnd"/>
-      <w:r>
-        <w:rPr>
-          <w:rFonts w:eastAsia="Calibri"/>
-          <w:sz w:val="24"/>
-          <w:szCs w:val="24"/>
-        </w:rPr>
-        <w:t xml:space="preserve"> </w:t>
-      </w:r>
-      <w:proofErr w:type="spellStart"/>
-      <w:r>
-        <w:rPr>
-          <w:rFonts w:eastAsia="Calibri"/>
-          <w:sz w:val="24"/>
-          <w:szCs w:val="24"/>
-        </w:rPr>
-        <w:t>рисками</w:t>
-      </w:r>
-      <w:proofErr w:type="spellEnd"/>
-      <w:r>
-        <w:rPr>
-          <w:rFonts w:eastAsia="Calibri"/>
-          <w:sz w:val="24"/>
-          <w:szCs w:val="24"/>
-        </w:rPr>
-        <w:t>;</w:t>
+        <w:t>управление промышленными рисками;</w:t>
       </w:r>
     </w:p>
     <w:p>
@@ -24382,77 +23128,13 @@
           <w:szCs w:val="24"/>
         </w:rPr>
       </w:pPr>
-      <w:proofErr w:type="spellStart"/>
       <w:r>
         <w:rPr>
           <w:rFonts w:eastAsia="Calibri"/>
           <w:sz w:val="24"/>
           <w:szCs w:val="24"/>
         </w:rPr>
-        <w:t>контроль</w:t>
-      </w:r>
-      <w:proofErr w:type="spellEnd"/>
-      <w:r>
-        <w:rPr>
-          <w:rFonts w:eastAsia="Calibri"/>
-          <w:sz w:val="24"/>
-          <w:szCs w:val="24"/>
-        </w:rPr>
-        <w:t xml:space="preserve"> </w:t>
-      </w:r>
-      <w:proofErr w:type="spellStart"/>
-      <w:r>
-        <w:rPr>
-          <w:rFonts w:eastAsia="Calibri"/>
-          <w:sz w:val="24"/>
-          <w:szCs w:val="24"/>
-        </w:rPr>
-        <w:t>соблюдения</w:t>
-      </w:r>
-      <w:proofErr w:type="spellEnd"/>
-      <w:r>
-        <w:rPr>
-          <w:rFonts w:eastAsia="Calibri"/>
-          <w:sz w:val="24"/>
-          <w:szCs w:val="24"/>
-        </w:rPr>
-        <w:t xml:space="preserve"> </w:t>
-      </w:r>
-      <w:proofErr w:type="spellStart"/>
-      <w:r>
-        <w:rPr>
-          <w:rFonts w:eastAsia="Calibri"/>
-          <w:sz w:val="24"/>
-          <w:szCs w:val="24"/>
-        </w:rPr>
-        <w:t>технологической</w:t>
-      </w:r>
-      <w:proofErr w:type="spellEnd"/>
-      <w:r>
-        <w:rPr>
-          <w:rFonts w:eastAsia="Calibri"/>
-          <w:sz w:val="24"/>
-          <w:szCs w:val="24"/>
-        </w:rPr>
-        <w:t xml:space="preserve"> </w:t>
-      </w:r>
-      <w:proofErr w:type="spellStart"/>
-      <w:r>
-        <w:rPr>
-          <w:rFonts w:eastAsia="Calibri"/>
-          <w:sz w:val="24"/>
-          <w:szCs w:val="24"/>
-        </w:rPr>
-        <w:t>дисциплины</w:t>
-      </w:r>
-      <w:proofErr w:type="spellEnd"/>
-      <w:r>
-        <w:rPr>
-          <w:rFonts w:eastAsia="Calibri"/>
-          <w:sz w:val="24"/>
-          <w:szCs w:val="24"/>
-        </w:rPr>
-        <w:t>;</w:t>
+        <w:t>контроль соблюдения технологической дисциплины;</w:t>
       </w:r>
     </w:p>
     <w:p>
@@ -25124,25 +23806,7 @@
           <w:szCs w:val="24"/>
           <w:lang w:val="ru-RU"/>
         </w:rPr>
-        <w:t xml:space="preserve">Целью производственного контроля является предупреждение аварий, инцидентов и обеспечение готовности организации к локализации и ликвидации последствий аварий и инцидентов на опасных производственных объектах за </w:t>
-      </w:r>
-      <w:proofErr w:type="spellStart"/>
-      <w:r>
-        <w:rPr>
-          <w:sz w:val="24"/>
-          <w:szCs w:val="24"/>
-          <w:lang w:val="ru-RU"/>
-        </w:rPr>
-        <w:t>счет</w:t>
-      </w:r>
-      <w:proofErr w:type="spellEnd"/>
-      <w:r>
-        <w:rPr>
-          <w:sz w:val="24"/>
-          <w:szCs w:val="24"/>
-          <w:lang w:val="ru-RU"/>
-        </w:rPr>
-        <w:t xml:space="preserve"> осуществления комплекса организационно-технических мероприятий.</w:t>
+        <w:t>Целью производственного контроля является предупреждение аварий, инцидентов и обеспечение готовности организации к локализации и ликвидации последствий аварий и инцидентов на опасных производственных объектах за счет осуществления комплекса организационно-технических мероприятий.</w:t>
       </w:r>
     </w:p>
     <w:p>
@@ -25191,27 +23855,7 @@
           <w:szCs w:val="24"/>
           <w:lang w:val="ru-RU"/>
         </w:rPr>
-        <w:t xml:space="preserve">анализ состояния промышленной безопасности опасных производственных объектов, в том числе </w:t>
-      </w:r>
-      <w:proofErr w:type="spellStart"/>
-      <w:r>
-        <w:rPr>
-          <w:rFonts w:eastAsia="Calibri"/>
-          <w:sz w:val="24"/>
-          <w:szCs w:val="24"/>
-          <w:lang w:val="ru-RU"/>
-        </w:rPr>
-        <w:t>путем</w:t>
-      </w:r>
-      <w:proofErr w:type="spellEnd"/>
-      <w:r>
-        <w:rPr>
-          <w:rFonts w:eastAsia="Calibri"/>
-          <w:sz w:val="24"/>
-          <w:szCs w:val="24"/>
-          <w:lang w:val="ru-RU"/>
-        </w:rPr>
-        <w:t xml:space="preserve"> организации проведения соответствующих экспертиз и обследований;</w:t>
+        <w:t>анализ состояния промышленной безопасности опасных производственных объектов, в том числе путем организации проведения соответствующих экспертиз и обследований;</w:t>
       </w:r>
     </w:p>
     <w:p>
@@ -25434,25 +24078,7 @@
           <w:szCs w:val="24"/>
           <w:lang w:val="ru-RU"/>
         </w:rPr>
-        <w:t xml:space="preserve">Порядок расследования аварий, инцидентов, несчастных случаев, их </w:t>
-      </w:r>
-      <w:proofErr w:type="spellStart"/>
-      <w:r>
-        <w:rPr>
-          <w:sz w:val="24"/>
-          <w:szCs w:val="24"/>
-          <w:lang w:val="ru-RU"/>
-        </w:rPr>
-        <w:t>учет</w:t>
-      </w:r>
-      <w:proofErr w:type="spellEnd"/>
-      <w:r>
-        <w:rPr>
-          <w:sz w:val="24"/>
-          <w:szCs w:val="24"/>
-          <w:lang w:val="ru-RU"/>
-        </w:rPr>
-        <w:t xml:space="preserve"> и анализ осуществляется в </w:t>
+        <w:t xml:space="preserve">Порядок расследования аварий, инцидентов, несчастных случаев, их учет и анализ осуществляется в </w:t>
       </w:r>
       <w:r>
         <w:rPr>
@@ -25603,29 +24229,7 @@
           <w:szCs w:val="24"/>
           <w:lang w:val="ru-RU"/>
         </w:rPr>
-        <w:t xml:space="preserve">Руководство по безопасности «Методические рекомендации по классификации </w:t>
-      </w:r>
-      <w:proofErr w:type="spellStart"/>
-      <w:r>
-        <w:rPr>
-          <w:rFonts w:eastAsia="Calibri"/>
-          <w:color w:val="00B0F0"/>
-          <w:sz w:val="24"/>
-          <w:szCs w:val="24"/>
-          <w:lang w:val="ru-RU"/>
-        </w:rPr>
-        <w:t>аварийно</w:t>
-      </w:r>
-      <w:proofErr w:type="spellEnd"/>
-      <w:r>
-        <w:rPr>
-          <w:rFonts w:eastAsia="Calibri"/>
-          <w:color w:val="00B0F0"/>
-          <w:sz w:val="24"/>
-          <w:szCs w:val="24"/>
-          <w:lang w:val="ru-RU"/>
-        </w:rPr>
-        <w:t xml:space="preserve"> опасных происшествий на опасных производственных объектах нефтегазового комплекса», утв. Приказом Федеральной службы по экологическому, технологическому и атомному надзору от 20.11.2023 №410;</w:t>
+        <w:t>Руководство по безопасности «Методические рекомендации по классификации аварийно опасных происшествий на опасных производственных объектах нефтегазового комплекса», утв. Приказом Федеральной службы по экологическому, технологическому и атомному надзору от 20.11.2023 №410;</w:t>
       </w:r>
     </w:p>
     <w:p>
@@ -25974,29 +24578,7 @@
           <w:szCs w:val="24"/>
           <w:lang w:val="ru-RU" w:eastAsia="ru-RU"/>
         </w:rPr>
-        <w:t xml:space="preserve">еречень </w:t>
-      </w:r>
-      <w:proofErr w:type="spellStart"/>
-      <w:r>
-        <w:rPr>
-          <w:rFonts w:ascii="Times New Roman" w:hAnsi="Times New Roman" w:cs="Times New Roman"/>
-          <w:color w:val="auto"/>
-          <w:sz w:val="24"/>
-          <w:szCs w:val="24"/>
-          <w:lang w:val="ru-RU" w:eastAsia="ru-RU"/>
-        </w:rPr>
-        <w:t>проведенных</w:t>
-      </w:r>
-      <w:proofErr w:type="spellEnd"/>
-      <w:r>
-        <w:rPr>
-          <w:rFonts w:ascii="Times New Roman" w:hAnsi="Times New Roman" w:cs="Times New Roman"/>
-          <w:color w:val="auto"/>
-          <w:sz w:val="24"/>
-          <w:szCs w:val="24"/>
-          <w:lang w:val="ru-RU" w:eastAsia="ru-RU"/>
-        </w:rPr>
-        <w:t xml:space="preserve"> работ по анализу опасностей технологических процессов, количественной оценке риска аварий на декларируемом объекте и техническому диагностированию с указанием сведений об организациях, проводивших указанные работы</w:t>
+        <w:t>еречень проведенных работ по анализу опасностей технологических процессов, количественной оценке риска аварий на декларируемом объекте и техническому диагностированию с указанием сведений об организациях, проводивших указанные работы</w:t>
       </w:r>
       <w:bookmarkEnd w:id="63"/>
     </w:p>
@@ -26410,28 +24992,63 @@
           <w:szCs w:val="24"/>
           <w:lang w:val="ru-RU" w:eastAsia="ru-RU"/>
         </w:rPr>
-        <w:t xml:space="preserve">Экспертиза промышленной безопасности согласно </w:t>
-      </w:r>
-      <w:proofErr w:type="spellStart"/>
-      <w:r>
-        <w:rPr>
-          <w:rFonts w:cs="Times New Roman"/>
-          <w:sz w:val="24"/>
-          <w:szCs w:val="24"/>
-          <w:lang w:val="ru-RU" w:eastAsia="ru-RU"/>
-        </w:rPr>
-        <w:t>утвержденным</w:t>
-      </w:r>
-      <w:proofErr w:type="spellEnd"/>
-      <w:r>
-        <w:rPr>
-          <w:rFonts w:cs="Times New Roman"/>
-          <w:sz w:val="24"/>
-          <w:szCs w:val="24"/>
-          <w:lang w:val="ru-RU" w:eastAsia="ru-RU"/>
-        </w:rPr>
-        <w:t xml:space="preserve"> графикам проведения.</w:t>
-      </w:r>
+        <w:t>Экспертиза промышленной безопасности согласно утвержденным графикам проведения.</w:t>
+      </w:r>
+    </w:p>
+    <w:p>
+      <w:pPr>
+        <w:spacing w:after="0" w:line="360" w:lineRule="auto"/>
+        <w:ind w:firstLine="680"/>
+        <w:jc w:val="both"/>
+        <w:rPr>
+          <w:rFonts w:cs="Times New Roman"/>
+          <w:sz w:val="24"/>
+          <w:szCs w:val="24"/>
+          <w:highlight w:val="lightGray"/>
+          <w:lang w:val="ru-RU" w:eastAsia="ru-RU"/>
+        </w:rPr>
+      </w:pPr>
+      <w:r>
+        <w:rPr>
+          <w:rFonts w:cs="Times New Roman"/>
+          <w:sz w:val="24"/>
+          <w:szCs w:val="24"/>
+          <w:highlight w:val="lightGray"/>
+          <w:lang w:val="ru-RU" w:eastAsia="ru-RU"/>
+        </w:rPr>
+        <w:lastRenderedPageBreak/>
+        <w:t>Экспертиза промышленной безопасности согласно утвержденным графикам проведения. Экспертиза проводится</w:t>
+      </w:r>
+      <w:r>
+        <w:rPr>
+          <w:highlight w:val="lightGray"/>
+          <w:lang w:val="ru-RU"/>
+        </w:rPr>
+        <w:t xml:space="preserve"> </w:t>
+      </w:r>
+      <w:r>
+        <w:rPr>
+          <w:rFonts w:cs="Times New Roman"/>
+          <w:sz w:val="24"/>
+          <w:szCs w:val="24"/>
+          <w:highlight w:val="lightGray"/>
+          <w:lang w:val="ru-RU" w:eastAsia="ru-RU"/>
+        </w:rPr>
+        <w:t>ООО МИП "НЭС Профэксперт" на основании лицензии ДЭ-00-017721 от 21.08.2020 г.</w:t>
+      </w:r>
+    </w:p>
+    <w:p>
+      <w:pPr>
+        <w:spacing w:after="0" w:line="360" w:lineRule="auto"/>
+        <w:ind w:firstLine="680"/>
+        <w:jc w:val="both"/>
+        <w:rPr>
+          <w:rFonts w:cs="Times New Roman"/>
+          <w:sz w:val="24"/>
+          <w:szCs w:val="24"/>
+          <w:lang w:val="ru-RU" w:eastAsia="ru-RU"/>
+        </w:rPr>
+      </w:pPr>
     </w:p>
     <w:p>
       <w:pPr>
@@ -26592,7 +25209,6 @@
                 <w:szCs w:val="20"/>
               </w:rPr>
             </w:pPr>
-            <w:proofErr w:type="spellStart"/>
             <w:r>
               <w:rPr>
                 <w:b/>
@@ -26600,29 +25216,8 @@
                 <w:sz w:val="20"/>
                 <w:szCs w:val="20"/>
               </w:rPr>
-              <w:t>Объект</w:t>
-            </w:r>
-            <w:proofErr w:type="spellEnd"/>
-            <w:r>
-              <w:rPr>
-                <w:b/>
-                <w:bCs/>
-                <w:sz w:val="20"/>
-                <w:szCs w:val="20"/>
-              </w:rPr>
-              <w:t xml:space="preserve"> </w:t>
-            </w:r>
-            <w:proofErr w:type="spellStart"/>
-            <w:r>
-              <w:rPr>
-                <w:b/>
-                <w:bCs/>
-                <w:sz w:val="20"/>
-                <w:szCs w:val="20"/>
-              </w:rPr>
-              <w:t>экспертизы</w:t>
-            </w:r>
-            <w:proofErr w:type="spellEnd"/>
+              <w:t>Объект экспертизы</w:t>
+            </w:r>
           </w:p>
         </w:tc>
         <w:tc>
@@ -26661,39 +25256,8 @@
                 <w:sz w:val="20"/>
                 <w:szCs w:val="20"/>
               </w:rPr>
-              <w:t xml:space="preserve">Наименование </w:t>
-            </w:r>
-            <w:proofErr w:type="spellStart"/>
-            <w:r>
-              <w:rPr>
-                <w:b/>
-                <w:bCs/>
-                <w:sz w:val="20"/>
-                <w:szCs w:val="20"/>
-              </w:rPr>
-              <w:t>экспертной</w:t>
-            </w:r>
-            <w:proofErr w:type="spellEnd"/>
-            <w:r>
-              <w:rPr>
-                <w:b/>
-                <w:bCs/>
-                <w:sz w:val="20"/>
-                <w:szCs w:val="20"/>
-              </w:rPr>
-              <w:t xml:space="preserve"> </w:t>
-            </w:r>
-            <w:proofErr w:type="spellStart"/>
-            <w:r>
-              <w:rPr>
-                <w:b/>
-                <w:bCs/>
-                <w:sz w:val="20"/>
-                <w:szCs w:val="20"/>
-              </w:rPr>
-              <w:t>организации</w:t>
-            </w:r>
-            <w:proofErr w:type="spellEnd"/>
+              <w:t>Наименование экспертной организации</w:t>
+            </w:r>
           </w:p>
         </w:tc>
         <w:tc>
@@ -26843,27 +25407,7 @@
                 <w:szCs w:val="20"/>
                 <w:lang w:val="ru-RU"/>
               </w:rPr>
-              <w:t>Заключение экспертизы промышленной безопасности на «Сооружение «Промысловый трубопровод АГЗУ Смоляное - ДНС «</w:t>
-            </w:r>
-            <w:proofErr w:type="spellStart"/>
-            <w:r>
-              <w:rPr>
-                <w:color w:val="FF0000"/>
-                <w:sz w:val="20"/>
-                <w:szCs w:val="20"/>
-                <w:lang w:val="ru-RU"/>
-              </w:rPr>
-              <w:t>Кодяковская</w:t>
-            </w:r>
-            <w:proofErr w:type="spellEnd"/>
-            <w:r>
-              <w:rPr>
-                <w:color w:val="FF0000"/>
-                <w:sz w:val="20"/>
-                <w:szCs w:val="20"/>
-                <w:lang w:val="ru-RU"/>
-              </w:rPr>
-              <w:t>» (2 линия)» Смоляного месторождения АО «Оренбургнефть»</w:t>
+              <w:t>Заключение экспертизы промышленной безопасности на «Сооружение «Промысловый трубопровод АГЗУ Смоляное - ДНС «Кодяковская» (2 линия)» Смоляного месторождения АО «Оренбургнефть»</w:t>
             </w:r>
           </w:p>
         </w:tc>
@@ -26901,25 +25445,7 @@
                 <w:sz w:val="20"/>
                 <w:szCs w:val="20"/>
               </w:rPr>
-              <w:t>АО «НИПЦ “</w:t>
-            </w:r>
-            <w:proofErr w:type="spellStart"/>
-            <w:r>
-              <w:rPr>
-                <w:color w:val="FF0000"/>
-                <w:sz w:val="20"/>
-                <w:szCs w:val="20"/>
-              </w:rPr>
-              <w:t>НефтеГазСервис</w:t>
-            </w:r>
-            <w:proofErr w:type="spellEnd"/>
-            <w:r>
-              <w:rPr>
-                <w:color w:val="FF0000"/>
-                <w:sz w:val="20"/>
-                <w:szCs w:val="20"/>
-              </w:rPr>
-              <w:t>”»</w:t>
+              <w:t>АО «НИПЦ “НефтеГазСервис”»</w:t>
             </w:r>
           </w:p>
         </w:tc>
@@ -26957,25 +25483,7 @@
                 <w:sz w:val="20"/>
                 <w:szCs w:val="20"/>
               </w:rPr>
-              <w:t>№ 52-О-2022 (59)</w:t>
-            </w:r>
-            <w:proofErr w:type="spellStart"/>
-            <w:r>
-              <w:rPr>
-                <w:color w:val="FF0000"/>
-                <w:sz w:val="20"/>
-                <w:szCs w:val="20"/>
-              </w:rPr>
-              <w:t>от</w:t>
-            </w:r>
-            <w:proofErr w:type="spellEnd"/>
-            <w:r>
-              <w:rPr>
-                <w:color w:val="FF0000"/>
-                <w:sz w:val="20"/>
-                <w:szCs w:val="20"/>
-              </w:rPr>
-              <w:t xml:space="preserve"> 16.09.2022</w:t>
+              <w:t>№ 52-О-2022 (59)от 16.09.2022</w:t>
             </w:r>
           </w:p>
         </w:tc>
@@ -27245,7 +25753,17 @@
           <w:szCs w:val="24"/>
           <w:lang w:val="ru-RU" w:eastAsia="ru-RU"/>
         </w:rPr>
-        <w:t>Все операции персонала при обращении с опасными веществами выполняются в строгом соответствии с требованиями Федерального закона от 21.07.1997 № 116-ФЗ «О промышленной безопасности опасных производственных объектов», действующими в Российской Федерации нормами и правилами, а также инструкциями заводов-изготовителей по эксплуатации оборудования.</w:t>
+        <w:t xml:space="preserve">Все операции персонала при обращении с опасными веществами выполняются в строгом соответствии с требованиями Федерального закона от 21.07.1997 № 116-ФЗ «О </w:t>
+      </w:r>
+      <w:r>
+        <w:rPr>
+          <w:rFonts w:cs="Times New Roman"/>
+          <w:sz w:val="24"/>
+          <w:szCs w:val="24"/>
+          <w:lang w:val="ru-RU" w:eastAsia="ru-RU"/>
+        </w:rPr>
+        <w:lastRenderedPageBreak/>
+        <w:t>промышленной безопасности опасных производственных объектов», действующими в Российской Федерации нормами и правилами, а также инструкциями заводов-изготовителей по эксплуатации оборудования.</w:t>
       </w:r>
     </w:p>
     <w:p>
@@ -27267,7 +25785,6 @@
           <w:szCs w:val="24"/>
           <w:lang w:val="ru-RU"/>
         </w:rPr>
-        <w:lastRenderedPageBreak/>
         <w:t>Для объекта предусмотрена з</w:t>
       </w:r>
       <w:r>
@@ -27617,27 +26134,7 @@
           <w:szCs w:val="24"/>
           <w:lang w:val="ru-RU"/>
         </w:rPr>
-        <w:t xml:space="preserve">2) выработка рекомендаций по инженерно-технической </w:t>
-      </w:r>
-      <w:proofErr w:type="spellStart"/>
-      <w:r>
-        <w:rPr>
-          <w:rFonts w:cs="Times New Roman"/>
-          <w:sz w:val="24"/>
-          <w:szCs w:val="24"/>
-          <w:lang w:val="ru-RU"/>
-        </w:rPr>
-        <w:t>оснащенности</w:t>
-      </w:r>
-      <w:proofErr w:type="spellEnd"/>
-      <w:r>
-        <w:rPr>
-          <w:rFonts w:cs="Times New Roman"/>
-          <w:sz w:val="24"/>
-          <w:szCs w:val="24"/>
-          <w:lang w:val="ru-RU"/>
-        </w:rPr>
-        <w:t xml:space="preserve"> объекта;</w:t>
+        <w:t>2) выработка рекомендаций по инженерно-технической оснащенности объекта;</w:t>
       </w:r>
     </w:p>
     <w:p>
@@ -27747,7 +26244,17 @@
           <w:szCs w:val="24"/>
           <w:lang w:val="ru-RU"/>
         </w:rPr>
-        <w:t>7) определяется порядок допуска на территорию объекта ремонтно-восстановительных бригад, пожарных команд и машин скорой помощи, сотрудников правоохранительных органов и других силовых структур для проведения совместных действий по предотвращению, расследованию и ликвидации чрезвычайных ситуаций;</w:t>
+        <w:t xml:space="preserve">7) определяется порядок допуска на территорию объекта ремонтно-восстановительных бригад, пожарных команд и машин скорой помощи, сотрудников </w:t>
+      </w:r>
+      <w:r>
+        <w:rPr>
+          <w:rFonts w:cs="Times New Roman"/>
+          <w:sz w:val="24"/>
+          <w:szCs w:val="24"/>
+          <w:lang w:val="ru-RU"/>
+        </w:rPr>
+        <w:lastRenderedPageBreak/>
+        <w:t>правоохранительных органов и других силовых структур для проведения совместных действий по предотвращению, расследованию и ликвидации чрезвычайных ситуаций;</w:t>
       </w:r>
     </w:p>
     <w:p>
@@ -27769,28 +26276,7 @@
           <w:szCs w:val="24"/>
           <w:lang w:val="ru-RU"/>
         </w:rPr>
-        <w:lastRenderedPageBreak/>
-        <w:t xml:space="preserve">8) производится сбор, анализ информации об оперативной обстановке, постановка целей и задач, проводятся совместные совещания, а при необходимости </w:t>
-      </w:r>
-      <w:proofErr w:type="spellStart"/>
-      <w:r>
-        <w:rPr>
-          <w:rFonts w:cs="Times New Roman"/>
-          <w:sz w:val="24"/>
-          <w:szCs w:val="24"/>
-          <w:lang w:val="ru-RU"/>
-        </w:rPr>
-        <w:t>создается</w:t>
-      </w:r>
-      <w:proofErr w:type="spellEnd"/>
-      <w:r>
-        <w:rPr>
-          <w:rFonts w:cs="Times New Roman"/>
-          <w:sz w:val="24"/>
-          <w:szCs w:val="24"/>
-          <w:lang w:val="ru-RU"/>
-        </w:rPr>
-        <w:t xml:space="preserve"> временный оперативный штаб для выработки решений и контроля их выполнения.</w:t>
+        <w:t>8) производится сбор, анализ информации об оперативной обстановке, постановка целей и задач, проводятся совместные совещания, а при необходимости создается временный оперативный штаб для выработки решений и контроля их выполнения.</w:t>
       </w:r>
     </w:p>
     <w:p>
@@ -28178,27 +26664,7 @@
           <w:szCs w:val="24"/>
           <w:lang w:val="ru-RU"/>
         </w:rPr>
-        <w:t xml:space="preserve">Мероприятия по эвакуации людей и охране окружающей среды, по локализации выхода нефти или газа, отключению </w:t>
-      </w:r>
-      <w:proofErr w:type="spellStart"/>
-      <w:r>
-        <w:rPr>
-          <w:rFonts w:eastAsia="Calibri"/>
-          <w:sz w:val="24"/>
-          <w:szCs w:val="24"/>
-          <w:lang w:val="ru-RU"/>
-        </w:rPr>
-        <w:t>поврежденного</w:t>
-      </w:r>
-      <w:proofErr w:type="spellEnd"/>
-      <w:r>
-        <w:rPr>
-          <w:rFonts w:eastAsia="Calibri"/>
-          <w:sz w:val="24"/>
-          <w:szCs w:val="24"/>
-          <w:lang w:val="ru-RU"/>
-        </w:rPr>
-        <w:t xml:space="preserve"> участка, ликвидации аварий;</w:t>
+        <w:t>Мероприятия по эвакуации людей и охране окружающей среды, по локализации выхода нефти или газа, отключению поврежденного участка, ликвидации аварий;</w:t>
       </w:r>
     </w:p>
     <w:p>
@@ -28227,6 +26693,7 @@
           <w:szCs w:val="24"/>
           <w:lang w:val="ru-RU"/>
         </w:rPr>
+        <w:lastRenderedPageBreak/>
         <w:t>Действия производственного персонала и аварийно-спасательных служб (формирований) по локализации и ликвидации аварии;</w:t>
       </w:r>
     </w:p>
@@ -28256,7 +26723,6 @@
           <w:szCs w:val="24"/>
           <w:lang w:val="ru-RU"/>
         </w:rPr>
-        <w:lastRenderedPageBreak/>
         <w:t>Схема распределения обязанностей среди персонала на случай возникновения аварийных ситуаций;</w:t>
       </w:r>
     </w:p>
@@ -28344,27 +26810,7 @@
           <w:szCs w:val="24"/>
           <w:lang w:val="ru-RU"/>
         </w:rPr>
-        <w:t xml:space="preserve">Осуществление мероприятий по предупреждению </w:t>
-      </w:r>
-      <w:proofErr w:type="spellStart"/>
-      <w:r>
-        <w:rPr>
-          <w:rFonts w:eastAsia="Calibri"/>
-          <w:sz w:val="24"/>
-          <w:szCs w:val="24"/>
-          <w:lang w:val="ru-RU"/>
-        </w:rPr>
-        <w:t>тяжелых</w:t>
-      </w:r>
-      <w:proofErr w:type="spellEnd"/>
-      <w:r>
-        <w:rPr>
-          <w:rFonts w:eastAsia="Calibri"/>
-          <w:sz w:val="24"/>
-          <w:szCs w:val="24"/>
-          <w:lang w:val="ru-RU"/>
-        </w:rPr>
-        <w:t xml:space="preserve"> последствий аварий;</w:t>
+        <w:t>Осуществление мероприятий по предупреждению тяжелых последствий аварий;</w:t>
       </w:r>
     </w:p>
     <w:p>
@@ -28560,27 +27006,7 @@
           <w:szCs w:val="24"/>
           <w:lang w:val="ru-RU"/>
         </w:rPr>
-        <w:t xml:space="preserve">В соответствии с планом мероприятий по локализации и ликвидации последствий аварий осуществляются все необходимые переключения в технологической схеме и проводятся мероприятия по локализации источника загрязнения. Рассмотрены все варианты возможных аварий на опасных составляющих ОПО, </w:t>
-      </w:r>
-      <w:proofErr w:type="spellStart"/>
-      <w:r>
-        <w:rPr>
-          <w:rFonts w:cs="Times New Roman"/>
-          <w:sz w:val="24"/>
-          <w:szCs w:val="24"/>
-          <w:lang w:val="ru-RU"/>
-        </w:rPr>
-        <w:t>определен</w:t>
-      </w:r>
-      <w:proofErr w:type="spellEnd"/>
-      <w:r>
-        <w:rPr>
-          <w:rFonts w:cs="Times New Roman"/>
-          <w:sz w:val="24"/>
-          <w:szCs w:val="24"/>
-          <w:lang w:val="ru-RU"/>
-        </w:rPr>
-        <w:t xml:space="preserve"> круг обязанностей персонала и перечень мероприятий, выполняемых в случае возникновения внезапных событий, требующих немедленного реагирования, а также разработана схема оповещения о чрезвычайных ситуациях.</w:t>
+        <w:t>В соответствии с планом мероприятий по локализации и ликвидации последствий аварий осуществляются все необходимые переключения в технологической схеме и проводятся мероприятия по локализации источника загрязнения. Рассмотрены все варианты возможных аварий на опасных составляющих ОПО, определен круг обязанностей персонала и перечень мероприятий, выполняемых в случае возникновения внезапных событий, требующих немедленного реагирования, а также разработана схема оповещения о чрезвычайных ситуациях.</w:t>
       </w:r>
     </w:p>
     <w:p>
@@ -28660,6 +27086,7 @@
           <w:szCs w:val="24"/>
           <w:lang w:val="ru-RU"/>
         </w:rPr>
+        <w:lastRenderedPageBreak/>
         <w:t>Круглосуточный постоянный контроль технологического режима;</w:t>
       </w:r>
     </w:p>
@@ -28689,7 +27116,6 @@
           <w:szCs w:val="24"/>
           <w:lang w:val="ru-RU"/>
         </w:rPr>
-        <w:lastRenderedPageBreak/>
         <w:t>Автоматическую защиту, отключение оборудования и остановку перекачки продуктов в случаях, которые могут привести к аварийным ситуациям;</w:t>
       </w:r>
     </w:p>
@@ -28719,27 +27145,7 @@
           <w:szCs w:val="24"/>
           <w:lang w:val="ru-RU"/>
         </w:rPr>
-        <w:t xml:space="preserve">Содержание в постоянной готовности созданных аварийно-восстановительных формирований, укомплектованных необходимым персоналом и </w:t>
-      </w:r>
-      <w:proofErr w:type="spellStart"/>
-      <w:r>
-        <w:rPr>
-          <w:rFonts w:eastAsia="Calibri"/>
-          <w:sz w:val="24"/>
-          <w:szCs w:val="24"/>
-          <w:lang w:val="ru-RU"/>
-        </w:rPr>
-        <w:t>оснащенных</w:t>
-      </w:r>
-      <w:proofErr w:type="spellEnd"/>
-      <w:r>
-        <w:rPr>
-          <w:rFonts w:eastAsia="Calibri"/>
-          <w:sz w:val="24"/>
-          <w:szCs w:val="24"/>
-          <w:lang w:val="ru-RU"/>
-        </w:rPr>
-        <w:t xml:space="preserve"> техническими средствами;</w:t>
+        <w:t>Содержание в постоянной готовности созданных аварийно-восстановительных формирований, укомплектованных необходимым персоналом и оснащенных техническими средствами;</w:t>
       </w:r>
     </w:p>
     <w:p>
@@ -28843,9 +27249,40 @@
           <w:szCs w:val="24"/>
           <w:lang w:val="ru-RU"/>
         </w:rPr>
-        <w:t>Для проведения аварийно-спасательных и других неотложных работ по ликвидации последствий возможных аварий и чрезвычайных ситуаций природного и техногенного характера на декларируемом объекте согласно закону РФ «О промышленной безопасности опасных производственных объектов» № 116-ФЗ от 21.07.97г. (с изменениями на 11.06.2021 г.), распоряжением ПАО «Татнефть» №188/</w:t>
-      </w:r>
-      <w:proofErr w:type="spellStart"/>
+        <w:t>Для проведения аварийно-спасательных и других неотложных работ по ликвидации последствий возможных аварий и чрезвычайных ситуаций природного и техногенного характера на декларируемом объекте согласно закону РФ «О промышленной безопасности опасных производственных объектов» № 116-ФЗ от 21.07.97г. (с изменениями на 11.06.2021 г.), распоряжением ПАО «Татнефть» №</w:t>
+      </w:r>
+      <w:r>
+        <w:rPr>
+          <w:rFonts w:cs="Times New Roman"/>
+          <w:color w:val="000000" w:themeColor="text1"/>
+          <w:sz w:val="24"/>
+          <w:szCs w:val="24"/>
+          <w:highlight w:val="lightGray"/>
+          <w:lang w:val="ru-RU"/>
+        </w:rPr>
+        <w:t>197/Расп(ТНД) от 11.12.2025 г.</w:t>
+      </w:r>
+      <w:r>
+        <w:rPr>
+          <w:rFonts w:cs="Times New Roman"/>
+          <w:color w:val="000000" w:themeColor="text1"/>
+          <w:sz w:val="24"/>
+          <w:szCs w:val="24"/>
+          <w:lang w:val="ru-RU"/>
+        </w:rPr>
+        <w:t xml:space="preserve"> </w:t>
+      </w:r>
+      <w:r>
+        <w:rPr>
+          <w:rFonts w:cs="Times New Roman"/>
+          <w:color w:val="000000" w:themeColor="text1"/>
+          <w:sz w:val="24"/>
+          <w:szCs w:val="24"/>
+          <w:highlight w:val="lightGray"/>
+          <w:lang w:val="ru-RU"/>
+        </w:rPr>
+        <w:t>«О составе нештатного аварийно-спасательного формирования структурного подразделения «Татнефть-Добыча» ПАО «Татнефть»</w:t>
+      </w:r>
       <w:r>
         <w:rPr>
           <w:rFonts w:cs="Times New Roman"/>
@@ -28854,18 +27291,7 @@
           <w:szCs w:val="24"/>
           <w:lang w:val="ru-RU"/>
         </w:rPr>
-        <w:t>Расп</w:t>
-      </w:r>
-      <w:proofErr w:type="spellEnd"/>
-      <w:r>
-        <w:rPr>
-          <w:rFonts w:cs="Times New Roman"/>
-          <w:color w:val="E36C0A" w:themeColor="accent6" w:themeShade="BF"/>
-          <w:sz w:val="24"/>
-          <w:szCs w:val="24"/>
-          <w:lang w:val="ru-RU"/>
-        </w:rPr>
-        <w:t>(ТНД) от 19.12.2024 г. «О составе нештатного аварийно-спасательного формирования» укомплектовано объединённое нештатное формирование «Нештатное аварийно-спасательное формирование структурного подразделения «Татнефть-Добыча» ПАО «Татнефть» (свидетельство об аттестации на право ведения аварийно-спасательных работ №15343 от 28.02.24 г., регистрационный номер 16/2-2-538).</w:t>
+        <w:t xml:space="preserve"> укомплектовано объединённое нештатное формирование «Нештатное аварийно-спасательное формирование структурного подразделения «Татнефть-Добыча» ПАО «Татнефть» (свидетельство об аттестации на право ведения аварийно-спасательных работ №15343 от 28.02.24 г., регистрационный номер 16/2-2-538).</w:t>
       </w:r>
     </w:p>
     <w:p>
@@ -28889,9 +27315,8 @@
           <w:szCs w:val="24"/>
           <w:lang w:val="ru-RU"/>
         </w:rPr>
-        <w:t xml:space="preserve">Готовность НАСФ в рабочее время – постоянная, вне рабочего времени – 1,5 - 2 часа. </w:t>
-      </w:r>
-      <w:proofErr w:type="spellStart"/>
+        <w:t xml:space="preserve">Готовность НАСФ в рабочее время – постоянная, вне рабочего времени – 1,5 - 2 часа. Оснащенность нештатных аварийно-спасательных формирований определяется исходя из норм оснащения, приведенных в приказе МЧС РФ от 18.12.2014 г. (c изменениями 05.10.2021г.) № 701 «Об утверждении типового порядка создания нештатных формирований по обеспечению выполнения мероприятий по гражданской обороне» , а также в соответствии с «Типовым табелем оснащения аварийно-спасательного формирования средствами индивидуальной защиты, специальным и вспомогательным оборудованием для ведения газоспасательных работ» (приложение Е «Методических </w:t>
+      </w:r>
       <w:r>
         <w:rPr>
           <w:rFonts w:cs="Times New Roman"/>
@@ -28900,51 +27325,8 @@
           <w:szCs w:val="24"/>
           <w:lang w:val="ru-RU"/>
         </w:rPr>
-        <w:t>Оснащенность</w:t>
-      </w:r>
-      <w:proofErr w:type="spellEnd"/>
-      <w:r>
-        <w:rPr>
-          <w:rFonts w:cs="Times New Roman"/>
-          <w:color w:val="E36C0A" w:themeColor="accent6" w:themeShade="BF"/>
-          <w:sz w:val="24"/>
-          <w:szCs w:val="24"/>
-          <w:lang w:val="ru-RU"/>
-        </w:rPr>
-        <w:t xml:space="preserve"> нештатных аварийно-спасательных формирований определяется исходя из норм оснащения, </w:t>
-      </w:r>
-      <w:proofErr w:type="spellStart"/>
-      <w:r>
-        <w:rPr>
-          <w:rFonts w:cs="Times New Roman"/>
-          <w:color w:val="E36C0A" w:themeColor="accent6" w:themeShade="BF"/>
-          <w:sz w:val="24"/>
-          <w:szCs w:val="24"/>
-          <w:lang w:val="ru-RU"/>
-        </w:rPr>
-        <w:t>приведенных</w:t>
-      </w:r>
-      <w:proofErr w:type="spellEnd"/>
-      <w:r>
-        <w:rPr>
-          <w:rFonts w:cs="Times New Roman"/>
-          <w:color w:val="E36C0A" w:themeColor="accent6" w:themeShade="BF"/>
-          <w:sz w:val="24"/>
-          <w:szCs w:val="24"/>
-          <w:lang w:val="ru-RU"/>
-        </w:rPr>
-        <w:t xml:space="preserve"> в приказе МЧС РФ от 18.12.2014 г. (c изменениями 05.10.2021г.) № 701 «Об утверждении типового порядка создания нештатных формирований по обеспечению выполнения мероприятий по гражданской обороне» , а также в соответствии с «Типовым табелем оснащения аварийно-спасательного формирования средствами индивидуальной защиты, специальным и вспомогательным оборудованием для ведения газоспасательных работ» (приложение Е «Методических рекомендаций по проведению проверки и определению возможностей профессиональных </w:t>
-      </w:r>
-      <w:r>
-        <w:rPr>
-          <w:rFonts w:cs="Times New Roman"/>
-          <w:color w:val="E36C0A" w:themeColor="accent6" w:themeShade="BF"/>
-          <w:sz w:val="24"/>
-          <w:szCs w:val="24"/>
-          <w:lang w:val="ru-RU"/>
-        </w:rPr>
         <w:lastRenderedPageBreak/>
-        <w:t>аварийно-спасательных формирований при аттестации на право ведения газоспасательных работ»).</w:t>
+        <w:t>рекомендаций по проведению проверки и определению возможностей профессиональных аварийно-спасательных формирований при аттестации на право ведения газоспасательных работ»).</w:t>
       </w:r>
     </w:p>
     <w:p>
@@ -29104,29 +27486,7 @@
           <w:szCs w:val="24"/>
           <w:lang w:val="ru-RU"/>
         </w:rPr>
-        <w:t>- договор № 0009-2024-2336 от 24.05.2024 г. с Профессиональным аварийно-спасательным формированием (ПАСФ) ООО «</w:t>
-      </w:r>
-      <w:proofErr w:type="spellStart"/>
-      <w:r>
-        <w:rPr>
-          <w:rFonts w:cs="Times New Roman"/>
-          <w:color w:val="E36C0A" w:themeColor="accent6" w:themeShade="BF"/>
-          <w:sz w:val="24"/>
-          <w:szCs w:val="24"/>
-          <w:lang w:val="ru-RU"/>
-        </w:rPr>
-        <w:t>РегионСпас</w:t>
-      </w:r>
-      <w:proofErr w:type="spellEnd"/>
-      <w:r>
-        <w:rPr>
-          <w:rFonts w:cs="Times New Roman"/>
-          <w:color w:val="E36C0A" w:themeColor="accent6" w:themeShade="BF"/>
-          <w:sz w:val="24"/>
-          <w:szCs w:val="24"/>
-          <w:lang w:val="ru-RU"/>
-        </w:rPr>
-        <w:t>».</w:t>
+        <w:t>- договор № 0009-2024-2336 от 24.05.2024 г. с Профессиональным аварийно-спасательным формированием (ПАСФ) ООО «РегионСпас».</w:t>
       </w:r>
     </w:p>
     <w:p>
@@ -29150,29 +27510,7 @@
           <w:szCs w:val="24"/>
           <w:lang w:val="ru-RU"/>
         </w:rPr>
-        <w:t xml:space="preserve">В ПАО «Татнефть» им. В. Д. Шашина </w:t>
-      </w:r>
-      <w:proofErr w:type="spellStart"/>
-      <w:r>
-        <w:rPr>
-          <w:rFonts w:cs="Times New Roman"/>
-          <w:color w:val="E36C0A" w:themeColor="accent6" w:themeShade="BF"/>
-          <w:sz w:val="24"/>
-          <w:szCs w:val="24"/>
-          <w:lang w:val="ru-RU"/>
-        </w:rPr>
-        <w:t>заключен</w:t>
-      </w:r>
-      <w:proofErr w:type="spellEnd"/>
-      <w:r>
-        <w:rPr>
-          <w:rFonts w:cs="Times New Roman"/>
-          <w:color w:val="E36C0A" w:themeColor="accent6" w:themeShade="BF"/>
-          <w:sz w:val="24"/>
-          <w:szCs w:val="24"/>
-          <w:lang w:val="ru-RU"/>
-        </w:rPr>
-        <w:t xml:space="preserve"> договор на выполнение работ по тушению пожаров и проведение АСР, связанные с тушением пожаров:</w:t>
+        <w:t>В ПАО «Татнефть» им. В. Д. Шашина заключен договор на выполнение работ по тушению пожаров и проведение АСР, связанные с тушением пожаров:</w:t>
       </w:r>
     </w:p>
     <w:p>
@@ -29282,7 +27620,7 @@
           <w:szCs w:val="24"/>
           <w:lang w:val="ru-RU"/>
         </w:rPr>
-        <w:t xml:space="preserve">В соответствии с федеральным законом №68-ФЗ от 21.12.94г. «О защите населения и территорий от ЧС природного и техногенного характера» (с изменениями), №28-ФЗ от 12.02.1998г. «О гражданской обороне» (с изменениями), Постановлением Правительства РФ «Об утверждении правил создания, использования и восполнения резервов материальных ресурсов федеральных органов исполнительной власти для ликвидации чрезвычайных ситуаций природного и техногенного характера» от 25.07.2020 г. №1119, №379 «О </w:t>
+        <w:t xml:space="preserve">В соответствии с федеральным законом №68-ФЗ от 21.12.94г. «О защите населения и территорий от ЧС природного и техногенного характера» (с изменениями), №28-ФЗ от 12.02.1998г. «О гражданской обороне» (с изменениями), Постановлением Правительства РФ «Об утверждении правил создания, использования и восполнения резервов материальных ресурсов федеральных органов исполнительной власти для ликвидации чрезвычайных </w:t>
       </w:r>
       <w:r>
         <w:rPr>
@@ -29293,9 +27631,8 @@
           <w:lang w:val="ru-RU"/>
         </w:rPr>
         <w:lastRenderedPageBreak/>
-        <w:t>накоплении, хранении и использовании в целях гражданской обороны запасов материально-технических, продовольственных, медицинских и иных средств» (с изменениями), постановлением Кабинета Министров Республики Татарстан от 11.07.2008г. №488 «О создании резервов материальных ресурсов для ликвидации чрезвычайных ситуаций природного и техногенного характера» (с изменениями) в ПАО «Татнефть» издан приказ №244/МНУ-</w:t>
-      </w:r>
-      <w:proofErr w:type="spellStart"/>
+        <w:t xml:space="preserve">ситуаций природного и техногенного характера» от 25.07.2020 г. №1119, №379 «О накоплении, хранении и использовании в целях гражданской обороны запасов материально-технических, продовольственных, медицинских и иных средств» (с изменениями), </w:t>
+      </w:r>
       <w:r>
         <w:rPr>
           <w:rFonts w:cs="Times New Roman"/>
@@ -29304,9 +27641,8 @@
           <w:szCs w:val="24"/>
           <w:lang w:val="ru-RU"/>
         </w:rPr>
-        <w:t>Пр</w:t>
-      </w:r>
-      <w:proofErr w:type="spellEnd"/>
+        <w:t>П</w:t>
+      </w:r>
       <w:r>
         <w:rPr>
           <w:rFonts w:cs="Times New Roman"/>
@@ -29315,7 +27651,39 @@
           <w:szCs w:val="24"/>
           <w:lang w:val="ru-RU"/>
         </w:rPr>
-        <w:t>(0002) от 04.08.2023 г. «Об утверждении и введении в действие ЕРБ 2465-2023 «Положение о создании, содержании, использовании и восполнении резервов материальных и финансовых ресурсов для ликвидации чрезвычайных ситуаций природного и техногенного характера и целей гражданской обороны в ПАО «Татнефть».</w:t>
+        <w:t xml:space="preserve">остановлением Кабинета Министров Республики Татарстан от 11.07.2008г. №488 «О создании резервов материальных ресурсов для ликвидации чрезвычайных ситуаций природного и техногенного характера» (с изменениями) в ПАО «Татнефть» издан приказ </w:t>
+      </w:r>
+      <w:r>
+        <w:rPr>
+          <w:rFonts w:cs="Times New Roman"/>
+          <w:color w:val="000000" w:themeColor="text1"/>
+          <w:sz w:val="24"/>
+          <w:szCs w:val="24"/>
+          <w:highlight w:val="lightGray"/>
+          <w:lang w:val="ru-RU"/>
+        </w:rPr>
+        <w:t>№215/МНУ-Пр(0002) от 18.09.2025г.</w:t>
+      </w:r>
+      <w:r>
+        <w:rPr>
+          <w:rFonts w:cs="Times New Roman"/>
+          <w:color w:val="000000" w:themeColor="text1"/>
+          <w:sz w:val="24"/>
+          <w:szCs w:val="24"/>
+          <w:lang w:val="ru-RU"/>
+        </w:rPr>
+        <w:t xml:space="preserve"> </w:t>
+      </w:r>
+      <w:r>
+        <w:rPr>
+          <w:rFonts w:cs="Times New Roman"/>
+          <w:color w:val="000000" w:themeColor="text1"/>
+          <w:sz w:val="24"/>
+          <w:szCs w:val="24"/>
+          <w:highlight w:val="lightGray"/>
+          <w:lang w:val="ru-RU"/>
+        </w:rPr>
+        <w:t>«Об утверждении и введении в действие ЕРБ 2465-2025 «Положение о создании, хранении, использовании и восполнении резерва материальных ресурсов для ликвидации чрезвычайных ситуаций и целей гражданской обороны».</w:t>
       </w:r>
     </w:p>
     <w:p>
@@ -29339,29 +27707,7 @@
           <w:szCs w:val="24"/>
           <w:lang w:val="ru-RU"/>
         </w:rPr>
-        <w:t xml:space="preserve">Резерв материальных ресурсов для ликвидации чрезвычайных ситуаций создан, исходя из прогнозируемых видов и масштабов чрезвычайных ситуаций, предполагаемого </w:t>
-      </w:r>
-      <w:proofErr w:type="spellStart"/>
-      <w:r>
-        <w:rPr>
-          <w:rFonts w:cs="Times New Roman"/>
-          <w:color w:val="E36C0A" w:themeColor="accent6" w:themeShade="BF"/>
-          <w:sz w:val="24"/>
-          <w:szCs w:val="24"/>
-          <w:lang w:val="ru-RU"/>
-        </w:rPr>
-        <w:t>объема</w:t>
-      </w:r>
-      <w:proofErr w:type="spellEnd"/>
-      <w:r>
-        <w:rPr>
-          <w:rFonts w:cs="Times New Roman"/>
-          <w:color w:val="E36C0A" w:themeColor="accent6" w:themeShade="BF"/>
-          <w:sz w:val="24"/>
-          <w:szCs w:val="24"/>
-          <w:lang w:val="ru-RU"/>
-        </w:rPr>
-        <w:t xml:space="preserve"> работ по их ликвидации, а также максимально возможного использования имеющихся сил и средств для ликвидации чрезвычайных ситуаций. Резерв материальных ресурсов используются при проведении аварийно-спасательных и других неотложных работ по устранению непосредственной опасности для жизни и здоровья людей, оказания им единовременной материальной помощи и других первоочередных мероприятий, связанных обеспечением жизнедеятельности пострадавших, резервы размещены на объектах, откуда возможна их оперативная доставка в зоны ЧС и без специального разрешения не используются.</w:t>
+        <w:t>Резерв материальных ресурсов для ликвидации чрезвычайных ситуаций создан, исходя из прогнозируемых видов и масштабов чрезвычайных ситуаций, предполагаемого объема работ по их ликвидации, а также максимально возможного использования имеющихся сил и средств для ликвидации чрезвычайных ситуаций. Резерв материальных ресурсов используются при проведении аварийно-спасательных и других неотложных работ по устранению непосредственной опасности для жизни и здоровья людей, оказания им единовременной материальной помощи и других первоочередных мероприятий, связанных обеспечением жизнедеятельности пострадавших, резервы размещены на объектах, откуда возможна их оперативная доставка в зоны ЧС и без специального разрешения не используются.</w:t>
       </w:r>
     </w:p>
     <w:p>
@@ -29409,29 +27755,7 @@
           <w:szCs w:val="24"/>
           <w:lang w:val="ru-RU"/>
         </w:rPr>
-        <w:t xml:space="preserve">Номенклатура и </w:t>
-      </w:r>
-      <w:proofErr w:type="spellStart"/>
-      <w:r>
-        <w:rPr>
-          <w:rFonts w:cs="Times New Roman"/>
-          <w:color w:val="E36C0A" w:themeColor="accent6" w:themeShade="BF"/>
-          <w:sz w:val="24"/>
-          <w:szCs w:val="24"/>
-          <w:lang w:val="ru-RU"/>
-        </w:rPr>
-        <w:t>объемы</w:t>
-      </w:r>
-      <w:proofErr w:type="spellEnd"/>
-      <w:r>
-        <w:rPr>
-          <w:rFonts w:cs="Times New Roman"/>
-          <w:color w:val="E36C0A" w:themeColor="accent6" w:themeShade="BF"/>
-          <w:sz w:val="24"/>
-          <w:szCs w:val="24"/>
-          <w:lang w:val="ru-RU"/>
-        </w:rPr>
-        <w:t xml:space="preserve"> создаваемых резервов согласовываются с начальником сектора по ГО, ЧС и ВМР, отдела по комплексной безопасности, ГО и ЧС, управления экономической безопасности, защиты информации, гражданской обороны и чрезвычайных ситуаций исполнительного аппарата ПАО «Татнефть».</w:t>
+        <w:t>Номенклатура и объемы создаваемых резервов согласовываются с начальником сектора по ГО, ЧС и ВМР, отдела по комплексной безопасности, ГО и ЧС, управления экономической безопасности, защиты информации, гражданской обороны и чрезвычайных ситуаций исполнительного аппарата ПАО «Татнефть».</w:t>
       </w:r>
     </w:p>
     <w:p>
@@ -29999,47 +28323,7 @@
           <w:szCs w:val="24"/>
           <w:lang w:val="ru-RU" w:eastAsia="ru-RU"/>
         </w:rPr>
-        <w:t xml:space="preserve">В соответствии с «Порядком оформления декларации промышленной безопасности опасных производственных объектов и перечне включаемых в </w:t>
-      </w:r>
-      <w:proofErr w:type="spellStart"/>
-      <w:r>
-        <w:rPr>
-          <w:rFonts w:cs="Times New Roman"/>
-          <w:sz w:val="24"/>
-          <w:szCs w:val="24"/>
-          <w:lang w:val="ru-RU" w:eastAsia="ru-RU"/>
-        </w:rPr>
-        <w:t>нее</w:t>
-      </w:r>
-      <w:proofErr w:type="spellEnd"/>
-      <w:r>
-        <w:rPr>
-          <w:rFonts w:cs="Times New Roman"/>
-          <w:sz w:val="24"/>
-          <w:szCs w:val="24"/>
-          <w:lang w:val="ru-RU" w:eastAsia="ru-RU"/>
-        </w:rPr>
-        <w:t xml:space="preserve"> сведений», </w:t>
-      </w:r>
-      <w:proofErr w:type="spellStart"/>
-      <w:r>
-        <w:rPr>
-          <w:rFonts w:cs="Times New Roman"/>
-          <w:sz w:val="24"/>
-          <w:szCs w:val="24"/>
-          <w:lang w:val="ru-RU" w:eastAsia="ru-RU"/>
-        </w:rPr>
-        <w:t>утвержденным</w:t>
-      </w:r>
-      <w:proofErr w:type="spellEnd"/>
-      <w:r>
-        <w:rPr>
-          <w:rFonts w:cs="Times New Roman"/>
-          <w:sz w:val="24"/>
-          <w:szCs w:val="24"/>
-          <w:lang w:val="ru-RU" w:eastAsia="ru-RU"/>
-        </w:rPr>
-        <w:t xml:space="preserve"> приказом Федеральной службы по экологическому, технологическому и атомному надзору от 16.10.2020 г. № 414 с целью сравнения и полноты оценки опасности, к рассмотрению приняты сценарии, среди всего разнообразия которых выбраны наиболее опасные и наиболее вероятные сценарии аварии, представленные в таблице ниже</w:t>
+        <w:t>В соответствии с «Порядком оформления декларации промышленной безопасности опасных производственных объектов и перечне включаемых в нее сведений», утвержденным приказом Федеральной службы по экологическому, технологическому и атомному надзору от 16.10.2020 г. № 414 с целью сравнения и полноты оценки опасности, к рассмотрению приняты сценарии, среди всего разнообразия которых выбраны наиболее опасные и наиболее вероятные сценарии аварии, представленные в таблице ниже</w:t>
       </w:r>
       <w:r>
         <w:rPr>
@@ -30296,16 +28580,16 @@
           <w:szCs w:val="24"/>
           <w:lang w:val="ru-RU" w:eastAsia="ru-RU"/>
         </w:rPr>
-        <w:t>аксимально возможно</w:t>
-      </w:r>
-      <w:r>
-        <w:rPr>
-          <w:rFonts w:cs="Times New Roman"/>
-          <w:sz w:val="24"/>
-          <w:szCs w:val="24"/>
-          <w:lang w:eastAsia="ru-RU"/>
-        </w:rPr>
-        <w:t>t</w:t>
+        <w:t xml:space="preserve">аксимально </w:t>
+      </w:r>
+      <w:r>
+        <w:rPr>
+          <w:rFonts w:cs="Times New Roman"/>
+          <w:sz w:val="24"/>
+          <w:szCs w:val="24"/>
+          <w:lang w:val="ru-RU" w:eastAsia="ru-RU"/>
+        </w:rPr>
+        <w:t>возможное</w:t>
       </w:r>
       <w:r>
         <w:rPr>
@@ -30433,27 +28717,7 @@
           <w:szCs w:val="24"/>
           <w:lang w:val="ru-RU" w:eastAsia="ru-RU"/>
         </w:rPr>
-        <w:t xml:space="preserve">Результаты </w:t>
-      </w:r>
-      <w:proofErr w:type="spellStart"/>
-      <w:r>
-        <w:rPr>
-          <w:rFonts w:cs="Times New Roman"/>
-          <w:sz w:val="24"/>
-          <w:szCs w:val="24"/>
-          <w:lang w:val="ru-RU" w:eastAsia="ru-RU"/>
-        </w:rPr>
-        <w:t>проведенного</w:t>
-      </w:r>
-      <w:proofErr w:type="spellEnd"/>
-      <w:r>
-        <w:rPr>
-          <w:rFonts w:cs="Times New Roman"/>
-          <w:sz w:val="24"/>
-          <w:szCs w:val="24"/>
-          <w:lang w:val="ru-RU" w:eastAsia="ru-RU"/>
-        </w:rPr>
-        <w:t xml:space="preserve"> анализа риска для декларируемого объекта, представлены в таблице ниже.</w:t>
+        <w:t>Результаты проведенного анализа риска для декларируемого объекта, представлены в таблице ниже.</w:t>
       </w:r>
     </w:p>
     <w:p>
@@ -30541,27 +28805,7 @@
           <w:szCs w:val="24"/>
           <w:lang w:val="ru-RU" w:eastAsia="ru-RU"/>
         </w:rPr>
-        <w:t xml:space="preserve">Результаты </w:t>
-      </w:r>
-      <w:proofErr w:type="spellStart"/>
-      <w:r>
-        <w:rPr>
-          <w:rFonts w:cs="Times New Roman"/>
-          <w:sz w:val="24"/>
-          <w:szCs w:val="24"/>
-          <w:lang w:val="ru-RU" w:eastAsia="ru-RU"/>
-        </w:rPr>
-        <w:t>проведенного</w:t>
-      </w:r>
-      <w:proofErr w:type="spellEnd"/>
-      <w:r>
-        <w:rPr>
-          <w:rFonts w:cs="Times New Roman"/>
-          <w:sz w:val="24"/>
-          <w:szCs w:val="24"/>
-          <w:lang w:val="ru-RU" w:eastAsia="ru-RU"/>
-        </w:rPr>
-        <w:t xml:space="preserve"> анализа риска</w:t>
+        <w:t>Результаты проведенного анализа риска</w:t>
       </w:r>
       <w:r>
         <w:rPr>
@@ -31065,21 +29309,12 @@
           <w:lang w:val="ru-RU"/>
         </w:rPr>
       </w:pPr>
-      <w:proofErr w:type="spellStart"/>
       <w:r>
         <w:rPr>
           <w:color w:val="00B0F0"/>
           <w:lang w:val="ru-RU"/>
         </w:rPr>
-        <w:t>газонасыщенность</w:t>
-      </w:r>
-      <w:proofErr w:type="spellEnd"/>
-      <w:r>
-        <w:rPr>
-          <w:color w:val="00B0F0"/>
-          <w:lang w:val="ru-RU"/>
-        </w:rPr>
-        <w:t>, давление насыщения.</w:t>
+        <w:t>газонасыщенность, давление насыщения.</w:t>
       </w:r>
     </w:p>
     <w:p>
@@ -31808,25 +30043,7 @@
           <w:color w:val="00B0F0"/>
           <w:lang w:val="ru-RU"/>
         </w:rPr>
-        <w:t xml:space="preserve">воздействие низких температур → риск замерзания </w:t>
-      </w:r>
-      <w:proofErr w:type="spellStart"/>
-      <w:r>
-        <w:rPr>
-          <w:rFonts w:cs="Times New Roman"/>
-          <w:color w:val="00B0F0"/>
-          <w:lang w:val="ru-RU"/>
-        </w:rPr>
-        <w:t>нефтеводяных</w:t>
-      </w:r>
-      <w:proofErr w:type="spellEnd"/>
-      <w:r>
-        <w:rPr>
-          <w:rFonts w:cs="Times New Roman"/>
-          <w:color w:val="00B0F0"/>
-          <w:lang w:val="ru-RU"/>
-        </w:rPr>
-        <w:t xml:space="preserve"> эмульсий;</w:t>
+        <w:t>воздействие низких температур → риск замерзания нефтеводяных эмульсий;</w:t>
       </w:r>
     </w:p>
     <w:p>
@@ -32047,23 +30264,7 @@
           <w:color w:val="00B0F0"/>
           <w:lang w:val="ru-RU"/>
         </w:rPr>
-        <w:t xml:space="preserve">размещение насосов и сепараторов для минимизации гидравлических сопротивлений и </w:t>
-      </w:r>
-      <w:proofErr w:type="spellStart"/>
-      <w:r>
-        <w:rPr>
-          <w:color w:val="00B0F0"/>
-          <w:lang w:val="ru-RU"/>
-        </w:rPr>
-        <w:t>кавитационных</w:t>
-      </w:r>
-      <w:proofErr w:type="spellEnd"/>
-      <w:r>
-        <w:rPr>
-          <w:color w:val="00B0F0"/>
-          <w:lang w:val="ru-RU"/>
-        </w:rPr>
-        <w:t xml:space="preserve"> рисков;</w:t>
+        <w:t>размещение насосов и сепараторов для минимизации гидравлических сопротивлений и кавитационных рисков;</w:t>
       </w:r>
     </w:p>
     <w:p>
@@ -32179,23 +30380,7 @@
           <w:color w:val="00B0F0"/>
           <w:lang w:val="ru-RU"/>
         </w:rPr>
-        <w:t xml:space="preserve">1. Повышение </w:t>
-      </w:r>
-      <w:proofErr w:type="spellStart"/>
-      <w:r>
-        <w:rPr>
-          <w:color w:val="00B0F0"/>
-          <w:lang w:val="ru-RU"/>
-        </w:rPr>
-        <w:t>надежности</w:t>
-      </w:r>
-      <w:proofErr w:type="spellEnd"/>
-      <w:r>
-        <w:rPr>
-          <w:color w:val="00B0F0"/>
-          <w:lang w:val="ru-RU"/>
-        </w:rPr>
-        <w:t xml:space="preserve"> оборудования </w:t>
+        <w:t xml:space="preserve">1. Повышение надежности оборудования </w:t>
       </w:r>
     </w:p>
     <w:p>
@@ -33351,7 +31536,6 @@
         </w:rPr>
       </w:pPr>
       <w:bookmarkStart w:id="82" w:name="_Toc221032570"/>
-      <w:proofErr w:type="spellStart"/>
       <w:r>
         <w:rPr>
           <w:rFonts w:ascii="Times New Roman" w:hAnsi="Times New Roman" w:cs="Times New Roman"/>
@@ -33360,9 +31544,8 @@
           <w:szCs w:val="24"/>
           <w:lang w:val="ru-RU" w:eastAsia="ru-RU"/>
         </w:rPr>
-        <w:t>Обобщенная</w:t>
-      </w:r>
-      <w:proofErr w:type="spellEnd"/>
+        <w:t>Обобщенная оценка обеспечения промышленной безопасности и достаточност</w:t>
+      </w:r>
       <w:r>
         <w:rPr>
           <w:rFonts w:ascii="Times New Roman" w:hAnsi="Times New Roman" w:cs="Times New Roman"/>
@@ -33371,7 +31554,7 @@
           <w:szCs w:val="24"/>
           <w:lang w:val="ru-RU" w:eastAsia="ru-RU"/>
         </w:rPr>
-        <w:t xml:space="preserve"> оценка обеспечения промышленной безопасности и достаточност</w:t>
+        <w:t>ь</w:t>
       </w:r>
       <w:r>
         <w:rPr>
@@ -33381,16 +31564,6 @@
           <w:szCs w:val="24"/>
           <w:lang w:val="ru-RU" w:eastAsia="ru-RU"/>
         </w:rPr>
-        <w:t>ь</w:t>
-      </w:r>
-      <w:r>
-        <w:rPr>
-          <w:rFonts w:ascii="Times New Roman" w:hAnsi="Times New Roman" w:cs="Times New Roman"/>
-          <w:color w:val="auto"/>
-          <w:sz w:val="24"/>
-          <w:szCs w:val="24"/>
-          <w:lang w:val="ru-RU" w:eastAsia="ru-RU"/>
-        </w:rPr>
         <w:t xml:space="preserve"> мер по предупреждению аварий на декларируемом объекте</w:t>
       </w:r>
       <w:bookmarkEnd w:id="82"/>
@@ -33414,19 +31587,11 @@
           <w:lang w:val="ru-RU"/>
         </w:rPr>
       </w:pPr>
-      <w:proofErr w:type="spellStart"/>
-      <w:r>
-        <w:rPr>
-          <w:lang w:val="ru-RU"/>
-        </w:rPr>
-        <w:t>Проведенная</w:t>
-      </w:r>
-      <w:proofErr w:type="spellEnd"/>
-      <w:r>
-        <w:rPr>
-          <w:lang w:val="ru-RU"/>
-        </w:rPr>
-        <w:t xml:space="preserve"> оценка риска возможных аварий, мер по их предупреждению и обеспечению готовности к действиям по локализации и ликвидации их последствий показали, что уровень безопасности декларируемого объекта </w:t>
+      <w:r>
+        <w:rPr>
+          <w:lang w:val="ru-RU"/>
+        </w:rPr>
+        <w:t xml:space="preserve">Проведенная оценка риска возможных аварий, мер по их предупреждению и обеспечению готовности к действиям по локализации и ликвидации их последствий показали, что уровень безопасности декларируемого объекта </w:t>
       </w:r>
       <w:r>
         <w:rPr>

--- a/report/template/Tatneft/ДПБ_(экспл_стац)/DPB.docx
+++ b/report/template/Tatneft/ДПБ_(экспл_стац)/DPB.docx
@@ -6081,7 +6081,7 @@
           <w:highlight w:val="yellow"/>
           <w:lang w:val="ru-RU"/>
         </w:rPr>
-        <w:t>{{ SITE_NAME }}</w:t>
+        <w:t>{{ SHORT_NAME }}</w:t>
       </w:r>
       <w:r>
         <w:rPr>
@@ -12539,7 +12539,37 @@
           <w:szCs w:val="24"/>
           <w:lang w:val="ru-RU" w:eastAsia="ru-RU"/>
         </w:rPr>
-        <w:t xml:space="preserve"> Результаты анализа безопасности</w:t>
+        <w:t xml:space="preserve"> </w:t>
+      </w:r>
+      <w:r>
+        <w:rPr>
+          <w:rFonts w:ascii="Times New Roman" w:hAnsi="Times New Roman" w:cs="Times New Roman"/>
+          <w:color w:val="auto"/>
+          <w:sz w:val="24"/>
+          <w:szCs w:val="24"/>
+          <w:lang w:val="ru-RU" w:eastAsia="ru-RU"/>
+        </w:rPr>
+        <w:t>«</w:t>
+      </w:r>
+      <w:r>
+        <w:rPr>
+          <w:rFonts w:ascii="Times New Roman" w:hAnsi="Times New Roman" w:cs="Times New Roman"/>
+          <w:color w:val="auto"/>
+          <w:sz w:val="24"/>
+          <w:szCs w:val="24"/>
+          <w:lang w:val="ru-RU" w:eastAsia="ru-RU"/>
+        </w:rPr>
+        <w:t>Результаты анализа безопасности</w:t>
+      </w:r>
+      <w:r>
+        <w:rPr>
+          <w:rFonts w:ascii="Times New Roman" w:hAnsi="Times New Roman" w:cs="Times New Roman"/>
+          <w:color w:val="auto"/>
+          <w:sz w:val="24"/>
+          <w:szCs w:val="24"/>
+          <w:lang w:val="ru-RU" w:eastAsia="ru-RU"/>
+        </w:rPr>
+        <w:t>»</w:t>
       </w:r>
       <w:bookmarkEnd w:id="24"/>
     </w:p>
@@ -13247,7 +13277,7 @@
           </mc:Choice>
           <mc:Fallback>
             <w:pict>
-              <v:shapetype w14:anchorId="71D05F3C" id="_x0000_t32" coordsize="21600,21600" o:spt="32" o:oned="t" path="m,l21600,21600e" filled="f">
+              <v:shapetype w14:anchorId="55255916" id="_x0000_t32" coordsize="21600,21600" o:spt="32" o:oned="t" path="m,l21600,21600e" filled="f">
                 <v:path arrowok="t" fillok="f" o:connecttype="none"/>
                 <o:lock v:ext="edit" shapetype="t"/>
               </v:shapetype>
@@ -13541,7 +13571,7 @@
           </mc:Choice>
           <mc:Fallback>
             <w:pict>
-              <v:shape w14:anchorId="342A5D9C" id="Прямая со стрелкой 2" o:spid="_x0000_s1026" type="#_x0000_t32" style="position:absolute;margin-left:225.1pt;margin-top:21.4pt;width:30pt;height:0;z-index:251664896;visibility:visible;mso-wrap-style:square;mso-wrap-distance-left:9pt;mso-wrap-distance-top:0;mso-wrap-distance-right:9pt;mso-wrap-distance-bottom:0;mso-position-horizontal:absolute;mso-position-horizontal-relative:text;mso-position-vertical:absolute;mso-position-vertical-relative:text" o:gfxdata="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" strokecolor="#4f81bd [3204]" strokeweight="2pt">
+              <v:shape w14:anchorId="035E9BEA" id="Прямая со стрелкой 2" o:spid="_x0000_s1026" type="#_x0000_t32" style="position:absolute;margin-left:225.1pt;margin-top:21.4pt;width:30pt;height:0;z-index:251664896;visibility:visible;mso-wrap-style:square;mso-wrap-distance-left:9pt;mso-wrap-distance-top:0;mso-wrap-distance-right:9pt;mso-wrap-distance-bottom:0;mso-position-horizontal:absolute;mso-position-horizontal-relative:text;mso-position-vertical:absolute;mso-position-vertical-relative:text" o:gfxdata="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" strokecolor="#4f81bd [3204]" strokeweight="2pt">
                 <v:stroke endarrow="block"/>
                 <v:shadow on="t" color="black" opacity="24903f" origin=",.5" offset="0,.55556mm"/>
               </v:shape>
@@ -13650,7 +13680,7 @@
           </mc:Choice>
           <mc:Fallback>
             <w:pict>
-              <v:shape w14:anchorId="6CDDEE96" id="Прямая со стрелкой 1" o:spid="_x0000_s1026" type="#_x0000_t32" style="position:absolute;margin-left:45.35pt;margin-top:6.75pt;width:55.35pt;height:0;z-index:251661824;visibility:visible;mso-wrap-style:square;mso-wrap-distance-left:9pt;mso-wrap-distance-top:0;mso-wrap-distance-right:9pt;mso-wrap-distance-bottom:0;mso-position-horizontal:absolute;mso-position-horizontal-relative:text;mso-position-vertical:absolute;mso-position-vertical-relative:text" o:gfxdata="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" strokecolor="#4579b8 [3044]">
+              <v:shape w14:anchorId="335BEAA5" id="Прямая со стрелкой 1" o:spid="_x0000_s1026" type="#_x0000_t32" style="position:absolute;margin-left:45.35pt;margin-top:6.75pt;width:55.35pt;height:0;z-index:251661824;visibility:visible;mso-wrap-style:square;mso-wrap-distance-left:9pt;mso-wrap-distance-top:0;mso-wrap-distance-right:9pt;mso-wrap-distance-bottom:0;mso-position-horizontal:absolute;mso-position-horizontal-relative:text;mso-position-vertical:absolute;mso-position-vertical-relative:text" o:gfxdata="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" strokecolor="#4579b8 [3044]">
                 <v:stroke endarrow="block"/>
               </v:shape>
             </w:pict>
@@ -21771,18 +21801,17 @@
           <w:szCs w:val="24"/>
           <w:lang w:val="ru-RU" w:eastAsia="ru-RU"/>
         </w:rPr>
-        <w:t xml:space="preserve">Вводный инструктаж проводит Центра промышленной и экологической безопасности ЦОБ ПАО «Татнефть», по адресу г. Альметьевск пр. Тукая 33. Результаты проведения инструктажей оформляются записью в «Журнале регистрации вводного инструктажа». </w:t>
-      </w:r>
-      <w:r>
-        <w:rPr>
-          <w:rFonts w:cs="Times New Roman"/>
-          <w:color w:val="000000" w:themeColor="text1"/>
-          <w:sz w:val="24"/>
-          <w:szCs w:val="24"/>
-          <w:highlight w:val="lightGray"/>
-          <w:lang w:val="ru-RU" w:eastAsia="ru-RU"/>
-        </w:rPr>
-        <w:t>Кроме этого, с работниками предприятия проводятся: первичный инструктаж на рабочем месте; повторные инструктажи (один раз в три месяца); целевые инструктажи; внеочередные (внеплановые) инструктажи.</w:t>
+        <w:t>Вводный инструктаж проводит Центра промышленной и экологической безопасности ЦОБ ПАО «Татнефть», по адресу г. Альметьевск пр. Тукая 33. Результаты проведения инструктажей оформляются записью в «Журнале регистрации вводного инструктажа». Кроме этого, с работниками предприятия проводятся: первичный инструктаж на рабочем месте; повторные инструктажи (один раз в три месяца); целевые инструктажи; внеочередные (внеплановые)</w:t>
+      </w:r>
+      <w:r>
+        <w:rPr>
+          <w:rFonts w:cs="Times New Roman"/>
+          <w:color w:val="E36C0A" w:themeColor="accent6" w:themeShade="BF"/>
+          <w:sz w:val="24"/>
+          <w:szCs w:val="24"/>
+          <w:lang w:val="ru-RU" w:eastAsia="ru-RU"/>
+        </w:rPr>
+        <w:t>.</w:t>
       </w:r>
     </w:p>
     <w:p>
@@ -22025,28 +22054,27 @@
           <w:rFonts w:cs="Times New Roman"/>
           <w:sz w:val="24"/>
           <w:szCs w:val="24"/>
-          <w:highlight w:val="lightGray"/>
-          <w:lang w:val="ru-RU" w:eastAsia="ru-RU"/>
-        </w:rPr>
-        <w:t>Ознакомление с ПМЛЛПА производственно-технического персонала оформлено документально в журнале регистрации инструктажей на рабочем месте под подпись.</w:t>
-      </w:r>
-      <w:r>
-        <w:rPr>
-          <w:rFonts w:cs="Times New Roman"/>
-          <w:sz w:val="24"/>
-          <w:szCs w:val="24"/>
-          <w:lang w:val="ru-RU" w:eastAsia="ru-RU"/>
-        </w:rPr>
-        <w:t xml:space="preserve"> </w:t>
-      </w:r>
-      <w:r>
-        <w:rPr>
-          <w:rFonts w:cs="Times New Roman"/>
-          <w:sz w:val="24"/>
-          <w:szCs w:val="24"/>
-          <w:lang w:val="ru-RU" w:eastAsia="ru-RU"/>
-        </w:rPr>
-        <w:t xml:space="preserve">Ознакомление и доведение до сведения персонала производственного объекта содержания </w:t>
+          <w:lang w:val="ru-RU" w:eastAsia="ru-RU"/>
+        </w:rPr>
+        <w:t xml:space="preserve">Ознакомление с </w:t>
+      </w:r>
+      <w:r>
+        <w:rPr>
+          <w:rFonts w:cs="Times New Roman"/>
+          <w:sz w:val="24"/>
+          <w:szCs w:val="24"/>
+          <w:lang w:val="ru-RU" w:eastAsia="ru-RU"/>
+        </w:rPr>
+        <w:t>ПМЛЛПА</w:t>
+      </w:r>
+      <w:r>
+        <w:rPr>
+          <w:rFonts w:cs="Times New Roman"/>
+          <w:sz w:val="24"/>
+          <w:szCs w:val="24"/>
+          <w:lang w:val="ru-RU" w:eastAsia="ru-RU"/>
+        </w:rPr>
+        <w:t xml:space="preserve"> производственно-технического персонала оформлено документально в журнале регистрации инструктажей на рабочем месте под роспись. Ознакомление и доведение до сведения персонала производственного объекта содержания </w:t>
       </w:r>
       <w:r>
         <w:rPr>
@@ -24994,61 +25022,6 @@
         </w:rPr>
         <w:t>Экспертиза промышленной безопасности согласно утвержденным графикам проведения.</w:t>
       </w:r>
-    </w:p>
-    <w:p>
-      <w:pPr>
-        <w:spacing w:after="0" w:line="360" w:lineRule="auto"/>
-        <w:ind w:firstLine="680"/>
-        <w:jc w:val="both"/>
-        <w:rPr>
-          <w:rFonts w:cs="Times New Roman"/>
-          <w:sz w:val="24"/>
-          <w:szCs w:val="24"/>
-          <w:highlight w:val="lightGray"/>
-          <w:lang w:val="ru-RU" w:eastAsia="ru-RU"/>
-        </w:rPr>
-      </w:pPr>
-      <w:r>
-        <w:rPr>
-          <w:rFonts w:cs="Times New Roman"/>
-          <w:sz w:val="24"/>
-          <w:szCs w:val="24"/>
-          <w:highlight w:val="lightGray"/>
-          <w:lang w:val="ru-RU" w:eastAsia="ru-RU"/>
-        </w:rPr>
-        <w:lastRenderedPageBreak/>
-        <w:t>Экспертиза промышленной безопасности согласно утвержденным графикам проведения. Экспертиза проводится</w:t>
-      </w:r>
-      <w:r>
-        <w:rPr>
-          <w:highlight w:val="lightGray"/>
-          <w:lang w:val="ru-RU"/>
-        </w:rPr>
-        <w:t xml:space="preserve"> </w:t>
-      </w:r>
-      <w:r>
-        <w:rPr>
-          <w:rFonts w:cs="Times New Roman"/>
-          <w:sz w:val="24"/>
-          <w:szCs w:val="24"/>
-          <w:highlight w:val="lightGray"/>
-          <w:lang w:val="ru-RU" w:eastAsia="ru-RU"/>
-        </w:rPr>
-        <w:t>ООО МИП "НЭС Профэксперт" на основании лицензии ДЭ-00-017721 от 21.08.2020 г.</w:t>
-      </w:r>
-    </w:p>
-    <w:p>
-      <w:pPr>
-        <w:spacing w:after="0" w:line="360" w:lineRule="auto"/>
-        <w:ind w:firstLine="680"/>
-        <w:jc w:val="both"/>
-        <w:rPr>
-          <w:rFonts w:cs="Times New Roman"/>
-          <w:sz w:val="24"/>
-          <w:szCs w:val="24"/>
-          <w:lang w:val="ru-RU" w:eastAsia="ru-RU"/>
-        </w:rPr>
-      </w:pPr>
     </w:p>
     <w:p>
       <w:pPr>
@@ -25753,17 +25726,7 @@
           <w:szCs w:val="24"/>
           <w:lang w:val="ru-RU" w:eastAsia="ru-RU"/>
         </w:rPr>
-        <w:t xml:space="preserve">Все операции персонала при обращении с опасными веществами выполняются в строгом соответствии с требованиями Федерального закона от 21.07.1997 № 116-ФЗ «О </w:t>
-      </w:r>
-      <w:r>
-        <w:rPr>
-          <w:rFonts w:cs="Times New Roman"/>
-          <w:sz w:val="24"/>
-          <w:szCs w:val="24"/>
-          <w:lang w:val="ru-RU" w:eastAsia="ru-RU"/>
-        </w:rPr>
-        <w:lastRenderedPageBreak/>
-        <w:t>промышленной безопасности опасных производственных объектов», действующими в Российской Федерации нормами и правилами, а также инструкциями заводов-изготовителей по эксплуатации оборудования.</w:t>
+        <w:t>Все операции персонала при обращении с опасными веществами выполняются в строгом соответствии с требованиями Федерального закона от 21.07.1997 № 116-ФЗ «О промышленной безопасности опасных производственных объектов», действующими в Российской Федерации нормами и правилами, а также инструкциями заводов-изготовителей по эксплуатации оборудования.</w:t>
       </w:r>
     </w:p>
     <w:p>
@@ -25785,6 +25748,7 @@
           <w:szCs w:val="24"/>
           <w:lang w:val="ru-RU"/>
         </w:rPr>
+        <w:lastRenderedPageBreak/>
         <w:t>Для объекта предусмотрена з</w:t>
       </w:r>
       <w:r>
@@ -26244,17 +26208,7 @@
           <w:szCs w:val="24"/>
           <w:lang w:val="ru-RU"/>
         </w:rPr>
-        <w:t xml:space="preserve">7) определяется порядок допуска на территорию объекта ремонтно-восстановительных бригад, пожарных команд и машин скорой помощи, сотрудников </w:t>
-      </w:r>
-      <w:r>
-        <w:rPr>
-          <w:rFonts w:cs="Times New Roman"/>
-          <w:sz w:val="24"/>
-          <w:szCs w:val="24"/>
-          <w:lang w:val="ru-RU"/>
-        </w:rPr>
-        <w:lastRenderedPageBreak/>
-        <w:t>правоохранительных органов и других силовых структур для проведения совместных действий по предотвращению, расследованию и ликвидации чрезвычайных ситуаций;</w:t>
+        <w:t>7) определяется порядок допуска на территорию объекта ремонтно-восстановительных бригад, пожарных команд и машин скорой помощи, сотрудников правоохранительных органов и других силовых структур для проведения совместных действий по предотвращению, расследованию и ликвидации чрезвычайных ситуаций;</w:t>
       </w:r>
     </w:p>
     <w:p>
@@ -26276,6 +26230,7 @@
           <w:szCs w:val="24"/>
           <w:lang w:val="ru-RU"/>
         </w:rPr>
+        <w:lastRenderedPageBreak/>
         <w:t>8) производится сбор, анализ информации об оперативной обстановке, постановка целей и задач, проводятся совместные совещания, а при необходимости создается временный оперативный штаб для выработки решений и контроля их выполнения.</w:t>
       </w:r>
     </w:p>
@@ -26693,7 +26648,6 @@
           <w:szCs w:val="24"/>
           <w:lang w:val="ru-RU"/>
         </w:rPr>
-        <w:lastRenderedPageBreak/>
         <w:t>Действия производственного персонала и аварийно-спасательных служб (формирований) по локализации и ликвидации аварии;</w:t>
       </w:r>
     </w:p>
@@ -26723,6 +26677,7 @@
           <w:szCs w:val="24"/>
           <w:lang w:val="ru-RU"/>
         </w:rPr>
+        <w:lastRenderedPageBreak/>
         <w:t>Схема распределения обязанностей среди персонала на случай возникновения аварийных ситуаций;</w:t>
       </w:r>
     </w:p>
@@ -27086,7 +27041,6 @@
           <w:szCs w:val="24"/>
           <w:lang w:val="ru-RU"/>
         </w:rPr>
-        <w:lastRenderedPageBreak/>
         <w:t>Круглосуточный постоянный контроль технологического режима;</w:t>
       </w:r>
     </w:p>
@@ -27116,6 +27070,7 @@
           <w:szCs w:val="24"/>
           <w:lang w:val="ru-RU"/>
         </w:rPr>
+        <w:lastRenderedPageBreak/>
         <w:t>Автоматическую защиту, отключение оборудования и остановку перекачки продуктов в случаях, которые могут привести к аварийным ситуациям;</w:t>
       </w:r>
     </w:p>
@@ -27249,49 +27204,7 @@
           <w:szCs w:val="24"/>
           <w:lang w:val="ru-RU"/>
         </w:rPr>
-        <w:t>Для проведения аварийно-спасательных и других неотложных работ по ликвидации последствий возможных аварий и чрезвычайных ситуаций природного и техногенного характера на декларируемом объекте согласно закону РФ «О промышленной безопасности опасных производственных объектов» № 116-ФЗ от 21.07.97г. (с изменениями на 11.06.2021 г.), распоряжением ПАО «Татнефть» №</w:t>
-      </w:r>
-      <w:r>
-        <w:rPr>
-          <w:rFonts w:cs="Times New Roman"/>
-          <w:color w:val="000000" w:themeColor="text1"/>
-          <w:sz w:val="24"/>
-          <w:szCs w:val="24"/>
-          <w:highlight w:val="lightGray"/>
-          <w:lang w:val="ru-RU"/>
-        </w:rPr>
-        <w:t>197/Расп(ТНД) от 11.12.2025 г.</w:t>
-      </w:r>
-      <w:r>
-        <w:rPr>
-          <w:rFonts w:cs="Times New Roman"/>
-          <w:color w:val="000000" w:themeColor="text1"/>
-          <w:sz w:val="24"/>
-          <w:szCs w:val="24"/>
-          <w:lang w:val="ru-RU"/>
-        </w:rPr>
-        <w:t xml:space="preserve"> </w:t>
-      </w:r>
-      <w:r>
-        <w:rPr>
-          <w:rFonts w:cs="Times New Roman"/>
-          <w:color w:val="000000" w:themeColor="text1"/>
-          <w:sz w:val="24"/>
-          <w:szCs w:val="24"/>
-          <w:highlight w:val="lightGray"/>
-          <w:lang w:val="ru-RU"/>
-        </w:rPr>
-        <w:t>«О составе нештатного аварийно-спасательного формирования структурного подразделения «Татнефть-Добыча» ПАО «Татнефть»</w:t>
-      </w:r>
-      <w:r>
-        <w:rPr>
-          <w:rFonts w:cs="Times New Roman"/>
-          <w:color w:val="E36C0A" w:themeColor="accent6" w:themeShade="BF"/>
-          <w:sz w:val="24"/>
-          <w:szCs w:val="24"/>
-          <w:lang w:val="ru-RU"/>
-        </w:rPr>
-        <w:t xml:space="preserve"> укомплектовано объединённое нештатное формирование «Нештатное аварийно-спасательное формирование структурного подразделения «Татнефть-Добыча» ПАО «Татнефть» (свидетельство об аттестации на право ведения аварийно-спасательных работ №15343 от 28.02.24 г., регистрационный номер 16/2-2-538).</w:t>
+        <w:t>Для проведения аварийно-спасательных и других неотложных работ по ликвидации последствий возможных аварий и чрезвычайных ситуаций природного и техногенного характера на декларируемом объекте согласно закону РФ «О промышленной безопасности опасных производственных объектов» № 116-ФЗ от 21.07.97г. (с изменениями на 11.06.2021 г.), распоряжением ПАО «Татнефть» №188/Расп(ТНД) от 19.12.2024 г. «О составе нештатного аварийно-спасательного формирования» укомплектовано объединённое нештатное формирование «Нештатное аварийно-спасательное формирование структурного подразделения «Татнефть-Добыча» ПАО «Татнефть» (свидетельство об аттестации на право ведения аварийно-спасательных работ №15343 от 28.02.24 г., регистрационный номер 16/2-2-538).</w:t>
       </w:r>
     </w:p>
     <w:p>
@@ -27315,7 +27228,7 @@
           <w:szCs w:val="24"/>
           <w:lang w:val="ru-RU"/>
         </w:rPr>
-        <w:t xml:space="preserve">Готовность НАСФ в рабочее время – постоянная, вне рабочего времени – 1,5 - 2 часа. Оснащенность нештатных аварийно-спасательных формирований определяется исходя из норм оснащения, приведенных в приказе МЧС РФ от 18.12.2014 г. (c изменениями 05.10.2021г.) № 701 «Об утверждении типового порядка создания нештатных формирований по обеспечению выполнения мероприятий по гражданской обороне» , а также в соответствии с «Типовым табелем оснащения аварийно-спасательного формирования средствами индивидуальной защиты, специальным и вспомогательным оборудованием для ведения газоспасательных работ» (приложение Е «Методических </w:t>
+        <w:t xml:space="preserve">Готовность НАСФ в рабочее время – постоянная, вне рабочего времени – 1,5 - 2 часа. Оснащенность нештатных аварийно-спасательных формирований определяется исходя из норм оснащения, приведенных в приказе МЧС РФ от 18.12.2014 г. (c изменениями 05.10.2021г.) № 701 «Об утверждении типового порядка создания нештатных формирований по обеспечению выполнения мероприятий по гражданской обороне» , а также в соответствии с «Типовым табелем оснащения аварийно-спасательного формирования средствами индивидуальной защиты, специальным и вспомогательным оборудованием для ведения газоспасательных работ» (приложение Е «Методических рекомендаций по проведению проверки и определению возможностей профессиональных </w:t>
       </w:r>
       <w:r>
         <w:rPr>
@@ -27326,7 +27239,7 @@
           <w:lang w:val="ru-RU"/>
         </w:rPr>
         <w:lastRenderedPageBreak/>
-        <w:t>рекомендаций по проведению проверки и определению возможностей профессиональных аварийно-спасательных формирований при аттестации на право ведения газоспасательных работ»).</w:t>
+        <w:t>аварийно-спасательных формирований при аттестации на право ведения газоспасательных работ»).</w:t>
       </w:r>
     </w:p>
     <w:p>
@@ -27520,21 +27433,22 @@
         <w:jc w:val="both"/>
         <w:rPr>
           <w:rFonts w:cs="Times New Roman"/>
-          <w:color w:val="E36C0A" w:themeColor="accent6" w:themeShade="BF"/>
-          <w:sz w:val="24"/>
-          <w:szCs w:val="24"/>
-          <w:lang w:val="ru-RU"/>
-        </w:rPr>
-      </w:pPr>
-      <w:r>
-        <w:rPr>
-          <w:rFonts w:cs="Times New Roman"/>
-          <w:color w:val="E36C0A" w:themeColor="accent6" w:themeShade="BF"/>
-          <w:sz w:val="24"/>
-          <w:szCs w:val="24"/>
-          <w:lang w:val="ru-RU"/>
-        </w:rPr>
-        <w:t>- договор № 0002/2024/8720 от 16.12.2024 с отрядом ФПС ГПС- Альметьевского филиала ФГБУ «Управление ДП ФПС ГПС по РТ» на выполнение работ и оказание услуг в области пожарной безопасности.</w:t>
+          <w:color w:val="000000" w:themeColor="text1"/>
+          <w:sz w:val="24"/>
+          <w:szCs w:val="24"/>
+          <w:lang w:val="ru-RU"/>
+        </w:rPr>
+      </w:pPr>
+      <w:r>
+        <w:rPr>
+          <w:rFonts w:cs="Times New Roman"/>
+          <w:color w:val="000000" w:themeColor="text1"/>
+          <w:sz w:val="24"/>
+          <w:szCs w:val="24"/>
+          <w:highlight w:val="cyan"/>
+          <w:lang w:val="ru-RU"/>
+        </w:rPr>
+        <w:t>- договор № 0002/2025/7210 от 25.12.2025 с отрядом ФПС ГПС- Альметьевского филиала ФГБУ «Управление ДП ФПС ГПС по РТ» на выполнение работ и оказание услуг в области пожарной безопасности.</w:t>
       </w:r>
     </w:p>
     <w:p>
@@ -27620,7 +27534,7 @@
           <w:szCs w:val="24"/>
           <w:lang w:val="ru-RU"/>
         </w:rPr>
-        <w:t xml:space="preserve">В соответствии с федеральным законом №68-ФЗ от 21.12.94г. «О защите населения и территорий от ЧС природного и техногенного характера» (с изменениями), №28-ФЗ от 12.02.1998г. «О гражданской обороне» (с изменениями), Постановлением Правительства РФ «Об утверждении правил создания, использования и восполнения резервов материальных ресурсов федеральных органов исполнительной власти для ликвидации чрезвычайных </w:t>
+        <w:t xml:space="preserve">В соответствии с федеральным законом №68-ФЗ от 21.12.94г. «О защите населения и территорий от ЧС природного и техногенного характера» (с изменениями), №28-ФЗ от 12.02.1998г. «О гражданской обороне» (с изменениями), Постановлением Правительства РФ «Об утверждении правил создания, использования и восполнения резервов материальных ресурсов федеральных органов исполнительной власти для ликвидации чрезвычайных ситуаций природного и техногенного характера» от 25.07.2020 г. №1119, №379 «О </w:t>
       </w:r>
       <w:r>
         <w:rPr>
@@ -27631,59 +27545,7 @@
           <w:lang w:val="ru-RU"/>
         </w:rPr>
         <w:lastRenderedPageBreak/>
-        <w:t xml:space="preserve">ситуаций природного и техногенного характера» от 25.07.2020 г. №1119, №379 «О накоплении, хранении и использовании в целях гражданской обороны запасов материально-технических, продовольственных, медицинских и иных средств» (с изменениями), </w:t>
-      </w:r>
-      <w:r>
-        <w:rPr>
-          <w:rFonts w:cs="Times New Roman"/>
-          <w:color w:val="E36C0A" w:themeColor="accent6" w:themeShade="BF"/>
-          <w:sz w:val="24"/>
-          <w:szCs w:val="24"/>
-          <w:lang w:val="ru-RU"/>
-        </w:rPr>
-        <w:t>П</w:t>
-      </w:r>
-      <w:r>
-        <w:rPr>
-          <w:rFonts w:cs="Times New Roman"/>
-          <w:color w:val="E36C0A" w:themeColor="accent6" w:themeShade="BF"/>
-          <w:sz w:val="24"/>
-          <w:szCs w:val="24"/>
-          <w:lang w:val="ru-RU"/>
-        </w:rPr>
-        <w:t xml:space="preserve">остановлением Кабинета Министров Республики Татарстан от 11.07.2008г. №488 «О создании резервов материальных ресурсов для ликвидации чрезвычайных ситуаций природного и техногенного характера» (с изменениями) в ПАО «Татнефть» издан приказ </w:t>
-      </w:r>
-      <w:r>
-        <w:rPr>
-          <w:rFonts w:cs="Times New Roman"/>
-          <w:color w:val="000000" w:themeColor="text1"/>
-          <w:sz w:val="24"/>
-          <w:szCs w:val="24"/>
-          <w:highlight w:val="lightGray"/>
-          <w:lang w:val="ru-RU"/>
-        </w:rPr>
-        <w:t>№215/МНУ-Пр(0002) от 18.09.2025г.</w:t>
-      </w:r>
-      <w:r>
-        <w:rPr>
-          <w:rFonts w:cs="Times New Roman"/>
-          <w:color w:val="000000" w:themeColor="text1"/>
-          <w:sz w:val="24"/>
-          <w:szCs w:val="24"/>
-          <w:lang w:val="ru-RU"/>
-        </w:rPr>
-        <w:t xml:space="preserve"> </w:t>
-      </w:r>
-      <w:r>
-        <w:rPr>
-          <w:rFonts w:cs="Times New Roman"/>
-          <w:color w:val="000000" w:themeColor="text1"/>
-          <w:sz w:val="24"/>
-          <w:szCs w:val="24"/>
-          <w:highlight w:val="lightGray"/>
-          <w:lang w:val="ru-RU"/>
-        </w:rPr>
-        <w:t>«Об утверждении и введении в действие ЕРБ 2465-2025 «Положение о создании, хранении, использовании и восполнении резерва материальных ресурсов для ликвидации чрезвычайных ситуаций и целей гражданской обороны».</w:t>
+        <w:t>накоплении, хранении и использовании в целях гражданской обороны запасов материально-технических, продовольственных, медицинских и иных средств» (с изменениями), постановлением Кабинета Министров Республики Татарстан от 11.07.2008г. №488 «О создании резервов материальных ресурсов для ликвидации чрезвычайных ситуаций природного и техногенного характера» (с изменениями) в ПАО «Татнефть» издан приказ №244/МНУ-Пр(0002) от 04.08.2023 г. «Об утверждении и введении в действие ЕРБ 2465-2023 «Положение о создании, содержании, использовании и восполнении резервов материальных и финансовых ресурсов для ликвидации чрезвычайных ситуаций природного и техногенного характера и целей гражданской обороны в ПАО «Татнефть».</w:t>
       </w:r>
     </w:p>
     <w:p>
@@ -28580,16 +28442,16 @@
           <w:szCs w:val="24"/>
           <w:lang w:val="ru-RU" w:eastAsia="ru-RU"/>
         </w:rPr>
-        <w:t xml:space="preserve">аксимально </w:t>
-      </w:r>
-      <w:r>
-        <w:rPr>
-          <w:rFonts w:cs="Times New Roman"/>
-          <w:sz w:val="24"/>
-          <w:szCs w:val="24"/>
-          <w:lang w:val="ru-RU" w:eastAsia="ru-RU"/>
-        </w:rPr>
-        <w:t>возможное</w:t>
+        <w:t>аксимально возможно</w:t>
+      </w:r>
+      <w:r>
+        <w:rPr>
+          <w:rFonts w:cs="Times New Roman"/>
+          <w:sz w:val="24"/>
+          <w:szCs w:val="24"/>
+          <w:lang w:eastAsia="ru-RU"/>
+        </w:rPr>
+        <w:t>t</w:t>
       </w:r>
       <w:r>
         <w:rPr>

--- a/report/template/Tatneft/ДПБ_(экспл_стац)/DPB.docx
+++ b/report/template/Tatneft/ДПБ_(экспл_стац)/DPB.docx
@@ -42,6 +42,7 @@
           <w:lang w:val="en-US"/>
         </w:rPr>
       </w:pPr>
+      <w:proofErr w:type="gramStart"/>
       <w:r>
         <w:rPr>
           <w:bCs/>
@@ -51,7 +52,19 @@
           <w:highlight w:val="yellow"/>
           <w:lang w:val="en-US"/>
         </w:rPr>
-        <w:t>{{ HEAD_POSITION }}</w:t>
+        <w:t>{{ HEAD</w:t>
+      </w:r>
+      <w:proofErr w:type="gramEnd"/>
+      <w:r>
+        <w:rPr>
+          <w:bCs/>
+          <w:spacing w:val="0"/>
+          <w:sz w:val="26"/>
+          <w:szCs w:val="26"/>
+          <w:highlight w:val="yellow"/>
+          <w:lang w:val="en-US"/>
+        </w:rPr>
+        <w:t>_POSITION }}</w:t>
       </w:r>
     </w:p>
     <w:p>
@@ -70,6 +83,7 @@
           <w:lang w:val="en-US"/>
         </w:rPr>
       </w:pPr>
+      <w:proofErr w:type="gramStart"/>
       <w:r>
         <w:rPr>
           <w:sz w:val="26"/>
@@ -77,7 +91,17 @@
           <w:highlight w:val="yellow"/>
           <w:lang w:val="en-US"/>
         </w:rPr>
-        <w:t>{{ SHORT_NAME }}</w:t>
+        <w:t>{{ SHORT</w:t>
+      </w:r>
+      <w:proofErr w:type="gramEnd"/>
+      <w:r>
+        <w:rPr>
+          <w:sz w:val="26"/>
+          <w:szCs w:val="26"/>
+          <w:highlight w:val="yellow"/>
+          <w:lang w:val="en-US"/>
+        </w:rPr>
+        <w:t>_NAME }}</w:t>
       </w:r>
     </w:p>
     <w:p>
@@ -110,13 +134,23 @@
         </w:rPr>
         <w:t xml:space="preserve">___________ </w:t>
       </w:r>
+      <w:proofErr w:type="gramStart"/>
       <w:r>
         <w:rPr>
           <w:sz w:val="26"/>
           <w:szCs w:val="26"/>
           <w:highlight w:val="yellow"/>
         </w:rPr>
-        <w:t>{{ HEAD_SHORT_NAME }}</w:t>
+        <w:t>{{ HEAD</w:t>
+      </w:r>
+      <w:proofErr w:type="gramEnd"/>
+      <w:r>
+        <w:rPr>
+          <w:sz w:val="26"/>
+          <w:szCs w:val="26"/>
+          <w:highlight w:val="yellow"/>
+        </w:rPr>
+        <w:t>_SHORT_NAME }}</w:t>
       </w:r>
     </w:p>
     <w:p>
@@ -126,14 +160,36 @@
         <w:rPr>
           <w:sz w:val="26"/>
           <w:szCs w:val="26"/>
-        </w:rPr>
-      </w:pPr>
+          <w:lang w:val="ru-RU"/>
+        </w:rPr>
+      </w:pPr>
+      <w:proofErr w:type="gramStart"/>
       <w:r>
         <w:rPr>
           <w:sz w:val="26"/>
           <w:szCs w:val="26"/>
-        </w:rPr>
-        <w:t xml:space="preserve">« ___ » ___________ </w:t>
+          <w:lang w:val="ru-RU"/>
+        </w:rPr>
+        <w:t>« _</w:t>
+      </w:r>
+      <w:proofErr w:type="gramEnd"/>
+      <w:r>
+        <w:rPr>
+          <w:sz w:val="26"/>
+          <w:szCs w:val="26"/>
+          <w:lang w:val="ru-RU"/>
+        </w:rPr>
+        <w:t xml:space="preserve">__ » ___________ </w:t>
+      </w:r>
+      <w:r>
+        <w:rPr>
+          <w:rFonts w:eastAsia="Times New Roman" w:cs="Times New Roman"/>
+          <w:sz w:val="26"/>
+          <w:szCs w:val="26"/>
+          <w:highlight w:val="yellow"/>
+          <w:lang w:val="ru-RU" w:eastAsia="ru-RU"/>
+        </w:rPr>
+        <w:t xml:space="preserve">{{ </w:t>
       </w:r>
       <w:r>
         <w:rPr>
@@ -143,7 +199,17 @@
           <w:highlight w:val="yellow"/>
           <w:lang w:eastAsia="ru-RU"/>
         </w:rPr>
-        <w:t xml:space="preserve">{{ </w:t>
+        <w:t>PROJECT</w:t>
+      </w:r>
+      <w:r>
+        <w:rPr>
+          <w:rFonts w:eastAsia="Times New Roman" w:cs="Times New Roman"/>
+          <w:sz w:val="26"/>
+          <w:szCs w:val="26"/>
+          <w:highlight w:val="yellow"/>
+          <w:lang w:val="ru-RU" w:eastAsia="ru-RU"/>
+        </w:rPr>
+        <w:t>_</w:t>
       </w:r>
       <w:r>
         <w:rPr>
@@ -153,7 +219,7 @@
           <w:highlight w:val="yellow"/>
           <w:lang w:eastAsia="ru-RU"/>
         </w:rPr>
-        <w:t>PROJECT</w:t>
+        <w:t>YEAR</w:t>
       </w:r>
       <w:r>
         <w:rPr>
@@ -161,49 +227,31 @@
           <w:sz w:val="26"/>
           <w:szCs w:val="26"/>
           <w:highlight w:val="yellow"/>
-          <w:lang w:eastAsia="ru-RU"/>
-        </w:rPr>
-        <w:t>_</w:t>
-      </w:r>
-      <w:r>
-        <w:rPr>
-          <w:rFonts w:eastAsia="Times New Roman" w:cs="Times New Roman"/>
+          <w:lang w:val="ru-RU" w:eastAsia="ru-RU"/>
+        </w:rPr>
+        <w:t xml:space="preserve"> }}</w:t>
+      </w:r>
+      <w:r>
+        <w:rPr>
           <w:sz w:val="26"/>
           <w:szCs w:val="26"/>
-          <w:highlight w:val="yellow"/>
-          <w:lang w:eastAsia="ru-RU"/>
-        </w:rPr>
-        <w:t>YEAR</w:t>
-      </w:r>
-      <w:r>
-        <w:rPr>
-          <w:rFonts w:eastAsia="Times New Roman" w:cs="Times New Roman"/>
+          <w:lang w:val="ru-RU"/>
+        </w:rPr>
+        <w:t xml:space="preserve"> </w:t>
+      </w:r>
+      <w:r>
+        <w:rPr>
           <w:sz w:val="26"/>
           <w:szCs w:val="26"/>
-          <w:highlight w:val="yellow"/>
-          <w:lang w:eastAsia="ru-RU"/>
-        </w:rPr>
-        <w:t xml:space="preserve"> }}</w:t>
+          <w:lang w:val="ru-RU"/>
+        </w:rPr>
+        <w:t>г</w:t>
       </w:r>
       <w:r>
         <w:rPr>
           <w:sz w:val="26"/>
           <w:szCs w:val="26"/>
-        </w:rPr>
-        <w:t xml:space="preserve"> </w:t>
-      </w:r>
-      <w:r>
-        <w:rPr>
-          <w:sz w:val="26"/>
-          <w:szCs w:val="26"/>
-          <w:lang w:val="ru-RU"/>
-        </w:rPr>
-        <w:t>г</w:t>
-      </w:r>
-      <w:r>
-        <w:rPr>
-          <w:sz w:val="26"/>
-          <w:szCs w:val="26"/>
+          <w:lang w:val="ru-RU"/>
         </w:rPr>
         <w:t>.</w:t>
       </w:r>
@@ -216,6 +264,7 @@
           <w:b/>
           <w:sz w:val="32"/>
           <w:szCs w:val="32"/>
+          <w:lang w:val="ru-RU"/>
         </w:rPr>
       </w:pPr>
     </w:p>
@@ -227,6 +276,7 @@
           <w:b/>
           <w:sz w:val="32"/>
           <w:szCs w:val="32"/>
+          <w:lang w:val="ru-RU"/>
         </w:rPr>
       </w:pPr>
     </w:p>
@@ -238,6 +288,7 @@
           <w:b/>
           <w:sz w:val="32"/>
           <w:szCs w:val="32"/>
+          <w:lang w:val="ru-RU"/>
         </w:rPr>
       </w:pPr>
     </w:p>
@@ -249,6 +300,7 @@
           <w:b/>
           <w:sz w:val="32"/>
           <w:szCs w:val="32"/>
+          <w:lang w:val="ru-RU"/>
         </w:rPr>
       </w:pPr>
     </w:p>
@@ -364,6 +416,7 @@
         </w:rPr>
         <w:t xml:space="preserve"> </w:t>
       </w:r>
+      <w:proofErr w:type="gramStart"/>
       <w:r>
         <w:rPr>
           <w:rFonts w:eastAsia="Times New Roman" w:cs="Times New Roman"/>
@@ -372,7 +425,18 @@
           <w:highlight w:val="yellow"/>
           <w:lang w:val="ru-RU" w:eastAsia="ru-RU"/>
         </w:rPr>
-        <w:t>{{ SITE_NAME }}</w:t>
+        <w:t>{{ SITE</w:t>
+      </w:r>
+      <w:proofErr w:type="gramEnd"/>
+      <w:r>
+        <w:rPr>
+          <w:rFonts w:eastAsia="Times New Roman" w:cs="Times New Roman"/>
+          <w:sz w:val="24"/>
+          <w:szCs w:val="24"/>
+          <w:highlight w:val="yellow"/>
+          <w:lang w:val="ru-RU" w:eastAsia="ru-RU"/>
+        </w:rPr>
+        <w:t>_NAME }}</w:t>
       </w:r>
     </w:p>
     <w:p>
@@ -405,6 +469,7 @@
         </w:rPr>
         <w:t xml:space="preserve"> </w:t>
       </w:r>
+      <w:proofErr w:type="gramStart"/>
       <w:r>
         <w:rPr>
           <w:rFonts w:eastAsia="Times New Roman" w:cs="Times New Roman"/>
@@ -413,7 +478,18 @@
           <w:highlight w:val="yellow"/>
           <w:lang w:val="ru-RU" w:eastAsia="ru-RU"/>
         </w:rPr>
-        <w:t>{{ SHORT_NAME }}</w:t>
+        <w:t>{{ SHORT</w:t>
+      </w:r>
+      <w:proofErr w:type="gramEnd"/>
+      <w:r>
+        <w:rPr>
+          <w:rFonts w:eastAsia="Times New Roman" w:cs="Times New Roman"/>
+          <w:sz w:val="24"/>
+          <w:szCs w:val="24"/>
+          <w:highlight w:val="yellow"/>
+          <w:lang w:val="ru-RU" w:eastAsia="ru-RU"/>
+        </w:rPr>
+        <w:t>_NAME }}</w:t>
       </w:r>
     </w:p>
     <w:p>
@@ -446,6 +522,7 @@
         </w:rPr>
         <w:t xml:space="preserve"> </w:t>
       </w:r>
+      <w:proofErr w:type="gramStart"/>
       <w:r>
         <w:rPr>
           <w:rFonts w:eastAsia="Times New Roman" w:cs="Times New Roman"/>
@@ -466,6 +543,7 @@
         </w:rPr>
         <w:t>PROJECT</w:t>
       </w:r>
+      <w:proofErr w:type="gramEnd"/>
       <w:r>
         <w:rPr>
           <w:rFonts w:eastAsia="Times New Roman" w:cs="Times New Roman"/>
@@ -536,6 +614,7 @@
         </w:rPr>
         <w:t xml:space="preserve"> </w:t>
       </w:r>
+      <w:proofErr w:type="gramStart"/>
       <w:r>
         <w:rPr>
           <w:rFonts w:eastAsia="Times New Roman" w:cs="Times New Roman"/>
@@ -544,7 +623,18 @@
           <w:highlight w:val="yellow"/>
           <w:lang w:val="ru-RU" w:eastAsia="ru-RU"/>
         </w:rPr>
-        <w:t>{{ SITE_REG_NUMBER }}</w:t>
+        <w:t>{{ SITE</w:t>
+      </w:r>
+      <w:proofErr w:type="gramEnd"/>
+      <w:r>
+        <w:rPr>
+          <w:rFonts w:eastAsia="Times New Roman" w:cs="Times New Roman"/>
+          <w:sz w:val="24"/>
+          <w:szCs w:val="24"/>
+          <w:highlight w:val="yellow"/>
+          <w:lang w:val="ru-RU" w:eastAsia="ru-RU"/>
+        </w:rPr>
+        <w:t>_REG_NUMBER }}</w:t>
       </w:r>
     </w:p>
     <w:p>
@@ -598,6 +688,7 @@
         </w:rPr>
         <w:t xml:space="preserve"> </w:t>
       </w:r>
+      <w:proofErr w:type="gramStart"/>
       <w:r>
         <w:rPr>
           <w:rFonts w:eastAsia="Times New Roman" w:cs="Times New Roman"/>
@@ -606,7 +697,18 @@
           <w:highlight w:val="yellow"/>
           <w:lang w:val="ru-RU" w:eastAsia="ru-RU"/>
         </w:rPr>
-        <w:t>{{ SITE_OBJECT_ADDRESS }}</w:t>
+        <w:t>{{ SITE</w:t>
+      </w:r>
+      <w:proofErr w:type="gramEnd"/>
+      <w:r>
+        <w:rPr>
+          <w:rFonts w:eastAsia="Times New Roman" w:cs="Times New Roman"/>
+          <w:sz w:val="24"/>
+          <w:szCs w:val="24"/>
+          <w:highlight w:val="yellow"/>
+          <w:lang w:val="ru-RU" w:eastAsia="ru-RU"/>
+        </w:rPr>
+        <w:t>_OBJECT_ADDRESS }}</w:t>
       </w:r>
     </w:p>
     <w:p>
@@ -652,6 +754,7 @@
           <w:lang w:val="ru-RU" w:eastAsia="ru-RU"/>
         </w:rPr>
       </w:pPr>
+      <w:proofErr w:type="gramStart"/>
       <w:r>
         <w:rPr>
           <w:rFonts w:eastAsia="Times New Roman" w:cs="Times New Roman"/>
@@ -670,6 +773,7 @@
         </w:rPr>
         <w:t>PROJECT</w:t>
       </w:r>
+      <w:proofErr w:type="gramEnd"/>
       <w:r>
         <w:rPr>
           <w:rFonts w:eastAsia="Times New Roman" w:cs="Times New Roman"/>
@@ -912,6 +1016,7 @@
           <w:lang w:val="ru-RU"/>
         </w:rPr>
       </w:pPr>
+      <w:proofErr w:type="spellStart"/>
       <w:r>
         <w:rPr>
           <w:rFonts w:cs="Times New Roman"/>
@@ -920,7 +1025,18 @@
           <w:szCs w:val="24"/>
           <w:lang w:val="ru-RU"/>
         </w:rPr>
-        <w:t xml:space="preserve">email: </w:t>
+        <w:t>email</w:t>
+      </w:r>
+      <w:proofErr w:type="spellEnd"/>
+      <w:r>
+        <w:rPr>
+          <w:rFonts w:cs="Times New Roman"/>
+          <w:bCs/>
+          <w:sz w:val="24"/>
+          <w:szCs w:val="24"/>
+          <w:lang w:val="ru-RU"/>
+        </w:rPr>
+        <w:t xml:space="preserve">: </w:t>
       </w:r>
       <w:r>
         <w:rPr>
@@ -4962,6 +5078,7 @@
         </w:rPr>
         <w:t>Р</w:t>
       </w:r>
+      <w:proofErr w:type="spellStart"/>
       <w:r>
         <w:rPr>
           <w:rFonts w:ascii="Times New Roman" w:hAnsi="Times New Roman" w:cs="Times New Roman"/>
@@ -4970,9 +5087,32 @@
           <w:szCs w:val="24"/>
           <w:lang w:eastAsia="ru-RU"/>
         </w:rPr>
-        <w:t>еквизиты организации</w:t>
+        <w:t>еквизиты</w:t>
+      </w:r>
+      <w:proofErr w:type="spellEnd"/>
+      <w:r>
+        <w:rPr>
+          <w:rFonts w:ascii="Times New Roman" w:hAnsi="Times New Roman" w:cs="Times New Roman"/>
+          <w:color w:val="auto"/>
+          <w:sz w:val="24"/>
+          <w:szCs w:val="24"/>
+          <w:lang w:eastAsia="ru-RU"/>
+        </w:rPr>
+        <w:t xml:space="preserve"> </w:t>
+      </w:r>
+      <w:proofErr w:type="spellStart"/>
+      <w:r>
+        <w:rPr>
+          <w:rFonts w:ascii="Times New Roman" w:hAnsi="Times New Roman" w:cs="Times New Roman"/>
+          <w:color w:val="auto"/>
+          <w:sz w:val="24"/>
+          <w:szCs w:val="24"/>
+          <w:lang w:eastAsia="ru-RU"/>
+        </w:rPr>
+        <w:t>организации</w:t>
       </w:r>
       <w:bookmarkEnd w:id="2"/>
+      <w:proofErr w:type="spellEnd"/>
     </w:p>
     <w:p>
       <w:pPr>
@@ -5011,7 +5151,29 @@
           <w:szCs w:val="24"/>
           <w:lang w:val="ru-RU" w:eastAsia="ru-RU"/>
         </w:rPr>
-        <w:t>олное и сокращенное (при наличии) наименование эксплуатирующей организации (или заказчика проекта) с указанием адреса в пределах ее места нахождения, электронного адреса (при наличии) и телефона</w:t>
+        <w:t xml:space="preserve">олное и </w:t>
+      </w:r>
+      <w:proofErr w:type="spellStart"/>
+      <w:r>
+        <w:rPr>
+          <w:rFonts w:ascii="Times New Roman" w:hAnsi="Times New Roman" w:cs="Times New Roman"/>
+          <w:color w:val="auto"/>
+          <w:sz w:val="24"/>
+          <w:szCs w:val="24"/>
+          <w:lang w:val="ru-RU" w:eastAsia="ru-RU"/>
+        </w:rPr>
+        <w:t>сокращенное</w:t>
+      </w:r>
+      <w:proofErr w:type="spellEnd"/>
+      <w:r>
+        <w:rPr>
+          <w:rFonts w:ascii="Times New Roman" w:hAnsi="Times New Roman" w:cs="Times New Roman"/>
+          <w:color w:val="auto"/>
+          <w:sz w:val="24"/>
+          <w:szCs w:val="24"/>
+          <w:lang w:val="ru-RU" w:eastAsia="ru-RU"/>
+        </w:rPr>
+        <w:t xml:space="preserve"> (при наличии) наименование эксплуатирующей организации (или заказчика проекта) с указанием адреса в пределах ее места нахождения, электронного адреса (при наличии) и телефона</w:t>
       </w:r>
       <w:bookmarkEnd w:id="3"/>
     </w:p>
@@ -5067,6 +5229,7 @@
           <w:lang w:val="ru-RU"/>
         </w:rPr>
       </w:pPr>
+      <w:proofErr w:type="gramStart"/>
       <w:r>
         <w:rPr>
           <w:rFonts w:cs="Times New Roman"/>
@@ -5086,6 +5249,7 @@
         </w:rPr>
         <w:t>FULL</w:t>
       </w:r>
+      <w:proofErr w:type="gramEnd"/>
       <w:r>
         <w:rPr>
           <w:rFonts w:cs="Times New Roman"/>
@@ -5126,6 +5290,7 @@
           <w:lang w:val="ru-RU"/>
         </w:rPr>
       </w:pPr>
+      <w:proofErr w:type="gramStart"/>
       <w:r>
         <w:rPr>
           <w:rFonts w:cs="Times New Roman"/>
@@ -5134,7 +5299,18 @@
           <w:highlight w:val="yellow"/>
           <w:lang w:val="ru-RU"/>
         </w:rPr>
-        <w:t>{{ SHORT_NAME }}</w:t>
+        <w:t>{{ SHORT</w:t>
+      </w:r>
+      <w:proofErr w:type="gramEnd"/>
+      <w:r>
+        <w:rPr>
+          <w:rFonts w:cs="Times New Roman"/>
+          <w:sz w:val="24"/>
+          <w:szCs w:val="24"/>
+          <w:highlight w:val="yellow"/>
+          <w:lang w:val="ru-RU"/>
+        </w:rPr>
+        <w:t>_NAME }}</w:t>
       </w:r>
     </w:p>
     <w:p>
@@ -5156,6 +5332,7 @@
         </w:rPr>
         <w:t xml:space="preserve">Юридический адрес: </w:t>
       </w:r>
+      <w:proofErr w:type="gramStart"/>
       <w:r>
         <w:rPr>
           <w:rFonts w:cs="Times New Roman"/>
@@ -5175,6 +5352,7 @@
         </w:rPr>
         <w:t>ORG</w:t>
       </w:r>
+      <w:proofErr w:type="gramEnd"/>
       <w:r>
         <w:rPr>
           <w:rFonts w:cs="Times New Roman"/>
@@ -5224,6 +5402,7 @@
         </w:rPr>
         <w:t xml:space="preserve">тел./факс: </w:t>
       </w:r>
+      <w:proofErr w:type="gramStart"/>
       <w:r>
         <w:rPr>
           <w:rFonts w:cs="Times New Roman"/>
@@ -5232,8 +5411,9 @@
           <w:highlight w:val="yellow"/>
           <w:lang w:val="ru-RU"/>
         </w:rPr>
-        <w:t>{{ ORG_PHONE }}</w:t>
-      </w:r>
+        <w:t>{{ ORG</w:t>
+      </w:r>
+      <w:proofErr w:type="gramEnd"/>
       <w:r>
         <w:rPr>
           <w:rFonts w:cs="Times New Roman"/>
@@ -5242,6 +5422,16 @@
           <w:highlight w:val="yellow"/>
           <w:lang w:val="ru-RU"/>
         </w:rPr>
+        <w:t>_PHONE }}</w:t>
+      </w:r>
+      <w:r>
+        <w:rPr>
+          <w:rFonts w:cs="Times New Roman"/>
+          <w:sz w:val="24"/>
+          <w:szCs w:val="24"/>
+          <w:highlight w:val="yellow"/>
+          <w:lang w:val="ru-RU"/>
+        </w:rPr>
         <w:t xml:space="preserve"> </w:t>
       </w:r>
       <w:r>
@@ -5302,6 +5492,7 @@
         </w:rPr>
         <w:t xml:space="preserve">: </w:t>
       </w:r>
+      <w:proofErr w:type="gramStart"/>
       <w:r>
         <w:rPr>
           <w:rFonts w:cs="Times New Roman"/>
@@ -5321,6 +5512,7 @@
         </w:rPr>
         <w:t>ORG</w:t>
       </w:r>
+      <w:proofErr w:type="gramEnd"/>
       <w:r>
         <w:rPr>
           <w:rFonts w:cs="Times New Roman"/>
@@ -5515,6 +5707,7 @@
           <w:lang w:val="ru-RU"/>
         </w:rPr>
       </w:pPr>
+      <w:proofErr w:type="gramStart"/>
       <w:r>
         <w:rPr>
           <w:rFonts w:cs="Times New Roman"/>
@@ -5534,6 +5727,7 @@
         </w:rPr>
         <w:t>HEAD</w:t>
       </w:r>
+      <w:proofErr w:type="gramEnd"/>
       <w:r>
         <w:rPr>
           <w:rFonts w:cs="Times New Roman"/>
@@ -5766,7 +5960,29 @@
           <w:szCs w:val="24"/>
           <w:lang w:val="ru-RU"/>
         </w:rPr>
-        <w:t>Заместитель генерального директора по промышленной безопасности, охране труда и экологии ПАО «Татнефть» им. В. Д. Шашина - Хабибрахманов А.Г.</w:t>
+        <w:t xml:space="preserve">Заместитель генерального директора по промышленной безопасности, охране труда и экологии ПАО «Татнефть» им. В. Д. Шашина - </w:t>
+      </w:r>
+      <w:proofErr w:type="spellStart"/>
+      <w:r>
+        <w:rPr>
+          <w:rFonts w:cs="Times New Roman"/>
+          <w:color w:val="E36C0A" w:themeColor="accent6" w:themeShade="BF"/>
+          <w:sz w:val="24"/>
+          <w:szCs w:val="24"/>
+          <w:lang w:val="ru-RU"/>
+        </w:rPr>
+        <w:t>Хабибрахманов</w:t>
+      </w:r>
+      <w:proofErr w:type="spellEnd"/>
+      <w:r>
+        <w:rPr>
+          <w:rFonts w:cs="Times New Roman"/>
+          <w:color w:val="E36C0A" w:themeColor="accent6" w:themeShade="BF"/>
+          <w:sz w:val="24"/>
+          <w:szCs w:val="24"/>
+          <w:lang w:val="ru-RU"/>
+        </w:rPr>
+        <w:t xml:space="preserve"> А.Г.</w:t>
       </w:r>
     </w:p>
     <w:p>
@@ -5940,6 +6156,7 @@
           <w:szCs w:val="24"/>
         </w:rPr>
       </w:pPr>
+      <w:proofErr w:type="gramStart"/>
       <w:r>
         <w:rPr>
           <w:rFonts w:cs="Times New Roman"/>
@@ -5947,7 +6164,17 @@
           <w:szCs w:val="24"/>
           <w:highlight w:val="yellow"/>
         </w:rPr>
-        <w:t>{{ SITE_DESCRIPTION }}</w:t>
+        <w:t>{{ SITE</w:t>
+      </w:r>
+      <w:proofErr w:type="gramEnd"/>
+      <w:r>
+        <w:rPr>
+          <w:rFonts w:cs="Times New Roman"/>
+          <w:sz w:val="24"/>
+          <w:szCs w:val="24"/>
+          <w:highlight w:val="yellow"/>
+        </w:rPr>
+        <w:t>_DESCRIPTION }}</w:t>
       </w:r>
     </w:p>
     <w:p>
@@ -6027,7 +6254,29 @@
           <w:szCs w:val="24"/>
           <w:lang w:val="ru-RU" w:eastAsia="ru-RU"/>
         </w:rPr>
-        <w:t>Перечень составляющих декларируемого объекта с указанием количества и наименования опасных веществ, на основании которых опасный производственный объект отнесен к декларируемым объектам</w:t>
+        <w:t xml:space="preserve">Перечень составляющих декларируемого объекта с указанием количества и наименования опасных веществ, на основании которых опасный производственный объект </w:t>
+      </w:r>
+      <w:proofErr w:type="spellStart"/>
+      <w:r>
+        <w:rPr>
+          <w:rFonts w:ascii="Times New Roman" w:hAnsi="Times New Roman" w:cs="Times New Roman"/>
+          <w:color w:val="auto"/>
+          <w:sz w:val="24"/>
+          <w:szCs w:val="24"/>
+          <w:lang w:val="ru-RU" w:eastAsia="ru-RU"/>
+        </w:rPr>
+        <w:t>отнесен</w:t>
+      </w:r>
+      <w:proofErr w:type="spellEnd"/>
+      <w:r>
+        <w:rPr>
+          <w:rFonts w:ascii="Times New Roman" w:hAnsi="Times New Roman" w:cs="Times New Roman"/>
+          <w:color w:val="auto"/>
+          <w:sz w:val="24"/>
+          <w:szCs w:val="24"/>
+          <w:lang w:val="ru-RU" w:eastAsia="ru-RU"/>
+        </w:rPr>
+        <w:t xml:space="preserve"> к декларируемым объектам</w:t>
       </w:r>
       <w:bookmarkEnd w:id="9"/>
     </w:p>
@@ -6073,6 +6322,7 @@
         </w:rPr>
         <w:br/>
       </w:r>
+      <w:proofErr w:type="gramStart"/>
       <w:r>
         <w:rPr>
           <w:rFonts w:cs="Times New Roman"/>
@@ -6081,7 +6331,18 @@
           <w:highlight w:val="yellow"/>
           <w:lang w:val="ru-RU"/>
         </w:rPr>
-        <w:t>{{ SHORT_NAME }}</w:t>
+        <w:t>{{ SHORT</w:t>
+      </w:r>
+      <w:proofErr w:type="gramEnd"/>
+      <w:r>
+        <w:rPr>
+          <w:rFonts w:cs="Times New Roman"/>
+          <w:sz w:val="24"/>
+          <w:szCs w:val="24"/>
+          <w:highlight w:val="yellow"/>
+          <w:lang w:val="ru-RU"/>
+        </w:rPr>
+        <w:t>_NAME }}</w:t>
       </w:r>
       <w:r>
         <w:rPr>
@@ -6126,7 +6387,47 @@
           <w:szCs w:val="24"/>
           <w:lang w:val="ru-RU"/>
         </w:rPr>
-        <w:t xml:space="preserve"> от 21.07.1997 № 116-ФЗ «О промышленной безопасности опасных производственных объектов» и в соответствии с «Порядком оформления декларации промышленной безопасности опасных производственных объектов и перечне включаемых в нее сведений», утвержденным приказом Федеральной службы по экологическому, технологическому и атомному надзору от 16.10.2020 г. № 414.</w:t>
+        <w:t xml:space="preserve"> от 21.07.1997 № 116-ФЗ «О промышленной безопасности опасных производственных объектов» и в соответствии с «Порядком оформления декларации промышленной безопасности опасных производственных объектов и перечне включаемых в </w:t>
+      </w:r>
+      <w:proofErr w:type="spellStart"/>
+      <w:r>
+        <w:rPr>
+          <w:rFonts w:cs="Times New Roman"/>
+          <w:sz w:val="24"/>
+          <w:szCs w:val="24"/>
+          <w:lang w:val="ru-RU"/>
+        </w:rPr>
+        <w:t>нее</w:t>
+      </w:r>
+      <w:proofErr w:type="spellEnd"/>
+      <w:r>
+        <w:rPr>
+          <w:rFonts w:cs="Times New Roman"/>
+          <w:sz w:val="24"/>
+          <w:szCs w:val="24"/>
+          <w:lang w:val="ru-RU"/>
+        </w:rPr>
+        <w:t xml:space="preserve"> сведений», </w:t>
+      </w:r>
+      <w:proofErr w:type="spellStart"/>
+      <w:r>
+        <w:rPr>
+          <w:rFonts w:cs="Times New Roman"/>
+          <w:sz w:val="24"/>
+          <w:szCs w:val="24"/>
+          <w:lang w:val="ru-RU"/>
+        </w:rPr>
+        <w:t>утвержденным</w:t>
+      </w:r>
+      <w:proofErr w:type="spellEnd"/>
+      <w:r>
+        <w:rPr>
+          <w:rFonts w:cs="Times New Roman"/>
+          <w:sz w:val="24"/>
+          <w:szCs w:val="24"/>
+          <w:lang w:val="ru-RU"/>
+        </w:rPr>
+        <w:t xml:space="preserve"> приказом Федеральной службы по экологическому, технологическому и атомному надзору от 16.10.2020 г. № 414.</w:t>
       </w:r>
     </w:p>
     <w:p>
@@ -6170,7 +6471,17 @@
           <w:szCs w:val="24"/>
           <w:lang w:val="ru-RU"/>
         </w:rPr>
-        <w:t>, приведён</w:t>
+        <w:t xml:space="preserve">, </w:t>
+      </w:r>
+      <w:proofErr w:type="spellStart"/>
+      <w:r>
+        <w:rPr>
+          <w:rFonts w:cs="Times New Roman"/>
+          <w:sz w:val="24"/>
+          <w:szCs w:val="24"/>
+          <w:lang w:val="ru-RU"/>
+        </w:rPr>
+        <w:t>приведён</w:t>
       </w:r>
       <w:r>
         <w:rPr>
@@ -6181,6 +6492,7 @@
         </w:rPr>
         <w:t>ы</w:t>
       </w:r>
+      <w:proofErr w:type="spellEnd"/>
       <w:r>
         <w:rPr>
           <w:rFonts w:cs="Times New Roman"/>
@@ -7312,7 +7624,33 @@
                 <w:szCs w:val="18"/>
                 <w:lang w:val="ru-RU" w:eastAsia="ru-RU"/>
               </w:rPr>
-              <w:t>В технол. процессе, т</w:t>
+              <w:t xml:space="preserve">В </w:t>
+            </w:r>
+            <w:proofErr w:type="spellStart"/>
+            <w:r>
+              <w:rPr>
+                <w:rFonts w:eastAsia="Times New Roman" w:cs="Times New Roman"/>
+                <w:b/>
+                <w:bCs/>
+                <w:color w:val="FF0000"/>
+                <w:sz w:val="18"/>
+                <w:szCs w:val="18"/>
+                <w:lang w:val="ru-RU" w:eastAsia="ru-RU"/>
+              </w:rPr>
+              <w:t>технол</w:t>
+            </w:r>
+            <w:proofErr w:type="spellEnd"/>
+            <w:r>
+              <w:rPr>
+                <w:rFonts w:eastAsia="Times New Roman" w:cs="Times New Roman"/>
+                <w:b/>
+                <w:bCs/>
+                <w:color w:val="FF0000"/>
+                <w:sz w:val="18"/>
+                <w:szCs w:val="18"/>
+                <w:lang w:val="ru-RU" w:eastAsia="ru-RU"/>
+              </w:rPr>
+              <w:t>. процессе, т</w:t>
             </w:r>
           </w:p>
         </w:tc>
@@ -7507,7 +7845,31 @@
                 <w:szCs w:val="18"/>
                 <w:lang w:val="ru-RU" w:eastAsia="ru-RU"/>
               </w:rPr>
-              <w:t xml:space="preserve">УПН «Кушкуль» </w:t>
+              <w:t>УПН «</w:t>
+            </w:r>
+            <w:proofErr w:type="spellStart"/>
+            <w:r>
+              <w:rPr>
+                <w:rFonts w:eastAsia="Times New Roman" w:cs="Times New Roman"/>
+                <w:bCs/>
+                <w:color w:val="FF0000"/>
+                <w:sz w:val="18"/>
+                <w:szCs w:val="18"/>
+                <w:lang w:val="ru-RU" w:eastAsia="ru-RU"/>
+              </w:rPr>
+              <w:t>Кушкуль</w:t>
+            </w:r>
+            <w:proofErr w:type="spellEnd"/>
+            <w:r>
+              <w:rPr>
+                <w:rFonts w:eastAsia="Times New Roman" w:cs="Times New Roman"/>
+                <w:bCs/>
+                <w:color w:val="FF0000"/>
+                <w:sz w:val="18"/>
+                <w:szCs w:val="18"/>
+                <w:lang w:val="ru-RU" w:eastAsia="ru-RU"/>
+              </w:rPr>
+              <w:t xml:space="preserve">» </w:t>
             </w:r>
           </w:p>
         </w:tc>
@@ -9957,6 +10319,7 @@
         </w:rPr>
         <w:t xml:space="preserve">Опасный производственный объект - </w:t>
       </w:r>
+      <w:proofErr w:type="gramStart"/>
       <w:r>
         <w:rPr>
           <w:rFonts w:cs="Times New Roman"/>
@@ -9965,7 +10328,18 @@
           <w:highlight w:val="yellow"/>
           <w:lang w:val="ru-RU"/>
         </w:rPr>
-        <w:t>{{ SITE_NAME }}</w:t>
+        <w:t>{{ SITE</w:t>
+      </w:r>
+      <w:proofErr w:type="gramEnd"/>
+      <w:r>
+        <w:rPr>
+          <w:rFonts w:cs="Times New Roman"/>
+          <w:sz w:val="24"/>
+          <w:szCs w:val="24"/>
+          <w:highlight w:val="yellow"/>
+          <w:lang w:val="ru-RU"/>
+        </w:rPr>
+        <w:t>_NAME }}</w:t>
       </w:r>
       <w:r>
         <w:rPr>
@@ -10160,7 +10534,27 @@
           <w:szCs w:val="24"/>
           <w:lang w:val="ru-RU"/>
         </w:rPr>
-        <w:t>) приведен перечень нормативных правовых документов, на основании которых принято решение о разработке декларации.</w:t>
+        <w:t xml:space="preserve">) </w:t>
+      </w:r>
+      <w:proofErr w:type="spellStart"/>
+      <w:r>
+        <w:rPr>
+          <w:rFonts w:cs="Times New Roman"/>
+          <w:sz w:val="24"/>
+          <w:szCs w:val="24"/>
+          <w:lang w:val="ru-RU"/>
+        </w:rPr>
+        <w:t>приведен</w:t>
+      </w:r>
+      <w:proofErr w:type="spellEnd"/>
+      <w:r>
+        <w:rPr>
+          <w:rFonts w:cs="Times New Roman"/>
+          <w:sz w:val="24"/>
+          <w:szCs w:val="24"/>
+          <w:lang w:val="ru-RU"/>
+        </w:rPr>
+        <w:t xml:space="preserve"> перечень нормативных правовых документов, на основании которых принято решение о разработке декларации.</w:t>
       </w:r>
     </w:p>
     <w:p>
@@ -10519,7 +10913,31 @@
                 <w:lang w:val="ru-RU"/>
               </w:rPr>
               <w:lastRenderedPageBreak/>
-              <w:t>2. «Порядок оформления декларации промышленной безопасности опасных производственных объектов и перечень включаемых в нее сведений» (утв. приказом Ростехнадзора от 16.10.2020 г. № 414)</w:t>
+              <w:t xml:space="preserve">2. «Порядок оформления декларации промышленной безопасности опасных производственных объектов и перечень включаемых в </w:t>
+            </w:r>
+            <w:proofErr w:type="spellStart"/>
+            <w:r>
+              <w:rPr>
+                <w:b w:val="0"/>
+                <w:bCs w:val="0"/>
+                <w:color w:val="auto"/>
+                <w:sz w:val="24"/>
+                <w:szCs w:val="24"/>
+                <w:lang w:val="ru-RU"/>
+              </w:rPr>
+              <w:t>нее</w:t>
+            </w:r>
+            <w:proofErr w:type="spellEnd"/>
+            <w:r>
+              <w:rPr>
+                <w:b w:val="0"/>
+                <w:bCs w:val="0"/>
+                <w:color w:val="auto"/>
+                <w:sz w:val="24"/>
+                <w:szCs w:val="24"/>
+                <w:lang w:val="ru-RU"/>
+              </w:rPr>
+              <w:t xml:space="preserve"> сведений» (утв. приказом Ростехнадзора от 16.10.2020 г. № 414)</w:t>
             </w:r>
           </w:p>
         </w:tc>
@@ -10683,6 +11101,7 @@
           <w:lang w:val="ru-RU"/>
         </w:rPr>
       </w:pPr>
+      <w:proofErr w:type="gramStart"/>
       <w:r>
         <w:rPr>
           <w:rFonts w:cs="Times New Roman"/>
@@ -10691,7 +11110,18 @@
           <w:highlight w:val="yellow"/>
           <w:lang w:val="ru-RU"/>
         </w:rPr>
-        <w:t>{{ SITE_OBJECT_ADDRESS }}</w:t>
+        <w:t>{{ SITE</w:t>
+      </w:r>
+      <w:proofErr w:type="gramEnd"/>
+      <w:r>
+        <w:rPr>
+          <w:rFonts w:cs="Times New Roman"/>
+          <w:sz w:val="24"/>
+          <w:szCs w:val="24"/>
+          <w:highlight w:val="yellow"/>
+          <w:lang w:val="ru-RU"/>
+        </w:rPr>
+        <w:t>_OBJECT_ADDRESS }}</w:t>
       </w:r>
     </w:p>
     <w:p>
@@ -10878,7 +11308,27 @@
           <w:szCs w:val="24"/>
           <w:lang w:val="ru-RU"/>
         </w:rPr>
-        <w:t>- вдоль подводных переходов трубопроводов - в виде участка водного пространства от водной поверхности до дна, заключенного между параллельными плоскостями, отстоящими от осей крайних ниток трубопроводов на 100 м с каждой стороны.</w:t>
+        <w:t xml:space="preserve">- вдоль подводных переходов трубопроводов - в виде участка водного пространства от водной поверхности до дна, </w:t>
+      </w:r>
+      <w:proofErr w:type="spellStart"/>
+      <w:r>
+        <w:rPr>
+          <w:rFonts w:cs="Times New Roman"/>
+          <w:sz w:val="24"/>
+          <w:szCs w:val="24"/>
+          <w:lang w:val="ru-RU"/>
+        </w:rPr>
+        <w:t>заключенного</w:t>
+      </w:r>
+      <w:proofErr w:type="spellEnd"/>
+      <w:r>
+        <w:rPr>
+          <w:rFonts w:cs="Times New Roman"/>
+          <w:sz w:val="24"/>
+          <w:szCs w:val="24"/>
+          <w:lang w:val="ru-RU"/>
+        </w:rPr>
+        <w:t xml:space="preserve"> между параллельными плоскостями, отстоящими от осей крайних ниток трубопроводов на 100 м с каждой стороны.</w:t>
       </w:r>
     </w:p>
     <w:p>
@@ -10922,7 +11372,27 @@
           <w:szCs w:val="24"/>
           <w:lang w:val="ru-RU"/>
         </w:rPr>
-        <w:t>На трассе трубопровода установлены знаки безопасности. Сигнальные цвета и знаки безопасности предназначены для привлечения внимания к непосредственной опасности, предупреждения о возможной опасности, предписания и разрешения определенных действий с целью обеспечения безопасности, а также для необходимой информации.</w:t>
+        <w:t xml:space="preserve">На трассе трубопровода установлены знаки безопасности. Сигнальные цвета и знаки безопасности предназначены для привлечения внимания к непосредственной опасности, предупреждения о возможной опасности, предписания и разрешения </w:t>
+      </w:r>
+      <w:proofErr w:type="spellStart"/>
+      <w:r>
+        <w:rPr>
+          <w:rFonts w:cs="Times New Roman"/>
+          <w:sz w:val="24"/>
+          <w:szCs w:val="24"/>
+          <w:lang w:val="ru-RU"/>
+        </w:rPr>
+        <w:t>определенных</w:t>
+      </w:r>
+      <w:proofErr w:type="spellEnd"/>
+      <w:r>
+        <w:rPr>
+          <w:rFonts w:cs="Times New Roman"/>
+          <w:sz w:val="24"/>
+          <w:szCs w:val="24"/>
+          <w:lang w:val="ru-RU"/>
+        </w:rPr>
+        <w:t xml:space="preserve"> действий с целью обеспечения безопасности, а также для необходимой информации.</w:t>
       </w:r>
     </w:p>
     <w:p>
@@ -11165,6 +11635,7 @@
         </w:rPr>
         <w:br/>
       </w:r>
+      <w:proofErr w:type="gramStart"/>
       <w:r>
         <w:rPr>
           <w:rFonts w:cs="Times New Roman"/>
@@ -11184,6 +11655,7 @@
         </w:rPr>
         <w:t>SITE</w:t>
       </w:r>
+      <w:proofErr w:type="gramEnd"/>
       <w:r>
         <w:rPr>
           <w:rFonts w:cs="Times New Roman"/>
@@ -11584,7 +12056,29 @@
           <w:szCs w:val="24"/>
           <w:lang w:val="ru-RU" w:eastAsia="ru-RU"/>
         </w:rPr>
-        <w:t>Сведения о работниках эксплуатирующей организации и иных физических лицах, которым может быть причинен вред здоровью или жизни в результате аварии на декларируемом объекте</w:t>
+        <w:t xml:space="preserve">Сведения о работниках эксплуатирующей организации и иных физических лицах, которым может быть </w:t>
+      </w:r>
+      <w:proofErr w:type="spellStart"/>
+      <w:r>
+        <w:rPr>
+          <w:rFonts w:ascii="Times New Roman" w:hAnsi="Times New Roman" w:cs="Times New Roman"/>
+          <w:color w:val="auto"/>
+          <w:sz w:val="24"/>
+          <w:szCs w:val="24"/>
+          <w:lang w:val="ru-RU" w:eastAsia="ru-RU"/>
+        </w:rPr>
+        <w:t>причинен</w:t>
+      </w:r>
+      <w:proofErr w:type="spellEnd"/>
+      <w:r>
+        <w:rPr>
+          <w:rFonts w:ascii="Times New Roman" w:hAnsi="Times New Roman" w:cs="Times New Roman"/>
+          <w:color w:val="auto"/>
+          <w:sz w:val="24"/>
+          <w:szCs w:val="24"/>
+          <w:lang w:val="ru-RU" w:eastAsia="ru-RU"/>
+        </w:rPr>
+        <w:t xml:space="preserve"> вред здоровью или жизни в результате аварии на декларируемом объекте</w:t>
       </w:r>
       <w:bookmarkEnd w:id="19"/>
     </w:p>
@@ -11630,7 +12124,29 @@
           <w:szCs w:val="24"/>
           <w:lang w:val="ru-RU" w:eastAsia="ru-RU"/>
         </w:rPr>
-        <w:t>лиц, которым может быть причинен вред здоровью или жизни в результате аварии</w:t>
+        <w:t xml:space="preserve">лиц, которым может быть </w:t>
+      </w:r>
+      <w:proofErr w:type="spellStart"/>
+      <w:r>
+        <w:rPr>
+          <w:rFonts w:cs="Times New Roman"/>
+          <w:bCs/>
+          <w:sz w:val="24"/>
+          <w:szCs w:val="24"/>
+          <w:lang w:val="ru-RU" w:eastAsia="ru-RU"/>
+        </w:rPr>
+        <w:t>причинен</w:t>
+      </w:r>
+      <w:proofErr w:type="spellEnd"/>
+      <w:r>
+        <w:rPr>
+          <w:rFonts w:cs="Times New Roman"/>
+          <w:bCs/>
+          <w:sz w:val="24"/>
+          <w:szCs w:val="24"/>
+          <w:lang w:val="ru-RU" w:eastAsia="ru-RU"/>
+        </w:rPr>
+        <w:t xml:space="preserve"> вред здоровью или жизни в результате аварии</w:t>
       </w:r>
       <w:r>
         <w:rPr>
@@ -11788,7 +12304,27 @@
           <w:szCs w:val="24"/>
           <w:lang w:val="ru-RU"/>
         </w:rPr>
-        <w:t>декларируемом объекте с указанием их размещения на составляющих декларируемого объекта, приведёна ниже (</w:t>
+        <w:t xml:space="preserve">декларируемом объекте с указанием их размещения на составляющих декларируемого объекта, </w:t>
+      </w:r>
+      <w:proofErr w:type="spellStart"/>
+      <w:r>
+        <w:rPr>
+          <w:rFonts w:cs="Times New Roman"/>
+          <w:sz w:val="24"/>
+          <w:szCs w:val="24"/>
+          <w:lang w:val="ru-RU"/>
+        </w:rPr>
+        <w:t>приведёна</w:t>
+      </w:r>
+      <w:proofErr w:type="spellEnd"/>
+      <w:r>
+        <w:rPr>
+          <w:rFonts w:cs="Times New Roman"/>
+          <w:sz w:val="24"/>
+          <w:szCs w:val="24"/>
+          <w:lang w:val="ru-RU"/>
+        </w:rPr>
+        <w:t xml:space="preserve"> ниже (</w:t>
       </w:r>
       <w:r>
         <w:rPr>
@@ -11980,13 +12516,23 @@
                 <w:color w:val="FF0000"/>
               </w:rPr>
             </w:pPr>
+            <w:proofErr w:type="spellStart"/>
             <w:r>
               <w:rPr>
                 <w:rFonts w:eastAsia="Times New Roman"/>
                 <w:b/>
                 <w:color w:val="FF0000"/>
               </w:rPr>
-              <w:t xml:space="preserve">Составляющая </w:t>
+              <w:t>Составляющая</w:t>
+            </w:r>
+            <w:proofErr w:type="spellEnd"/>
+            <w:r>
+              <w:rPr>
+                <w:rFonts w:eastAsia="Times New Roman"/>
+                <w:b/>
+                <w:color w:val="FF0000"/>
+              </w:rPr>
+              <w:t xml:space="preserve"> </w:t>
             </w:r>
             <w:r>
               <w:rPr>
@@ -11997,6 +12543,7 @@
               </w:rPr>
               <w:t xml:space="preserve">декларируемого </w:t>
             </w:r>
+            <w:proofErr w:type="spellStart"/>
             <w:r>
               <w:rPr>
                 <w:rFonts w:eastAsia="Times New Roman"/>
@@ -12005,6 +12552,7 @@
               </w:rPr>
               <w:t>объекта</w:t>
             </w:r>
+            <w:proofErr w:type="spellEnd"/>
           </w:p>
         </w:tc>
         <w:tc>
@@ -12018,14 +12566,52 @@
                 <w:lang w:val="ru-RU"/>
               </w:rPr>
             </w:pPr>
+            <w:proofErr w:type="spellStart"/>
             <w:r>
               <w:rPr>
                 <w:rFonts w:eastAsia="Times New Roman"/>
                 <w:b/>
                 <w:color w:val="FF0000"/>
               </w:rPr>
-              <w:t>Общая численность работников</w:t>
-            </w:r>
+              <w:t>Общая</w:t>
+            </w:r>
+            <w:proofErr w:type="spellEnd"/>
+            <w:r>
+              <w:rPr>
+                <w:rFonts w:eastAsia="Times New Roman"/>
+                <w:b/>
+                <w:color w:val="FF0000"/>
+              </w:rPr>
+              <w:t xml:space="preserve"> </w:t>
+            </w:r>
+            <w:proofErr w:type="spellStart"/>
+            <w:r>
+              <w:rPr>
+                <w:rFonts w:eastAsia="Times New Roman"/>
+                <w:b/>
+                <w:color w:val="FF0000"/>
+              </w:rPr>
+              <w:t>численность</w:t>
+            </w:r>
+            <w:proofErr w:type="spellEnd"/>
+            <w:r>
+              <w:rPr>
+                <w:rFonts w:eastAsia="Times New Roman"/>
+                <w:b/>
+                <w:color w:val="FF0000"/>
+              </w:rPr>
+              <w:t xml:space="preserve"> </w:t>
+            </w:r>
+            <w:proofErr w:type="spellStart"/>
+            <w:r>
+              <w:rPr>
+                <w:rFonts w:eastAsia="Times New Roman"/>
+                <w:b/>
+                <w:color w:val="FF0000"/>
+              </w:rPr>
+              <w:t>работников</w:t>
+            </w:r>
+            <w:proofErr w:type="spellEnd"/>
             <w:r>
               <w:rPr>
                 <w:rFonts w:eastAsia="Times New Roman"/>
@@ -12056,7 +12642,25 @@
                 <w:color w:val="FF0000"/>
                 <w:lang w:val="ru-RU"/>
               </w:rPr>
-              <w:t>Пункт подготовки и сбора нефти ЦПС Барсуковского месторождения</w:t>
+              <w:t xml:space="preserve">Пункт подготовки и сбора нефти ЦПС </w:t>
+            </w:r>
+            <w:proofErr w:type="spellStart"/>
+            <w:r>
+              <w:rPr>
+                <w:rFonts w:eastAsia="Times New Roman"/>
+                <w:color w:val="FF0000"/>
+                <w:lang w:val="ru-RU"/>
+              </w:rPr>
+              <w:t>Барсуковского</w:t>
+            </w:r>
+            <w:proofErr w:type="spellEnd"/>
+            <w:r>
+              <w:rPr>
+                <w:rFonts w:eastAsia="Times New Roman"/>
+                <w:color w:val="FF0000"/>
+                <w:lang w:val="ru-RU"/>
+              </w:rPr>
+              <w:t xml:space="preserve"> месторождения</w:t>
             </w:r>
           </w:p>
         </w:tc>
@@ -12085,12 +12689,53 @@
                 <w:color w:val="FF0000"/>
               </w:rPr>
             </w:pPr>
+            <w:proofErr w:type="spellStart"/>
             <w:r>
               <w:rPr>
                 <w:rFonts w:eastAsia="Times New Roman"/>
                 <w:color w:val="FF0000"/>
               </w:rPr>
-              <w:t>Площадка компрессорной станции КС-2</w:t>
+              <w:t>Площадка</w:t>
+            </w:r>
+            <w:proofErr w:type="spellEnd"/>
+            <w:r>
+              <w:rPr>
+                <w:rFonts w:eastAsia="Times New Roman"/>
+                <w:color w:val="FF0000"/>
+              </w:rPr>
+              <w:t xml:space="preserve"> </w:t>
+            </w:r>
+            <w:proofErr w:type="spellStart"/>
+            <w:r>
+              <w:rPr>
+                <w:rFonts w:eastAsia="Times New Roman"/>
+                <w:color w:val="FF0000"/>
+              </w:rPr>
+              <w:t>компрессорной</w:t>
+            </w:r>
+            <w:proofErr w:type="spellEnd"/>
+            <w:r>
+              <w:rPr>
+                <w:rFonts w:eastAsia="Times New Roman"/>
+                <w:color w:val="FF0000"/>
+              </w:rPr>
+              <w:t xml:space="preserve"> </w:t>
+            </w:r>
+            <w:proofErr w:type="spellStart"/>
+            <w:r>
+              <w:rPr>
+                <w:rFonts w:eastAsia="Times New Roman"/>
+                <w:color w:val="FF0000"/>
+              </w:rPr>
+              <w:t>станции</w:t>
+            </w:r>
+            <w:proofErr w:type="spellEnd"/>
+            <w:r>
+              <w:rPr>
+                <w:rFonts w:eastAsia="Times New Roman"/>
+                <w:color w:val="FF0000"/>
+              </w:rPr>
+              <w:t xml:space="preserve"> КС-2</w:t>
             </w:r>
           </w:p>
         </w:tc>
@@ -12126,7 +12771,25 @@
                 <w:color w:val="FF0000"/>
                 <w:lang w:val="ru-RU"/>
               </w:rPr>
-              <w:t>Котельная ППСН ЦПС Барсуковского месторождения</w:t>
+              <w:t xml:space="preserve">Котельная ППСН ЦПС </w:t>
+            </w:r>
+            <w:proofErr w:type="spellStart"/>
+            <w:r>
+              <w:rPr>
+                <w:rFonts w:eastAsia="Times New Roman"/>
+                <w:color w:val="FF0000"/>
+                <w:lang w:val="ru-RU"/>
+              </w:rPr>
+              <w:t>Барсуковского</w:t>
+            </w:r>
+            <w:proofErr w:type="spellEnd"/>
+            <w:r>
+              <w:rPr>
+                <w:rFonts w:eastAsia="Times New Roman"/>
+                <w:color w:val="FF0000"/>
+                <w:lang w:val="ru-RU"/>
+              </w:rPr>
+              <w:t xml:space="preserve"> месторождения</w:t>
             </w:r>
           </w:p>
         </w:tc>
@@ -12155,13 +12818,31 @@
                 <w:color w:val="FF0000"/>
               </w:rPr>
             </w:pPr>
+            <w:proofErr w:type="spellStart"/>
             <w:r>
               <w:rPr>
                 <w:rFonts w:eastAsia="Times New Roman"/>
                 <w:color w:val="FF0000"/>
               </w:rPr>
-              <w:t>Товарно-сырьевой склад</w:t>
-            </w:r>
+              <w:t>Товарно-сырьевой</w:t>
+            </w:r>
+            <w:proofErr w:type="spellEnd"/>
+            <w:r>
+              <w:rPr>
+                <w:rFonts w:eastAsia="Times New Roman"/>
+                <w:color w:val="FF0000"/>
+              </w:rPr>
+              <w:t xml:space="preserve"> </w:t>
+            </w:r>
+            <w:proofErr w:type="spellStart"/>
+            <w:r>
+              <w:rPr>
+                <w:rFonts w:eastAsia="Times New Roman"/>
+                <w:color w:val="FF0000"/>
+              </w:rPr>
+              <w:t>склад</w:t>
+            </w:r>
+            <w:proofErr w:type="spellEnd"/>
           </w:p>
         </w:tc>
         <w:tc>
@@ -12385,7 +13066,27 @@
           <w:szCs w:val="24"/>
           <w:lang w:val="ru-RU"/>
         </w:rPr>
-        <w:t>аботники соседних организаций и других объектов, которым может быть причинен вред здоровью или жизни в результате аварии на декларируемом объекте</w:t>
+        <w:t xml:space="preserve">аботники соседних организаций и других объектов, которым может быть </w:t>
+      </w:r>
+      <w:proofErr w:type="spellStart"/>
+      <w:r>
+        <w:rPr>
+          <w:rFonts w:cs="Times New Roman"/>
+          <w:sz w:val="24"/>
+          <w:szCs w:val="24"/>
+          <w:lang w:val="ru-RU"/>
+        </w:rPr>
+        <w:t>причинен</w:t>
+      </w:r>
+      <w:proofErr w:type="spellEnd"/>
+      <w:r>
+        <w:rPr>
+          <w:rFonts w:cs="Times New Roman"/>
+          <w:sz w:val="24"/>
+          <w:szCs w:val="24"/>
+          <w:lang w:val="ru-RU"/>
+        </w:rPr>
+        <w:t xml:space="preserve"> вред здоровью или жизни в результате аварии на декларируемом объекте</w:t>
       </w:r>
       <w:r>
         <w:rPr>
@@ -12425,7 +13126,27 @@
           <w:szCs w:val="24"/>
           <w:lang w:val="ru-RU"/>
         </w:rPr>
-        <w:t>ица на внешних транспортных коммуникациях (железные дороги, автодороги), которым может быть причинен вред здоровью или жизни в результате аварии на декларируемом объекте</w:t>
+        <w:t xml:space="preserve">ица на внешних транспортных коммуникациях (железные дороги, автодороги), которым может быть </w:t>
+      </w:r>
+      <w:proofErr w:type="spellStart"/>
+      <w:r>
+        <w:rPr>
+          <w:rFonts w:cs="Times New Roman"/>
+          <w:sz w:val="24"/>
+          <w:szCs w:val="24"/>
+          <w:lang w:val="ru-RU"/>
+        </w:rPr>
+        <w:t>причинен</w:t>
+      </w:r>
+      <w:proofErr w:type="spellEnd"/>
+      <w:r>
+        <w:rPr>
+          <w:rFonts w:cs="Times New Roman"/>
+          <w:sz w:val="24"/>
+          <w:szCs w:val="24"/>
+          <w:lang w:val="ru-RU"/>
+        </w:rPr>
+        <w:t xml:space="preserve"> вред здоровью или жизни в результате аварии на декларируемом объекте</w:t>
       </w:r>
       <w:r>
         <w:rPr>
@@ -12465,7 +13186,27 @@
           <w:szCs w:val="24"/>
           <w:lang w:val="ru-RU"/>
         </w:rPr>
-        <w:t>ные физические лица, которым может быть причинен вред здоровью или жизни в результате аварии на декларируемом объекте</w:t>
+        <w:t xml:space="preserve">ные физические лица, которым может быть </w:t>
+      </w:r>
+      <w:proofErr w:type="spellStart"/>
+      <w:r>
+        <w:rPr>
+          <w:rFonts w:cs="Times New Roman"/>
+          <w:sz w:val="24"/>
+          <w:szCs w:val="24"/>
+          <w:lang w:val="ru-RU"/>
+        </w:rPr>
+        <w:t>причинен</w:t>
+      </w:r>
+      <w:proofErr w:type="spellEnd"/>
+      <w:r>
+        <w:rPr>
+          <w:rFonts w:cs="Times New Roman"/>
+          <w:sz w:val="24"/>
+          <w:szCs w:val="24"/>
+          <w:lang w:val="ru-RU"/>
+        </w:rPr>
+        <w:t xml:space="preserve"> вред здоровью или жизни в результате аварии на декларируемом объекте</w:t>
       </w:r>
       <w:r>
         <w:rPr>
@@ -12620,7 +13361,29 @@
           <w:szCs w:val="24"/>
           <w:lang w:val="ru-RU" w:eastAsia="ru-RU"/>
         </w:rPr>
-        <w:t>ведения об опасных веществах, на основании которых опасный производственный объект отнесен к декларируемым объектам</w:t>
+        <w:t xml:space="preserve">ведения об опасных веществах, на основании которых опасный производственный объект </w:t>
+      </w:r>
+      <w:proofErr w:type="spellStart"/>
+      <w:r>
+        <w:rPr>
+          <w:rFonts w:ascii="Times New Roman" w:hAnsi="Times New Roman" w:cs="Times New Roman"/>
+          <w:color w:val="auto"/>
+          <w:sz w:val="24"/>
+          <w:szCs w:val="24"/>
+          <w:lang w:val="ru-RU" w:eastAsia="ru-RU"/>
+        </w:rPr>
+        <w:t>отнесен</w:t>
+      </w:r>
+      <w:proofErr w:type="spellEnd"/>
+      <w:r>
+        <w:rPr>
+          <w:rFonts w:ascii="Times New Roman" w:hAnsi="Times New Roman" w:cs="Times New Roman"/>
+          <w:color w:val="auto"/>
+          <w:sz w:val="24"/>
+          <w:szCs w:val="24"/>
+          <w:lang w:val="ru-RU" w:eastAsia="ru-RU"/>
+        </w:rPr>
+        <w:t xml:space="preserve"> к декларируемым объектам</w:t>
       </w:r>
       <w:bookmarkEnd w:id="25"/>
     </w:p>
@@ -12900,6 +13663,7 @@
           <w:szCs w:val="24"/>
         </w:rPr>
       </w:pPr>
+      <w:proofErr w:type="gramStart"/>
       <w:r>
         <w:rPr>
           <w:rFonts w:cs="Times New Roman"/>
@@ -12907,7 +13671,17 @@
           <w:szCs w:val="24"/>
           <w:highlight w:val="yellow"/>
         </w:rPr>
-        <w:t>{{ SITE_DESCRIPTION }}</w:t>
+        <w:t>{{ SITE</w:t>
+      </w:r>
+      <w:proofErr w:type="gramEnd"/>
+      <w:r>
+        <w:rPr>
+          <w:rFonts w:cs="Times New Roman"/>
+          <w:sz w:val="24"/>
+          <w:szCs w:val="24"/>
+          <w:highlight w:val="yellow"/>
+        </w:rPr>
+        <w:t>_DESCRIPTION }}</w:t>
       </w:r>
     </w:p>
     <w:p>
@@ -13277,7 +14051,7 @@
           </mc:Choice>
           <mc:Fallback>
             <w:pict>
-              <v:shapetype w14:anchorId="55255916" id="_x0000_t32" coordsize="21600,21600" o:spt="32" o:oned="t" path="m,l21600,21600e" filled="f">
+              <v:shapetype w14:anchorId="3B404233" id="_x0000_t32" coordsize="21600,21600" o:spt="32" o:oned="t" path="m,l21600,21600e" filled="f">
                 <v:path arrowok="t" fillok="f" o:connecttype="none"/>
                 <o:lock v:ext="edit" shapetype="t"/>
               </v:shapetype>
@@ -13571,7 +14345,7 @@
           </mc:Choice>
           <mc:Fallback>
             <w:pict>
-              <v:shape w14:anchorId="035E9BEA" id="Прямая со стрелкой 2" o:spid="_x0000_s1026" type="#_x0000_t32" style="position:absolute;margin-left:225.1pt;margin-top:21.4pt;width:30pt;height:0;z-index:251664896;visibility:visible;mso-wrap-style:square;mso-wrap-distance-left:9pt;mso-wrap-distance-top:0;mso-wrap-distance-right:9pt;mso-wrap-distance-bottom:0;mso-position-horizontal:absolute;mso-position-horizontal-relative:text;mso-position-vertical:absolute;mso-position-vertical-relative:text" o:gfxdata="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" strokecolor="#4f81bd [3204]" strokeweight="2pt">
+              <v:shape w14:anchorId="01F51E03" id="Прямая со стрелкой 2" o:spid="_x0000_s1026" type="#_x0000_t32" style="position:absolute;margin-left:225.1pt;margin-top:21.4pt;width:30pt;height:0;z-index:251664896;visibility:visible;mso-wrap-style:square;mso-wrap-distance-left:9pt;mso-wrap-distance-top:0;mso-wrap-distance-right:9pt;mso-wrap-distance-bottom:0;mso-position-horizontal:absolute;mso-position-horizontal-relative:text;mso-position-vertical:absolute;mso-position-vertical-relative:text" o:gfxdata="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" strokecolor="#4f81bd [3204]" strokeweight="2pt">
                 <v:stroke endarrow="block"/>
                 <v:shadow on="t" color="black" opacity="24903f" origin=",.5" offset="0,.55556mm"/>
               </v:shape>
@@ -13680,7 +14454,7 @@
           </mc:Choice>
           <mc:Fallback>
             <w:pict>
-              <v:shape w14:anchorId="335BEAA5" id="Прямая со стрелкой 1" o:spid="_x0000_s1026" type="#_x0000_t32" style="position:absolute;margin-left:45.35pt;margin-top:6.75pt;width:55.35pt;height:0;z-index:251661824;visibility:visible;mso-wrap-style:square;mso-wrap-distance-left:9pt;mso-wrap-distance-top:0;mso-wrap-distance-right:9pt;mso-wrap-distance-bottom:0;mso-position-horizontal:absolute;mso-position-horizontal-relative:text;mso-position-vertical:absolute;mso-position-vertical-relative:text" o:gfxdata="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" strokecolor="#4579b8 [3044]">
+              <v:shape w14:anchorId="3547724A" id="Прямая со стрелкой 1" o:spid="_x0000_s1026" type="#_x0000_t32" style="position:absolute;margin-left:45.35pt;margin-top:6.75pt;width:55.35pt;height:0;z-index:251661824;visibility:visible;mso-wrap-style:square;mso-wrap-distance-left:9pt;mso-wrap-distance-top:0;mso-wrap-distance-right:9pt;mso-wrap-distance-bottom:0;mso-position-horizontal:absolute;mso-position-horizontal-relative:text;mso-position-vertical:absolute;mso-position-vertical-relative:text" o:gfxdata="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" strokecolor="#4579b8 [3044]">
                 <v:stroke endarrow="block"/>
               </v:shape>
             </w:pict>
@@ -13848,7 +14622,51 @@
           <w:szCs w:val="24"/>
           <w:lang w:val="ru-RU" w:eastAsia="ru-RU"/>
         </w:rPr>
-        <w:t>бщие данные о распределении опасных веществ по декларируемому объекту, включающие сведения об общем количестве опасных веществ, находящихся в технических устройствах - аппаратах (емкостях), трубопроводах с указанием максимального количества в единичной емкости или участке трубопровода наибольшей вместимости</w:t>
+        <w:t>бщие данные о распределении опасных веществ по декларируемому объекту, включающие сведения об общем количестве опасных веществ, находящихся в технических устройствах - аппаратах (</w:t>
+      </w:r>
+      <w:proofErr w:type="spellStart"/>
+      <w:r>
+        <w:rPr>
+          <w:rFonts w:ascii="Times New Roman" w:hAnsi="Times New Roman" w:cs="Times New Roman"/>
+          <w:color w:val="auto"/>
+          <w:sz w:val="24"/>
+          <w:szCs w:val="24"/>
+          <w:lang w:val="ru-RU" w:eastAsia="ru-RU"/>
+        </w:rPr>
+        <w:t>емкостях</w:t>
+      </w:r>
+      <w:proofErr w:type="spellEnd"/>
+      <w:r>
+        <w:rPr>
+          <w:rFonts w:ascii="Times New Roman" w:hAnsi="Times New Roman" w:cs="Times New Roman"/>
+          <w:color w:val="auto"/>
+          <w:sz w:val="24"/>
+          <w:szCs w:val="24"/>
+          <w:lang w:val="ru-RU" w:eastAsia="ru-RU"/>
+        </w:rPr>
+        <w:t xml:space="preserve">), трубопроводах с указанием максимального количества в единичной </w:t>
+      </w:r>
+      <w:proofErr w:type="spellStart"/>
+      <w:r>
+        <w:rPr>
+          <w:rFonts w:ascii="Times New Roman" w:hAnsi="Times New Roman" w:cs="Times New Roman"/>
+          <w:color w:val="auto"/>
+          <w:sz w:val="24"/>
+          <w:szCs w:val="24"/>
+          <w:lang w:val="ru-RU" w:eastAsia="ru-RU"/>
+        </w:rPr>
+        <w:t>емкости</w:t>
+      </w:r>
+      <w:proofErr w:type="spellEnd"/>
+      <w:r>
+        <w:rPr>
+          <w:rFonts w:ascii="Times New Roman" w:hAnsi="Times New Roman" w:cs="Times New Roman"/>
+          <w:color w:val="auto"/>
+          <w:sz w:val="24"/>
+          <w:szCs w:val="24"/>
+          <w:lang w:val="ru-RU" w:eastAsia="ru-RU"/>
+        </w:rPr>
+        <w:t xml:space="preserve"> или участке трубопровода наибольшей вместимости</w:t>
       </w:r>
       <w:bookmarkEnd w:id="30"/>
     </w:p>
@@ -14544,6 +15362,7 @@
                 <w:szCs w:val="24"/>
               </w:rPr>
             </w:pPr>
+            <w:proofErr w:type="spellStart"/>
             <w:r>
               <w:rPr>
                 <w:b/>
@@ -14551,8 +15370,49 @@
                 <w:sz w:val="24"/>
                 <w:szCs w:val="24"/>
               </w:rPr>
-              <w:t>Возможные причины аварий</w:t>
-            </w:r>
+              <w:t>Возможные</w:t>
+            </w:r>
+            <w:proofErr w:type="spellEnd"/>
+            <w:r>
+              <w:rPr>
+                <w:b/>
+                <w:color w:val="00B0F0"/>
+                <w:sz w:val="24"/>
+                <w:szCs w:val="24"/>
+              </w:rPr>
+              <w:t xml:space="preserve"> </w:t>
+            </w:r>
+            <w:proofErr w:type="spellStart"/>
+            <w:r>
+              <w:rPr>
+                <w:b/>
+                <w:color w:val="00B0F0"/>
+                <w:sz w:val="24"/>
+                <w:szCs w:val="24"/>
+              </w:rPr>
+              <w:t>причины</w:t>
+            </w:r>
+            <w:proofErr w:type="spellEnd"/>
+            <w:r>
+              <w:rPr>
+                <w:b/>
+                <w:color w:val="00B0F0"/>
+                <w:sz w:val="24"/>
+                <w:szCs w:val="24"/>
+              </w:rPr>
+              <w:t xml:space="preserve"> </w:t>
+            </w:r>
+            <w:proofErr w:type="spellStart"/>
+            <w:r>
+              <w:rPr>
+                <w:b/>
+                <w:color w:val="00B0F0"/>
+                <w:sz w:val="24"/>
+                <w:szCs w:val="24"/>
+              </w:rPr>
+              <w:t>аварий</w:t>
+            </w:r>
+            <w:proofErr w:type="spellEnd"/>
           </w:p>
         </w:tc>
       </w:tr>
@@ -14576,6 +15436,7 @@
                 <w:lang w:val="ru-RU" w:eastAsia="ru-RU"/>
               </w:rPr>
             </w:pPr>
+            <w:proofErr w:type="gramStart"/>
             <w:r>
               <w:rPr>
                 <w:rFonts w:cs="Times New Roman"/>
@@ -14585,7 +15446,19 @@
                 <w:highlight w:val="yellow"/>
                 <w:lang w:val="ru-RU"/>
               </w:rPr>
-              <w:t>{{ SITE_NAME }}</w:t>
+              <w:t>{{ SITE</w:t>
+            </w:r>
+            <w:proofErr w:type="gramEnd"/>
+            <w:r>
+              <w:rPr>
+                <w:rFonts w:cs="Times New Roman"/>
+                <w:color w:val="00B0F0"/>
+                <w:sz w:val="24"/>
+                <w:szCs w:val="24"/>
+                <w:highlight w:val="yellow"/>
+                <w:lang w:val="ru-RU"/>
+              </w:rPr>
+              <w:t>_NAME }}</w:t>
             </w:r>
           </w:p>
         </w:tc>
@@ -14641,6 +15514,7 @@
                 <w:szCs w:val="24"/>
               </w:rPr>
             </w:pPr>
+            <w:proofErr w:type="spellStart"/>
             <w:r>
               <w:rPr>
                 <w:bCs/>
@@ -14648,7 +15522,77 @@
                 <w:sz w:val="24"/>
                 <w:szCs w:val="24"/>
               </w:rPr>
-              <w:t>Протекание процесса под давлением;</w:t>
+              <w:t>Протекание</w:t>
+            </w:r>
+            <w:proofErr w:type="spellEnd"/>
+            <w:r>
+              <w:rPr>
+                <w:bCs/>
+                <w:color w:val="00B0F0"/>
+                <w:sz w:val="24"/>
+                <w:szCs w:val="24"/>
+              </w:rPr>
+              <w:t xml:space="preserve"> </w:t>
+            </w:r>
+            <w:proofErr w:type="spellStart"/>
+            <w:r>
+              <w:rPr>
+                <w:bCs/>
+                <w:color w:val="00B0F0"/>
+                <w:sz w:val="24"/>
+                <w:szCs w:val="24"/>
+              </w:rPr>
+              <w:t>процесса</w:t>
+            </w:r>
+            <w:proofErr w:type="spellEnd"/>
+            <w:r>
+              <w:rPr>
+                <w:bCs/>
+                <w:color w:val="00B0F0"/>
+                <w:sz w:val="24"/>
+                <w:szCs w:val="24"/>
+              </w:rPr>
+              <w:t xml:space="preserve"> </w:t>
+            </w:r>
+            <w:proofErr w:type="spellStart"/>
+            <w:r>
+              <w:rPr>
+                <w:bCs/>
+                <w:color w:val="00B0F0"/>
+                <w:sz w:val="24"/>
+                <w:szCs w:val="24"/>
+              </w:rPr>
+              <w:t>под</w:t>
+            </w:r>
+            <w:proofErr w:type="spellEnd"/>
+            <w:r>
+              <w:rPr>
+                <w:bCs/>
+                <w:color w:val="00B0F0"/>
+                <w:sz w:val="24"/>
+                <w:szCs w:val="24"/>
+              </w:rPr>
+              <w:t xml:space="preserve"> </w:t>
+            </w:r>
+            <w:proofErr w:type="spellStart"/>
+            <w:r>
+              <w:rPr>
+                <w:bCs/>
+                <w:color w:val="00B0F0"/>
+                <w:sz w:val="24"/>
+                <w:szCs w:val="24"/>
+              </w:rPr>
+              <w:t>давлением</w:t>
+            </w:r>
+            <w:proofErr w:type="spellEnd"/>
+            <w:r>
+              <w:rPr>
+                <w:bCs/>
+                <w:color w:val="00B0F0"/>
+                <w:sz w:val="24"/>
+                <w:szCs w:val="24"/>
+              </w:rPr>
+              <w:t>;</w:t>
             </w:r>
           </w:p>
           <w:p>
@@ -14851,6 +15795,7 @@
                 <w:szCs w:val="24"/>
               </w:rPr>
             </w:pPr>
+            <w:proofErr w:type="spellStart"/>
             <w:r>
               <w:rPr>
                 <w:bCs/>
@@ -14858,7 +15803,37 @@
                 <w:sz w:val="24"/>
                 <w:szCs w:val="24"/>
               </w:rPr>
-              <w:t>Отключение электроэнергии;</w:t>
+              <w:t>Отключение</w:t>
+            </w:r>
+            <w:proofErr w:type="spellEnd"/>
+            <w:r>
+              <w:rPr>
+                <w:bCs/>
+                <w:color w:val="00B0F0"/>
+                <w:sz w:val="24"/>
+                <w:szCs w:val="24"/>
+              </w:rPr>
+              <w:t xml:space="preserve"> </w:t>
+            </w:r>
+            <w:proofErr w:type="spellStart"/>
+            <w:r>
+              <w:rPr>
+                <w:bCs/>
+                <w:color w:val="00B0F0"/>
+                <w:sz w:val="24"/>
+                <w:szCs w:val="24"/>
+              </w:rPr>
+              <w:t>электроэнергии</w:t>
+            </w:r>
+            <w:proofErr w:type="spellEnd"/>
+            <w:r>
+              <w:rPr>
+                <w:bCs/>
+                <w:color w:val="00B0F0"/>
+                <w:sz w:val="24"/>
+                <w:szCs w:val="24"/>
+              </w:rPr>
+              <w:t>;</w:t>
             </w:r>
           </w:p>
           <w:p>
@@ -15010,6 +15985,7 @@
                 <w:szCs w:val="24"/>
               </w:rPr>
             </w:pPr>
+            <w:proofErr w:type="spellStart"/>
             <w:r>
               <w:rPr>
                 <w:bCs/>
@@ -15017,7 +15993,37 @@
                 <w:sz w:val="24"/>
                 <w:szCs w:val="24"/>
               </w:rPr>
-              <w:t>Террористические проявления;</w:t>
+              <w:t>Террористические</w:t>
+            </w:r>
+            <w:proofErr w:type="spellEnd"/>
+            <w:r>
+              <w:rPr>
+                <w:bCs/>
+                <w:color w:val="00B0F0"/>
+                <w:sz w:val="24"/>
+                <w:szCs w:val="24"/>
+              </w:rPr>
+              <w:t xml:space="preserve"> </w:t>
+            </w:r>
+            <w:proofErr w:type="spellStart"/>
+            <w:r>
+              <w:rPr>
+                <w:bCs/>
+                <w:color w:val="00B0F0"/>
+                <w:sz w:val="24"/>
+                <w:szCs w:val="24"/>
+              </w:rPr>
+              <w:t>проявления</w:t>
+            </w:r>
+            <w:proofErr w:type="spellEnd"/>
+            <w:r>
+              <w:rPr>
+                <w:bCs/>
+                <w:color w:val="00B0F0"/>
+                <w:sz w:val="24"/>
+                <w:szCs w:val="24"/>
+              </w:rPr>
+              <w:t>;</w:t>
             </w:r>
           </w:p>
           <w:p>
@@ -15068,6 +16074,7 @@
                 <w:szCs w:val="24"/>
               </w:rPr>
             </w:pPr>
+            <w:proofErr w:type="spellStart"/>
             <w:r>
               <w:rPr>
                 <w:bCs/>
@@ -15075,7 +16082,57 @@
                 <w:sz w:val="24"/>
                 <w:szCs w:val="24"/>
               </w:rPr>
-              <w:t xml:space="preserve">Воздействие природных факторов, </w:t>
+              <w:t>Воздействие</w:t>
+            </w:r>
+            <w:proofErr w:type="spellEnd"/>
+            <w:r>
+              <w:rPr>
+                <w:bCs/>
+                <w:color w:val="00B0F0"/>
+                <w:sz w:val="24"/>
+                <w:szCs w:val="24"/>
+              </w:rPr>
+              <w:t xml:space="preserve"> </w:t>
+            </w:r>
+            <w:proofErr w:type="spellStart"/>
+            <w:r>
+              <w:rPr>
+                <w:bCs/>
+                <w:color w:val="00B0F0"/>
+                <w:sz w:val="24"/>
+                <w:szCs w:val="24"/>
+              </w:rPr>
+              <w:t>природных</w:t>
+            </w:r>
+            <w:proofErr w:type="spellEnd"/>
+            <w:r>
+              <w:rPr>
+                <w:bCs/>
+                <w:color w:val="00B0F0"/>
+                <w:sz w:val="24"/>
+                <w:szCs w:val="24"/>
+              </w:rPr>
+              <w:t xml:space="preserve"> </w:t>
+            </w:r>
+            <w:proofErr w:type="spellStart"/>
+            <w:r>
+              <w:rPr>
+                <w:bCs/>
+                <w:color w:val="00B0F0"/>
+                <w:sz w:val="24"/>
+                <w:szCs w:val="24"/>
+              </w:rPr>
+              <w:t>факторов</w:t>
+            </w:r>
+            <w:proofErr w:type="spellEnd"/>
+            <w:r>
+              <w:rPr>
+                <w:bCs/>
+                <w:color w:val="00B0F0"/>
+                <w:sz w:val="24"/>
+                <w:szCs w:val="24"/>
+              </w:rPr>
+              <w:t xml:space="preserve">, </w:t>
             </w:r>
           </w:p>
           <w:p>
@@ -15784,7 +16841,29 @@
           <w:szCs w:val="24"/>
           <w:lang w:val="ru-RU" w:eastAsia="ru-RU"/>
         </w:rPr>
-        <w:t>ведения о возможном числе потерпевших, включая погибших среди работников на декларируемом объекте и иных физических лиц, которым может быть причинен вред здоровью или жизни в результате аварии на декларируемом объекте</w:t>
+        <w:t xml:space="preserve">ведения о возможном числе потерпевших, включая погибших среди работников на декларируемом объекте и иных физических лиц, которым может быть </w:t>
+      </w:r>
+      <w:proofErr w:type="spellStart"/>
+      <w:r>
+        <w:rPr>
+          <w:rFonts w:ascii="Times New Roman" w:hAnsi="Times New Roman" w:cs="Times New Roman"/>
+          <w:color w:val="auto"/>
+          <w:sz w:val="24"/>
+          <w:szCs w:val="24"/>
+          <w:lang w:val="ru-RU" w:eastAsia="ru-RU"/>
+        </w:rPr>
+        <w:t>причинен</w:t>
+      </w:r>
+      <w:proofErr w:type="spellEnd"/>
+      <w:r>
+        <w:rPr>
+          <w:rFonts w:ascii="Times New Roman" w:hAnsi="Times New Roman" w:cs="Times New Roman"/>
+          <w:color w:val="auto"/>
+          <w:sz w:val="24"/>
+          <w:szCs w:val="24"/>
+          <w:lang w:val="ru-RU" w:eastAsia="ru-RU"/>
+        </w:rPr>
+        <w:t xml:space="preserve"> вред здоровью или жизни в результате аварии на декларируемом объекте</w:t>
       </w:r>
       <w:bookmarkEnd w:id="40"/>
     </w:p>
@@ -15820,7 +16899,27 @@
           <w:szCs w:val="24"/>
           <w:lang w:val="ru-RU"/>
         </w:rPr>
-        <w:t>Сведения о возможном числе потерпевших, включая погибших среди работников на декларируемом объекте и иных физических лиц, которым может быть причинен вред здоровью или жизни в результате аварии на декларируемом объекте представлены в таблице ниже</w:t>
+        <w:t xml:space="preserve">Сведения о возможном числе потерпевших, включая погибших среди работников на декларируемом объекте и иных физических лиц, которым может быть </w:t>
+      </w:r>
+      <w:proofErr w:type="spellStart"/>
+      <w:r>
+        <w:rPr>
+          <w:rFonts w:cs="Times New Roman"/>
+          <w:sz w:val="24"/>
+          <w:szCs w:val="24"/>
+          <w:lang w:val="ru-RU"/>
+        </w:rPr>
+        <w:t>причинен</w:t>
+      </w:r>
+      <w:proofErr w:type="spellEnd"/>
+      <w:r>
+        <w:rPr>
+          <w:rFonts w:cs="Times New Roman"/>
+          <w:sz w:val="24"/>
+          <w:szCs w:val="24"/>
+          <w:lang w:val="ru-RU"/>
+        </w:rPr>
+        <w:t xml:space="preserve"> вред здоровью или жизни в результате аварии на декларируемом объекте представлены в таблице ниже</w:t>
       </w:r>
       <w:r>
         <w:rPr>
@@ -16751,7 +17850,47 @@
           <w:szCs w:val="24"/>
           <w:lang w:val="ru-RU" w:eastAsia="ru-RU"/>
         </w:rPr>
-        <w:t xml:space="preserve">- ожидаемое количество пораженных в результате возможных аварий за определенный период времени; </w:t>
+        <w:t xml:space="preserve">- ожидаемое количество </w:t>
+      </w:r>
+      <w:proofErr w:type="spellStart"/>
+      <w:r>
+        <w:rPr>
+          <w:rFonts w:cs="Times New Roman"/>
+          <w:sz w:val="24"/>
+          <w:szCs w:val="24"/>
+          <w:lang w:val="ru-RU" w:eastAsia="ru-RU"/>
+        </w:rPr>
+        <w:t>пораженных</w:t>
+      </w:r>
+      <w:proofErr w:type="spellEnd"/>
+      <w:r>
+        <w:rPr>
+          <w:rFonts w:cs="Times New Roman"/>
+          <w:sz w:val="24"/>
+          <w:szCs w:val="24"/>
+          <w:lang w:val="ru-RU" w:eastAsia="ru-RU"/>
+        </w:rPr>
+        <w:t xml:space="preserve"> в результате возможных аварий за </w:t>
+      </w:r>
+      <w:proofErr w:type="spellStart"/>
+      <w:r>
+        <w:rPr>
+          <w:rFonts w:cs="Times New Roman"/>
+          <w:sz w:val="24"/>
+          <w:szCs w:val="24"/>
+          <w:lang w:val="ru-RU" w:eastAsia="ru-RU"/>
+        </w:rPr>
+        <w:t>определенный</w:t>
+      </w:r>
+      <w:proofErr w:type="spellEnd"/>
+      <w:r>
+        <w:rPr>
+          <w:rFonts w:cs="Times New Roman"/>
+          <w:sz w:val="24"/>
+          <w:szCs w:val="24"/>
+          <w:lang w:val="ru-RU" w:eastAsia="ru-RU"/>
+        </w:rPr>
+        <w:t xml:space="preserve"> период времени; </w:t>
       </w:r>
     </w:p>
     <w:p>
@@ -16905,7 +18044,27 @@
           <w:szCs w:val="24"/>
           <w:lang w:val="ru-RU" w:eastAsia="ru-RU"/>
         </w:rPr>
-        <w:t xml:space="preserve">, в которых пострадало на определенном уровне не менее </w:t>
+        <w:t xml:space="preserve">, в которых пострадало на </w:t>
+      </w:r>
+      <w:proofErr w:type="spellStart"/>
+      <w:r>
+        <w:rPr>
+          <w:rFonts w:cs="Times New Roman"/>
+          <w:sz w:val="24"/>
+          <w:szCs w:val="24"/>
+          <w:lang w:val="ru-RU" w:eastAsia="ru-RU"/>
+        </w:rPr>
+        <w:t>определенном</w:t>
+      </w:r>
+      <w:proofErr w:type="spellEnd"/>
+      <w:r>
+        <w:rPr>
+          <w:rFonts w:cs="Times New Roman"/>
+          <w:sz w:val="24"/>
+          <w:szCs w:val="24"/>
+          <w:lang w:val="ru-RU" w:eastAsia="ru-RU"/>
+        </w:rPr>
+        <w:t xml:space="preserve"> уровне не менее </w:t>
       </w:r>
       <w:r>
         <w:rPr>
@@ -21134,6 +22293,7 @@
         </w:rPr>
         <w:t xml:space="preserve"> Федеральной службы по экологическому, технологическому и атомному надзору в отношении опасных производственных объектов </w:t>
       </w:r>
+      <w:proofErr w:type="gramStart"/>
       <w:r>
         <w:rPr>
           <w:rFonts w:eastAsia="Times New Roman" w:cs="Times New Roman"/>
@@ -21142,7 +22302,18 @@
           <w:highlight w:val="yellow"/>
           <w:lang w:val="ru-RU" w:eastAsia="ru-RU"/>
         </w:rPr>
-        <w:t>{{ SHORT_NAME }}</w:t>
+        <w:t>{{ SHORT</w:t>
+      </w:r>
+      <w:proofErr w:type="gramEnd"/>
+      <w:r>
+        <w:rPr>
+          <w:rFonts w:eastAsia="Times New Roman" w:cs="Times New Roman"/>
+          <w:sz w:val="24"/>
+          <w:szCs w:val="24"/>
+          <w:highlight w:val="yellow"/>
+          <w:lang w:val="ru-RU" w:eastAsia="ru-RU"/>
+        </w:rPr>
+        <w:t>_NAME }}</w:t>
       </w:r>
       <w:r>
         <w:rPr>
@@ -21260,6 +22431,7 @@
         </w:rPr>
         <w:t xml:space="preserve">Действующая лицензии на право эксплуатации взрывопожароопасных и химически опасных производственных объектов I, II и III классов опасности </w:t>
       </w:r>
+      <w:proofErr w:type="gramStart"/>
       <w:r>
         <w:rPr>
           <w:rFonts w:cs="Times New Roman"/>
@@ -21268,7 +22440,18 @@
           <w:highlight w:val="yellow"/>
           <w:lang w:val="ru-RU"/>
         </w:rPr>
-        <w:t>{{ LICENSE_NUMBER }}</w:t>
+        <w:t>{{ LICENSE</w:t>
+      </w:r>
+      <w:proofErr w:type="gramEnd"/>
+      <w:r>
+        <w:rPr>
+          <w:rFonts w:cs="Times New Roman"/>
+          <w:sz w:val="24"/>
+          <w:szCs w:val="24"/>
+          <w:highlight w:val="yellow"/>
+          <w:lang w:val="ru-RU"/>
+        </w:rPr>
+        <w:t>_NUMBER }}</w:t>
       </w:r>
       <w:r>
         <w:rPr>
@@ -21330,7 +22513,29 @@
           <w:szCs w:val="24"/>
           <w:lang w:val="ru-RU" w:eastAsia="ru-RU"/>
         </w:rPr>
-        <w:t>ведения о профессиональной и противоаварийной подготовке персонала в соответствии с положением о системе управления промышленной безопасности, утвержденным руководителем организации, эксплуатирующей опасный производственный объект I или II классов опасности</w:t>
+        <w:t xml:space="preserve">ведения о профессиональной и противоаварийной подготовке персонала в соответствии с положением о системе управления промышленной безопасности, </w:t>
+      </w:r>
+      <w:proofErr w:type="spellStart"/>
+      <w:r>
+        <w:rPr>
+          <w:rFonts w:ascii="Times New Roman" w:hAnsi="Times New Roman" w:cs="Times New Roman"/>
+          <w:color w:val="auto"/>
+          <w:sz w:val="24"/>
+          <w:szCs w:val="24"/>
+          <w:lang w:val="ru-RU" w:eastAsia="ru-RU"/>
+        </w:rPr>
+        <w:t>утвержденным</w:t>
+      </w:r>
+      <w:proofErr w:type="spellEnd"/>
+      <w:r>
+        <w:rPr>
+          <w:rFonts w:ascii="Times New Roman" w:hAnsi="Times New Roman" w:cs="Times New Roman"/>
+          <w:color w:val="auto"/>
+          <w:sz w:val="24"/>
+          <w:szCs w:val="24"/>
+          <w:lang w:val="ru-RU" w:eastAsia="ru-RU"/>
+        </w:rPr>
+        <w:t xml:space="preserve"> руководителем организации, эксплуатирующей опасный производственный объект I или II классов опасности</w:t>
       </w:r>
       <w:bookmarkEnd w:id="60"/>
     </w:p>
@@ -21402,6 +22607,7 @@
         </w:rPr>
         <w:t xml:space="preserve">Порядок обучения и проверка знаний работников </w:t>
       </w:r>
+      <w:proofErr w:type="gramStart"/>
       <w:r>
         <w:rPr>
           <w:rFonts w:eastAsia="Times New Roman" w:cs="Times New Roman"/>
@@ -21411,17 +22617,49 @@
           <w:highlight w:val="yellow"/>
           <w:lang w:val="ru-RU" w:eastAsia="ru-RU"/>
         </w:rPr>
-        <w:t>{{ SHORT_NAME }}</w:t>
-      </w:r>
-      <w:r>
-        <w:rPr>
-          <w:rFonts w:cs="Times New Roman"/>
+        <w:t>{{ SHORT</w:t>
+      </w:r>
+      <w:proofErr w:type="gramEnd"/>
+      <w:r>
+        <w:rPr>
+          <w:rFonts w:eastAsia="Times New Roman" w:cs="Times New Roman"/>
           <w:color w:val="E36C0A" w:themeColor="accent6" w:themeShade="BF"/>
           <w:sz w:val="24"/>
           <w:szCs w:val="24"/>
-          <w:lang w:val="ru-RU" w:eastAsia="ru-RU"/>
-        </w:rPr>
-        <w:t xml:space="preserve"> проводится согласно положению ЕРБ 2250-2024 «Положение об организации обучения и проверки знания требований охраны труда, подготовке и аттестации по промышленной безопасности»</w:t>
+          <w:highlight w:val="yellow"/>
+          <w:lang w:val="ru-RU" w:eastAsia="ru-RU"/>
+        </w:rPr>
+        <w:t>_NAME }}</w:t>
+      </w:r>
+      <w:r>
+        <w:rPr>
+          <w:rFonts w:cs="Times New Roman"/>
+          <w:color w:val="E36C0A" w:themeColor="accent6" w:themeShade="BF"/>
+          <w:sz w:val="24"/>
+          <w:szCs w:val="24"/>
+          <w:lang w:val="ru-RU" w:eastAsia="ru-RU"/>
+        </w:rPr>
+        <w:t xml:space="preserve"> проводится согласно положению </w:t>
+      </w:r>
+      <w:r>
+        <w:rPr>
+          <w:rFonts w:cs="Times New Roman"/>
+          <w:color w:val="E36C0A" w:themeColor="accent6" w:themeShade="BF"/>
+          <w:sz w:val="24"/>
+          <w:szCs w:val="24"/>
+          <w:lang w:val="ru-RU" w:eastAsia="ru-RU"/>
+        </w:rPr>
+        <w:t>ЕРБ 2250-2025</w:t>
+      </w:r>
+      <w:r>
+        <w:rPr>
+          <w:rFonts w:cs="Times New Roman"/>
+          <w:color w:val="E36C0A" w:themeColor="accent6" w:themeShade="BF"/>
+          <w:sz w:val="24"/>
+          <w:szCs w:val="24"/>
+          <w:lang w:val="ru-RU" w:eastAsia="ru-RU"/>
+        </w:rPr>
+        <w:t xml:space="preserve"> «Положение об организации обучения и проверки знания требований охраны труда, подготовке и аттестации по промышленной безопасности»</w:t>
       </w:r>
     </w:p>
     <w:p>
@@ -21454,6 +22692,7 @@
         </w:rPr>
         <w:t xml:space="preserve">организация </w:t>
       </w:r>
+      <w:proofErr w:type="gramStart"/>
       <w:r>
         <w:rPr>
           <w:rFonts w:eastAsia="Times New Roman" w:cs="Times New Roman"/>
@@ -21462,7 +22701,18 @@
           <w:highlight w:val="yellow"/>
           <w:lang w:val="ru-RU" w:eastAsia="ru-RU"/>
         </w:rPr>
-        <w:t>{{ SHORT_NAME }}</w:t>
+        <w:t>{{ SHORT</w:t>
+      </w:r>
+      <w:proofErr w:type="gramEnd"/>
+      <w:r>
+        <w:rPr>
+          <w:rFonts w:eastAsia="Times New Roman" w:cs="Times New Roman"/>
+          <w:sz w:val="24"/>
+          <w:szCs w:val="24"/>
+          <w:highlight w:val="yellow"/>
+          <w:lang w:val="ru-RU" w:eastAsia="ru-RU"/>
+        </w:rPr>
+        <w:t>_NAME }}</w:t>
       </w:r>
       <w:r>
         <w:rPr>
@@ -21715,7 +22965,29 @@
           <w:szCs w:val="24"/>
           <w:lang w:val="ru-RU" w:eastAsia="ru-RU"/>
         </w:rPr>
-        <w:t>Аттестация руководителей и специалистов структурных подразделений ПАО «Татнефть» проводится в совместной аттестационной комиссии, назначенной приказом «Об организации системы аттестации в области промышленной безопасности, по вопросам безопасности гидротехнических сооружений, безопасности в сфере электроэнергетики», №14/СовмПр от 26.12.2022 г. Аттестация проводится через ИЕ ЕПТ в ЧОУ ДПО «ЦПК-Татнефть». Подготовка руководителей и специалистов к аттестации проводится в режиме самоподготовки».</w:t>
+        <w:t>Аттестация руководителей и специалистов структурных подразделений ПАО «Татнефть» проводится в совместной аттестационной комиссии, назначенной приказом «Об организации системы аттестации в области промышленной безопасности, по вопросам безопасности гидротехнических сооружений, безопасности в сфере электроэнергетики», №14/</w:t>
+      </w:r>
+      <w:proofErr w:type="spellStart"/>
+      <w:r>
+        <w:rPr>
+          <w:rFonts w:cs="Times New Roman"/>
+          <w:color w:val="E36C0A" w:themeColor="accent6" w:themeShade="BF"/>
+          <w:sz w:val="24"/>
+          <w:szCs w:val="24"/>
+          <w:lang w:val="ru-RU" w:eastAsia="ru-RU"/>
+        </w:rPr>
+        <w:t>СовмПр</w:t>
+      </w:r>
+      <w:proofErr w:type="spellEnd"/>
+      <w:r>
+        <w:rPr>
+          <w:rFonts w:cs="Times New Roman"/>
+          <w:color w:val="E36C0A" w:themeColor="accent6" w:themeShade="BF"/>
+          <w:sz w:val="24"/>
+          <w:szCs w:val="24"/>
+          <w:lang w:val="ru-RU" w:eastAsia="ru-RU"/>
+        </w:rPr>
+        <w:t xml:space="preserve"> от 26.12.2022 г. Аттестация проводится через ИЕ ЕПТ в ЧОУ ДПО «ЦПК-Татнефть». Подготовка руководителей и специалистов к аттестации проводится в режиме самоподготовки».</w:t>
       </w:r>
     </w:p>
     <w:p>
@@ -21801,7 +23073,27 @@
           <w:szCs w:val="24"/>
           <w:lang w:val="ru-RU" w:eastAsia="ru-RU"/>
         </w:rPr>
-        <w:t>Вводный инструктаж проводит Центра промышленной и экологической безопасности ЦОБ ПАО «Татнефть», по адресу г. Альметьевск пр. Тукая 33. Результаты проведения инструктажей оформляются записью в «Журнале регистрации вводного инструктажа». Кроме этого, с работниками предприятия проводятся: первичный инструктаж на рабочем месте; повторные инструктажи (один раз в три месяца); целевые инструктажи; внеочередные (внеплановые)</w:t>
+        <w:t xml:space="preserve">Вводный инструктаж проводит </w:t>
+      </w:r>
+      <w:r>
+        <w:rPr>
+          <w:rFonts w:cs="Times New Roman"/>
+          <w:color w:val="E36C0A" w:themeColor="accent6" w:themeShade="BF"/>
+          <w:sz w:val="24"/>
+          <w:szCs w:val="24"/>
+          <w:lang w:val="ru-RU" w:eastAsia="ru-RU"/>
+        </w:rPr>
+        <w:t>Центр промышленной</w:t>
+      </w:r>
+      <w:r>
+        <w:rPr>
+          <w:rFonts w:cs="Times New Roman"/>
+          <w:color w:val="E36C0A" w:themeColor="accent6" w:themeShade="BF"/>
+          <w:sz w:val="24"/>
+          <w:szCs w:val="24"/>
+          <w:lang w:val="ru-RU" w:eastAsia="ru-RU"/>
+        </w:rPr>
+        <w:t xml:space="preserve"> и экологической безопасности ЦОБ ПАО «Татнефть», по адресу г. Альметьевск пр. Тукая 33. Результаты проведения инструктажей оформляются записью в «Журнале регистрации вводного инструктажа». Кроме этого, с работниками предприятия проводятся: первичный инструктаж на рабочем месте; повторные инструктажи (один раз в три месяца); целевые инструктажи; внеочередные (внеплановые)</w:t>
       </w:r>
       <w:r>
         <w:rPr>
@@ -21940,6 +23232,7 @@
         </w:rPr>
         <w:t>(</w:t>
       </w:r>
+      <w:proofErr w:type="gramStart"/>
       <w:r>
         <w:rPr>
           <w:rFonts w:cs="Times New Roman"/>
@@ -21959,6 +23252,7 @@
         </w:rPr>
         <w:t>SITE</w:t>
       </w:r>
+      <w:proofErr w:type="gramEnd"/>
       <w:r>
         <w:rPr>
           <w:rFonts w:cs="Times New Roman"/>
@@ -22132,7 +23426,27 @@
           <w:szCs w:val="24"/>
           <w:lang w:val="ru-RU" w:eastAsia="ru-RU"/>
         </w:rPr>
-        <w:t xml:space="preserve"> проверяется во время учебно-тренировочных занятий с персоналом объекта, проводимых по графику, утвержденному техническим руководителем структурного подразделения, эксплуатирующего опасный производственный объект. График учебно-тренировочных занятий по </w:t>
+        <w:t xml:space="preserve"> проверяется во время учебно-тренировочных занятий с персоналом объекта, проводимых по графику, </w:t>
+      </w:r>
+      <w:proofErr w:type="spellStart"/>
+      <w:r>
+        <w:rPr>
+          <w:rFonts w:cs="Times New Roman"/>
+          <w:sz w:val="24"/>
+          <w:szCs w:val="24"/>
+          <w:lang w:val="ru-RU" w:eastAsia="ru-RU"/>
+        </w:rPr>
+        <w:t>утвержденному</w:t>
+      </w:r>
+      <w:proofErr w:type="spellEnd"/>
+      <w:r>
+        <w:rPr>
+          <w:rFonts w:cs="Times New Roman"/>
+          <w:sz w:val="24"/>
+          <w:szCs w:val="24"/>
+          <w:lang w:val="ru-RU" w:eastAsia="ru-RU"/>
+        </w:rPr>
+        <w:t xml:space="preserve"> техническим руководителем структурного подразделения, эксплуатирующего опасный производственный объект. График учебно-тренировочных занятий по </w:t>
       </w:r>
       <w:r>
         <w:rPr>
@@ -22150,7 +23464,27 @@
           <w:szCs w:val="24"/>
           <w:lang w:val="ru-RU" w:eastAsia="ru-RU"/>
         </w:rPr>
-        <w:t xml:space="preserve"> с персоналом ОПО составляется на год. Темы учебно-тренировочных занятий должны соответствовать возможным аварийным ситуациям, определенным в оперативной части </w:t>
+        <w:t xml:space="preserve"> с персоналом ОПО составляется на год. Темы учебно-тренировочных занятий должны соответствовать возможным аварийным ситуациям, </w:t>
+      </w:r>
+      <w:proofErr w:type="spellStart"/>
+      <w:r>
+        <w:rPr>
+          <w:rFonts w:cs="Times New Roman"/>
+          <w:sz w:val="24"/>
+          <w:szCs w:val="24"/>
+          <w:lang w:val="ru-RU" w:eastAsia="ru-RU"/>
+        </w:rPr>
+        <w:t>определенным</w:t>
+      </w:r>
+      <w:proofErr w:type="spellEnd"/>
+      <w:r>
+        <w:rPr>
+          <w:rFonts w:cs="Times New Roman"/>
+          <w:sz w:val="24"/>
+          <w:szCs w:val="24"/>
+          <w:lang w:val="ru-RU" w:eastAsia="ru-RU"/>
+        </w:rPr>
+        <w:t xml:space="preserve"> в оперативной части </w:t>
       </w:r>
       <w:r>
         <w:rPr>
@@ -22218,7 +23552,67 @@
           <w:lang w:val="ru-RU" w:eastAsia="ru-RU"/>
         </w:rPr>
         <w:lastRenderedPageBreak/>
-        <w:t xml:space="preserve">структурного подразделения, эксплуатирующего опасный производственный объект, с учетом количества видов возможных аварий и конкретных условий, но не реже одного раза в год по каждому виду возможных аварии, с учетом сезонности, а также с учетом, что при вахтовом методе работы работников цеха необходимо, чтобы каждая тема учебно-тренировочных занятий с работником была проведена. </w:t>
+        <w:t xml:space="preserve">структурного подразделения, эксплуатирующего опасный производственный объект, с </w:t>
+      </w:r>
+      <w:proofErr w:type="spellStart"/>
+      <w:r>
+        <w:rPr>
+          <w:rFonts w:cs="Times New Roman"/>
+          <w:sz w:val="24"/>
+          <w:szCs w:val="24"/>
+          <w:lang w:val="ru-RU" w:eastAsia="ru-RU"/>
+        </w:rPr>
+        <w:t>учетом</w:t>
+      </w:r>
+      <w:proofErr w:type="spellEnd"/>
+      <w:r>
+        <w:rPr>
+          <w:rFonts w:cs="Times New Roman"/>
+          <w:sz w:val="24"/>
+          <w:szCs w:val="24"/>
+          <w:lang w:val="ru-RU" w:eastAsia="ru-RU"/>
+        </w:rPr>
+        <w:t xml:space="preserve"> количества видов возможных аварий и конкретных условий, но не реже одного раза в год по каждому виду возможных аварии, с </w:t>
+      </w:r>
+      <w:proofErr w:type="spellStart"/>
+      <w:r>
+        <w:rPr>
+          <w:rFonts w:cs="Times New Roman"/>
+          <w:sz w:val="24"/>
+          <w:szCs w:val="24"/>
+          <w:lang w:val="ru-RU" w:eastAsia="ru-RU"/>
+        </w:rPr>
+        <w:t>учетом</w:t>
+      </w:r>
+      <w:proofErr w:type="spellEnd"/>
+      <w:r>
+        <w:rPr>
+          <w:rFonts w:cs="Times New Roman"/>
+          <w:sz w:val="24"/>
+          <w:szCs w:val="24"/>
+          <w:lang w:val="ru-RU" w:eastAsia="ru-RU"/>
+        </w:rPr>
+        <w:t xml:space="preserve"> сезонности, а также с </w:t>
+      </w:r>
+      <w:proofErr w:type="spellStart"/>
+      <w:r>
+        <w:rPr>
+          <w:rFonts w:cs="Times New Roman"/>
+          <w:sz w:val="24"/>
+          <w:szCs w:val="24"/>
+          <w:lang w:val="ru-RU" w:eastAsia="ru-RU"/>
+        </w:rPr>
+        <w:t>учетом</w:t>
+      </w:r>
+      <w:proofErr w:type="spellEnd"/>
+      <w:r>
+        <w:rPr>
+          <w:rFonts w:cs="Times New Roman"/>
+          <w:sz w:val="24"/>
+          <w:szCs w:val="24"/>
+          <w:lang w:val="ru-RU" w:eastAsia="ru-RU"/>
+        </w:rPr>
+        <w:t xml:space="preserve">, что при вахтовом методе работы работников цеха необходимо, чтобы каждая тема учебно-тренировочных занятий с работником была проведена. </w:t>
       </w:r>
     </w:p>
     <w:p>
@@ -22349,6 +23743,7 @@
         </w:rPr>
         <w:t xml:space="preserve">В соответствии с ст. 11 Федерального закона от 21.07.1997 № 116-ФЗ «О промышленной безопасности» организация </w:t>
       </w:r>
+      <w:proofErr w:type="gramStart"/>
       <w:r>
         <w:rPr>
           <w:rFonts w:eastAsia="Times New Roman" w:cs="Times New Roman"/>
@@ -22357,7 +23752,18 @@
           <w:highlight w:val="yellow"/>
           <w:lang w:val="ru-RU" w:eastAsia="ru-RU"/>
         </w:rPr>
-        <w:t>{{ SHORT_NAME }}</w:t>
+        <w:t>{{ SHORT</w:t>
+      </w:r>
+      <w:proofErr w:type="gramEnd"/>
+      <w:r>
+        <w:rPr>
+          <w:rFonts w:eastAsia="Times New Roman" w:cs="Times New Roman"/>
+          <w:sz w:val="24"/>
+          <w:szCs w:val="24"/>
+          <w:highlight w:val="yellow"/>
+          <w:lang w:val="ru-RU" w:eastAsia="ru-RU"/>
+        </w:rPr>
+        <w:t>_NAME }}</w:t>
       </w:r>
       <w:r>
         <w:rPr>
@@ -22525,7 +23931,41 @@
           <w:szCs w:val="24"/>
           <w:lang w:val="ru-RU" w:eastAsia="ru-RU"/>
         </w:rPr>
-        <w:t xml:space="preserve"> в действие приказ №444/МНУ-Пр(0002) от 15.10.2019 г. «О политике в области промышленной безопасности, охраны труда и окружающей среды». Целью управления промышленной безопасностью в ПАО «Татнефть» им. В.Д. Шашина является обеспечение </w:t>
+        <w:t xml:space="preserve"> в действие приказ №444/МНУ-</w:t>
+      </w:r>
+      <w:proofErr w:type="spellStart"/>
+      <w:proofErr w:type="gramStart"/>
+      <w:r>
+        <w:rPr>
+          <w:rFonts w:cs="Times New Roman"/>
+          <w:color w:val="E36C0A" w:themeColor="accent6" w:themeShade="BF"/>
+          <w:sz w:val="24"/>
+          <w:szCs w:val="24"/>
+          <w:lang w:val="ru-RU" w:eastAsia="ru-RU"/>
+        </w:rPr>
+        <w:t>Пр</w:t>
+      </w:r>
+      <w:proofErr w:type="spellEnd"/>
+      <w:r>
+        <w:rPr>
+          <w:rFonts w:cs="Times New Roman"/>
+          <w:color w:val="E36C0A" w:themeColor="accent6" w:themeShade="BF"/>
+          <w:sz w:val="24"/>
+          <w:szCs w:val="24"/>
+          <w:lang w:val="ru-RU" w:eastAsia="ru-RU"/>
+        </w:rPr>
+        <w:t>(</w:t>
+      </w:r>
+      <w:proofErr w:type="gramEnd"/>
+      <w:r>
+        <w:rPr>
+          <w:rFonts w:cs="Times New Roman"/>
+          <w:color w:val="E36C0A" w:themeColor="accent6" w:themeShade="BF"/>
+          <w:sz w:val="24"/>
+          <w:szCs w:val="24"/>
+          <w:lang w:val="ru-RU" w:eastAsia="ru-RU"/>
+        </w:rPr>
+        <w:t xml:space="preserve">0002) от 15.10.2019 г. «О политике в области промышленной безопасности, охраны труда и окружающей среды». Целью управления промышленной безопасностью в ПАО «Татнефть» им. В.Д. Шашина является обеспечение </w:t>
       </w:r>
       <w:r>
         <w:rPr>
@@ -22634,6 +24074,7 @@
         <w:lastRenderedPageBreak/>
         <w:t xml:space="preserve">предупреждение аварий и инцидентов на ОПО </w:t>
       </w:r>
+      <w:proofErr w:type="gramStart"/>
       <w:r>
         <w:rPr>
           <w:rFonts w:eastAsia="Times New Roman" w:cs="Times New Roman"/>
@@ -22642,7 +24083,18 @@
           <w:highlight w:val="yellow"/>
           <w:lang w:val="ru-RU" w:eastAsia="ru-RU"/>
         </w:rPr>
-        <w:t>{{ SHORT_NAME }}</w:t>
+        <w:t>{{ SHORT</w:t>
+      </w:r>
+      <w:proofErr w:type="gramEnd"/>
+      <w:r>
+        <w:rPr>
+          <w:rFonts w:eastAsia="Times New Roman" w:cs="Times New Roman"/>
+          <w:sz w:val="24"/>
+          <w:szCs w:val="24"/>
+          <w:highlight w:val="yellow"/>
+          <w:lang w:val="ru-RU" w:eastAsia="ru-RU"/>
+        </w:rPr>
+        <w:t>_NAME }}</w:t>
       </w:r>
       <w:r>
         <w:rPr>
@@ -22682,6 +24134,7 @@
         </w:rPr>
         <w:t xml:space="preserve">обеспечение единых подходов к деятельности </w:t>
       </w:r>
+      <w:proofErr w:type="gramStart"/>
       <w:r>
         <w:rPr>
           <w:rFonts w:eastAsia="Times New Roman" w:cs="Times New Roman"/>
@@ -22690,7 +24143,18 @@
           <w:highlight w:val="yellow"/>
           <w:lang w:val="ru-RU" w:eastAsia="ru-RU"/>
         </w:rPr>
-        <w:t>{{ SHORT_NAME }}</w:t>
+        <w:t>{{ SHORT</w:t>
+      </w:r>
+      <w:proofErr w:type="gramEnd"/>
+      <w:r>
+        <w:rPr>
+          <w:rFonts w:eastAsia="Times New Roman" w:cs="Times New Roman"/>
+          <w:sz w:val="24"/>
+          <w:szCs w:val="24"/>
+          <w:highlight w:val="yellow"/>
+          <w:lang w:val="ru-RU" w:eastAsia="ru-RU"/>
+        </w:rPr>
+        <w:t>_NAME }}</w:t>
       </w:r>
       <w:r>
         <w:rPr>
@@ -22776,6 +24240,7 @@
         </w:rPr>
         <w:t xml:space="preserve">мониторинг состояния ПБ в </w:t>
       </w:r>
+      <w:proofErr w:type="gramStart"/>
       <w:r>
         <w:rPr>
           <w:rFonts w:eastAsia="Times New Roman" w:cs="Times New Roman"/>
@@ -22784,7 +24249,18 @@
           <w:highlight w:val="yellow"/>
           <w:lang w:val="ru-RU" w:eastAsia="ru-RU"/>
         </w:rPr>
-        <w:t>{{ SHORT_NAME }}</w:t>
+        <w:t>{{ SHORT</w:t>
+      </w:r>
+      <w:proofErr w:type="gramEnd"/>
+      <w:r>
+        <w:rPr>
+          <w:rFonts w:eastAsia="Times New Roman" w:cs="Times New Roman"/>
+          <w:sz w:val="24"/>
+          <w:szCs w:val="24"/>
+          <w:highlight w:val="yellow"/>
+          <w:lang w:val="ru-RU" w:eastAsia="ru-RU"/>
+        </w:rPr>
+        <w:t>_NAME }}</w:t>
       </w:r>
       <w:r>
         <w:rPr>
@@ -22833,6 +24309,7 @@
         </w:rPr>
         <w:t xml:space="preserve"> на ОПО </w:t>
       </w:r>
+      <w:proofErr w:type="gramStart"/>
       <w:r>
         <w:rPr>
           <w:rFonts w:eastAsia="Times New Roman" w:cs="Times New Roman"/>
@@ -22841,7 +24318,18 @@
           <w:highlight w:val="yellow"/>
           <w:lang w:val="ru-RU" w:eastAsia="ru-RU"/>
         </w:rPr>
-        <w:t>{{ SHORT_NAME }}</w:t>
+        <w:t>{{ SHORT</w:t>
+      </w:r>
+      <w:proofErr w:type="gramEnd"/>
+      <w:r>
+        <w:rPr>
+          <w:rFonts w:eastAsia="Times New Roman" w:cs="Times New Roman"/>
+          <w:sz w:val="24"/>
+          <w:szCs w:val="24"/>
+          <w:highlight w:val="yellow"/>
+          <w:lang w:val="ru-RU" w:eastAsia="ru-RU"/>
+        </w:rPr>
+        <w:t>_NAME }}</w:t>
       </w:r>
       <w:r>
         <w:rPr>
@@ -22928,6 +24416,7 @@
         </w:rPr>
         <w:t xml:space="preserve">ОПО </w:t>
       </w:r>
+      <w:proofErr w:type="gramStart"/>
       <w:r>
         <w:rPr>
           <w:rFonts w:eastAsia="Times New Roman" w:cs="Times New Roman"/>
@@ -22936,7 +24425,18 @@
           <w:highlight w:val="yellow"/>
           <w:lang w:val="ru-RU" w:eastAsia="ru-RU"/>
         </w:rPr>
-        <w:t>{{ SHORT_NAME }}</w:t>
+        <w:t>{{ SHORT</w:t>
+      </w:r>
+      <w:proofErr w:type="gramEnd"/>
+      <w:r>
+        <w:rPr>
+          <w:rFonts w:eastAsia="Times New Roman" w:cs="Times New Roman"/>
+          <w:sz w:val="24"/>
+          <w:szCs w:val="24"/>
+          <w:highlight w:val="yellow"/>
+          <w:lang w:val="ru-RU" w:eastAsia="ru-RU"/>
+        </w:rPr>
+        <w:t>_NAME }}</w:t>
       </w:r>
       <w:r>
         <w:rPr>
@@ -23013,13 +24513,59 @@
           <w:szCs w:val="24"/>
         </w:rPr>
       </w:pPr>
+      <w:proofErr w:type="spellStart"/>
       <w:r>
         <w:rPr>
           <w:rFonts w:eastAsia="Calibri"/>
           <w:sz w:val="24"/>
           <w:szCs w:val="24"/>
         </w:rPr>
-        <w:t>управление промышленными рисками;</w:t>
+        <w:t>управление</w:t>
+      </w:r>
+      <w:proofErr w:type="spellEnd"/>
+      <w:r>
+        <w:rPr>
+          <w:rFonts w:eastAsia="Calibri"/>
+          <w:sz w:val="24"/>
+          <w:szCs w:val="24"/>
+        </w:rPr>
+        <w:t xml:space="preserve"> </w:t>
+      </w:r>
+      <w:proofErr w:type="spellStart"/>
+      <w:r>
+        <w:rPr>
+          <w:rFonts w:eastAsia="Calibri"/>
+          <w:sz w:val="24"/>
+          <w:szCs w:val="24"/>
+        </w:rPr>
+        <w:t>промышленными</w:t>
+      </w:r>
+      <w:proofErr w:type="spellEnd"/>
+      <w:r>
+        <w:rPr>
+          <w:rFonts w:eastAsia="Calibri"/>
+          <w:sz w:val="24"/>
+          <w:szCs w:val="24"/>
+        </w:rPr>
+        <w:t xml:space="preserve"> </w:t>
+      </w:r>
+      <w:proofErr w:type="spellStart"/>
+      <w:r>
+        <w:rPr>
+          <w:rFonts w:eastAsia="Calibri"/>
+          <w:sz w:val="24"/>
+          <w:szCs w:val="24"/>
+        </w:rPr>
+        <w:t>рисками</w:t>
+      </w:r>
+      <w:proofErr w:type="spellEnd"/>
+      <w:r>
+        <w:rPr>
+          <w:rFonts w:eastAsia="Calibri"/>
+          <w:sz w:val="24"/>
+          <w:szCs w:val="24"/>
+        </w:rPr>
+        <w:t>;</w:t>
       </w:r>
     </w:p>
     <w:p>
@@ -23156,13 +24702,77 @@
           <w:szCs w:val="24"/>
         </w:rPr>
       </w:pPr>
+      <w:proofErr w:type="spellStart"/>
       <w:r>
         <w:rPr>
           <w:rFonts w:eastAsia="Calibri"/>
           <w:sz w:val="24"/>
           <w:szCs w:val="24"/>
         </w:rPr>
-        <w:t>контроль соблюдения технологической дисциплины;</w:t>
+        <w:t>контроль</w:t>
+      </w:r>
+      <w:proofErr w:type="spellEnd"/>
+      <w:r>
+        <w:rPr>
+          <w:rFonts w:eastAsia="Calibri"/>
+          <w:sz w:val="24"/>
+          <w:szCs w:val="24"/>
+        </w:rPr>
+        <w:t xml:space="preserve"> </w:t>
+      </w:r>
+      <w:proofErr w:type="spellStart"/>
+      <w:r>
+        <w:rPr>
+          <w:rFonts w:eastAsia="Calibri"/>
+          <w:sz w:val="24"/>
+          <w:szCs w:val="24"/>
+        </w:rPr>
+        <w:t>соблюдения</w:t>
+      </w:r>
+      <w:proofErr w:type="spellEnd"/>
+      <w:r>
+        <w:rPr>
+          <w:rFonts w:eastAsia="Calibri"/>
+          <w:sz w:val="24"/>
+          <w:szCs w:val="24"/>
+        </w:rPr>
+        <w:t xml:space="preserve"> </w:t>
+      </w:r>
+      <w:proofErr w:type="spellStart"/>
+      <w:r>
+        <w:rPr>
+          <w:rFonts w:eastAsia="Calibri"/>
+          <w:sz w:val="24"/>
+          <w:szCs w:val="24"/>
+        </w:rPr>
+        <w:t>технологической</w:t>
+      </w:r>
+      <w:proofErr w:type="spellEnd"/>
+      <w:r>
+        <w:rPr>
+          <w:rFonts w:eastAsia="Calibri"/>
+          <w:sz w:val="24"/>
+          <w:szCs w:val="24"/>
+        </w:rPr>
+        <w:t xml:space="preserve"> </w:t>
+      </w:r>
+      <w:proofErr w:type="spellStart"/>
+      <w:r>
+        <w:rPr>
+          <w:rFonts w:eastAsia="Calibri"/>
+          <w:sz w:val="24"/>
+          <w:szCs w:val="24"/>
+        </w:rPr>
+        <w:t>дисциплины</w:t>
+      </w:r>
+      <w:proofErr w:type="spellEnd"/>
+      <w:r>
+        <w:rPr>
+          <w:rFonts w:eastAsia="Calibri"/>
+          <w:sz w:val="24"/>
+          <w:szCs w:val="24"/>
+        </w:rPr>
+        <w:t>;</w:t>
       </w:r>
     </w:p>
     <w:p>
@@ -23452,6 +25062,7 @@
         <w:lastRenderedPageBreak/>
         <w:t xml:space="preserve">Для </w:t>
       </w:r>
+      <w:proofErr w:type="gramStart"/>
       <w:r>
         <w:rPr>
           <w:rFonts w:eastAsia="Times New Roman" w:cs="Times New Roman"/>
@@ -23472,6 +25083,7 @@
         </w:rPr>
         <w:t>SHORT</w:t>
       </w:r>
+      <w:proofErr w:type="gramEnd"/>
       <w:r>
         <w:rPr>
           <w:rFonts w:eastAsia="Times New Roman" w:cs="Times New Roman"/>
@@ -23654,6 +25266,7 @@
         </w:rPr>
         <w:t xml:space="preserve">Общая организация и контроль за осуществлением производственного контроля в </w:t>
       </w:r>
+      <w:proofErr w:type="gramStart"/>
       <w:r>
         <w:rPr>
           <w:rFonts w:eastAsia="Times New Roman" w:cs="Times New Roman"/>
@@ -23674,6 +25287,7 @@
         </w:rPr>
         <w:t>SHORT</w:t>
       </w:r>
+      <w:proofErr w:type="gramEnd"/>
       <w:r>
         <w:rPr>
           <w:rFonts w:eastAsia="Times New Roman" w:cs="Times New Roman"/>
@@ -23834,7 +25448,25 @@
           <w:szCs w:val="24"/>
           <w:lang w:val="ru-RU"/>
         </w:rPr>
-        <w:t>Целью производственного контроля является предупреждение аварий, инцидентов и обеспечение готовности организации к локализации и ликвидации последствий аварий и инцидентов на опасных производственных объектах за счет осуществления комплекса организационно-технических мероприятий.</w:t>
+        <w:t xml:space="preserve">Целью производственного контроля является предупреждение аварий, инцидентов и обеспечение готовности организации к локализации и ликвидации последствий аварий и инцидентов на опасных производственных объектах за </w:t>
+      </w:r>
+      <w:proofErr w:type="spellStart"/>
+      <w:r>
+        <w:rPr>
+          <w:sz w:val="24"/>
+          <w:szCs w:val="24"/>
+          <w:lang w:val="ru-RU"/>
+        </w:rPr>
+        <w:t>счет</w:t>
+      </w:r>
+      <w:proofErr w:type="spellEnd"/>
+      <w:r>
+        <w:rPr>
+          <w:sz w:val="24"/>
+          <w:szCs w:val="24"/>
+          <w:lang w:val="ru-RU"/>
+        </w:rPr>
+        <w:t xml:space="preserve"> осуществления комплекса организационно-технических мероприятий.</w:t>
       </w:r>
     </w:p>
     <w:p>
@@ -23883,7 +25515,27 @@
           <w:szCs w:val="24"/>
           <w:lang w:val="ru-RU"/>
         </w:rPr>
-        <w:t>анализ состояния промышленной безопасности опасных производственных объектов, в том числе путем организации проведения соответствующих экспертиз и обследований;</w:t>
+        <w:t xml:space="preserve">анализ состояния промышленной безопасности опасных производственных объектов, в том числе </w:t>
+      </w:r>
+      <w:proofErr w:type="spellStart"/>
+      <w:r>
+        <w:rPr>
+          <w:rFonts w:eastAsia="Calibri"/>
+          <w:sz w:val="24"/>
+          <w:szCs w:val="24"/>
+          <w:lang w:val="ru-RU"/>
+        </w:rPr>
+        <w:t>путем</w:t>
+      </w:r>
+      <w:proofErr w:type="spellEnd"/>
+      <w:r>
+        <w:rPr>
+          <w:rFonts w:eastAsia="Calibri"/>
+          <w:sz w:val="24"/>
+          <w:szCs w:val="24"/>
+          <w:lang w:val="ru-RU"/>
+        </w:rPr>
+        <w:t xml:space="preserve"> организации проведения соответствующих экспертиз и обследований;</w:t>
       </w:r>
     </w:p>
     <w:p>
@@ -24106,8 +25758,27 @@
           <w:szCs w:val="24"/>
           <w:lang w:val="ru-RU"/>
         </w:rPr>
-        <w:t xml:space="preserve">Порядок расследования аварий, инцидентов, несчастных случаев, их учет и анализ осуществляется в </w:t>
-      </w:r>
+        <w:t xml:space="preserve">Порядок расследования аварий, инцидентов, несчастных случаев, их </w:t>
+      </w:r>
+      <w:proofErr w:type="spellStart"/>
+      <w:r>
+        <w:rPr>
+          <w:sz w:val="24"/>
+          <w:szCs w:val="24"/>
+          <w:lang w:val="ru-RU"/>
+        </w:rPr>
+        <w:t>учет</w:t>
+      </w:r>
+      <w:proofErr w:type="spellEnd"/>
+      <w:r>
+        <w:rPr>
+          <w:sz w:val="24"/>
+          <w:szCs w:val="24"/>
+          <w:lang w:val="ru-RU"/>
+        </w:rPr>
+        <w:t xml:space="preserve"> и анализ осуществляется в </w:t>
+      </w:r>
+      <w:proofErr w:type="gramStart"/>
       <w:r>
         <w:rPr>
           <w:rFonts w:eastAsia="Times New Roman" w:cs="Times New Roman"/>
@@ -24128,6 +25799,7 @@
         </w:rPr>
         <w:t>SHORT</w:t>
       </w:r>
+      <w:proofErr w:type="gramEnd"/>
       <w:r>
         <w:rPr>
           <w:rFonts w:eastAsia="Times New Roman" w:cs="Times New Roman"/>
@@ -24257,7 +25929,29 @@
           <w:szCs w:val="24"/>
           <w:lang w:val="ru-RU"/>
         </w:rPr>
-        <w:t>Руководство по безопасности «Методические рекомендации по классификации аварийно опасных происшествий на опасных производственных объектах нефтегазового комплекса», утв. Приказом Федеральной службы по экологическому, технологическому и атомному надзору от 20.11.2023 №410;</w:t>
+        <w:t xml:space="preserve">Руководство по безопасности «Методические рекомендации по классификации </w:t>
+      </w:r>
+      <w:proofErr w:type="spellStart"/>
+      <w:r>
+        <w:rPr>
+          <w:rFonts w:eastAsia="Calibri"/>
+          <w:color w:val="00B0F0"/>
+          <w:sz w:val="24"/>
+          <w:szCs w:val="24"/>
+          <w:lang w:val="ru-RU"/>
+        </w:rPr>
+        <w:t>аварийно</w:t>
+      </w:r>
+      <w:proofErr w:type="spellEnd"/>
+      <w:r>
+        <w:rPr>
+          <w:rFonts w:eastAsia="Calibri"/>
+          <w:color w:val="00B0F0"/>
+          <w:sz w:val="24"/>
+          <w:szCs w:val="24"/>
+          <w:lang w:val="ru-RU"/>
+        </w:rPr>
+        <w:t xml:space="preserve"> опасных происшествий на опасных производственных объектах нефтегазового комплекса», утв. Приказом Федеральной службы по экологическому, технологическому и атомному надзору от 20.11.2023 №410;</w:t>
       </w:r>
     </w:p>
     <w:p>
@@ -24358,6 +26052,7 @@
         </w:rPr>
         <w:t xml:space="preserve"> </w:t>
       </w:r>
+      <w:proofErr w:type="gramStart"/>
       <w:r>
         <w:rPr>
           <w:rFonts w:eastAsia="Times New Roman" w:cs="Times New Roman"/>
@@ -24378,6 +26073,7 @@
         </w:rPr>
         <w:t>SHORT</w:t>
       </w:r>
+      <w:proofErr w:type="gramEnd"/>
       <w:r>
         <w:rPr>
           <w:rFonts w:eastAsia="Times New Roman" w:cs="Times New Roman"/>
@@ -24445,6 +26141,7 @@
         </w:rPr>
         <w:t xml:space="preserve">- </w:t>
       </w:r>
+      <w:proofErr w:type="gramStart"/>
       <w:r>
         <w:rPr>
           <w:rFonts w:cs="Times New Roman"/>
@@ -24464,6 +26161,7 @@
         </w:rPr>
         <w:t>ACCIDENT</w:t>
       </w:r>
+      <w:proofErr w:type="gramEnd"/>
       <w:r>
         <w:rPr>
           <w:rFonts w:cs="Times New Roman"/>
@@ -24606,7 +26304,29 @@
           <w:szCs w:val="24"/>
           <w:lang w:val="ru-RU" w:eastAsia="ru-RU"/>
         </w:rPr>
-        <w:t>еречень проведенных работ по анализу опасностей технологических процессов, количественной оценке риска аварий на декларируемом объекте и техническому диагностированию с указанием сведений об организациях, проводивших указанные работы</w:t>
+        <w:t xml:space="preserve">еречень </w:t>
+      </w:r>
+      <w:proofErr w:type="spellStart"/>
+      <w:r>
+        <w:rPr>
+          <w:rFonts w:ascii="Times New Roman" w:hAnsi="Times New Roman" w:cs="Times New Roman"/>
+          <w:color w:val="auto"/>
+          <w:sz w:val="24"/>
+          <w:szCs w:val="24"/>
+          <w:lang w:val="ru-RU" w:eastAsia="ru-RU"/>
+        </w:rPr>
+        <w:t>проведенных</w:t>
+      </w:r>
+      <w:proofErr w:type="spellEnd"/>
+      <w:r>
+        <w:rPr>
+          <w:rFonts w:ascii="Times New Roman" w:hAnsi="Times New Roman" w:cs="Times New Roman"/>
+          <w:color w:val="auto"/>
+          <w:sz w:val="24"/>
+          <w:szCs w:val="24"/>
+          <w:lang w:val="ru-RU" w:eastAsia="ru-RU"/>
+        </w:rPr>
+        <w:t xml:space="preserve"> работ по анализу опасностей технологических процессов, количественной оценке риска аварий на декларируемом объекте и техническому диагностированию с указанием сведений об организациях, проводивших указанные работы</w:t>
       </w:r>
       <w:bookmarkEnd w:id="63"/>
     </w:p>
@@ -24825,6 +26545,7 @@
         </w:rPr>
         <w:t>(</w:t>
       </w:r>
+      <w:proofErr w:type="gramStart"/>
       <w:r>
         <w:rPr>
           <w:rFonts w:cs="Times New Roman"/>
@@ -24844,6 +26565,7 @@
         </w:rPr>
         <w:t>SITE</w:t>
       </w:r>
+      <w:proofErr w:type="gramEnd"/>
       <w:r>
         <w:rPr>
           <w:rFonts w:cs="Times New Roman"/>
@@ -25020,7 +26742,27 @@
           <w:szCs w:val="24"/>
           <w:lang w:val="ru-RU" w:eastAsia="ru-RU"/>
         </w:rPr>
-        <w:t>Экспертиза промышленной безопасности согласно утвержденным графикам проведения.</w:t>
+        <w:t xml:space="preserve">Экспертиза промышленной безопасности согласно </w:t>
+      </w:r>
+      <w:proofErr w:type="spellStart"/>
+      <w:r>
+        <w:rPr>
+          <w:rFonts w:cs="Times New Roman"/>
+          <w:sz w:val="24"/>
+          <w:szCs w:val="24"/>
+          <w:lang w:val="ru-RU" w:eastAsia="ru-RU"/>
+        </w:rPr>
+        <w:t>утвержденным</w:t>
+      </w:r>
+      <w:proofErr w:type="spellEnd"/>
+      <w:r>
+        <w:rPr>
+          <w:rFonts w:cs="Times New Roman"/>
+          <w:sz w:val="24"/>
+          <w:szCs w:val="24"/>
+          <w:lang w:val="ru-RU" w:eastAsia="ru-RU"/>
+        </w:rPr>
+        <w:t xml:space="preserve"> графикам проведения.</w:t>
       </w:r>
     </w:p>
     <w:p>
@@ -25182,6 +26924,7 @@
                 <w:szCs w:val="20"/>
               </w:rPr>
             </w:pPr>
+            <w:proofErr w:type="spellStart"/>
             <w:r>
               <w:rPr>
                 <w:b/>
@@ -25189,8 +26932,29 @@
                 <w:sz w:val="20"/>
                 <w:szCs w:val="20"/>
               </w:rPr>
-              <w:t>Объект экспертизы</w:t>
-            </w:r>
+              <w:t>Объект</w:t>
+            </w:r>
+            <w:proofErr w:type="spellEnd"/>
+            <w:r>
+              <w:rPr>
+                <w:b/>
+                <w:bCs/>
+                <w:sz w:val="20"/>
+                <w:szCs w:val="20"/>
+              </w:rPr>
+              <w:t xml:space="preserve"> </w:t>
+            </w:r>
+            <w:proofErr w:type="spellStart"/>
+            <w:r>
+              <w:rPr>
+                <w:b/>
+                <w:bCs/>
+                <w:sz w:val="20"/>
+                <w:szCs w:val="20"/>
+              </w:rPr>
+              <w:t>экспертизы</w:t>
+            </w:r>
+            <w:proofErr w:type="spellEnd"/>
           </w:p>
         </w:tc>
         <w:tc>
@@ -25229,8 +26993,39 @@
                 <w:sz w:val="20"/>
                 <w:szCs w:val="20"/>
               </w:rPr>
-              <w:t>Наименование экспертной организации</w:t>
-            </w:r>
+              <w:t xml:space="preserve">Наименование </w:t>
+            </w:r>
+            <w:proofErr w:type="spellStart"/>
+            <w:r>
+              <w:rPr>
+                <w:b/>
+                <w:bCs/>
+                <w:sz w:val="20"/>
+                <w:szCs w:val="20"/>
+              </w:rPr>
+              <w:t>экспертной</w:t>
+            </w:r>
+            <w:proofErr w:type="spellEnd"/>
+            <w:r>
+              <w:rPr>
+                <w:b/>
+                <w:bCs/>
+                <w:sz w:val="20"/>
+                <w:szCs w:val="20"/>
+              </w:rPr>
+              <w:t xml:space="preserve"> </w:t>
+            </w:r>
+            <w:proofErr w:type="spellStart"/>
+            <w:r>
+              <w:rPr>
+                <w:b/>
+                <w:bCs/>
+                <w:sz w:val="20"/>
+                <w:szCs w:val="20"/>
+              </w:rPr>
+              <w:t>организации</w:t>
+            </w:r>
+            <w:proofErr w:type="spellEnd"/>
           </w:p>
         </w:tc>
         <w:tc>
@@ -25380,7 +27175,27 @@
                 <w:szCs w:val="20"/>
                 <w:lang w:val="ru-RU"/>
               </w:rPr>
-              <w:t>Заключение экспертизы промышленной безопасности на «Сооружение «Промысловый трубопровод АГЗУ Смоляное - ДНС «Кодяковская» (2 линия)» Смоляного месторождения АО «Оренбургнефть»</w:t>
+              <w:t>Заключение экспертизы промышленной безопасности на «Сооружение «Промысловый трубопровод АГЗУ Смоляное - ДНС «</w:t>
+            </w:r>
+            <w:proofErr w:type="spellStart"/>
+            <w:r>
+              <w:rPr>
+                <w:color w:val="FF0000"/>
+                <w:sz w:val="20"/>
+                <w:szCs w:val="20"/>
+                <w:lang w:val="ru-RU"/>
+              </w:rPr>
+              <w:t>Кодяковская</w:t>
+            </w:r>
+            <w:proofErr w:type="spellEnd"/>
+            <w:r>
+              <w:rPr>
+                <w:color w:val="FF0000"/>
+                <w:sz w:val="20"/>
+                <w:szCs w:val="20"/>
+                <w:lang w:val="ru-RU"/>
+              </w:rPr>
+              <w:t>» (2 линия)» Смоляного месторождения АО «Оренбургнефть»</w:t>
             </w:r>
           </w:p>
         </w:tc>
@@ -25418,8 +27233,28 @@
                 <w:sz w:val="20"/>
                 <w:szCs w:val="20"/>
               </w:rPr>
-              <w:t>АО «НИПЦ “НефтеГазСервис”»</w:t>
-            </w:r>
+              <w:t>АО «НИПЦ “</w:t>
+            </w:r>
+            <w:proofErr w:type="spellStart"/>
+            <w:proofErr w:type="gramStart"/>
+            <w:r>
+              <w:rPr>
+                <w:color w:val="FF0000"/>
+                <w:sz w:val="20"/>
+                <w:szCs w:val="20"/>
+              </w:rPr>
+              <w:t>НефтеГазСервис</w:t>
+            </w:r>
+            <w:proofErr w:type="spellEnd"/>
+            <w:r>
+              <w:rPr>
+                <w:color w:val="FF0000"/>
+                <w:sz w:val="20"/>
+                <w:szCs w:val="20"/>
+              </w:rPr>
+              <w:t>”»</w:t>
+            </w:r>
+            <w:proofErr w:type="gramEnd"/>
           </w:p>
         </w:tc>
         <w:tc>
@@ -25456,7 +27291,35 @@
                 <w:sz w:val="20"/>
                 <w:szCs w:val="20"/>
               </w:rPr>
-              <w:t>№ 52-О-2022 (59)от 16.09.2022</w:t>
+              <w:t>№ 52-О-2022 (</w:t>
+            </w:r>
+            <w:proofErr w:type="gramStart"/>
+            <w:r>
+              <w:rPr>
+                <w:color w:val="FF0000"/>
+                <w:sz w:val="20"/>
+                <w:szCs w:val="20"/>
+              </w:rPr>
+              <w:t>59)</w:t>
+            </w:r>
+            <w:proofErr w:type="spellStart"/>
+            <w:r>
+              <w:rPr>
+                <w:color w:val="FF0000"/>
+                <w:sz w:val="20"/>
+                <w:szCs w:val="20"/>
+              </w:rPr>
+              <w:t>от</w:t>
+            </w:r>
+            <w:proofErr w:type="spellEnd"/>
+            <w:proofErr w:type="gramEnd"/>
+            <w:r>
+              <w:rPr>
+                <w:color w:val="FF0000"/>
+                <w:sz w:val="20"/>
+                <w:szCs w:val="20"/>
+              </w:rPr>
+              <w:t xml:space="preserve"> 16.09.2022</w:t>
             </w:r>
           </w:p>
         </w:tc>
@@ -25669,6 +27532,7 @@
         </w:rPr>
         <w:t xml:space="preserve"> Федеральной службы по экологическому, технологическому и атомному надзору в отношении опасных производственных объектов </w:t>
       </w:r>
+      <w:proofErr w:type="gramStart"/>
       <w:r>
         <w:rPr>
           <w:rFonts w:eastAsia="Times New Roman" w:cs="Times New Roman"/>
@@ -25677,7 +27541,18 @@
           <w:highlight w:val="yellow"/>
           <w:lang w:val="ru-RU" w:eastAsia="ru-RU"/>
         </w:rPr>
-        <w:t>{{ SHORT_NAME }}</w:t>
+        <w:t>{{ SHORT</w:t>
+      </w:r>
+      <w:proofErr w:type="gramEnd"/>
+      <w:r>
+        <w:rPr>
+          <w:rFonts w:eastAsia="Times New Roman" w:cs="Times New Roman"/>
+          <w:sz w:val="24"/>
+          <w:szCs w:val="24"/>
+          <w:highlight w:val="yellow"/>
+          <w:lang w:val="ru-RU" w:eastAsia="ru-RU"/>
+        </w:rPr>
+        <w:t>_NAME }}</w:t>
       </w:r>
       <w:r>
         <w:rPr>
@@ -25796,6 +27671,7 @@
         </w:rPr>
         <w:br/>
       </w:r>
+      <w:proofErr w:type="gramStart"/>
       <w:r>
         <w:rPr>
           <w:rFonts w:cs="Times New Roman"/>
@@ -25815,6 +27691,7 @@
         </w:rPr>
         <w:t>SITE</w:t>
       </w:r>
+      <w:proofErr w:type="gramEnd"/>
       <w:r>
         <w:rPr>
           <w:rFonts w:cs="Times New Roman"/>
@@ -26098,7 +27975,27 @@
           <w:szCs w:val="24"/>
           <w:lang w:val="ru-RU"/>
         </w:rPr>
-        <w:t>2) выработка рекомендаций по инженерно-технической оснащенности объекта;</w:t>
+        <w:t xml:space="preserve">2) выработка рекомендаций по инженерно-технической </w:t>
+      </w:r>
+      <w:proofErr w:type="spellStart"/>
+      <w:r>
+        <w:rPr>
+          <w:rFonts w:cs="Times New Roman"/>
+          <w:sz w:val="24"/>
+          <w:szCs w:val="24"/>
+          <w:lang w:val="ru-RU"/>
+        </w:rPr>
+        <w:t>оснащенности</w:t>
+      </w:r>
+      <w:proofErr w:type="spellEnd"/>
+      <w:r>
+        <w:rPr>
+          <w:rFonts w:cs="Times New Roman"/>
+          <w:sz w:val="24"/>
+          <w:szCs w:val="24"/>
+          <w:lang w:val="ru-RU"/>
+        </w:rPr>
+        <w:t xml:space="preserve"> объекта;</w:t>
       </w:r>
     </w:p>
     <w:p>
@@ -26231,7 +28128,27 @@
           <w:lang w:val="ru-RU"/>
         </w:rPr>
         <w:lastRenderedPageBreak/>
-        <w:t>8) производится сбор, анализ информации об оперативной обстановке, постановка целей и задач, проводятся совместные совещания, а при необходимости создается временный оперативный штаб для выработки решений и контроля их выполнения.</w:t>
+        <w:t xml:space="preserve">8) производится сбор, анализ информации об оперативной обстановке, постановка целей и задач, проводятся совместные совещания, а при необходимости </w:t>
+      </w:r>
+      <w:proofErr w:type="spellStart"/>
+      <w:r>
+        <w:rPr>
+          <w:rFonts w:cs="Times New Roman"/>
+          <w:sz w:val="24"/>
+          <w:szCs w:val="24"/>
+          <w:lang w:val="ru-RU"/>
+        </w:rPr>
+        <w:t>создается</w:t>
+      </w:r>
+      <w:proofErr w:type="spellEnd"/>
+      <w:r>
+        <w:rPr>
+          <w:rFonts w:cs="Times New Roman"/>
+          <w:sz w:val="24"/>
+          <w:szCs w:val="24"/>
+          <w:lang w:val="ru-RU"/>
+        </w:rPr>
+        <w:t xml:space="preserve"> временный оперативный штаб для выработки решений и контроля их выполнения.</w:t>
       </w:r>
     </w:p>
     <w:p>
@@ -26268,6 +28185,7 @@
           <w:lang w:val="ru-RU"/>
         </w:rPr>
       </w:pPr>
+      <w:proofErr w:type="gramStart"/>
       <w:r>
         <w:rPr>
           <w:rFonts w:cs="Times New Roman"/>
@@ -26276,7 +28194,18 @@
           <w:highlight w:val="yellow"/>
           <w:lang w:val="ru-RU"/>
         </w:rPr>
-        <w:t>{{ OPO_SECURITY }}.</w:t>
+        <w:t>{{ OPO</w:t>
+      </w:r>
+      <w:proofErr w:type="gramEnd"/>
+      <w:r>
+        <w:rPr>
+          <w:rFonts w:cs="Times New Roman"/>
+          <w:sz w:val="24"/>
+          <w:szCs w:val="24"/>
+          <w:highlight w:val="yellow"/>
+          <w:lang w:val="ru-RU"/>
+        </w:rPr>
+        <w:t>_SECURITY }}.</w:t>
       </w:r>
     </w:p>
     <w:p>
@@ -26619,7 +28548,27 @@
           <w:szCs w:val="24"/>
           <w:lang w:val="ru-RU"/>
         </w:rPr>
-        <w:t>Мероприятия по эвакуации людей и охране окружающей среды, по локализации выхода нефти или газа, отключению поврежденного участка, ликвидации аварий;</w:t>
+        <w:t xml:space="preserve">Мероприятия по эвакуации людей и охране окружающей среды, по локализации выхода нефти или газа, отключению </w:t>
+      </w:r>
+      <w:proofErr w:type="spellStart"/>
+      <w:r>
+        <w:rPr>
+          <w:rFonts w:eastAsia="Calibri"/>
+          <w:sz w:val="24"/>
+          <w:szCs w:val="24"/>
+          <w:lang w:val="ru-RU"/>
+        </w:rPr>
+        <w:t>поврежденного</w:t>
+      </w:r>
+      <w:proofErr w:type="spellEnd"/>
+      <w:r>
+        <w:rPr>
+          <w:rFonts w:eastAsia="Calibri"/>
+          <w:sz w:val="24"/>
+          <w:szCs w:val="24"/>
+          <w:lang w:val="ru-RU"/>
+        </w:rPr>
+        <w:t xml:space="preserve"> участка, ликвидации аварий;</w:t>
       </w:r>
     </w:p>
     <w:p>
@@ -26765,7 +28714,27 @@
           <w:szCs w:val="24"/>
           <w:lang w:val="ru-RU"/>
         </w:rPr>
-        <w:t>Осуществление мероприятий по предупреждению тяжелых последствий аварий;</w:t>
+        <w:t xml:space="preserve">Осуществление мероприятий по предупреждению </w:t>
+      </w:r>
+      <w:proofErr w:type="spellStart"/>
+      <w:r>
+        <w:rPr>
+          <w:rFonts w:eastAsia="Calibri"/>
+          <w:sz w:val="24"/>
+          <w:szCs w:val="24"/>
+          <w:lang w:val="ru-RU"/>
+        </w:rPr>
+        <w:t>тяжелых</w:t>
+      </w:r>
+      <w:proofErr w:type="spellEnd"/>
+      <w:r>
+        <w:rPr>
+          <w:rFonts w:eastAsia="Calibri"/>
+          <w:sz w:val="24"/>
+          <w:szCs w:val="24"/>
+          <w:lang w:val="ru-RU"/>
+        </w:rPr>
+        <w:t xml:space="preserve"> последствий аварий;</w:t>
       </w:r>
     </w:p>
     <w:p>
@@ -26961,7 +28930,27 @@
           <w:szCs w:val="24"/>
           <w:lang w:val="ru-RU"/>
         </w:rPr>
-        <w:t>В соответствии с планом мероприятий по локализации и ликвидации последствий аварий осуществляются все необходимые переключения в технологической схеме и проводятся мероприятия по локализации источника загрязнения. Рассмотрены все варианты возможных аварий на опасных составляющих ОПО, определен круг обязанностей персонала и перечень мероприятий, выполняемых в случае возникновения внезапных событий, требующих немедленного реагирования, а также разработана схема оповещения о чрезвычайных ситуациях.</w:t>
+        <w:t xml:space="preserve">В соответствии с планом мероприятий по локализации и ликвидации последствий аварий осуществляются все необходимые переключения в технологической схеме и проводятся мероприятия по локализации источника загрязнения. Рассмотрены все варианты возможных аварий на опасных составляющих ОПО, </w:t>
+      </w:r>
+      <w:proofErr w:type="spellStart"/>
+      <w:r>
+        <w:rPr>
+          <w:rFonts w:cs="Times New Roman"/>
+          <w:sz w:val="24"/>
+          <w:szCs w:val="24"/>
+          <w:lang w:val="ru-RU"/>
+        </w:rPr>
+        <w:t>определен</w:t>
+      </w:r>
+      <w:proofErr w:type="spellEnd"/>
+      <w:r>
+        <w:rPr>
+          <w:rFonts w:cs="Times New Roman"/>
+          <w:sz w:val="24"/>
+          <w:szCs w:val="24"/>
+          <w:lang w:val="ru-RU"/>
+        </w:rPr>
+        <w:t xml:space="preserve"> круг обязанностей персонала и перечень мероприятий, выполняемых в случае возникновения внезапных событий, требующих немедленного реагирования, а также разработана схема оповещения о чрезвычайных ситуациях.</w:t>
       </w:r>
     </w:p>
     <w:p>
@@ -27100,7 +29089,27 @@
           <w:szCs w:val="24"/>
           <w:lang w:val="ru-RU"/>
         </w:rPr>
-        <w:t>Содержание в постоянной готовности созданных аварийно-восстановительных формирований, укомплектованных необходимым персоналом и оснащенных техническими средствами;</w:t>
+        <w:t xml:space="preserve">Содержание в постоянной готовности созданных аварийно-восстановительных формирований, укомплектованных необходимым персоналом и </w:t>
+      </w:r>
+      <w:proofErr w:type="spellStart"/>
+      <w:r>
+        <w:rPr>
+          <w:rFonts w:eastAsia="Calibri"/>
+          <w:sz w:val="24"/>
+          <w:szCs w:val="24"/>
+          <w:lang w:val="ru-RU"/>
+        </w:rPr>
+        <w:t>оснащенных</w:t>
+      </w:r>
+      <w:proofErr w:type="spellEnd"/>
+      <w:r>
+        <w:rPr>
+          <w:rFonts w:eastAsia="Calibri"/>
+          <w:sz w:val="24"/>
+          <w:szCs w:val="24"/>
+          <w:lang w:val="ru-RU"/>
+        </w:rPr>
+        <w:t xml:space="preserve"> техническими средствами;</w:t>
       </w:r>
     </w:p>
     <w:p>
@@ -27204,7 +29213,51 @@
           <w:szCs w:val="24"/>
           <w:lang w:val="ru-RU"/>
         </w:rPr>
-        <w:t>Для проведения аварийно-спасательных и других неотложных работ по ликвидации последствий возможных аварий и чрезвычайных ситуаций природного и техногенного характера на декларируемом объекте согласно закону РФ «О промышленной безопасности опасных производственных объектов» № 116-ФЗ от 21.07.97г. (с изменениями на 11.06.2021 г.), распоряжением ПАО «Татнефть» №188/Расп(ТНД) от 19.12.2024 г. «О составе нештатного аварийно-спасательного формирования» укомплектовано объединённое нештатное формирование «Нештатное аварийно-спасательное формирование структурного подразделения «Татнефть-Добыча» ПАО «Татнефть» (свидетельство об аттестации на право ведения аварийно-спасательных работ №15343 от 28.02.24 г., регистрационный номер 16/2-2-538).</w:t>
+        <w:t xml:space="preserve">Для проведения аварийно-спасательных и других неотложных работ по ликвидации последствий возможных аварий и чрезвычайных ситуаций природного и техногенного характера на декларируемом объекте согласно закону РФ «О промышленной безопасности опасных производственных объектов» № 116-ФЗ от </w:t>
+      </w:r>
+      <w:proofErr w:type="gramStart"/>
+      <w:r>
+        <w:rPr>
+          <w:rFonts w:cs="Times New Roman"/>
+          <w:color w:val="E36C0A" w:themeColor="accent6" w:themeShade="BF"/>
+          <w:sz w:val="24"/>
+          <w:szCs w:val="24"/>
+          <w:lang w:val="ru-RU"/>
+        </w:rPr>
+        <w:t>21.07.97г. ,</w:t>
+      </w:r>
+      <w:proofErr w:type="gramEnd"/>
+      <w:r>
+        <w:rPr>
+          <w:rFonts w:cs="Times New Roman"/>
+          <w:color w:val="E36C0A" w:themeColor="accent6" w:themeShade="BF"/>
+          <w:sz w:val="24"/>
+          <w:szCs w:val="24"/>
+          <w:lang w:val="ru-RU"/>
+        </w:rPr>
+        <w:t xml:space="preserve"> распоряжением ПАО «Татнефть» №188/</w:t>
+      </w:r>
+      <w:proofErr w:type="spellStart"/>
+      <w:r>
+        <w:rPr>
+          <w:rFonts w:cs="Times New Roman"/>
+          <w:color w:val="E36C0A" w:themeColor="accent6" w:themeShade="BF"/>
+          <w:sz w:val="24"/>
+          <w:szCs w:val="24"/>
+          <w:lang w:val="ru-RU"/>
+        </w:rPr>
+        <w:t>Расп</w:t>
+      </w:r>
+      <w:proofErr w:type="spellEnd"/>
+      <w:r>
+        <w:rPr>
+          <w:rFonts w:cs="Times New Roman"/>
+          <w:color w:val="E36C0A" w:themeColor="accent6" w:themeShade="BF"/>
+          <w:sz w:val="24"/>
+          <w:szCs w:val="24"/>
+          <w:lang w:val="ru-RU"/>
+        </w:rPr>
+        <w:t>(ТНД) от 19.12.2024 г. «О составе нештатного аварийно-спасательного формирования» укомплектовано объединённое нештатное формирование «Нештатное аварийно-спасательное формирование структурного подразделения «Татнефть-Добыча» ПАО «Татнефть» (свидетельство об аттестации на право ведения аварийно-спасательных работ №15343 от 28.02.24 г., регистрационный номер 16/2-2-538).</w:t>
       </w:r>
     </w:p>
     <w:p>
@@ -27228,8 +29281,9 @@
           <w:szCs w:val="24"/>
           <w:lang w:val="ru-RU"/>
         </w:rPr>
-        <w:t xml:space="preserve">Готовность НАСФ в рабочее время – постоянная, вне рабочего времени – 1,5 - 2 часа. Оснащенность нештатных аварийно-спасательных формирований определяется исходя из норм оснащения, приведенных в приказе МЧС РФ от 18.12.2014 г. (c изменениями 05.10.2021г.) № 701 «Об утверждении типового порядка создания нештатных формирований по обеспечению выполнения мероприятий по гражданской обороне» , а также в соответствии с «Типовым табелем оснащения аварийно-спасательного формирования средствами индивидуальной защиты, специальным и вспомогательным оборудованием для ведения газоспасательных работ» (приложение Е «Методических рекомендаций по проведению проверки и определению возможностей профессиональных </w:t>
-      </w:r>
+        <w:t xml:space="preserve">Готовность НАСФ в рабочее время – постоянная, вне рабочего времени – 1,5 - 2 часа. </w:t>
+      </w:r>
+      <w:proofErr w:type="spellStart"/>
       <w:r>
         <w:rPr>
           <w:rFonts w:cs="Times New Roman"/>
@@ -27238,8 +29292,40 @@
           <w:szCs w:val="24"/>
           <w:lang w:val="ru-RU"/>
         </w:rPr>
-        <w:lastRenderedPageBreak/>
-        <w:t>аварийно-спасательных формирований при аттестации на право ведения газоспасательных работ»).</w:t>
+        <w:t>Оснащенность</w:t>
+      </w:r>
+      <w:proofErr w:type="spellEnd"/>
+      <w:r>
+        <w:rPr>
+          <w:rFonts w:cs="Times New Roman"/>
+          <w:color w:val="E36C0A" w:themeColor="accent6" w:themeShade="BF"/>
+          <w:sz w:val="24"/>
+          <w:szCs w:val="24"/>
+          <w:lang w:val="ru-RU"/>
+        </w:rPr>
+        <w:t xml:space="preserve"> нештатных аварийно-спасательных формирований определяется исходя из норм оснащения, </w:t>
+      </w:r>
+      <w:proofErr w:type="spellStart"/>
+      <w:r>
+        <w:rPr>
+          <w:rFonts w:cs="Times New Roman"/>
+          <w:color w:val="E36C0A" w:themeColor="accent6" w:themeShade="BF"/>
+          <w:sz w:val="24"/>
+          <w:szCs w:val="24"/>
+          <w:lang w:val="ru-RU"/>
+        </w:rPr>
+        <w:t>приведенных</w:t>
+      </w:r>
+      <w:proofErr w:type="spellEnd"/>
+      <w:r>
+        <w:rPr>
+          <w:rFonts w:cs="Times New Roman"/>
+          <w:color w:val="E36C0A" w:themeColor="accent6" w:themeShade="BF"/>
+          <w:sz w:val="24"/>
+          <w:szCs w:val="24"/>
+          <w:lang w:val="ru-RU"/>
+        </w:rPr>
+        <w:t xml:space="preserve"> в приказе МЧС РФ от 18.12.2014 г. (c изменениями 05.10.2021г.) № 701 «Об утверждении типового порядка создания нештатных формирований по обеспечению выполнения мероприятий по гражданской обороне» , а также в соответствии с «Типовым табелем оснащения аварийно-спасательного формирования средствами индивидуальной защиты, специальным и вспомогательным оборудованием для ведения газоспасательных работ» (приложение Е «Методических рекомендаций по проведению проверки и определению возможностей профессиональных аварийно-спасательных формирований при аттестации на право ведения газоспасательных работ»).</w:t>
       </w:r>
     </w:p>
     <w:p>
@@ -27263,6 +29349,7 @@
           <w:szCs w:val="24"/>
           <w:lang w:val="ru-RU"/>
         </w:rPr>
+        <w:lastRenderedPageBreak/>
         <w:t>В случае недостаточности сил для ликвидации ЧС на объектах ПАО «Татнефть» им. В.Д.</w:t>
       </w:r>
       <w:r>
@@ -27399,7 +29486,49 @@
           <w:szCs w:val="24"/>
           <w:lang w:val="ru-RU"/>
         </w:rPr>
-        <w:t>- договор № 0009-2024-2336 от 24.05.2024 г. с Профессиональным аварийно-спасательным формированием (ПАСФ) ООО «РегионСпас».</w:t>
+        <w:t xml:space="preserve">- договор № 0009-2024-2336 от 24.05.2024 г. с Профессиональным аварийно-спасательным формированием </w:t>
+      </w:r>
+      <w:r>
+        <w:rPr>
+          <w:rFonts w:cs="Times New Roman"/>
+          <w:color w:val="E36C0A" w:themeColor="accent6" w:themeShade="BF"/>
+          <w:sz w:val="24"/>
+          <w:szCs w:val="24"/>
+          <w:lang w:val="ru-RU"/>
+        </w:rPr>
+        <w:t>ПАСФ ООО «</w:t>
+      </w:r>
+      <w:proofErr w:type="spellStart"/>
+      <w:r>
+        <w:rPr>
+          <w:rFonts w:cs="Times New Roman"/>
+          <w:color w:val="E36C0A" w:themeColor="accent6" w:themeShade="BF"/>
+          <w:sz w:val="24"/>
+          <w:szCs w:val="24"/>
+          <w:lang w:val="ru-RU"/>
+        </w:rPr>
+        <w:t>РегионСпас</w:t>
+      </w:r>
+      <w:proofErr w:type="spellEnd"/>
+      <w:r>
+        <w:rPr>
+          <w:rFonts w:cs="Times New Roman"/>
+          <w:color w:val="E36C0A" w:themeColor="accent6" w:themeShade="BF"/>
+          <w:sz w:val="24"/>
+          <w:szCs w:val="24"/>
+          <w:lang w:val="ru-RU"/>
+        </w:rPr>
+        <w:t>»</w:t>
+      </w:r>
+      <w:r>
+        <w:rPr>
+          <w:rFonts w:cs="Times New Roman"/>
+          <w:color w:val="E36C0A" w:themeColor="accent6" w:themeShade="BF"/>
+          <w:sz w:val="24"/>
+          <w:szCs w:val="24"/>
+          <w:lang w:val="ru-RU"/>
+        </w:rPr>
+        <w:t>.</w:t>
       </w:r>
     </w:p>
     <w:p>
@@ -27423,7 +29552,29 @@
           <w:szCs w:val="24"/>
           <w:lang w:val="ru-RU"/>
         </w:rPr>
-        <w:t>В ПАО «Татнефть» им. В. Д. Шашина заключен договор на выполнение работ по тушению пожаров и проведение АСР, связанные с тушением пожаров:</w:t>
+        <w:t xml:space="preserve">В ПАО «Татнефть» им. В. Д. Шашина </w:t>
+      </w:r>
+      <w:proofErr w:type="spellStart"/>
+      <w:r>
+        <w:rPr>
+          <w:rFonts w:cs="Times New Roman"/>
+          <w:color w:val="E36C0A" w:themeColor="accent6" w:themeShade="BF"/>
+          <w:sz w:val="24"/>
+          <w:szCs w:val="24"/>
+          <w:lang w:val="ru-RU"/>
+        </w:rPr>
+        <w:t>заключен</w:t>
+      </w:r>
+      <w:proofErr w:type="spellEnd"/>
+      <w:r>
+        <w:rPr>
+          <w:rFonts w:cs="Times New Roman"/>
+          <w:color w:val="E36C0A" w:themeColor="accent6" w:themeShade="BF"/>
+          <w:sz w:val="24"/>
+          <w:szCs w:val="24"/>
+          <w:lang w:val="ru-RU"/>
+        </w:rPr>
+        <w:t xml:space="preserve"> договор на выполнение работ по тушению пожаров и проведение АСР, связанные с тушением пожаров:</w:t>
       </w:r>
     </w:p>
     <w:p>
@@ -27448,7 +29599,29 @@
           <w:highlight w:val="cyan"/>
           <w:lang w:val="ru-RU"/>
         </w:rPr>
-        <w:t>- договор № 0002/2025/7210 от 25.12.2025 с отрядом ФПС ГПС- Альметьевского филиала ФГБУ «Управление ДП ФПС ГПС по РТ» на выполнение работ и оказание услуг в области пожарной безопасности.</w:t>
+        <w:t xml:space="preserve">- договор № 0002/2025/7210 от 25.12.2025 с отрядом ФПС ГПС- Альметьевского филиала ФГБУ «Управление ДП ФПС </w:t>
+      </w:r>
+      <w:r>
+        <w:rPr>
+          <w:rFonts w:cs="Times New Roman"/>
+          <w:color w:val="000000" w:themeColor="text1"/>
+          <w:sz w:val="24"/>
+          <w:szCs w:val="24"/>
+          <w:highlight w:val="cyan"/>
+          <w:lang w:val="ru-RU"/>
+        </w:rPr>
+        <w:t>ГПС по Республике Татарстан</w:t>
+      </w:r>
+      <w:r>
+        <w:rPr>
+          <w:rFonts w:cs="Times New Roman"/>
+          <w:color w:val="000000" w:themeColor="text1"/>
+          <w:sz w:val="24"/>
+          <w:szCs w:val="24"/>
+          <w:highlight w:val="cyan"/>
+          <w:lang w:val="ru-RU"/>
+        </w:rPr>
+        <w:t>» на выполнение работ и оказание услуг в области пожарной безопасности.</w:t>
       </w:r>
     </w:p>
     <w:p>
@@ -27534,7 +29707,7 @@
           <w:szCs w:val="24"/>
           <w:lang w:val="ru-RU"/>
         </w:rPr>
-        <w:t xml:space="preserve">В соответствии с федеральным законом №68-ФЗ от 21.12.94г. «О защите населения и территорий от ЧС природного и техногенного характера» (с изменениями), №28-ФЗ от 12.02.1998г. «О гражданской обороне» (с изменениями), Постановлением Правительства РФ «Об утверждении правил создания, использования и восполнения резервов материальных ресурсов федеральных органов исполнительной власти для ликвидации чрезвычайных ситуаций природного и техногенного характера» от 25.07.2020 г. №1119, №379 «О </w:t>
+        <w:t xml:space="preserve">В соответствии с федеральным законом №68-ФЗ от 21.12.94г. «О защите населения и территорий от ЧС природного и техногенного характера» (с изменениями), №28-ФЗ от 12.02.1998г. «О гражданской обороне» (с изменениями), Постановлением Правительства РФ «Об утверждении правил создания, использования и восполнения резервов материальных ресурсов федеральных органов исполнительной власти для ликвидации чрезвычайных ситуаций природного и техногенного характера» от 25.07.2020 г. №1119, №379 «О накоплении, хранении и использовании в целях гражданской обороны запасов материально-технических, продовольственных, медицинских и иных средств» (с изменениями), </w:t>
       </w:r>
       <w:r>
         <w:rPr>
@@ -27545,7 +29718,29 @@
           <w:lang w:val="ru-RU"/>
         </w:rPr>
         <w:lastRenderedPageBreak/>
-        <w:t>накоплении, хранении и использовании в целях гражданской обороны запасов материально-технических, продовольственных, медицинских и иных средств» (с изменениями), постановлением Кабинета Министров Республики Татарстан от 11.07.2008г. №488 «О создании резервов материальных ресурсов для ликвидации чрезвычайных ситуаций природного и техногенного характера» (с изменениями) в ПАО «Татнефть» издан приказ №244/МНУ-Пр(0002) от 04.08.2023 г. «Об утверждении и введении в действие ЕРБ 2465-2023 «Положение о создании, содержании, использовании и восполнении резервов материальных и финансовых ресурсов для ликвидации чрезвычайных ситуаций природного и техногенного характера и целей гражданской обороны в ПАО «Татнефть».</w:t>
+        <w:t>постановлением Кабинета Министров Республики Татарстан от 11.07.2008г. №488 «О создании резервов материальных ресурсов для ликвидации чрезвычайных ситуаций природного и техногенного характера» (с изменениями) в ПАО «Татнефть» издан приказ №244/МНУ-</w:t>
+      </w:r>
+      <w:proofErr w:type="spellStart"/>
+      <w:r>
+        <w:rPr>
+          <w:rFonts w:cs="Times New Roman"/>
+          <w:color w:val="E36C0A" w:themeColor="accent6" w:themeShade="BF"/>
+          <w:sz w:val="24"/>
+          <w:szCs w:val="24"/>
+          <w:lang w:val="ru-RU"/>
+        </w:rPr>
+        <w:t>Пр</w:t>
+      </w:r>
+      <w:proofErr w:type="spellEnd"/>
+      <w:r>
+        <w:rPr>
+          <w:rFonts w:cs="Times New Roman"/>
+          <w:color w:val="E36C0A" w:themeColor="accent6" w:themeShade="BF"/>
+          <w:sz w:val="24"/>
+          <w:szCs w:val="24"/>
+          <w:lang w:val="ru-RU"/>
+        </w:rPr>
+        <w:t>(0002) от 04.08.2023 г. «Об утверждении и введении в действие ЕРБ 2465-2023 «Положение о создании, содержании, использовании и восполнении резервов материальных и финансовых ресурсов для ликвидации чрезвычайных ситуаций природного и техногенного характера и целей гражданской обороны в ПАО «Татнефть».</w:t>
       </w:r>
     </w:p>
     <w:p>
@@ -27569,7 +29764,29 @@
           <w:szCs w:val="24"/>
           <w:lang w:val="ru-RU"/>
         </w:rPr>
-        <w:t>Резерв материальных ресурсов для ликвидации чрезвычайных ситуаций создан, исходя из прогнозируемых видов и масштабов чрезвычайных ситуаций, предполагаемого объема работ по их ликвидации, а также максимально возможного использования имеющихся сил и средств для ликвидации чрезвычайных ситуаций. Резерв материальных ресурсов используются при проведении аварийно-спасательных и других неотложных работ по устранению непосредственной опасности для жизни и здоровья людей, оказания им единовременной материальной помощи и других первоочередных мероприятий, связанных обеспечением жизнедеятельности пострадавших, резервы размещены на объектах, откуда возможна их оперативная доставка в зоны ЧС и без специального разрешения не используются.</w:t>
+        <w:t xml:space="preserve">Резерв материальных ресурсов для ликвидации чрезвычайных ситуаций создан, исходя из прогнозируемых видов и масштабов чрезвычайных ситуаций, предполагаемого </w:t>
+      </w:r>
+      <w:proofErr w:type="spellStart"/>
+      <w:r>
+        <w:rPr>
+          <w:rFonts w:cs="Times New Roman"/>
+          <w:color w:val="E36C0A" w:themeColor="accent6" w:themeShade="BF"/>
+          <w:sz w:val="24"/>
+          <w:szCs w:val="24"/>
+          <w:lang w:val="ru-RU"/>
+        </w:rPr>
+        <w:t>объема</w:t>
+      </w:r>
+      <w:proofErr w:type="spellEnd"/>
+      <w:r>
+        <w:rPr>
+          <w:rFonts w:cs="Times New Roman"/>
+          <w:color w:val="E36C0A" w:themeColor="accent6" w:themeShade="BF"/>
+          <w:sz w:val="24"/>
+          <w:szCs w:val="24"/>
+          <w:lang w:val="ru-RU"/>
+        </w:rPr>
+        <w:t xml:space="preserve"> работ по их ликвидации, а также максимально возможного использования имеющихся сил и средств для ликвидации чрезвычайных ситуаций. Резерв материальных ресурсов используются при проведении аварийно-спасательных и других неотложных работ по устранению непосредственной опасности для жизни и здоровья людей, оказания им единовременной материальной помощи и других первоочередных мероприятий, связанных обеспечением жизнедеятельности пострадавших, резервы размещены на объектах, откуда возможна их оперативная доставка в зоны ЧС и без специального разрешения не используются.</w:t>
       </w:r>
     </w:p>
     <w:p>
@@ -27617,7 +29834,29 @@
           <w:szCs w:val="24"/>
           <w:lang w:val="ru-RU"/>
         </w:rPr>
-        <w:t>Номенклатура и объемы создаваемых резервов согласовываются с начальником сектора по ГО, ЧС и ВМР, отдела по комплексной безопасности, ГО и ЧС, управления экономической безопасности, защиты информации, гражданской обороны и чрезвычайных ситуаций исполнительного аппарата ПАО «Татнефть».</w:t>
+        <w:t xml:space="preserve">Номенклатура и </w:t>
+      </w:r>
+      <w:proofErr w:type="spellStart"/>
+      <w:r>
+        <w:rPr>
+          <w:rFonts w:cs="Times New Roman"/>
+          <w:color w:val="E36C0A" w:themeColor="accent6" w:themeShade="BF"/>
+          <w:sz w:val="24"/>
+          <w:szCs w:val="24"/>
+          <w:lang w:val="ru-RU"/>
+        </w:rPr>
+        <w:t>объемы</w:t>
+      </w:r>
+      <w:proofErr w:type="spellEnd"/>
+      <w:r>
+        <w:rPr>
+          <w:rFonts w:cs="Times New Roman"/>
+          <w:color w:val="E36C0A" w:themeColor="accent6" w:themeShade="BF"/>
+          <w:sz w:val="24"/>
+          <w:szCs w:val="24"/>
+          <w:lang w:val="ru-RU"/>
+        </w:rPr>
+        <w:t xml:space="preserve"> создаваемых резервов согласовываются с начальником сектора по ГО, ЧС и ВМР, отдела по комплексной безопасности, ГО и ЧС, управления экономической безопасности, защиты информации, гражданской обороны и чрезвычайных ситуаций исполнительного аппарата ПАО «Татнефть».</w:t>
       </w:r>
     </w:p>
     <w:p>
@@ -27641,7 +29880,27 @@
           <w:szCs w:val="24"/>
           <w:lang w:val="ru-RU"/>
         </w:rPr>
-        <w:t xml:space="preserve">Для финансирования непредвиденных расходов на ликвидацию чрезвычайных ситуаций обеспечен неснижаемый резерв финансовых ресурсов в размере 15 000 000 рублей (пятнадцать миллионов рублей) на расчётном счёте ПАО «Татнефть» им. В.Д. Шашина. </w:t>
+        <w:t xml:space="preserve">Для финансирования непредвиденных расходов на ликвидацию чрезвычайных ситуаций обеспечен неснижаемый резерв финансовых </w:t>
+      </w:r>
+      <w:r>
+        <w:rPr>
+          <w:rFonts w:cs="Times New Roman"/>
+          <w:color w:val="E36C0A" w:themeColor="accent6" w:themeShade="BF"/>
+          <w:sz w:val="24"/>
+          <w:szCs w:val="24"/>
+          <w:lang w:val="ru-RU"/>
+        </w:rPr>
+        <w:t>ресурсов</w:t>
+      </w:r>
+      <w:r>
+        <w:rPr>
+          <w:rFonts w:cs="Times New Roman"/>
+          <w:color w:val="E36C0A" w:themeColor="accent6" w:themeShade="BF"/>
+          <w:sz w:val="24"/>
+          <w:szCs w:val="24"/>
+          <w:lang w:val="ru-RU"/>
+        </w:rPr>
+        <w:t xml:space="preserve"> на расчётном счёте ПАО «Татнефть» им. В.Д. Шашина. </w:t>
       </w:r>
     </w:p>
     <w:p>
@@ -27678,7 +29937,6 @@
           <w:szCs w:val="24"/>
           <w:lang w:val="ru-RU" w:eastAsia="ru-RU"/>
         </w:rPr>
-        <w:lastRenderedPageBreak/>
         <w:t>С</w:t>
       </w:r>
       <w:r>
@@ -27721,6 +29979,7 @@
           <w:szCs w:val="24"/>
           <w:lang w:val="ru-RU"/>
         </w:rPr>
+        <w:lastRenderedPageBreak/>
         <w:t>Сбор и обмен информацией осуществляется в целях оперативного принятия управленческих решений по недопущению неблагоприятного развития ситуации, а также своевременного оповещения персонала о возникших ситуациях посредством включения сирен (в т.ч. с применением других средств оповещения) и обращения в территориальные органы управления ГОЧС.</w:t>
       </w:r>
     </w:p>
@@ -27745,6 +30004,7 @@
         </w:rPr>
         <w:t xml:space="preserve">Оповещение руководящего состава, работников структурных подразделений </w:t>
       </w:r>
+      <w:proofErr w:type="gramStart"/>
       <w:r>
         <w:rPr>
           <w:rFonts w:cs="Times New Roman"/>
@@ -27753,7 +30013,18 @@
           <w:highlight w:val="yellow"/>
           <w:lang w:val="ru-RU"/>
         </w:rPr>
-        <w:t>{{ SHORT_NAME }}</w:t>
+        <w:t>{{ SHORT</w:t>
+      </w:r>
+      <w:proofErr w:type="gramEnd"/>
+      <w:r>
+        <w:rPr>
+          <w:rFonts w:cs="Times New Roman"/>
+          <w:sz w:val="24"/>
+          <w:szCs w:val="24"/>
+          <w:highlight w:val="yellow"/>
+          <w:lang w:val="ru-RU"/>
+        </w:rPr>
+        <w:t>_NAME }}</w:t>
       </w:r>
       <w:r>
         <w:rPr>
@@ -28185,7 +30456,47 @@
           <w:szCs w:val="24"/>
           <w:lang w:val="ru-RU" w:eastAsia="ru-RU"/>
         </w:rPr>
-        <w:t>В соответствии с «Порядком оформления декларации промышленной безопасности опасных производственных объектов и перечне включаемых в нее сведений», утвержденным приказом Федеральной службы по экологическому, технологическому и атомному надзору от 16.10.2020 г. № 414 с целью сравнения и полноты оценки опасности, к рассмотрению приняты сценарии, среди всего разнообразия которых выбраны наиболее опасные и наиболее вероятные сценарии аварии, представленные в таблице ниже</w:t>
+        <w:t xml:space="preserve">В соответствии с «Порядком оформления декларации промышленной безопасности опасных производственных объектов и перечне включаемых в </w:t>
+      </w:r>
+      <w:proofErr w:type="spellStart"/>
+      <w:r>
+        <w:rPr>
+          <w:rFonts w:cs="Times New Roman"/>
+          <w:sz w:val="24"/>
+          <w:szCs w:val="24"/>
+          <w:lang w:val="ru-RU" w:eastAsia="ru-RU"/>
+        </w:rPr>
+        <w:t>нее</w:t>
+      </w:r>
+      <w:proofErr w:type="spellEnd"/>
+      <w:r>
+        <w:rPr>
+          <w:rFonts w:cs="Times New Roman"/>
+          <w:sz w:val="24"/>
+          <w:szCs w:val="24"/>
+          <w:lang w:val="ru-RU" w:eastAsia="ru-RU"/>
+        </w:rPr>
+        <w:t xml:space="preserve"> сведений», </w:t>
+      </w:r>
+      <w:proofErr w:type="spellStart"/>
+      <w:r>
+        <w:rPr>
+          <w:rFonts w:cs="Times New Roman"/>
+          <w:sz w:val="24"/>
+          <w:szCs w:val="24"/>
+          <w:lang w:val="ru-RU" w:eastAsia="ru-RU"/>
+        </w:rPr>
+        <w:t>утвержденным</w:t>
+      </w:r>
+      <w:proofErr w:type="spellEnd"/>
+      <w:r>
+        <w:rPr>
+          <w:rFonts w:cs="Times New Roman"/>
+          <w:sz w:val="24"/>
+          <w:szCs w:val="24"/>
+          <w:lang w:val="ru-RU" w:eastAsia="ru-RU"/>
+        </w:rPr>
+        <w:t xml:space="preserve"> приказом Федеральной службы по экологическому, технологическому и атомному надзору от 16.10.2020 г. № 414 с целью сравнения и полноты оценки опасности, к рассмотрению приняты сценарии, среди всего разнообразия которых выбраны наиболее опасные и наиболее вероятные сценарии аварии, представленные в таблице ниже</w:t>
       </w:r>
       <w:r>
         <w:rPr>
@@ -28489,6 +30800,7 @@
         </w:rPr>
         <w:t xml:space="preserve"> из числа персонала составляет: </w:t>
       </w:r>
+      <w:proofErr w:type="gramStart"/>
       <w:r>
         <w:rPr>
           <w:rFonts w:cs="Times New Roman"/>
@@ -28509,6 +30821,7 @@
         </w:rPr>
         <w:t>MAX</w:t>
       </w:r>
+      <w:proofErr w:type="gramEnd"/>
       <w:r>
         <w:rPr>
           <w:rFonts w:cs="Times New Roman"/>
@@ -28579,7 +30892,27 @@
           <w:szCs w:val="24"/>
           <w:lang w:val="ru-RU" w:eastAsia="ru-RU"/>
         </w:rPr>
-        <w:t>Результаты проведенного анализа риска для декларируемого объекта, представлены в таблице ниже.</w:t>
+        <w:t xml:space="preserve">Результаты </w:t>
+      </w:r>
+      <w:proofErr w:type="spellStart"/>
+      <w:r>
+        <w:rPr>
+          <w:rFonts w:cs="Times New Roman"/>
+          <w:sz w:val="24"/>
+          <w:szCs w:val="24"/>
+          <w:lang w:val="ru-RU" w:eastAsia="ru-RU"/>
+        </w:rPr>
+        <w:t>проведенного</w:t>
+      </w:r>
+      <w:proofErr w:type="spellEnd"/>
+      <w:r>
+        <w:rPr>
+          <w:rFonts w:cs="Times New Roman"/>
+          <w:sz w:val="24"/>
+          <w:szCs w:val="24"/>
+          <w:lang w:val="ru-RU" w:eastAsia="ru-RU"/>
+        </w:rPr>
+        <w:t xml:space="preserve"> анализа риска для декларируемого объекта, представлены в таблице ниже.</w:t>
       </w:r>
     </w:p>
     <w:p>
@@ -28667,7 +31000,27 @@
           <w:szCs w:val="24"/>
           <w:lang w:val="ru-RU" w:eastAsia="ru-RU"/>
         </w:rPr>
-        <w:t>Результаты проведенного анализа риска</w:t>
+        <w:t xml:space="preserve">Результаты </w:t>
+      </w:r>
+      <w:proofErr w:type="spellStart"/>
+      <w:r>
+        <w:rPr>
+          <w:rFonts w:cs="Times New Roman"/>
+          <w:sz w:val="24"/>
+          <w:szCs w:val="24"/>
+          <w:lang w:val="ru-RU" w:eastAsia="ru-RU"/>
+        </w:rPr>
+        <w:t>проведенного</w:t>
+      </w:r>
+      <w:proofErr w:type="spellEnd"/>
+      <w:r>
+        <w:rPr>
+          <w:rFonts w:cs="Times New Roman"/>
+          <w:sz w:val="24"/>
+          <w:szCs w:val="24"/>
+          <w:lang w:val="ru-RU" w:eastAsia="ru-RU"/>
+        </w:rPr>
+        <w:t xml:space="preserve"> анализа риска</w:t>
       </w:r>
       <w:r>
         <w:rPr>
@@ -28880,6 +31233,7 @@
         </w:rPr>
         <w:br/>
       </w:r>
+      <w:proofErr w:type="gramStart"/>
       <w:r>
         <w:rPr>
           <w:rFonts w:cs="Times New Roman"/>
@@ -28900,6 +31254,7 @@
         </w:rPr>
         <w:t>MAX</w:t>
       </w:r>
+      <w:proofErr w:type="gramEnd"/>
       <w:r>
         <w:rPr>
           <w:rFonts w:cs="Times New Roman"/>
@@ -29171,12 +31526,21 @@
           <w:lang w:val="ru-RU"/>
         </w:rPr>
       </w:pPr>
+      <w:proofErr w:type="spellStart"/>
       <w:r>
         <w:rPr>
           <w:color w:val="00B0F0"/>
           <w:lang w:val="ru-RU"/>
         </w:rPr>
-        <w:t>газонасыщенность, давление насыщения.</w:t>
+        <w:t>газонасыщенность</w:t>
+      </w:r>
+      <w:proofErr w:type="spellEnd"/>
+      <w:r>
+        <w:rPr>
+          <w:color w:val="00B0F0"/>
+          <w:lang w:val="ru-RU"/>
+        </w:rPr>
+        <w:t>, давление насыщения.</w:t>
       </w:r>
     </w:p>
     <w:p>
@@ -29905,7 +32269,25 @@
           <w:color w:val="00B0F0"/>
           <w:lang w:val="ru-RU"/>
         </w:rPr>
-        <w:t>воздействие низких температур → риск замерзания нефтеводяных эмульсий;</w:t>
+        <w:t xml:space="preserve">воздействие низких температур → риск замерзания </w:t>
+      </w:r>
+      <w:proofErr w:type="spellStart"/>
+      <w:r>
+        <w:rPr>
+          <w:rFonts w:cs="Times New Roman"/>
+          <w:color w:val="00B0F0"/>
+          <w:lang w:val="ru-RU"/>
+        </w:rPr>
+        <w:t>нефтеводяных</w:t>
+      </w:r>
+      <w:proofErr w:type="spellEnd"/>
+      <w:r>
+        <w:rPr>
+          <w:rFonts w:cs="Times New Roman"/>
+          <w:color w:val="00B0F0"/>
+          <w:lang w:val="ru-RU"/>
+        </w:rPr>
+        <w:t xml:space="preserve"> эмульсий;</w:t>
       </w:r>
     </w:p>
     <w:p>
@@ -30126,7 +32508,23 @@
           <w:color w:val="00B0F0"/>
           <w:lang w:val="ru-RU"/>
         </w:rPr>
-        <w:t>размещение насосов и сепараторов для минимизации гидравлических сопротивлений и кавитационных рисков;</w:t>
+        <w:t xml:space="preserve">размещение насосов и сепараторов для минимизации гидравлических сопротивлений и </w:t>
+      </w:r>
+      <w:proofErr w:type="spellStart"/>
+      <w:r>
+        <w:rPr>
+          <w:color w:val="00B0F0"/>
+          <w:lang w:val="ru-RU"/>
+        </w:rPr>
+        <w:t>кавитационных</w:t>
+      </w:r>
+      <w:proofErr w:type="spellEnd"/>
+      <w:r>
+        <w:rPr>
+          <w:color w:val="00B0F0"/>
+          <w:lang w:val="ru-RU"/>
+        </w:rPr>
+        <w:t xml:space="preserve"> рисков;</w:t>
       </w:r>
     </w:p>
     <w:p>
@@ -30242,7 +32640,23 @@
           <w:color w:val="00B0F0"/>
           <w:lang w:val="ru-RU"/>
         </w:rPr>
-        <w:t xml:space="preserve">1. Повышение надежности оборудования </w:t>
+        <w:t xml:space="preserve">1. Повышение </w:t>
+      </w:r>
+      <w:proofErr w:type="spellStart"/>
+      <w:r>
+        <w:rPr>
+          <w:color w:val="00B0F0"/>
+          <w:lang w:val="ru-RU"/>
+        </w:rPr>
+        <w:t>надежности</w:t>
+      </w:r>
+      <w:proofErr w:type="spellEnd"/>
+      <w:r>
+        <w:rPr>
+          <w:color w:val="00B0F0"/>
+          <w:lang w:val="ru-RU"/>
+        </w:rPr>
+        <w:t xml:space="preserve"> оборудования </w:t>
       </w:r>
     </w:p>
     <w:p>
@@ -31398,6 +33812,7 @@
         </w:rPr>
       </w:pPr>
       <w:bookmarkStart w:id="82" w:name="_Toc221032570"/>
+      <w:proofErr w:type="spellStart"/>
       <w:r>
         <w:rPr>
           <w:rFonts w:ascii="Times New Roman" w:hAnsi="Times New Roman" w:cs="Times New Roman"/>
@@ -31406,7 +33821,18 @@
           <w:szCs w:val="24"/>
           <w:lang w:val="ru-RU" w:eastAsia="ru-RU"/>
         </w:rPr>
-        <w:t>Обобщенная оценка обеспечения промышленной безопасности и достаточност</w:t>
+        <w:t>Обобщенная</w:t>
+      </w:r>
+      <w:proofErr w:type="spellEnd"/>
+      <w:r>
+        <w:rPr>
+          <w:rFonts w:ascii="Times New Roman" w:hAnsi="Times New Roman" w:cs="Times New Roman"/>
+          <w:color w:val="auto"/>
+          <w:sz w:val="24"/>
+          <w:szCs w:val="24"/>
+          <w:lang w:val="ru-RU" w:eastAsia="ru-RU"/>
+        </w:rPr>
+        <w:t xml:space="preserve"> оценка обеспечения промышленной безопасности и достаточност</w:t>
       </w:r>
       <w:r>
         <w:rPr>
@@ -31449,18 +33875,35 @@
           <w:lang w:val="ru-RU"/>
         </w:rPr>
       </w:pPr>
-      <w:r>
-        <w:rPr>
-          <w:lang w:val="ru-RU"/>
-        </w:rPr>
-        <w:t xml:space="preserve">Проведенная оценка риска возможных аварий, мер по их предупреждению и обеспечению готовности к действиям по локализации и ликвидации их последствий показали, что уровень безопасности декларируемого объекта </w:t>
-      </w:r>
+      <w:proofErr w:type="spellStart"/>
+      <w:r>
+        <w:rPr>
+          <w:lang w:val="ru-RU"/>
+        </w:rPr>
+        <w:t>Проведенная</w:t>
+      </w:r>
+      <w:proofErr w:type="spellEnd"/>
+      <w:r>
+        <w:rPr>
+          <w:lang w:val="ru-RU"/>
+        </w:rPr>
+        <w:t xml:space="preserve"> оценка риска возможных аварий, мер по их предупреждению и обеспечению готовности к действиям по локализации и ликвидации их последствий показали, что уровень безопасности декларируемого объекта </w:t>
+      </w:r>
+      <w:proofErr w:type="gramStart"/>
       <w:r>
         <w:rPr>
           <w:highlight w:val="yellow"/>
           <w:lang w:val="ru-RU"/>
         </w:rPr>
-        <w:t>{{ SHORT_NAME }}</w:t>
+        <w:t>{{ SHORT</w:t>
+      </w:r>
+      <w:proofErr w:type="gramEnd"/>
+      <w:r>
+        <w:rPr>
+          <w:highlight w:val="yellow"/>
+          <w:lang w:val="ru-RU"/>
+        </w:rPr>
+        <w:t>_NAME }}</w:t>
       </w:r>
       <w:r>
         <w:rPr>
@@ -31484,12 +33927,21 @@
         </w:rPr>
         <w:t xml:space="preserve">Организационные и технические мероприятия по вопросам обеспечения безопасной работы объекта, предлагаемые к реализации эксплуатирующей организации, в целом обеспечивают минимизацию риска возникновения аварий. Организация системы эксплуатации объекта, наличие механизма осуществления контроля и обеспечения промышленной безопасности в </w:t>
       </w:r>
+      <w:proofErr w:type="gramStart"/>
       <w:r>
         <w:rPr>
           <w:highlight w:val="yellow"/>
           <w:lang w:val="ru-RU"/>
         </w:rPr>
-        <w:t>{{ SHORT_NAME }}</w:t>
+        <w:t>{{ SHORT</w:t>
+      </w:r>
+      <w:proofErr w:type="gramEnd"/>
+      <w:r>
+        <w:rPr>
+          <w:highlight w:val="yellow"/>
+          <w:lang w:val="ru-RU"/>
+        </w:rPr>
+        <w:t>_NAME }}</w:t>
       </w:r>
       <w:r>
         <w:rPr>

--- a/report/template/Tatneft/ДПБ_(экспл_стац)/DPB.docx
+++ b/report/template/Tatneft/ДПБ_(экспл_стац)/DPB.docx
@@ -42,7 +42,6 @@
           <w:lang w:val="en-US"/>
         </w:rPr>
       </w:pPr>
-      <w:proofErr w:type="gramStart"/>
       <w:r>
         <w:rPr>
           <w:bCs/>
@@ -52,19 +51,7 @@
           <w:highlight w:val="yellow"/>
           <w:lang w:val="en-US"/>
         </w:rPr>
-        <w:t>{{ HEAD</w:t>
-      </w:r>
-      <w:proofErr w:type="gramEnd"/>
-      <w:r>
-        <w:rPr>
-          <w:bCs/>
-          <w:spacing w:val="0"/>
-          <w:sz w:val="26"/>
-          <w:szCs w:val="26"/>
-          <w:highlight w:val="yellow"/>
-          <w:lang w:val="en-US"/>
-        </w:rPr>
-        <w:t>_POSITION }}</w:t>
+        <w:t>{{ HEAD_POSITION }}</w:t>
       </w:r>
     </w:p>
     <w:p>
@@ -83,7 +70,6 @@
           <w:lang w:val="en-US"/>
         </w:rPr>
       </w:pPr>
-      <w:proofErr w:type="gramStart"/>
       <w:r>
         <w:rPr>
           <w:sz w:val="26"/>
@@ -91,17 +77,7 @@
           <w:highlight w:val="yellow"/>
           <w:lang w:val="en-US"/>
         </w:rPr>
-        <w:t>{{ SHORT</w:t>
-      </w:r>
-      <w:proofErr w:type="gramEnd"/>
-      <w:r>
-        <w:rPr>
-          <w:sz w:val="26"/>
-          <w:szCs w:val="26"/>
-          <w:highlight w:val="yellow"/>
-          <w:lang w:val="en-US"/>
-        </w:rPr>
-        <w:t>_NAME }}</w:t>
+        <w:t>{{ SHORT_NAME }}</w:t>
       </w:r>
     </w:p>
     <w:p>
@@ -134,52 +110,32 @@
         </w:rPr>
         <w:t xml:space="preserve">___________ </w:t>
       </w:r>
-      <w:proofErr w:type="gramStart"/>
       <w:r>
         <w:rPr>
           <w:sz w:val="26"/>
           <w:szCs w:val="26"/>
           <w:highlight w:val="yellow"/>
         </w:rPr>
-        <w:t>{{ HEAD</w:t>
-      </w:r>
-      <w:proofErr w:type="gramEnd"/>
-      <w:r>
+        <w:t>{{ HEAD_SHORT_NAME }}</w:t>
+      </w:r>
+    </w:p>
+    <w:p>
+      <w:pPr>
+        <w:spacing w:after="0" w:line="240" w:lineRule="auto"/>
+        <w:ind w:left="5387" w:right="-289"/>
         <w:rPr>
           <w:sz w:val="26"/>
           <w:szCs w:val="26"/>
-          <w:highlight w:val="yellow"/>
-        </w:rPr>
-        <w:t>_SHORT_NAME }}</w:t>
-      </w:r>
-    </w:p>
-    <w:p>
-      <w:pPr>
-        <w:spacing w:after="0" w:line="240" w:lineRule="auto"/>
-        <w:ind w:left="5387" w:right="-289"/>
+          <w:lang w:val="ru-RU"/>
+        </w:rPr>
+      </w:pPr>
+      <w:r>
         <w:rPr>
           <w:sz w:val="26"/>
           <w:szCs w:val="26"/>
           <w:lang w:val="ru-RU"/>
         </w:rPr>
-      </w:pPr>
-      <w:proofErr w:type="gramStart"/>
-      <w:r>
-        <w:rPr>
-          <w:sz w:val="26"/>
-          <w:szCs w:val="26"/>
-          <w:lang w:val="ru-RU"/>
-        </w:rPr>
-        <w:t>« _</w:t>
-      </w:r>
-      <w:proofErr w:type="gramEnd"/>
-      <w:r>
-        <w:rPr>
-          <w:sz w:val="26"/>
-          <w:szCs w:val="26"/>
-          <w:lang w:val="ru-RU"/>
-        </w:rPr>
-        <w:t xml:space="preserve">__ » ___________ </w:t>
+        <w:t xml:space="preserve">« ___ » ___________ </w:t>
       </w:r>
       <w:r>
         <w:rPr>
@@ -416,7 +372,6 @@
         </w:rPr>
         <w:t xml:space="preserve"> </w:t>
       </w:r>
-      <w:proofErr w:type="gramStart"/>
       <w:r>
         <w:rPr>
           <w:rFonts w:eastAsia="Times New Roman" w:cs="Times New Roman"/>
@@ -425,18 +380,48 @@
           <w:highlight w:val="yellow"/>
           <w:lang w:val="ru-RU" w:eastAsia="ru-RU"/>
         </w:rPr>
-        <w:t>{{ SITE</w:t>
-      </w:r>
-      <w:proofErr w:type="gramEnd"/>
-      <w:r>
+        <w:t>{{ SITE_NAME }}</w:t>
+      </w:r>
+    </w:p>
+    <w:p>
+      <w:pPr>
+        <w:jc w:val="both"/>
         <w:rPr>
           <w:rFonts w:eastAsia="Times New Roman" w:cs="Times New Roman"/>
           <w:sz w:val="24"/>
           <w:szCs w:val="24"/>
+          <w:u w:val="single"/>
+          <w:lang w:val="ru-RU" w:eastAsia="ru-RU"/>
+        </w:rPr>
+      </w:pPr>
+      <w:r>
+        <w:rPr>
+          <w:rFonts w:eastAsia="Times New Roman" w:cs="Times New Roman"/>
+          <w:sz w:val="24"/>
+          <w:szCs w:val="24"/>
+          <w:u w:val="single"/>
+          <w:lang w:val="ru-RU" w:eastAsia="ru-RU"/>
+        </w:rPr>
+        <w:t>Наименование эксплуатирующей организации:</w:t>
+      </w:r>
+      <w:r>
+        <w:rPr>
+          <w:rFonts w:eastAsia="Times New Roman" w:cs="Times New Roman"/>
+          <w:sz w:val="24"/>
+          <w:szCs w:val="24"/>
+          <w:lang w:val="ru-RU" w:eastAsia="ru-RU"/>
+        </w:rPr>
+        <w:t xml:space="preserve"> </w:t>
+      </w:r>
+      <w:r>
+        <w:rPr>
+          <w:rFonts w:eastAsia="Times New Roman" w:cs="Times New Roman"/>
+          <w:sz w:val="24"/>
+          <w:szCs w:val="24"/>
           <w:highlight w:val="yellow"/>
           <w:lang w:val="ru-RU" w:eastAsia="ru-RU"/>
         </w:rPr>
-        <w:t>_NAME }}</w:t>
+        <w:t>{{ SHORT_NAME }}</w:t>
       </w:r>
     </w:p>
     <w:p>
@@ -458,7 +443,7 @@
           <w:u w:val="single"/>
           <w:lang w:val="ru-RU" w:eastAsia="ru-RU"/>
         </w:rPr>
-        <w:t>Наименование эксплуатирующей организации:</w:t>
+        <w:t>Наименование проектной документации или документации на техническое перевооружение, консервацию или ликвидацию опасного производственного объекта, в составе которой разработана расчетно-пояснительная записка (для проектируемых объектов):</w:t>
       </w:r>
       <w:r>
         <w:rPr>
@@ -469,60 +454,6 @@
         </w:rPr>
         <w:t xml:space="preserve"> </w:t>
       </w:r>
-      <w:proofErr w:type="gramStart"/>
-      <w:r>
-        <w:rPr>
-          <w:rFonts w:eastAsia="Times New Roman" w:cs="Times New Roman"/>
-          <w:sz w:val="24"/>
-          <w:szCs w:val="24"/>
-          <w:highlight w:val="yellow"/>
-          <w:lang w:val="ru-RU" w:eastAsia="ru-RU"/>
-        </w:rPr>
-        <w:t>{{ SHORT</w:t>
-      </w:r>
-      <w:proofErr w:type="gramEnd"/>
-      <w:r>
-        <w:rPr>
-          <w:rFonts w:eastAsia="Times New Roman" w:cs="Times New Roman"/>
-          <w:sz w:val="24"/>
-          <w:szCs w:val="24"/>
-          <w:highlight w:val="yellow"/>
-          <w:lang w:val="ru-RU" w:eastAsia="ru-RU"/>
-        </w:rPr>
-        <w:t>_NAME }}</w:t>
-      </w:r>
-    </w:p>
-    <w:p>
-      <w:pPr>
-        <w:jc w:val="both"/>
-        <w:rPr>
-          <w:rFonts w:eastAsia="Times New Roman" w:cs="Times New Roman"/>
-          <w:sz w:val="24"/>
-          <w:szCs w:val="24"/>
-          <w:u w:val="single"/>
-          <w:lang w:val="ru-RU" w:eastAsia="ru-RU"/>
-        </w:rPr>
-      </w:pPr>
-      <w:r>
-        <w:rPr>
-          <w:rFonts w:eastAsia="Times New Roman" w:cs="Times New Roman"/>
-          <w:sz w:val="24"/>
-          <w:szCs w:val="24"/>
-          <w:u w:val="single"/>
-          <w:lang w:val="ru-RU" w:eastAsia="ru-RU"/>
-        </w:rPr>
-        <w:t>Наименование проектной документации или документации на техническое перевооружение, консервацию или ликвидацию опасного производственного объекта, в составе которой разработана расчетно-пояснительная записка (для проектируемых объектов):</w:t>
-      </w:r>
-      <w:r>
-        <w:rPr>
-          <w:rFonts w:eastAsia="Times New Roman" w:cs="Times New Roman"/>
-          <w:sz w:val="24"/>
-          <w:szCs w:val="24"/>
-          <w:lang w:val="ru-RU" w:eastAsia="ru-RU"/>
-        </w:rPr>
-        <w:t xml:space="preserve"> </w:t>
-      </w:r>
-      <w:proofErr w:type="gramStart"/>
       <w:r>
         <w:rPr>
           <w:rFonts w:eastAsia="Times New Roman" w:cs="Times New Roman"/>
@@ -543,7 +474,6 @@
         </w:rPr>
         <w:t>PROJECT</w:t>
       </w:r>
-      <w:proofErr w:type="gramEnd"/>
       <w:r>
         <w:rPr>
           <w:rFonts w:eastAsia="Times New Roman" w:cs="Times New Roman"/>
@@ -614,7 +544,6 @@
         </w:rPr>
         <w:t xml:space="preserve"> </w:t>
       </w:r>
-      <w:proofErr w:type="gramStart"/>
       <w:r>
         <w:rPr>
           <w:rFonts w:eastAsia="Times New Roman" w:cs="Times New Roman"/>
@@ -623,157 +552,132 @@
           <w:highlight w:val="yellow"/>
           <w:lang w:val="ru-RU" w:eastAsia="ru-RU"/>
         </w:rPr>
-        <w:t>{{ SITE</w:t>
-      </w:r>
-      <w:proofErr w:type="gramEnd"/>
-      <w:r>
+        <w:t>{{ SITE_REG_NUMBER }}</w:t>
+      </w:r>
+    </w:p>
+    <w:p>
+      <w:pPr>
+        <w:jc w:val="both"/>
         <w:rPr>
           <w:rFonts w:eastAsia="Times New Roman" w:cs="Times New Roman"/>
           <w:sz w:val="24"/>
           <w:szCs w:val="24"/>
+          <w:u w:val="single"/>
+          <w:lang w:val="ru-RU" w:eastAsia="ru-RU"/>
+        </w:rPr>
+      </w:pPr>
+      <w:r>
+        <w:rPr>
+          <w:rFonts w:eastAsia="Times New Roman" w:cs="Times New Roman"/>
+          <w:sz w:val="24"/>
+          <w:szCs w:val="24"/>
+          <w:u w:val="single"/>
+          <w:lang w:val="ru-RU" w:eastAsia="ru-RU"/>
+        </w:rPr>
+        <w:t>М</w:t>
+      </w:r>
+      <w:r>
+        <w:rPr>
+          <w:rFonts w:eastAsia="Times New Roman" w:cs="Times New Roman"/>
+          <w:sz w:val="24"/>
+          <w:szCs w:val="24"/>
+          <w:u w:val="single"/>
+          <w:lang w:val="ru-RU" w:eastAsia="ru-RU"/>
+        </w:rPr>
+        <w:t>есто нахождения декларируемого объекта</w:t>
+      </w:r>
+      <w:r>
+        <w:rPr>
+          <w:rFonts w:eastAsia="Times New Roman" w:cs="Times New Roman"/>
+          <w:sz w:val="24"/>
+          <w:szCs w:val="24"/>
+          <w:u w:val="single"/>
+          <w:lang w:val="ru-RU" w:eastAsia="ru-RU"/>
+        </w:rPr>
+        <w:t>:</w:t>
+      </w:r>
+      <w:r>
+        <w:rPr>
+          <w:rFonts w:eastAsia="Times New Roman" w:cs="Times New Roman"/>
+          <w:sz w:val="24"/>
+          <w:szCs w:val="24"/>
           <w:highlight w:val="yellow"/>
           <w:lang w:val="ru-RU" w:eastAsia="ru-RU"/>
         </w:rPr>
-        <w:t>_REG_NUMBER }}</w:t>
-      </w:r>
-    </w:p>
-    <w:p>
-      <w:pPr>
-        <w:jc w:val="both"/>
+        <w:t xml:space="preserve"> </w:t>
+      </w:r>
+      <w:r>
         <w:rPr>
           <w:rFonts w:eastAsia="Times New Roman" w:cs="Times New Roman"/>
           <w:sz w:val="24"/>
           <w:szCs w:val="24"/>
-          <w:u w:val="single"/>
-          <w:lang w:val="ru-RU" w:eastAsia="ru-RU"/>
-        </w:rPr>
-      </w:pPr>
-      <w:r>
+          <w:highlight w:val="yellow"/>
+          <w:lang w:val="ru-RU" w:eastAsia="ru-RU"/>
+        </w:rPr>
+        <w:t>{{ SITE_OBJECT_ADDRESS }}</w:t>
+      </w:r>
+    </w:p>
+    <w:p>
+      <w:pPr>
+        <w:jc w:val="center"/>
         <w:rPr>
           <w:rFonts w:eastAsia="Times New Roman" w:cs="Times New Roman"/>
           <w:sz w:val="24"/>
           <w:szCs w:val="24"/>
-          <w:u w:val="single"/>
-          <w:lang w:val="ru-RU" w:eastAsia="ru-RU"/>
-        </w:rPr>
-        <w:t>М</w:t>
-      </w:r>
-      <w:r>
+          <w:lang w:val="ru-RU" w:eastAsia="ru-RU"/>
+        </w:rPr>
+      </w:pPr>
+    </w:p>
+    <w:p>
+      <w:pPr>
+        <w:jc w:val="center"/>
         <w:rPr>
           <w:rFonts w:eastAsia="Times New Roman" w:cs="Times New Roman"/>
           <w:sz w:val="24"/>
           <w:szCs w:val="24"/>
-          <w:u w:val="single"/>
-          <w:lang w:val="ru-RU" w:eastAsia="ru-RU"/>
-        </w:rPr>
-        <w:t>есто нахождения декларируемого объекта</w:t>
-      </w:r>
-      <w:r>
+          <w:lang w:val="ru-RU" w:eastAsia="ru-RU"/>
+        </w:rPr>
+      </w:pPr>
+    </w:p>
+    <w:p>
+      <w:pPr>
+        <w:jc w:val="center"/>
         <w:rPr>
           <w:rFonts w:eastAsia="Times New Roman" w:cs="Times New Roman"/>
           <w:sz w:val="24"/>
           <w:szCs w:val="24"/>
-          <w:u w:val="single"/>
-          <w:lang w:val="ru-RU" w:eastAsia="ru-RU"/>
-        </w:rPr>
-        <w:t>:</w:t>
-      </w:r>
-      <w:r>
+          <w:lang w:val="ru-RU" w:eastAsia="ru-RU"/>
+        </w:rPr>
+      </w:pPr>
+    </w:p>
+    <w:p>
+      <w:pPr>
+        <w:jc w:val="center"/>
         <w:rPr>
           <w:rFonts w:eastAsia="Times New Roman" w:cs="Times New Roman"/>
           <w:sz w:val="24"/>
           <w:szCs w:val="24"/>
-          <w:highlight w:val="yellow"/>
-          <w:lang w:val="ru-RU" w:eastAsia="ru-RU"/>
-        </w:rPr>
-        <w:t xml:space="preserve"> </w:t>
-      </w:r>
-      <w:proofErr w:type="gramStart"/>
+          <w:lang w:val="ru-RU" w:eastAsia="ru-RU"/>
+        </w:rPr>
+      </w:pPr>
       <w:r>
         <w:rPr>
           <w:rFonts w:eastAsia="Times New Roman" w:cs="Times New Roman"/>
           <w:sz w:val="24"/>
           <w:szCs w:val="24"/>
-          <w:highlight w:val="yellow"/>
-          <w:lang w:val="ru-RU" w:eastAsia="ru-RU"/>
-        </w:rPr>
-        <w:t>{{ SITE</w:t>
-      </w:r>
-      <w:proofErr w:type="gramEnd"/>
+          <w:lang w:val="ru-RU" w:eastAsia="ru-RU"/>
+        </w:rPr>
+        <w:t xml:space="preserve">{{ </w:t>
+      </w:r>
       <w:r>
         <w:rPr>
           <w:rFonts w:eastAsia="Times New Roman" w:cs="Times New Roman"/>
           <w:sz w:val="24"/>
           <w:szCs w:val="24"/>
-          <w:highlight w:val="yellow"/>
-          <w:lang w:val="ru-RU" w:eastAsia="ru-RU"/>
-        </w:rPr>
-        <w:t>_OBJECT_ADDRESS }}</w:t>
-      </w:r>
-    </w:p>
-    <w:p>
-      <w:pPr>
-        <w:jc w:val="center"/>
-        <w:rPr>
-          <w:rFonts w:eastAsia="Times New Roman" w:cs="Times New Roman"/>
-          <w:sz w:val="24"/>
-          <w:szCs w:val="24"/>
-          <w:lang w:val="ru-RU" w:eastAsia="ru-RU"/>
-        </w:rPr>
-      </w:pPr>
-    </w:p>
-    <w:p>
-      <w:pPr>
-        <w:jc w:val="center"/>
-        <w:rPr>
-          <w:rFonts w:eastAsia="Times New Roman" w:cs="Times New Roman"/>
-          <w:sz w:val="24"/>
-          <w:szCs w:val="24"/>
-          <w:lang w:val="ru-RU" w:eastAsia="ru-RU"/>
-        </w:rPr>
-      </w:pPr>
-    </w:p>
-    <w:p>
-      <w:pPr>
-        <w:jc w:val="center"/>
-        <w:rPr>
-          <w:rFonts w:eastAsia="Times New Roman" w:cs="Times New Roman"/>
-          <w:sz w:val="24"/>
-          <w:szCs w:val="24"/>
-          <w:lang w:val="ru-RU" w:eastAsia="ru-RU"/>
-        </w:rPr>
-      </w:pPr>
-    </w:p>
-    <w:p>
-      <w:pPr>
-        <w:jc w:val="center"/>
-        <w:rPr>
-          <w:rFonts w:eastAsia="Times New Roman" w:cs="Times New Roman"/>
-          <w:sz w:val="24"/>
-          <w:szCs w:val="24"/>
-          <w:lang w:val="ru-RU" w:eastAsia="ru-RU"/>
-        </w:rPr>
-      </w:pPr>
-      <w:proofErr w:type="gramStart"/>
-      <w:r>
-        <w:rPr>
-          <w:rFonts w:eastAsia="Times New Roman" w:cs="Times New Roman"/>
-          <w:sz w:val="24"/>
-          <w:szCs w:val="24"/>
-          <w:lang w:val="ru-RU" w:eastAsia="ru-RU"/>
-        </w:rPr>
-        <w:t xml:space="preserve">{{ </w:t>
-      </w:r>
-      <w:r>
-        <w:rPr>
-          <w:rFonts w:eastAsia="Times New Roman" w:cs="Times New Roman"/>
-          <w:sz w:val="24"/>
-          <w:szCs w:val="24"/>
           <w:lang w:eastAsia="ru-RU"/>
         </w:rPr>
         <w:t>PROJECT</w:t>
       </w:r>
-      <w:proofErr w:type="gramEnd"/>
       <w:r>
         <w:rPr>
           <w:rFonts w:eastAsia="Times New Roman" w:cs="Times New Roman"/>
@@ -1016,7 +920,6 @@
           <w:lang w:val="ru-RU"/>
         </w:rPr>
       </w:pPr>
-      <w:proofErr w:type="spellStart"/>
       <w:r>
         <w:rPr>
           <w:rFonts w:cs="Times New Roman"/>
@@ -1025,18 +928,7 @@
           <w:szCs w:val="24"/>
           <w:lang w:val="ru-RU"/>
         </w:rPr>
-        <w:t>email</w:t>
-      </w:r>
-      <w:proofErr w:type="spellEnd"/>
-      <w:r>
-        <w:rPr>
-          <w:rFonts w:cs="Times New Roman"/>
-          <w:bCs/>
-          <w:sz w:val="24"/>
-          <w:szCs w:val="24"/>
-          <w:lang w:val="ru-RU"/>
-        </w:rPr>
-        <w:t xml:space="preserve">: </w:t>
+        <w:t xml:space="preserve">email: </w:t>
       </w:r>
       <w:r>
         <w:rPr>
@@ -5078,7 +4970,6 @@
         </w:rPr>
         <w:t>Р</w:t>
       </w:r>
-      <w:proofErr w:type="spellStart"/>
       <w:r>
         <w:rPr>
           <w:rFonts w:ascii="Times New Roman" w:hAnsi="Times New Roman" w:cs="Times New Roman"/>
@@ -5087,32 +4978,9 @@
           <w:szCs w:val="24"/>
           <w:lang w:eastAsia="ru-RU"/>
         </w:rPr>
-        <w:t>еквизиты</w:t>
-      </w:r>
-      <w:proofErr w:type="spellEnd"/>
-      <w:r>
-        <w:rPr>
-          <w:rFonts w:ascii="Times New Roman" w:hAnsi="Times New Roman" w:cs="Times New Roman"/>
-          <w:color w:val="auto"/>
-          <w:sz w:val="24"/>
-          <w:szCs w:val="24"/>
-          <w:lang w:eastAsia="ru-RU"/>
-        </w:rPr>
-        <w:t xml:space="preserve"> </w:t>
-      </w:r>
-      <w:proofErr w:type="spellStart"/>
-      <w:r>
-        <w:rPr>
-          <w:rFonts w:ascii="Times New Roman" w:hAnsi="Times New Roman" w:cs="Times New Roman"/>
-          <w:color w:val="auto"/>
-          <w:sz w:val="24"/>
-          <w:szCs w:val="24"/>
-          <w:lang w:eastAsia="ru-RU"/>
-        </w:rPr>
-        <w:t>организации</w:t>
+        <w:t>еквизиты организации</w:t>
       </w:r>
       <w:bookmarkEnd w:id="2"/>
-      <w:proofErr w:type="spellEnd"/>
     </w:p>
     <w:p>
       <w:pPr>
@@ -5151,29 +5019,7 @@
           <w:szCs w:val="24"/>
           <w:lang w:val="ru-RU" w:eastAsia="ru-RU"/>
         </w:rPr>
-        <w:t xml:space="preserve">олное и </w:t>
-      </w:r>
-      <w:proofErr w:type="spellStart"/>
-      <w:r>
-        <w:rPr>
-          <w:rFonts w:ascii="Times New Roman" w:hAnsi="Times New Roman" w:cs="Times New Roman"/>
-          <w:color w:val="auto"/>
-          <w:sz w:val="24"/>
-          <w:szCs w:val="24"/>
-          <w:lang w:val="ru-RU" w:eastAsia="ru-RU"/>
-        </w:rPr>
-        <w:t>сокращенное</w:t>
-      </w:r>
-      <w:proofErr w:type="spellEnd"/>
-      <w:r>
-        <w:rPr>
-          <w:rFonts w:ascii="Times New Roman" w:hAnsi="Times New Roman" w:cs="Times New Roman"/>
-          <w:color w:val="auto"/>
-          <w:sz w:val="24"/>
-          <w:szCs w:val="24"/>
-          <w:lang w:val="ru-RU" w:eastAsia="ru-RU"/>
-        </w:rPr>
-        <w:t xml:space="preserve"> (при наличии) наименование эксплуатирующей организации (или заказчика проекта) с указанием адреса в пределах ее места нахождения, электронного адреса (при наличии) и телефона</w:t>
+        <w:t>олное и сокращенное (при наличии) наименование эксплуатирующей организации (или заказчика проекта) с указанием адреса в пределах ее места нахождения, электронного адреса (при наличии) и телефона</w:t>
       </w:r>
       <w:bookmarkEnd w:id="3"/>
     </w:p>
@@ -5229,7 +5075,6 @@
           <w:lang w:val="ru-RU"/>
         </w:rPr>
       </w:pPr>
-      <w:proofErr w:type="gramStart"/>
       <w:r>
         <w:rPr>
           <w:rFonts w:cs="Times New Roman"/>
@@ -5249,7 +5094,6 @@
         </w:rPr>
         <w:t>FULL</w:t>
       </w:r>
-      <w:proofErr w:type="gramEnd"/>
       <w:r>
         <w:rPr>
           <w:rFonts w:cs="Times New Roman"/>
@@ -5290,7 +5134,6 @@
           <w:lang w:val="ru-RU"/>
         </w:rPr>
       </w:pPr>
-      <w:proofErr w:type="gramStart"/>
       <w:r>
         <w:rPr>
           <w:rFonts w:cs="Times New Roman"/>
@@ -5299,9 +5142,28 @@
           <w:highlight w:val="yellow"/>
           <w:lang w:val="ru-RU"/>
         </w:rPr>
-        <w:t>{{ SHORT</w:t>
-      </w:r>
-      <w:proofErr w:type="gramEnd"/>
+        <w:t>{{ SHORT_NAME }}</w:t>
+      </w:r>
+    </w:p>
+    <w:p>
+      <w:pPr>
+        <w:ind w:firstLine="680"/>
+        <w:rPr>
+          <w:rFonts w:cs="Times New Roman"/>
+          <w:sz w:val="24"/>
+          <w:szCs w:val="24"/>
+          <w:lang w:val="ru-RU"/>
+        </w:rPr>
+      </w:pPr>
+      <w:r>
+        <w:rPr>
+          <w:rFonts w:cs="Times New Roman"/>
+          <w:sz w:val="24"/>
+          <w:szCs w:val="24"/>
+          <w:lang w:val="ru-RU"/>
+        </w:rPr>
+        <w:t xml:space="preserve">Юридический адрес: </w:t>
+      </w:r>
       <w:r>
         <w:rPr>
           <w:rFonts w:cs="Times New Roman"/>
@@ -5310,7 +5172,45 @@
           <w:highlight w:val="yellow"/>
           <w:lang w:val="ru-RU"/>
         </w:rPr>
-        <w:t>_NAME }}</w:t>
+        <w:t xml:space="preserve">{{ </w:t>
+      </w:r>
+      <w:r>
+        <w:rPr>
+          <w:rFonts w:cs="Times New Roman"/>
+          <w:sz w:val="24"/>
+          <w:szCs w:val="24"/>
+          <w:highlight w:val="yellow"/>
+        </w:rPr>
+        <w:t>ORG</w:t>
+      </w:r>
+      <w:r>
+        <w:rPr>
+          <w:rFonts w:cs="Times New Roman"/>
+          <w:sz w:val="24"/>
+          <w:szCs w:val="24"/>
+          <w:highlight w:val="yellow"/>
+          <w:lang w:val="ru-RU"/>
+        </w:rPr>
+        <w:t>_</w:t>
+      </w:r>
+      <w:r>
+        <w:rPr>
+          <w:rFonts w:cs="Times New Roman"/>
+          <w:sz w:val="24"/>
+          <w:szCs w:val="24"/>
+          <w:highlight w:val="yellow"/>
+        </w:rPr>
+        <w:t>ADDRESS</w:t>
+      </w:r>
+      <w:r>
+        <w:rPr>
+          <w:rFonts w:cs="Times New Roman"/>
+          <w:sz w:val="24"/>
+          <w:szCs w:val="24"/>
+          <w:highlight w:val="yellow"/>
+          <w:lang w:val="ru-RU"/>
+        </w:rPr>
+        <w:t xml:space="preserve"> }}</w:t>
       </w:r>
     </w:p>
     <w:p>
@@ -5330,9 +5230,8 @@
           <w:szCs w:val="24"/>
           <w:lang w:val="ru-RU"/>
         </w:rPr>
-        <w:t xml:space="preserve">Юридический адрес: </w:t>
-      </w:r>
-      <w:proofErr w:type="gramStart"/>
+        <w:t xml:space="preserve">тел./факс: </w:t>
+      </w:r>
       <w:r>
         <w:rPr>
           <w:rFonts w:cs="Times New Roman"/>
@@ -5341,6 +5240,84 @@
           <w:highlight w:val="yellow"/>
           <w:lang w:val="ru-RU"/>
         </w:rPr>
+        <w:t>{{ ORG_PHONE }}</w:t>
+      </w:r>
+      <w:r>
+        <w:rPr>
+          <w:rFonts w:cs="Times New Roman"/>
+          <w:sz w:val="24"/>
+          <w:szCs w:val="24"/>
+          <w:highlight w:val="yellow"/>
+          <w:lang w:val="ru-RU"/>
+        </w:rPr>
+        <w:t xml:space="preserve"> </w:t>
+      </w:r>
+      <w:r>
+        <w:rPr>
+          <w:rFonts w:cs="Times New Roman"/>
+          <w:sz w:val="24"/>
+          <w:szCs w:val="24"/>
+          <w:highlight w:val="yellow"/>
+          <w:lang w:val="ru-RU"/>
+        </w:rPr>
+        <w:t>/</w:t>
+      </w:r>
+      <w:r>
+        <w:rPr>
+          <w:rFonts w:cs="Times New Roman"/>
+          <w:sz w:val="24"/>
+          <w:szCs w:val="24"/>
+          <w:highlight w:val="yellow"/>
+          <w:lang w:val="ru-RU"/>
+        </w:rPr>
+        <w:t xml:space="preserve"> </w:t>
+      </w:r>
+      <w:r>
+        <w:rPr>
+          <w:rFonts w:cs="Times New Roman"/>
+          <w:sz w:val="24"/>
+          <w:szCs w:val="24"/>
+          <w:highlight w:val="yellow"/>
+          <w:lang w:val="ru-RU"/>
+        </w:rPr>
+        <w:t>{{ ORG_FAX }}</w:t>
+      </w:r>
+    </w:p>
+    <w:p>
+      <w:pPr>
+        <w:ind w:firstLine="680"/>
+        <w:rPr>
+          <w:rFonts w:cs="Times New Roman"/>
+          <w:sz w:val="24"/>
+          <w:szCs w:val="24"/>
+          <w:lang w:val="ru-RU"/>
+        </w:rPr>
+      </w:pPr>
+      <w:r>
+        <w:rPr>
+          <w:rFonts w:cs="Times New Roman"/>
+          <w:sz w:val="24"/>
+          <w:szCs w:val="24"/>
+        </w:rPr>
+        <w:t>Email</w:t>
+      </w:r>
+      <w:r>
+        <w:rPr>
+          <w:rFonts w:cs="Times New Roman"/>
+          <w:sz w:val="24"/>
+          <w:szCs w:val="24"/>
+          <w:lang w:val="ru-RU"/>
+        </w:rPr>
+        <w:t xml:space="preserve">: </w:t>
+      </w:r>
+      <w:r>
+        <w:rPr>
+          <w:rFonts w:cs="Times New Roman"/>
+          <w:sz w:val="24"/>
+          <w:szCs w:val="24"/>
+          <w:highlight w:val="yellow"/>
+          <w:lang w:val="ru-RU"/>
+        </w:rPr>
         <w:t xml:space="preserve">{{ </w:t>
       </w:r>
       <w:r>
@@ -5352,167 +5329,6 @@
         </w:rPr>
         <w:t>ORG</w:t>
       </w:r>
-      <w:proofErr w:type="gramEnd"/>
-      <w:r>
-        <w:rPr>
-          <w:rFonts w:cs="Times New Roman"/>
-          <w:sz w:val="24"/>
-          <w:szCs w:val="24"/>
-          <w:highlight w:val="yellow"/>
-          <w:lang w:val="ru-RU"/>
-        </w:rPr>
-        <w:t>_</w:t>
-      </w:r>
-      <w:r>
-        <w:rPr>
-          <w:rFonts w:cs="Times New Roman"/>
-          <w:sz w:val="24"/>
-          <w:szCs w:val="24"/>
-          <w:highlight w:val="yellow"/>
-        </w:rPr>
-        <w:t>ADDRESS</w:t>
-      </w:r>
-      <w:r>
-        <w:rPr>
-          <w:rFonts w:cs="Times New Roman"/>
-          <w:sz w:val="24"/>
-          <w:szCs w:val="24"/>
-          <w:highlight w:val="yellow"/>
-          <w:lang w:val="ru-RU"/>
-        </w:rPr>
-        <w:t xml:space="preserve"> }}</w:t>
-      </w:r>
-    </w:p>
-    <w:p>
-      <w:pPr>
-        <w:ind w:firstLine="680"/>
-        <w:rPr>
-          <w:rFonts w:cs="Times New Roman"/>
-          <w:sz w:val="24"/>
-          <w:szCs w:val="24"/>
-          <w:lang w:val="ru-RU"/>
-        </w:rPr>
-      </w:pPr>
-      <w:r>
-        <w:rPr>
-          <w:rFonts w:cs="Times New Roman"/>
-          <w:sz w:val="24"/>
-          <w:szCs w:val="24"/>
-          <w:lang w:val="ru-RU"/>
-        </w:rPr>
-        <w:t xml:space="preserve">тел./факс: </w:t>
-      </w:r>
-      <w:proofErr w:type="gramStart"/>
-      <w:r>
-        <w:rPr>
-          <w:rFonts w:cs="Times New Roman"/>
-          <w:sz w:val="24"/>
-          <w:szCs w:val="24"/>
-          <w:highlight w:val="yellow"/>
-          <w:lang w:val="ru-RU"/>
-        </w:rPr>
-        <w:t>{{ ORG</w:t>
-      </w:r>
-      <w:proofErr w:type="gramEnd"/>
-      <w:r>
-        <w:rPr>
-          <w:rFonts w:cs="Times New Roman"/>
-          <w:sz w:val="24"/>
-          <w:szCs w:val="24"/>
-          <w:highlight w:val="yellow"/>
-          <w:lang w:val="ru-RU"/>
-        </w:rPr>
-        <w:t>_PHONE }}</w:t>
-      </w:r>
-      <w:r>
-        <w:rPr>
-          <w:rFonts w:cs="Times New Roman"/>
-          <w:sz w:val="24"/>
-          <w:szCs w:val="24"/>
-          <w:highlight w:val="yellow"/>
-          <w:lang w:val="ru-RU"/>
-        </w:rPr>
-        <w:t xml:space="preserve"> </w:t>
-      </w:r>
-      <w:r>
-        <w:rPr>
-          <w:rFonts w:cs="Times New Roman"/>
-          <w:sz w:val="24"/>
-          <w:szCs w:val="24"/>
-          <w:highlight w:val="yellow"/>
-          <w:lang w:val="ru-RU"/>
-        </w:rPr>
-        <w:t>/</w:t>
-      </w:r>
-      <w:r>
-        <w:rPr>
-          <w:rFonts w:cs="Times New Roman"/>
-          <w:sz w:val="24"/>
-          <w:szCs w:val="24"/>
-          <w:highlight w:val="yellow"/>
-          <w:lang w:val="ru-RU"/>
-        </w:rPr>
-        <w:t xml:space="preserve"> </w:t>
-      </w:r>
-      <w:r>
-        <w:rPr>
-          <w:rFonts w:cs="Times New Roman"/>
-          <w:sz w:val="24"/>
-          <w:szCs w:val="24"/>
-          <w:highlight w:val="yellow"/>
-          <w:lang w:val="ru-RU"/>
-        </w:rPr>
-        <w:t>{{ ORG_FAX }}</w:t>
-      </w:r>
-    </w:p>
-    <w:p>
-      <w:pPr>
-        <w:ind w:firstLine="680"/>
-        <w:rPr>
-          <w:rFonts w:cs="Times New Roman"/>
-          <w:sz w:val="24"/>
-          <w:szCs w:val="24"/>
-          <w:lang w:val="ru-RU"/>
-        </w:rPr>
-      </w:pPr>
-      <w:r>
-        <w:rPr>
-          <w:rFonts w:cs="Times New Roman"/>
-          <w:sz w:val="24"/>
-          <w:szCs w:val="24"/>
-        </w:rPr>
-        <w:t>Email</w:t>
-      </w:r>
-      <w:r>
-        <w:rPr>
-          <w:rFonts w:cs="Times New Roman"/>
-          <w:sz w:val="24"/>
-          <w:szCs w:val="24"/>
-          <w:lang w:val="ru-RU"/>
-        </w:rPr>
-        <w:t xml:space="preserve">: </w:t>
-      </w:r>
-      <w:proofErr w:type="gramStart"/>
-      <w:r>
-        <w:rPr>
-          <w:rFonts w:cs="Times New Roman"/>
-          <w:sz w:val="24"/>
-          <w:szCs w:val="24"/>
-          <w:highlight w:val="yellow"/>
-          <w:lang w:val="ru-RU"/>
-        </w:rPr>
-        <w:t xml:space="preserve">{{ </w:t>
-      </w:r>
-      <w:r>
-        <w:rPr>
-          <w:rFonts w:cs="Times New Roman"/>
-          <w:sz w:val="24"/>
-          <w:szCs w:val="24"/>
-          <w:highlight w:val="yellow"/>
-        </w:rPr>
-        <w:t>ORG</w:t>
-      </w:r>
-      <w:proofErr w:type="gramEnd"/>
       <w:r>
         <w:rPr>
           <w:rFonts w:cs="Times New Roman"/>
@@ -5707,7 +5523,6 @@
           <w:lang w:val="ru-RU"/>
         </w:rPr>
       </w:pPr>
-      <w:proofErr w:type="gramStart"/>
       <w:r>
         <w:rPr>
           <w:rFonts w:cs="Times New Roman"/>
@@ -5727,7 +5542,6 @@
         </w:rPr>
         <w:t>HEAD</w:t>
       </w:r>
-      <w:proofErr w:type="gramEnd"/>
       <w:r>
         <w:rPr>
           <w:rFonts w:cs="Times New Roman"/>
@@ -5960,29 +5774,7 @@
           <w:szCs w:val="24"/>
           <w:lang w:val="ru-RU"/>
         </w:rPr>
-        <w:t xml:space="preserve">Заместитель генерального директора по промышленной безопасности, охране труда и экологии ПАО «Татнефть» им. В. Д. Шашина - </w:t>
-      </w:r>
-      <w:proofErr w:type="spellStart"/>
-      <w:r>
-        <w:rPr>
-          <w:rFonts w:cs="Times New Roman"/>
-          <w:color w:val="E36C0A" w:themeColor="accent6" w:themeShade="BF"/>
-          <w:sz w:val="24"/>
-          <w:szCs w:val="24"/>
-          <w:lang w:val="ru-RU"/>
-        </w:rPr>
-        <w:t>Хабибрахманов</w:t>
-      </w:r>
-      <w:proofErr w:type="spellEnd"/>
-      <w:r>
-        <w:rPr>
-          <w:rFonts w:cs="Times New Roman"/>
-          <w:color w:val="E36C0A" w:themeColor="accent6" w:themeShade="BF"/>
-          <w:sz w:val="24"/>
-          <w:szCs w:val="24"/>
-          <w:lang w:val="ru-RU"/>
-        </w:rPr>
-        <w:t xml:space="preserve"> А.Г.</w:t>
+        <w:t>Заместитель генерального директора по промышленной безопасности, охране труда и экологии ПАО «Татнефть» им. В. Д. Шашина - Хабибрахманов А.Г.</w:t>
       </w:r>
     </w:p>
     <w:p>
@@ -6156,7 +5948,6 @@
           <w:szCs w:val="24"/>
         </w:rPr>
       </w:pPr>
-      <w:proofErr w:type="gramStart"/>
       <w:r>
         <w:rPr>
           <w:rFonts w:cs="Times New Roman"/>
@@ -6164,17 +5955,7 @@
           <w:szCs w:val="24"/>
           <w:highlight w:val="yellow"/>
         </w:rPr>
-        <w:t>{{ SITE</w:t>
-      </w:r>
-      <w:proofErr w:type="gramEnd"/>
-      <w:r>
-        <w:rPr>
-          <w:rFonts w:cs="Times New Roman"/>
-          <w:sz w:val="24"/>
-          <w:szCs w:val="24"/>
-          <w:highlight w:val="yellow"/>
-        </w:rPr>
-        <w:t>_DESCRIPTION }}</w:t>
+        <w:t>{{ SITE_DESCRIPTION }}</w:t>
       </w:r>
     </w:p>
     <w:p>
@@ -6254,29 +6035,7 @@
           <w:szCs w:val="24"/>
           <w:lang w:val="ru-RU" w:eastAsia="ru-RU"/>
         </w:rPr>
-        <w:t xml:space="preserve">Перечень составляющих декларируемого объекта с указанием количества и наименования опасных веществ, на основании которых опасный производственный объект </w:t>
-      </w:r>
-      <w:proofErr w:type="spellStart"/>
-      <w:r>
-        <w:rPr>
-          <w:rFonts w:ascii="Times New Roman" w:hAnsi="Times New Roman" w:cs="Times New Roman"/>
-          <w:color w:val="auto"/>
-          <w:sz w:val="24"/>
-          <w:szCs w:val="24"/>
-          <w:lang w:val="ru-RU" w:eastAsia="ru-RU"/>
-        </w:rPr>
-        <w:t>отнесен</w:t>
-      </w:r>
-      <w:proofErr w:type="spellEnd"/>
-      <w:r>
-        <w:rPr>
-          <w:rFonts w:ascii="Times New Roman" w:hAnsi="Times New Roman" w:cs="Times New Roman"/>
-          <w:color w:val="auto"/>
-          <w:sz w:val="24"/>
-          <w:szCs w:val="24"/>
-          <w:lang w:val="ru-RU" w:eastAsia="ru-RU"/>
-        </w:rPr>
-        <w:t xml:space="preserve"> к декларируемым объектам</w:t>
+        <w:t>Перечень составляющих декларируемого объекта с указанием количества и наименования опасных веществ, на основании которых опасный производственный объект отнесен к декларируемым объектам</w:t>
       </w:r>
       <w:bookmarkEnd w:id="9"/>
     </w:p>
@@ -6322,7 +6081,6 @@
         </w:rPr>
         <w:br/>
       </w:r>
-      <w:proofErr w:type="gramStart"/>
       <w:r>
         <w:rPr>
           <w:rFonts w:cs="Times New Roman"/>
@@ -6331,18 +6089,7 @@
           <w:highlight w:val="yellow"/>
           <w:lang w:val="ru-RU"/>
         </w:rPr>
-        <w:t>{{ SHORT</w:t>
-      </w:r>
-      <w:proofErr w:type="gramEnd"/>
-      <w:r>
-        <w:rPr>
-          <w:rFonts w:cs="Times New Roman"/>
-          <w:sz w:val="24"/>
-          <w:szCs w:val="24"/>
-          <w:highlight w:val="yellow"/>
-          <w:lang w:val="ru-RU"/>
-        </w:rPr>
-        <w:t>_NAME }}</w:t>
+        <w:t>{{ SHORT_NAME }}</w:t>
       </w:r>
       <w:r>
         <w:rPr>
@@ -6387,47 +6134,7 @@
           <w:szCs w:val="24"/>
           <w:lang w:val="ru-RU"/>
         </w:rPr>
-        <w:t xml:space="preserve"> от 21.07.1997 № 116-ФЗ «О промышленной безопасности опасных производственных объектов» и в соответствии с «Порядком оформления декларации промышленной безопасности опасных производственных объектов и перечне включаемых в </w:t>
-      </w:r>
-      <w:proofErr w:type="spellStart"/>
-      <w:r>
-        <w:rPr>
-          <w:rFonts w:cs="Times New Roman"/>
-          <w:sz w:val="24"/>
-          <w:szCs w:val="24"/>
-          <w:lang w:val="ru-RU"/>
-        </w:rPr>
-        <w:t>нее</w:t>
-      </w:r>
-      <w:proofErr w:type="spellEnd"/>
-      <w:r>
-        <w:rPr>
-          <w:rFonts w:cs="Times New Roman"/>
-          <w:sz w:val="24"/>
-          <w:szCs w:val="24"/>
-          <w:lang w:val="ru-RU"/>
-        </w:rPr>
-        <w:t xml:space="preserve"> сведений», </w:t>
-      </w:r>
-      <w:proofErr w:type="spellStart"/>
-      <w:r>
-        <w:rPr>
-          <w:rFonts w:cs="Times New Roman"/>
-          <w:sz w:val="24"/>
-          <w:szCs w:val="24"/>
-          <w:lang w:val="ru-RU"/>
-        </w:rPr>
-        <w:t>утвержденным</w:t>
-      </w:r>
-      <w:proofErr w:type="spellEnd"/>
-      <w:r>
-        <w:rPr>
-          <w:rFonts w:cs="Times New Roman"/>
-          <w:sz w:val="24"/>
-          <w:szCs w:val="24"/>
-          <w:lang w:val="ru-RU"/>
-        </w:rPr>
-        <w:t xml:space="preserve"> приказом Федеральной службы по экологическому, технологическому и атомному надзору от 16.10.2020 г. № 414.</w:t>
+        <w:t xml:space="preserve"> от 21.07.1997 № 116-ФЗ «О промышленной безопасности опасных производственных объектов» и в соответствии с «Порядком оформления декларации промышленной безопасности опасных производственных объектов и перечне включаемых в нее сведений», утвержденным приказом Федеральной службы по экологическому, технологическому и атомному надзору от 16.10.2020 г. № 414.</w:t>
       </w:r>
     </w:p>
     <w:p>
@@ -6471,17 +6178,7 @@
           <w:szCs w:val="24"/>
           <w:lang w:val="ru-RU"/>
         </w:rPr>
-        <w:t xml:space="preserve">, </w:t>
-      </w:r>
-      <w:proofErr w:type="spellStart"/>
-      <w:r>
-        <w:rPr>
-          <w:rFonts w:cs="Times New Roman"/>
-          <w:sz w:val="24"/>
-          <w:szCs w:val="24"/>
-          <w:lang w:val="ru-RU"/>
-        </w:rPr>
-        <w:t>приведён</w:t>
+        <w:t>, приведён</w:t>
       </w:r>
       <w:r>
         <w:rPr>
@@ -6492,7 +6189,6 @@
         </w:rPr>
         <w:t>ы</w:t>
       </w:r>
-      <w:proofErr w:type="spellEnd"/>
       <w:r>
         <w:rPr>
           <w:rFonts w:cs="Times New Roman"/>
@@ -7624,33 +7320,7 @@
                 <w:szCs w:val="18"/>
                 <w:lang w:val="ru-RU" w:eastAsia="ru-RU"/>
               </w:rPr>
-              <w:t xml:space="preserve">В </w:t>
-            </w:r>
-            <w:proofErr w:type="spellStart"/>
-            <w:r>
-              <w:rPr>
-                <w:rFonts w:eastAsia="Times New Roman" w:cs="Times New Roman"/>
-                <w:b/>
-                <w:bCs/>
-                <w:color w:val="FF0000"/>
-                <w:sz w:val="18"/>
-                <w:szCs w:val="18"/>
-                <w:lang w:val="ru-RU" w:eastAsia="ru-RU"/>
-              </w:rPr>
-              <w:t>технол</w:t>
-            </w:r>
-            <w:proofErr w:type="spellEnd"/>
-            <w:r>
-              <w:rPr>
-                <w:rFonts w:eastAsia="Times New Roman" w:cs="Times New Roman"/>
-                <w:b/>
-                <w:bCs/>
-                <w:color w:val="FF0000"/>
-                <w:sz w:val="18"/>
-                <w:szCs w:val="18"/>
-                <w:lang w:val="ru-RU" w:eastAsia="ru-RU"/>
-              </w:rPr>
-              <w:t>. процессе, т</w:t>
+              <w:t>В технол. процессе, т</w:t>
             </w:r>
           </w:p>
         </w:tc>
@@ -7845,31 +7515,7 @@
                 <w:szCs w:val="18"/>
                 <w:lang w:val="ru-RU" w:eastAsia="ru-RU"/>
               </w:rPr>
-              <w:t>УПН «</w:t>
-            </w:r>
-            <w:proofErr w:type="spellStart"/>
-            <w:r>
-              <w:rPr>
-                <w:rFonts w:eastAsia="Times New Roman" w:cs="Times New Roman"/>
-                <w:bCs/>
-                <w:color w:val="FF0000"/>
-                <w:sz w:val="18"/>
-                <w:szCs w:val="18"/>
-                <w:lang w:val="ru-RU" w:eastAsia="ru-RU"/>
-              </w:rPr>
-              <w:t>Кушкуль</w:t>
-            </w:r>
-            <w:proofErr w:type="spellEnd"/>
-            <w:r>
-              <w:rPr>
-                <w:rFonts w:eastAsia="Times New Roman" w:cs="Times New Roman"/>
-                <w:bCs/>
-                <w:color w:val="FF0000"/>
-                <w:sz w:val="18"/>
-                <w:szCs w:val="18"/>
-                <w:lang w:val="ru-RU" w:eastAsia="ru-RU"/>
-              </w:rPr>
-              <w:t xml:space="preserve">» </w:t>
+              <w:t xml:space="preserve">УПН «Кушкуль» </w:t>
             </w:r>
           </w:p>
         </w:tc>
@@ -10319,7 +9965,6 @@
         </w:rPr>
         <w:t xml:space="preserve">Опасный производственный объект - </w:t>
       </w:r>
-      <w:proofErr w:type="gramStart"/>
       <w:r>
         <w:rPr>
           <w:rFonts w:cs="Times New Roman"/>
@@ -10328,18 +9973,7 @@
           <w:highlight w:val="yellow"/>
           <w:lang w:val="ru-RU"/>
         </w:rPr>
-        <w:t>{{ SITE</w:t>
-      </w:r>
-      <w:proofErr w:type="gramEnd"/>
-      <w:r>
-        <w:rPr>
-          <w:rFonts w:cs="Times New Roman"/>
-          <w:sz w:val="24"/>
-          <w:szCs w:val="24"/>
-          <w:highlight w:val="yellow"/>
-          <w:lang w:val="ru-RU"/>
-        </w:rPr>
-        <w:t>_NAME }}</w:t>
+        <w:t>{{ SITE_NAME }}</w:t>
       </w:r>
       <w:r>
         <w:rPr>
@@ -10534,27 +10168,7 @@
           <w:szCs w:val="24"/>
           <w:lang w:val="ru-RU"/>
         </w:rPr>
-        <w:t xml:space="preserve">) </w:t>
-      </w:r>
-      <w:proofErr w:type="spellStart"/>
-      <w:r>
-        <w:rPr>
-          <w:rFonts w:cs="Times New Roman"/>
-          <w:sz w:val="24"/>
-          <w:szCs w:val="24"/>
-          <w:lang w:val="ru-RU"/>
-        </w:rPr>
-        <w:t>приведен</w:t>
-      </w:r>
-      <w:proofErr w:type="spellEnd"/>
-      <w:r>
-        <w:rPr>
-          <w:rFonts w:cs="Times New Roman"/>
-          <w:sz w:val="24"/>
-          <w:szCs w:val="24"/>
-          <w:lang w:val="ru-RU"/>
-        </w:rPr>
-        <w:t xml:space="preserve"> перечень нормативных правовых документов, на основании которых принято решение о разработке декларации.</w:t>
+        <w:t>) приведен перечень нормативных правовых документов, на основании которых принято решение о разработке декларации.</w:t>
       </w:r>
     </w:p>
     <w:p>
@@ -10913,31 +10527,7 @@
                 <w:lang w:val="ru-RU"/>
               </w:rPr>
               <w:lastRenderedPageBreak/>
-              <w:t xml:space="preserve">2. «Порядок оформления декларации промышленной безопасности опасных производственных объектов и перечень включаемых в </w:t>
-            </w:r>
-            <w:proofErr w:type="spellStart"/>
-            <w:r>
-              <w:rPr>
-                <w:b w:val="0"/>
-                <w:bCs w:val="0"/>
-                <w:color w:val="auto"/>
-                <w:sz w:val="24"/>
-                <w:szCs w:val="24"/>
-                <w:lang w:val="ru-RU"/>
-              </w:rPr>
-              <w:t>нее</w:t>
-            </w:r>
-            <w:proofErr w:type="spellEnd"/>
-            <w:r>
-              <w:rPr>
-                <w:b w:val="0"/>
-                <w:bCs w:val="0"/>
-                <w:color w:val="auto"/>
-                <w:sz w:val="24"/>
-                <w:szCs w:val="24"/>
-                <w:lang w:val="ru-RU"/>
-              </w:rPr>
-              <w:t xml:space="preserve"> сведений» (утв. приказом Ростехнадзора от 16.10.2020 г. № 414)</w:t>
+              <w:t>2. «Порядок оформления декларации промышленной безопасности опасных производственных объектов и перечень включаемых в нее сведений» (утв. приказом Ростехнадзора от 16.10.2020 г. № 414)</w:t>
             </w:r>
           </w:p>
         </w:tc>
@@ -11101,7 +10691,6 @@
           <w:lang w:val="ru-RU"/>
         </w:rPr>
       </w:pPr>
-      <w:proofErr w:type="gramStart"/>
       <w:r>
         <w:rPr>
           <w:rFonts w:cs="Times New Roman"/>
@@ -11110,18 +10699,7 @@
           <w:highlight w:val="yellow"/>
           <w:lang w:val="ru-RU"/>
         </w:rPr>
-        <w:t>{{ SITE</w:t>
-      </w:r>
-      <w:proofErr w:type="gramEnd"/>
-      <w:r>
-        <w:rPr>
-          <w:rFonts w:cs="Times New Roman"/>
-          <w:sz w:val="24"/>
-          <w:szCs w:val="24"/>
-          <w:highlight w:val="yellow"/>
-          <w:lang w:val="ru-RU"/>
-        </w:rPr>
-        <w:t>_OBJECT_ADDRESS }}</w:t>
+        <w:t>{{ SITE_OBJECT_ADDRESS }}</w:t>
       </w:r>
     </w:p>
     <w:p>
@@ -11308,27 +10886,7 @@
           <w:szCs w:val="24"/>
           <w:lang w:val="ru-RU"/>
         </w:rPr>
-        <w:t xml:space="preserve">- вдоль подводных переходов трубопроводов - в виде участка водного пространства от водной поверхности до дна, </w:t>
-      </w:r>
-      <w:proofErr w:type="spellStart"/>
-      <w:r>
-        <w:rPr>
-          <w:rFonts w:cs="Times New Roman"/>
-          <w:sz w:val="24"/>
-          <w:szCs w:val="24"/>
-          <w:lang w:val="ru-RU"/>
-        </w:rPr>
-        <w:t>заключенного</w:t>
-      </w:r>
-      <w:proofErr w:type="spellEnd"/>
-      <w:r>
-        <w:rPr>
-          <w:rFonts w:cs="Times New Roman"/>
-          <w:sz w:val="24"/>
-          <w:szCs w:val="24"/>
-          <w:lang w:val="ru-RU"/>
-        </w:rPr>
-        <w:t xml:space="preserve"> между параллельными плоскостями, отстоящими от осей крайних ниток трубопроводов на 100 м с каждой стороны.</w:t>
+        <w:t>- вдоль подводных переходов трубопроводов - в виде участка водного пространства от водной поверхности до дна, заключенного между параллельными плоскостями, отстоящими от осей крайних ниток трубопроводов на 100 м с каждой стороны.</w:t>
       </w:r>
     </w:p>
     <w:p>
@@ -11372,27 +10930,7 @@
           <w:szCs w:val="24"/>
           <w:lang w:val="ru-RU"/>
         </w:rPr>
-        <w:t xml:space="preserve">На трассе трубопровода установлены знаки безопасности. Сигнальные цвета и знаки безопасности предназначены для привлечения внимания к непосредственной опасности, предупреждения о возможной опасности, предписания и разрешения </w:t>
-      </w:r>
-      <w:proofErr w:type="spellStart"/>
-      <w:r>
-        <w:rPr>
-          <w:rFonts w:cs="Times New Roman"/>
-          <w:sz w:val="24"/>
-          <w:szCs w:val="24"/>
-          <w:lang w:val="ru-RU"/>
-        </w:rPr>
-        <w:t>определенных</w:t>
-      </w:r>
-      <w:proofErr w:type="spellEnd"/>
-      <w:r>
-        <w:rPr>
-          <w:rFonts w:cs="Times New Roman"/>
-          <w:sz w:val="24"/>
-          <w:szCs w:val="24"/>
-          <w:lang w:val="ru-RU"/>
-        </w:rPr>
-        <w:t xml:space="preserve"> действий с целью обеспечения безопасности, а также для необходимой информации.</w:t>
+        <w:t>На трассе трубопровода установлены знаки безопасности. Сигнальные цвета и знаки безопасности предназначены для привлечения внимания к непосредственной опасности, предупреждения о возможной опасности, предписания и разрешения определенных действий с целью обеспечения безопасности, а также для необходимой информации.</w:t>
       </w:r>
     </w:p>
     <w:p>
@@ -11635,7 +11173,6 @@
         </w:rPr>
         <w:br/>
       </w:r>
-      <w:proofErr w:type="gramStart"/>
       <w:r>
         <w:rPr>
           <w:rFonts w:cs="Times New Roman"/>
@@ -11655,7 +11192,6 @@
         </w:rPr>
         <w:t>SITE</w:t>
       </w:r>
-      <w:proofErr w:type="gramEnd"/>
       <w:r>
         <w:rPr>
           <w:rFonts w:cs="Times New Roman"/>
@@ -12056,29 +11592,7 @@
           <w:szCs w:val="24"/>
           <w:lang w:val="ru-RU" w:eastAsia="ru-RU"/>
         </w:rPr>
-        <w:t xml:space="preserve">Сведения о работниках эксплуатирующей организации и иных физических лицах, которым может быть </w:t>
-      </w:r>
-      <w:proofErr w:type="spellStart"/>
-      <w:r>
-        <w:rPr>
-          <w:rFonts w:ascii="Times New Roman" w:hAnsi="Times New Roman" w:cs="Times New Roman"/>
-          <w:color w:val="auto"/>
-          <w:sz w:val="24"/>
-          <w:szCs w:val="24"/>
-          <w:lang w:val="ru-RU" w:eastAsia="ru-RU"/>
-        </w:rPr>
-        <w:t>причинен</w:t>
-      </w:r>
-      <w:proofErr w:type="spellEnd"/>
-      <w:r>
-        <w:rPr>
-          <w:rFonts w:ascii="Times New Roman" w:hAnsi="Times New Roman" w:cs="Times New Roman"/>
-          <w:color w:val="auto"/>
-          <w:sz w:val="24"/>
-          <w:szCs w:val="24"/>
-          <w:lang w:val="ru-RU" w:eastAsia="ru-RU"/>
-        </w:rPr>
-        <w:t xml:space="preserve"> вред здоровью или жизни в результате аварии на декларируемом объекте</w:t>
+        <w:t>Сведения о работниках эксплуатирующей организации и иных физических лицах, которым может быть причинен вред здоровью или жизни в результате аварии на декларируемом объекте</w:t>
       </w:r>
       <w:bookmarkEnd w:id="19"/>
     </w:p>
@@ -12124,29 +11638,7 @@
           <w:szCs w:val="24"/>
           <w:lang w:val="ru-RU" w:eastAsia="ru-RU"/>
         </w:rPr>
-        <w:t xml:space="preserve">лиц, которым может быть </w:t>
-      </w:r>
-      <w:proofErr w:type="spellStart"/>
-      <w:r>
-        <w:rPr>
-          <w:rFonts w:cs="Times New Roman"/>
-          <w:bCs/>
-          <w:sz w:val="24"/>
-          <w:szCs w:val="24"/>
-          <w:lang w:val="ru-RU" w:eastAsia="ru-RU"/>
-        </w:rPr>
-        <w:t>причинен</w:t>
-      </w:r>
-      <w:proofErr w:type="spellEnd"/>
-      <w:r>
-        <w:rPr>
-          <w:rFonts w:cs="Times New Roman"/>
-          <w:bCs/>
-          <w:sz w:val="24"/>
-          <w:szCs w:val="24"/>
-          <w:lang w:val="ru-RU" w:eastAsia="ru-RU"/>
-        </w:rPr>
-        <w:t xml:space="preserve"> вред здоровью или жизни в результате аварии</w:t>
+        <w:t>лиц, которым может быть причинен вред здоровью или жизни в результате аварии</w:t>
       </w:r>
       <w:r>
         <w:rPr>
@@ -12304,27 +11796,7 @@
           <w:szCs w:val="24"/>
           <w:lang w:val="ru-RU"/>
         </w:rPr>
-        <w:t xml:space="preserve">декларируемом объекте с указанием их размещения на составляющих декларируемого объекта, </w:t>
-      </w:r>
-      <w:proofErr w:type="spellStart"/>
-      <w:r>
-        <w:rPr>
-          <w:rFonts w:cs="Times New Roman"/>
-          <w:sz w:val="24"/>
-          <w:szCs w:val="24"/>
-          <w:lang w:val="ru-RU"/>
-        </w:rPr>
-        <w:t>приведёна</w:t>
-      </w:r>
-      <w:proofErr w:type="spellEnd"/>
-      <w:r>
-        <w:rPr>
-          <w:rFonts w:cs="Times New Roman"/>
-          <w:sz w:val="24"/>
-          <w:szCs w:val="24"/>
-          <w:lang w:val="ru-RU"/>
-        </w:rPr>
-        <w:t xml:space="preserve"> ниже (</w:t>
+        <w:t>декларируемом объекте с указанием их размещения на составляющих декларируемого объекта, приведёна ниже (</w:t>
       </w:r>
       <w:r>
         <w:rPr>
@@ -12516,23 +11988,13 @@
                 <w:color w:val="FF0000"/>
               </w:rPr>
             </w:pPr>
-            <w:proofErr w:type="spellStart"/>
             <w:r>
               <w:rPr>
                 <w:rFonts w:eastAsia="Times New Roman"/>
                 <w:b/>
                 <w:color w:val="FF0000"/>
               </w:rPr>
-              <w:t>Составляющая</w:t>
-            </w:r>
-            <w:proofErr w:type="spellEnd"/>
-            <w:r>
-              <w:rPr>
-                <w:rFonts w:eastAsia="Times New Roman"/>
-                <w:b/>
-                <w:color w:val="FF0000"/>
-              </w:rPr>
-              <w:t xml:space="preserve"> </w:t>
+              <w:t xml:space="preserve">Составляющая </w:t>
             </w:r>
             <w:r>
               <w:rPr>
@@ -12543,7 +12005,6 @@
               </w:rPr>
               <w:t xml:space="preserve">декларируемого </w:t>
             </w:r>
-            <w:proofErr w:type="spellStart"/>
             <w:r>
               <w:rPr>
                 <w:rFonts w:eastAsia="Times New Roman"/>
@@ -12552,7 +12013,6 @@
               </w:rPr>
               <w:t>объекта</w:t>
             </w:r>
-            <w:proofErr w:type="spellEnd"/>
           </w:p>
         </w:tc>
         <w:tc>
@@ -12566,52 +12026,14 @@
                 <w:lang w:val="ru-RU"/>
               </w:rPr>
             </w:pPr>
-            <w:proofErr w:type="spellStart"/>
             <w:r>
               <w:rPr>
                 <w:rFonts w:eastAsia="Times New Roman"/>
                 <w:b/>
                 <w:color w:val="FF0000"/>
               </w:rPr>
-              <w:t>Общая</w:t>
-            </w:r>
-            <w:proofErr w:type="spellEnd"/>
-            <w:r>
-              <w:rPr>
-                <w:rFonts w:eastAsia="Times New Roman"/>
-                <w:b/>
-                <w:color w:val="FF0000"/>
-              </w:rPr>
-              <w:t xml:space="preserve"> </w:t>
-            </w:r>
-            <w:proofErr w:type="spellStart"/>
-            <w:r>
-              <w:rPr>
-                <w:rFonts w:eastAsia="Times New Roman"/>
-                <w:b/>
-                <w:color w:val="FF0000"/>
-              </w:rPr>
-              <w:t>численность</w:t>
-            </w:r>
-            <w:proofErr w:type="spellEnd"/>
-            <w:r>
-              <w:rPr>
-                <w:rFonts w:eastAsia="Times New Roman"/>
-                <w:b/>
-                <w:color w:val="FF0000"/>
-              </w:rPr>
-              <w:t xml:space="preserve"> </w:t>
-            </w:r>
-            <w:proofErr w:type="spellStart"/>
-            <w:r>
-              <w:rPr>
-                <w:rFonts w:eastAsia="Times New Roman"/>
-                <w:b/>
-                <w:color w:val="FF0000"/>
-              </w:rPr>
-              <w:t>работников</w:t>
-            </w:r>
-            <w:proofErr w:type="spellEnd"/>
+              <w:t>Общая численность работников</w:t>
+            </w:r>
             <w:r>
               <w:rPr>
                 <w:rFonts w:eastAsia="Times New Roman"/>
@@ -12642,25 +12064,7 @@
                 <w:color w:val="FF0000"/>
                 <w:lang w:val="ru-RU"/>
               </w:rPr>
-              <w:t xml:space="preserve">Пункт подготовки и сбора нефти ЦПС </w:t>
-            </w:r>
-            <w:proofErr w:type="spellStart"/>
-            <w:r>
-              <w:rPr>
-                <w:rFonts w:eastAsia="Times New Roman"/>
-                <w:color w:val="FF0000"/>
-                <w:lang w:val="ru-RU"/>
-              </w:rPr>
-              <w:t>Барсуковского</w:t>
-            </w:r>
-            <w:proofErr w:type="spellEnd"/>
-            <w:r>
-              <w:rPr>
-                <w:rFonts w:eastAsia="Times New Roman"/>
-                <w:color w:val="FF0000"/>
-                <w:lang w:val="ru-RU"/>
-              </w:rPr>
-              <w:t xml:space="preserve"> месторождения</w:t>
+              <w:t>Пункт подготовки и сбора нефти ЦПС Барсуковского месторождения</w:t>
             </w:r>
           </w:p>
         </w:tc>
@@ -12689,53 +12093,12 @@
                 <w:color w:val="FF0000"/>
               </w:rPr>
             </w:pPr>
-            <w:proofErr w:type="spellStart"/>
             <w:r>
               <w:rPr>
                 <w:rFonts w:eastAsia="Times New Roman"/>
                 <w:color w:val="FF0000"/>
               </w:rPr>
-              <w:t>Площадка</w:t>
-            </w:r>
-            <w:proofErr w:type="spellEnd"/>
-            <w:r>
-              <w:rPr>
-                <w:rFonts w:eastAsia="Times New Roman"/>
-                <w:color w:val="FF0000"/>
-              </w:rPr>
-              <w:t xml:space="preserve"> </w:t>
-            </w:r>
-            <w:proofErr w:type="spellStart"/>
-            <w:r>
-              <w:rPr>
-                <w:rFonts w:eastAsia="Times New Roman"/>
-                <w:color w:val="FF0000"/>
-              </w:rPr>
-              <w:t>компрессорной</w:t>
-            </w:r>
-            <w:proofErr w:type="spellEnd"/>
-            <w:r>
-              <w:rPr>
-                <w:rFonts w:eastAsia="Times New Roman"/>
-                <w:color w:val="FF0000"/>
-              </w:rPr>
-              <w:t xml:space="preserve"> </w:t>
-            </w:r>
-            <w:proofErr w:type="spellStart"/>
-            <w:r>
-              <w:rPr>
-                <w:rFonts w:eastAsia="Times New Roman"/>
-                <w:color w:val="FF0000"/>
-              </w:rPr>
-              <w:t>станции</w:t>
-            </w:r>
-            <w:proofErr w:type="spellEnd"/>
-            <w:r>
-              <w:rPr>
-                <w:rFonts w:eastAsia="Times New Roman"/>
-                <w:color w:val="FF0000"/>
-              </w:rPr>
-              <w:t xml:space="preserve"> КС-2</w:t>
+              <w:t>Площадка компрессорной станции КС-2</w:t>
             </w:r>
           </w:p>
         </w:tc>
@@ -12771,25 +12134,7 @@
                 <w:color w:val="FF0000"/>
                 <w:lang w:val="ru-RU"/>
               </w:rPr>
-              <w:t xml:space="preserve">Котельная ППСН ЦПС </w:t>
-            </w:r>
-            <w:proofErr w:type="spellStart"/>
-            <w:r>
-              <w:rPr>
-                <w:rFonts w:eastAsia="Times New Roman"/>
-                <w:color w:val="FF0000"/>
-                <w:lang w:val="ru-RU"/>
-              </w:rPr>
-              <w:t>Барсуковского</w:t>
-            </w:r>
-            <w:proofErr w:type="spellEnd"/>
-            <w:r>
-              <w:rPr>
-                <w:rFonts w:eastAsia="Times New Roman"/>
-                <w:color w:val="FF0000"/>
-                <w:lang w:val="ru-RU"/>
-              </w:rPr>
-              <w:t xml:space="preserve"> месторождения</w:t>
+              <w:t>Котельная ППСН ЦПС Барсуковского месторождения</w:t>
             </w:r>
           </w:p>
         </w:tc>
@@ -12818,31 +12163,13 @@
                 <w:color w:val="FF0000"/>
               </w:rPr>
             </w:pPr>
-            <w:proofErr w:type="spellStart"/>
             <w:r>
               <w:rPr>
                 <w:rFonts w:eastAsia="Times New Roman"/>
                 <w:color w:val="FF0000"/>
               </w:rPr>
-              <w:t>Товарно-сырьевой</w:t>
-            </w:r>
-            <w:proofErr w:type="spellEnd"/>
-            <w:r>
-              <w:rPr>
-                <w:rFonts w:eastAsia="Times New Roman"/>
-                <w:color w:val="FF0000"/>
-              </w:rPr>
-              <w:t xml:space="preserve"> </w:t>
-            </w:r>
-            <w:proofErr w:type="spellStart"/>
-            <w:r>
-              <w:rPr>
-                <w:rFonts w:eastAsia="Times New Roman"/>
-                <w:color w:val="FF0000"/>
-              </w:rPr>
-              <w:t>склад</w:t>
-            </w:r>
-            <w:proofErr w:type="spellEnd"/>
+              <w:t>Товарно-сырьевой склад</w:t>
+            </w:r>
           </w:p>
         </w:tc>
         <w:tc>
@@ -13066,27 +12393,7 @@
           <w:szCs w:val="24"/>
           <w:lang w:val="ru-RU"/>
         </w:rPr>
-        <w:t xml:space="preserve">аботники соседних организаций и других объектов, которым может быть </w:t>
-      </w:r>
-      <w:proofErr w:type="spellStart"/>
-      <w:r>
-        <w:rPr>
-          <w:rFonts w:cs="Times New Roman"/>
-          <w:sz w:val="24"/>
-          <w:szCs w:val="24"/>
-          <w:lang w:val="ru-RU"/>
-        </w:rPr>
-        <w:t>причинен</w:t>
-      </w:r>
-      <w:proofErr w:type="spellEnd"/>
-      <w:r>
-        <w:rPr>
-          <w:rFonts w:cs="Times New Roman"/>
-          <w:sz w:val="24"/>
-          <w:szCs w:val="24"/>
-          <w:lang w:val="ru-RU"/>
-        </w:rPr>
-        <w:t xml:space="preserve"> вред здоровью или жизни в результате аварии на декларируемом объекте</w:t>
+        <w:t>аботники соседних организаций и других объектов, которым может быть причинен вред здоровью или жизни в результате аварии на декларируемом объекте</w:t>
       </w:r>
       <w:r>
         <w:rPr>
@@ -13126,27 +12433,7 @@
           <w:szCs w:val="24"/>
           <w:lang w:val="ru-RU"/>
         </w:rPr>
-        <w:t xml:space="preserve">ица на внешних транспортных коммуникациях (железные дороги, автодороги), которым может быть </w:t>
-      </w:r>
-      <w:proofErr w:type="spellStart"/>
-      <w:r>
-        <w:rPr>
-          <w:rFonts w:cs="Times New Roman"/>
-          <w:sz w:val="24"/>
-          <w:szCs w:val="24"/>
-          <w:lang w:val="ru-RU"/>
-        </w:rPr>
-        <w:t>причинен</w:t>
-      </w:r>
-      <w:proofErr w:type="spellEnd"/>
-      <w:r>
-        <w:rPr>
-          <w:rFonts w:cs="Times New Roman"/>
-          <w:sz w:val="24"/>
-          <w:szCs w:val="24"/>
-          <w:lang w:val="ru-RU"/>
-        </w:rPr>
-        <w:t xml:space="preserve"> вред здоровью или жизни в результате аварии на декларируемом объекте</w:t>
+        <w:t>ица на внешних транспортных коммуникациях (железные дороги, автодороги), которым может быть причинен вред здоровью или жизни в результате аварии на декларируемом объекте</w:t>
       </w:r>
       <w:r>
         <w:rPr>
@@ -13186,27 +12473,7 @@
           <w:szCs w:val="24"/>
           <w:lang w:val="ru-RU"/>
         </w:rPr>
-        <w:t xml:space="preserve">ные физические лица, которым может быть </w:t>
-      </w:r>
-      <w:proofErr w:type="spellStart"/>
-      <w:r>
-        <w:rPr>
-          <w:rFonts w:cs="Times New Roman"/>
-          <w:sz w:val="24"/>
-          <w:szCs w:val="24"/>
-          <w:lang w:val="ru-RU"/>
-        </w:rPr>
-        <w:t>причинен</w:t>
-      </w:r>
-      <w:proofErr w:type="spellEnd"/>
-      <w:r>
-        <w:rPr>
-          <w:rFonts w:cs="Times New Roman"/>
-          <w:sz w:val="24"/>
-          <w:szCs w:val="24"/>
-          <w:lang w:val="ru-RU"/>
-        </w:rPr>
-        <w:t xml:space="preserve"> вред здоровью или жизни в результате аварии на декларируемом объекте</w:t>
+        <w:t>ные физические лица, которым может быть причинен вред здоровью или жизни в результате аварии на декларируемом объекте</w:t>
       </w:r>
       <w:r>
         <w:rPr>
@@ -13361,29 +12628,7 @@
           <w:szCs w:val="24"/>
           <w:lang w:val="ru-RU" w:eastAsia="ru-RU"/>
         </w:rPr>
-        <w:t xml:space="preserve">ведения об опасных веществах, на основании которых опасный производственный объект </w:t>
-      </w:r>
-      <w:proofErr w:type="spellStart"/>
-      <w:r>
-        <w:rPr>
-          <w:rFonts w:ascii="Times New Roman" w:hAnsi="Times New Roman" w:cs="Times New Roman"/>
-          <w:color w:val="auto"/>
-          <w:sz w:val="24"/>
-          <w:szCs w:val="24"/>
-          <w:lang w:val="ru-RU" w:eastAsia="ru-RU"/>
-        </w:rPr>
-        <w:t>отнесен</w:t>
-      </w:r>
-      <w:proofErr w:type="spellEnd"/>
-      <w:r>
-        <w:rPr>
-          <w:rFonts w:ascii="Times New Roman" w:hAnsi="Times New Roman" w:cs="Times New Roman"/>
-          <w:color w:val="auto"/>
-          <w:sz w:val="24"/>
-          <w:szCs w:val="24"/>
-          <w:lang w:val="ru-RU" w:eastAsia="ru-RU"/>
-        </w:rPr>
-        <w:t xml:space="preserve"> к декларируемым объектам</w:t>
+        <w:t>ведения об опасных веществах, на основании которых опасный производственный объект отнесен к декларируемым объектам</w:t>
       </w:r>
       <w:bookmarkEnd w:id="25"/>
     </w:p>
@@ -13663,7 +12908,6 @@
           <w:szCs w:val="24"/>
         </w:rPr>
       </w:pPr>
-      <w:proofErr w:type="gramStart"/>
       <w:r>
         <w:rPr>
           <w:rFonts w:cs="Times New Roman"/>
@@ -13671,17 +12915,7 @@
           <w:szCs w:val="24"/>
           <w:highlight w:val="yellow"/>
         </w:rPr>
-        <w:t>{{ SITE</w:t>
-      </w:r>
-      <w:proofErr w:type="gramEnd"/>
-      <w:r>
-        <w:rPr>
-          <w:rFonts w:cs="Times New Roman"/>
-          <w:sz w:val="24"/>
-          <w:szCs w:val="24"/>
-          <w:highlight w:val="yellow"/>
-        </w:rPr>
-        <w:t>_DESCRIPTION }}</w:t>
+        <w:t>{{ SITE_DESCRIPTION }}</w:t>
       </w:r>
     </w:p>
     <w:p>
@@ -14051,7 +13285,7 @@
           </mc:Choice>
           <mc:Fallback>
             <w:pict>
-              <v:shapetype w14:anchorId="3B404233" id="_x0000_t32" coordsize="21600,21600" o:spt="32" o:oned="t" path="m,l21600,21600e" filled="f">
+              <v:shapetype w14:anchorId="0188DD9E" id="_x0000_t32" coordsize="21600,21600" o:spt="32" o:oned="t" path="m,l21600,21600e" filled="f">
                 <v:path arrowok="t" fillok="f" o:connecttype="none"/>
                 <o:lock v:ext="edit" shapetype="t"/>
               </v:shapetype>
@@ -14345,7 +13579,7 @@
           </mc:Choice>
           <mc:Fallback>
             <w:pict>
-              <v:shape w14:anchorId="01F51E03" id="Прямая со стрелкой 2" o:spid="_x0000_s1026" type="#_x0000_t32" style="position:absolute;margin-left:225.1pt;margin-top:21.4pt;width:30pt;height:0;z-index:251664896;visibility:visible;mso-wrap-style:square;mso-wrap-distance-left:9pt;mso-wrap-distance-top:0;mso-wrap-distance-right:9pt;mso-wrap-distance-bottom:0;mso-position-horizontal:absolute;mso-position-horizontal-relative:text;mso-position-vertical:absolute;mso-position-vertical-relative:text" o:gfxdata="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" strokecolor="#4f81bd [3204]" strokeweight="2pt">
+              <v:shape w14:anchorId="3283DB29" id="Прямая со стрелкой 2" o:spid="_x0000_s1026" type="#_x0000_t32" style="position:absolute;margin-left:225.1pt;margin-top:21.4pt;width:30pt;height:0;z-index:251664896;visibility:visible;mso-wrap-style:square;mso-wrap-distance-left:9pt;mso-wrap-distance-top:0;mso-wrap-distance-right:9pt;mso-wrap-distance-bottom:0;mso-position-horizontal:absolute;mso-position-horizontal-relative:text;mso-position-vertical:absolute;mso-position-vertical-relative:text" o:gfxdata="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" strokecolor="#4f81bd [3204]" strokeweight="2pt">
                 <v:stroke endarrow="block"/>
                 <v:shadow on="t" color="black" opacity="24903f" origin=",.5" offset="0,.55556mm"/>
               </v:shape>
@@ -14454,7 +13688,7 @@
           </mc:Choice>
           <mc:Fallback>
             <w:pict>
-              <v:shape w14:anchorId="3547724A" id="Прямая со стрелкой 1" o:spid="_x0000_s1026" type="#_x0000_t32" style="position:absolute;margin-left:45.35pt;margin-top:6.75pt;width:55.35pt;height:0;z-index:251661824;visibility:visible;mso-wrap-style:square;mso-wrap-distance-left:9pt;mso-wrap-distance-top:0;mso-wrap-distance-right:9pt;mso-wrap-distance-bottom:0;mso-position-horizontal:absolute;mso-position-horizontal-relative:text;mso-position-vertical:absolute;mso-position-vertical-relative:text" o:gfxdata="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" strokecolor="#4579b8 [3044]">
+              <v:shape w14:anchorId="5D052F5F" id="Прямая со стрелкой 1" o:spid="_x0000_s1026" type="#_x0000_t32" style="position:absolute;margin-left:45.35pt;margin-top:6.75pt;width:55.35pt;height:0;z-index:251661824;visibility:visible;mso-wrap-style:square;mso-wrap-distance-left:9pt;mso-wrap-distance-top:0;mso-wrap-distance-right:9pt;mso-wrap-distance-bottom:0;mso-position-horizontal:absolute;mso-position-horizontal-relative:text;mso-position-vertical:absolute;mso-position-vertical-relative:text" o:gfxdata="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" strokecolor="#4579b8 [3044]">
                 <v:stroke endarrow="block"/>
               </v:shape>
             </w:pict>
@@ -14622,51 +13856,7 @@
           <w:szCs w:val="24"/>
           <w:lang w:val="ru-RU" w:eastAsia="ru-RU"/>
         </w:rPr>
-        <w:t>бщие данные о распределении опасных веществ по декларируемому объекту, включающие сведения об общем количестве опасных веществ, находящихся в технических устройствах - аппаратах (</w:t>
-      </w:r>
-      <w:proofErr w:type="spellStart"/>
-      <w:r>
-        <w:rPr>
-          <w:rFonts w:ascii="Times New Roman" w:hAnsi="Times New Roman" w:cs="Times New Roman"/>
-          <w:color w:val="auto"/>
-          <w:sz w:val="24"/>
-          <w:szCs w:val="24"/>
-          <w:lang w:val="ru-RU" w:eastAsia="ru-RU"/>
-        </w:rPr>
-        <w:t>емкостях</w:t>
-      </w:r>
-      <w:proofErr w:type="spellEnd"/>
-      <w:r>
-        <w:rPr>
-          <w:rFonts w:ascii="Times New Roman" w:hAnsi="Times New Roman" w:cs="Times New Roman"/>
-          <w:color w:val="auto"/>
-          <w:sz w:val="24"/>
-          <w:szCs w:val="24"/>
-          <w:lang w:val="ru-RU" w:eastAsia="ru-RU"/>
-        </w:rPr>
-        <w:t xml:space="preserve">), трубопроводах с указанием максимального количества в единичной </w:t>
-      </w:r>
-      <w:proofErr w:type="spellStart"/>
-      <w:r>
-        <w:rPr>
-          <w:rFonts w:ascii="Times New Roman" w:hAnsi="Times New Roman" w:cs="Times New Roman"/>
-          <w:color w:val="auto"/>
-          <w:sz w:val="24"/>
-          <w:szCs w:val="24"/>
-          <w:lang w:val="ru-RU" w:eastAsia="ru-RU"/>
-        </w:rPr>
-        <w:t>емкости</w:t>
-      </w:r>
-      <w:proofErr w:type="spellEnd"/>
-      <w:r>
-        <w:rPr>
-          <w:rFonts w:ascii="Times New Roman" w:hAnsi="Times New Roman" w:cs="Times New Roman"/>
-          <w:color w:val="auto"/>
-          <w:sz w:val="24"/>
-          <w:szCs w:val="24"/>
-          <w:lang w:val="ru-RU" w:eastAsia="ru-RU"/>
-        </w:rPr>
-        <w:t xml:space="preserve"> или участке трубопровода наибольшей вместимости</w:t>
+        <w:t>бщие данные о распределении опасных веществ по декларируемому объекту, включающие сведения об общем количестве опасных веществ, находящихся в технических устройствах - аппаратах (емкостях), трубопроводах с указанием максимального количества в единичной емкости или участке трубопровода наибольшей вместимости</w:t>
       </w:r>
       <w:bookmarkEnd w:id="30"/>
     </w:p>
@@ -15362,7 +14552,6 @@
                 <w:szCs w:val="24"/>
               </w:rPr>
             </w:pPr>
-            <w:proofErr w:type="spellStart"/>
             <w:r>
               <w:rPr>
                 <w:b/>
@@ -15370,49 +14559,8 @@
                 <w:sz w:val="24"/>
                 <w:szCs w:val="24"/>
               </w:rPr>
-              <w:t>Возможные</w:t>
-            </w:r>
-            <w:proofErr w:type="spellEnd"/>
-            <w:r>
-              <w:rPr>
-                <w:b/>
-                <w:color w:val="00B0F0"/>
-                <w:sz w:val="24"/>
-                <w:szCs w:val="24"/>
-              </w:rPr>
-              <w:t xml:space="preserve"> </w:t>
-            </w:r>
-            <w:proofErr w:type="spellStart"/>
-            <w:r>
-              <w:rPr>
-                <w:b/>
-                <w:color w:val="00B0F0"/>
-                <w:sz w:val="24"/>
-                <w:szCs w:val="24"/>
-              </w:rPr>
-              <w:t>причины</w:t>
-            </w:r>
-            <w:proofErr w:type="spellEnd"/>
-            <w:r>
-              <w:rPr>
-                <w:b/>
-                <w:color w:val="00B0F0"/>
-                <w:sz w:val="24"/>
-                <w:szCs w:val="24"/>
-              </w:rPr>
-              <w:t xml:space="preserve"> </w:t>
-            </w:r>
-            <w:proofErr w:type="spellStart"/>
-            <w:r>
-              <w:rPr>
-                <w:b/>
-                <w:color w:val="00B0F0"/>
-                <w:sz w:val="24"/>
-                <w:szCs w:val="24"/>
-              </w:rPr>
-              <w:t>аварий</w:t>
-            </w:r>
-            <w:proofErr w:type="spellEnd"/>
+              <w:t>Возможные причины аварий</w:t>
+            </w:r>
           </w:p>
         </w:tc>
       </w:tr>
@@ -15436,7 +14584,6 @@
                 <w:lang w:val="ru-RU" w:eastAsia="ru-RU"/>
               </w:rPr>
             </w:pPr>
-            <w:proofErr w:type="gramStart"/>
             <w:r>
               <w:rPr>
                 <w:rFonts w:cs="Times New Roman"/>
@@ -15446,19 +14593,7 @@
                 <w:highlight w:val="yellow"/>
                 <w:lang w:val="ru-RU"/>
               </w:rPr>
-              <w:t>{{ SITE</w:t>
-            </w:r>
-            <w:proofErr w:type="gramEnd"/>
-            <w:r>
-              <w:rPr>
-                <w:rFonts w:cs="Times New Roman"/>
-                <w:color w:val="00B0F0"/>
-                <w:sz w:val="24"/>
-                <w:szCs w:val="24"/>
-                <w:highlight w:val="yellow"/>
-                <w:lang w:val="ru-RU"/>
-              </w:rPr>
-              <w:t>_NAME }}</w:t>
+              <w:t>{{ SITE_NAME }}</w:t>
             </w:r>
           </w:p>
         </w:tc>
@@ -15514,7 +14649,6 @@
                 <w:szCs w:val="24"/>
               </w:rPr>
             </w:pPr>
-            <w:proofErr w:type="spellStart"/>
             <w:r>
               <w:rPr>
                 <w:bCs/>
@@ -15522,77 +14656,7 @@
                 <w:sz w:val="24"/>
                 <w:szCs w:val="24"/>
               </w:rPr>
-              <w:t>Протекание</w:t>
-            </w:r>
-            <w:proofErr w:type="spellEnd"/>
-            <w:r>
-              <w:rPr>
-                <w:bCs/>
-                <w:color w:val="00B0F0"/>
-                <w:sz w:val="24"/>
-                <w:szCs w:val="24"/>
-              </w:rPr>
-              <w:t xml:space="preserve"> </w:t>
-            </w:r>
-            <w:proofErr w:type="spellStart"/>
-            <w:r>
-              <w:rPr>
-                <w:bCs/>
-                <w:color w:val="00B0F0"/>
-                <w:sz w:val="24"/>
-                <w:szCs w:val="24"/>
-              </w:rPr>
-              <w:t>процесса</w:t>
-            </w:r>
-            <w:proofErr w:type="spellEnd"/>
-            <w:r>
-              <w:rPr>
-                <w:bCs/>
-                <w:color w:val="00B0F0"/>
-                <w:sz w:val="24"/>
-                <w:szCs w:val="24"/>
-              </w:rPr>
-              <w:t xml:space="preserve"> </w:t>
-            </w:r>
-            <w:proofErr w:type="spellStart"/>
-            <w:r>
-              <w:rPr>
-                <w:bCs/>
-                <w:color w:val="00B0F0"/>
-                <w:sz w:val="24"/>
-                <w:szCs w:val="24"/>
-              </w:rPr>
-              <w:t>под</w:t>
-            </w:r>
-            <w:proofErr w:type="spellEnd"/>
-            <w:r>
-              <w:rPr>
-                <w:bCs/>
-                <w:color w:val="00B0F0"/>
-                <w:sz w:val="24"/>
-                <w:szCs w:val="24"/>
-              </w:rPr>
-              <w:t xml:space="preserve"> </w:t>
-            </w:r>
-            <w:proofErr w:type="spellStart"/>
-            <w:r>
-              <w:rPr>
-                <w:bCs/>
-                <w:color w:val="00B0F0"/>
-                <w:sz w:val="24"/>
-                <w:szCs w:val="24"/>
-              </w:rPr>
-              <w:t>давлением</w:t>
-            </w:r>
-            <w:proofErr w:type="spellEnd"/>
-            <w:r>
-              <w:rPr>
-                <w:bCs/>
-                <w:color w:val="00B0F0"/>
-                <w:sz w:val="24"/>
-                <w:szCs w:val="24"/>
-              </w:rPr>
-              <w:t>;</w:t>
+              <w:t>Протекание процесса под давлением;</w:t>
             </w:r>
           </w:p>
           <w:p>
@@ -15699,8 +14763,13 @@
           <w:p>
             <w:pPr>
               <w:widowControl w:val="0"/>
+              <w:numPr>
+                <w:ilvl w:val="0"/>
+                <w:numId w:val="15"/>
+              </w:numPr>
               <w:shd w:val="clear" w:color="auto" w:fill="FFFFFF"/>
               <w:suppressAutoHyphens/>
+              <w:ind w:left="0" w:firstLine="0"/>
               <w:jc w:val="both"/>
               <w:rPr>
                 <w:bCs/>
@@ -15710,6 +14779,25 @@
                 <w:lang w:val="ru-RU"/>
               </w:rPr>
             </w:pPr>
+            <w:r>
+              <w:rPr>
+                <w:bCs/>
+                <w:color w:val="00B0F0"/>
+                <w:sz w:val="24"/>
+                <w:szCs w:val="24"/>
+                <w:lang w:val="ru-RU"/>
+              </w:rPr>
+              <w:t>Коррозионная</w:t>
+            </w:r>
+            <w:r>
+              <w:rPr>
+                <w:bCs/>
+                <w:color w:val="00B0F0"/>
+                <w:sz w:val="24"/>
+                <w:szCs w:val="24"/>
+              </w:rPr>
+              <w:t xml:space="preserve"> активность среды</w:t>
+            </w:r>
           </w:p>
         </w:tc>
         <w:tc>
@@ -15795,7 +14883,6 @@
                 <w:szCs w:val="24"/>
               </w:rPr>
             </w:pPr>
-            <w:proofErr w:type="spellStart"/>
             <w:r>
               <w:rPr>
                 <w:bCs/>
@@ -15803,37 +14890,7 @@
                 <w:sz w:val="24"/>
                 <w:szCs w:val="24"/>
               </w:rPr>
-              <w:t>Отключение</w:t>
-            </w:r>
-            <w:proofErr w:type="spellEnd"/>
-            <w:r>
-              <w:rPr>
-                <w:bCs/>
-                <w:color w:val="00B0F0"/>
-                <w:sz w:val="24"/>
-                <w:szCs w:val="24"/>
-              </w:rPr>
-              <w:t xml:space="preserve"> </w:t>
-            </w:r>
-            <w:proofErr w:type="spellStart"/>
-            <w:r>
-              <w:rPr>
-                <w:bCs/>
-                <w:color w:val="00B0F0"/>
-                <w:sz w:val="24"/>
-                <w:szCs w:val="24"/>
-              </w:rPr>
-              <w:t>электроэнергии</w:t>
-            </w:r>
-            <w:proofErr w:type="spellEnd"/>
-            <w:r>
-              <w:rPr>
-                <w:bCs/>
-                <w:color w:val="00B0F0"/>
-                <w:sz w:val="24"/>
-                <w:szCs w:val="24"/>
-              </w:rPr>
-              <w:t>;</w:t>
+              <w:t>Отключение электроэнергии;</w:t>
             </w:r>
           </w:p>
           <w:p>
@@ -15985,7 +15042,6 @@
                 <w:szCs w:val="24"/>
               </w:rPr>
             </w:pPr>
-            <w:proofErr w:type="spellStart"/>
             <w:r>
               <w:rPr>
                 <w:bCs/>
@@ -15993,37 +15049,7 @@
                 <w:sz w:val="24"/>
                 <w:szCs w:val="24"/>
               </w:rPr>
-              <w:t>Террористические</w:t>
-            </w:r>
-            <w:proofErr w:type="spellEnd"/>
-            <w:r>
-              <w:rPr>
-                <w:bCs/>
-                <w:color w:val="00B0F0"/>
-                <w:sz w:val="24"/>
-                <w:szCs w:val="24"/>
-              </w:rPr>
-              <w:t xml:space="preserve"> </w:t>
-            </w:r>
-            <w:proofErr w:type="spellStart"/>
-            <w:r>
-              <w:rPr>
-                <w:bCs/>
-                <w:color w:val="00B0F0"/>
-                <w:sz w:val="24"/>
-                <w:szCs w:val="24"/>
-              </w:rPr>
-              <w:t>проявления</w:t>
-            </w:r>
-            <w:proofErr w:type="spellEnd"/>
-            <w:r>
-              <w:rPr>
-                <w:bCs/>
-                <w:color w:val="00B0F0"/>
-                <w:sz w:val="24"/>
-                <w:szCs w:val="24"/>
-              </w:rPr>
-              <w:t>;</w:t>
+              <w:t>Террористические проявления;</w:t>
             </w:r>
           </w:p>
           <w:p>
@@ -16074,7 +15100,6 @@
                 <w:szCs w:val="24"/>
               </w:rPr>
             </w:pPr>
-            <w:proofErr w:type="spellStart"/>
             <w:r>
               <w:rPr>
                 <w:bCs/>
@@ -16082,57 +15107,7 @@
                 <w:sz w:val="24"/>
                 <w:szCs w:val="24"/>
               </w:rPr>
-              <w:t>Воздействие</w:t>
-            </w:r>
-            <w:proofErr w:type="spellEnd"/>
-            <w:r>
-              <w:rPr>
-                <w:bCs/>
-                <w:color w:val="00B0F0"/>
-                <w:sz w:val="24"/>
-                <w:szCs w:val="24"/>
-              </w:rPr>
-              <w:t xml:space="preserve"> </w:t>
-            </w:r>
-            <w:proofErr w:type="spellStart"/>
-            <w:r>
-              <w:rPr>
-                <w:bCs/>
-                <w:color w:val="00B0F0"/>
-                <w:sz w:val="24"/>
-                <w:szCs w:val="24"/>
-              </w:rPr>
-              <w:t>природных</w:t>
-            </w:r>
-            <w:proofErr w:type="spellEnd"/>
-            <w:r>
-              <w:rPr>
-                <w:bCs/>
-                <w:color w:val="00B0F0"/>
-                <w:sz w:val="24"/>
-                <w:szCs w:val="24"/>
-              </w:rPr>
-              <w:t xml:space="preserve"> </w:t>
-            </w:r>
-            <w:proofErr w:type="spellStart"/>
-            <w:r>
-              <w:rPr>
-                <w:bCs/>
-                <w:color w:val="00B0F0"/>
-                <w:sz w:val="24"/>
-                <w:szCs w:val="24"/>
-              </w:rPr>
-              <w:t>факторов</w:t>
-            </w:r>
-            <w:proofErr w:type="spellEnd"/>
-            <w:r>
-              <w:rPr>
-                <w:bCs/>
-                <w:color w:val="00B0F0"/>
-                <w:sz w:val="24"/>
-                <w:szCs w:val="24"/>
-              </w:rPr>
-              <w:t xml:space="preserve">, </w:t>
+              <w:t xml:space="preserve">Воздействие природных факторов, </w:t>
             </w:r>
           </w:p>
           <w:p>
@@ -16841,29 +15816,7 @@
           <w:szCs w:val="24"/>
           <w:lang w:val="ru-RU" w:eastAsia="ru-RU"/>
         </w:rPr>
-        <w:t xml:space="preserve">ведения о возможном числе потерпевших, включая погибших среди работников на декларируемом объекте и иных физических лиц, которым может быть </w:t>
-      </w:r>
-      <w:proofErr w:type="spellStart"/>
-      <w:r>
-        <w:rPr>
-          <w:rFonts w:ascii="Times New Roman" w:hAnsi="Times New Roman" w:cs="Times New Roman"/>
-          <w:color w:val="auto"/>
-          <w:sz w:val="24"/>
-          <w:szCs w:val="24"/>
-          <w:lang w:val="ru-RU" w:eastAsia="ru-RU"/>
-        </w:rPr>
-        <w:t>причинен</w:t>
-      </w:r>
-      <w:proofErr w:type="spellEnd"/>
-      <w:r>
-        <w:rPr>
-          <w:rFonts w:ascii="Times New Roman" w:hAnsi="Times New Roman" w:cs="Times New Roman"/>
-          <w:color w:val="auto"/>
-          <w:sz w:val="24"/>
-          <w:szCs w:val="24"/>
-          <w:lang w:val="ru-RU" w:eastAsia="ru-RU"/>
-        </w:rPr>
-        <w:t xml:space="preserve"> вред здоровью или жизни в результате аварии на декларируемом объекте</w:t>
+        <w:t>ведения о возможном числе потерпевших, включая погибших среди работников на декларируемом объекте и иных физических лиц, которым может быть причинен вред здоровью или жизни в результате аварии на декларируемом объекте</w:t>
       </w:r>
       <w:bookmarkEnd w:id="40"/>
     </w:p>
@@ -16899,27 +15852,7 @@
           <w:szCs w:val="24"/>
           <w:lang w:val="ru-RU"/>
         </w:rPr>
-        <w:t xml:space="preserve">Сведения о возможном числе потерпевших, включая погибших среди работников на декларируемом объекте и иных физических лиц, которым может быть </w:t>
-      </w:r>
-      <w:proofErr w:type="spellStart"/>
-      <w:r>
-        <w:rPr>
-          <w:rFonts w:cs="Times New Roman"/>
-          <w:sz w:val="24"/>
-          <w:szCs w:val="24"/>
-          <w:lang w:val="ru-RU"/>
-        </w:rPr>
-        <w:t>причинен</w:t>
-      </w:r>
-      <w:proofErr w:type="spellEnd"/>
-      <w:r>
-        <w:rPr>
-          <w:rFonts w:cs="Times New Roman"/>
-          <w:sz w:val="24"/>
-          <w:szCs w:val="24"/>
-          <w:lang w:val="ru-RU"/>
-        </w:rPr>
-        <w:t xml:space="preserve"> вред здоровью или жизни в результате аварии на декларируемом объекте представлены в таблице ниже</w:t>
+        <w:t>Сведения о возможном числе потерпевших, включая погибших среди работников на декларируемом объекте и иных физических лиц, которым может быть причинен вред здоровью или жизни в результате аварии на декларируемом объекте представлены в таблице ниже</w:t>
       </w:r>
       <w:r>
         <w:rPr>
@@ -17850,47 +16783,7 @@
           <w:szCs w:val="24"/>
           <w:lang w:val="ru-RU" w:eastAsia="ru-RU"/>
         </w:rPr>
-        <w:t xml:space="preserve">- ожидаемое количество </w:t>
-      </w:r>
-      <w:proofErr w:type="spellStart"/>
-      <w:r>
-        <w:rPr>
-          <w:rFonts w:cs="Times New Roman"/>
-          <w:sz w:val="24"/>
-          <w:szCs w:val="24"/>
-          <w:lang w:val="ru-RU" w:eastAsia="ru-RU"/>
-        </w:rPr>
-        <w:t>пораженных</w:t>
-      </w:r>
-      <w:proofErr w:type="spellEnd"/>
-      <w:r>
-        <w:rPr>
-          <w:rFonts w:cs="Times New Roman"/>
-          <w:sz w:val="24"/>
-          <w:szCs w:val="24"/>
-          <w:lang w:val="ru-RU" w:eastAsia="ru-RU"/>
-        </w:rPr>
-        <w:t xml:space="preserve"> в результате возможных аварий за </w:t>
-      </w:r>
-      <w:proofErr w:type="spellStart"/>
-      <w:r>
-        <w:rPr>
-          <w:rFonts w:cs="Times New Roman"/>
-          <w:sz w:val="24"/>
-          <w:szCs w:val="24"/>
-          <w:lang w:val="ru-RU" w:eastAsia="ru-RU"/>
-        </w:rPr>
-        <w:t>определенный</w:t>
-      </w:r>
-      <w:proofErr w:type="spellEnd"/>
-      <w:r>
-        <w:rPr>
-          <w:rFonts w:cs="Times New Roman"/>
-          <w:sz w:val="24"/>
-          <w:szCs w:val="24"/>
-          <w:lang w:val="ru-RU" w:eastAsia="ru-RU"/>
-        </w:rPr>
-        <w:t xml:space="preserve"> период времени; </w:t>
+        <w:t xml:space="preserve">- ожидаемое количество пораженных в результате возможных аварий за определенный период времени; </w:t>
       </w:r>
     </w:p>
     <w:p>
@@ -18044,27 +16937,7 @@
           <w:szCs w:val="24"/>
           <w:lang w:val="ru-RU" w:eastAsia="ru-RU"/>
         </w:rPr>
-        <w:t xml:space="preserve">, в которых пострадало на </w:t>
-      </w:r>
-      <w:proofErr w:type="spellStart"/>
-      <w:r>
-        <w:rPr>
-          <w:rFonts w:cs="Times New Roman"/>
-          <w:sz w:val="24"/>
-          <w:szCs w:val="24"/>
-          <w:lang w:val="ru-RU" w:eastAsia="ru-RU"/>
-        </w:rPr>
-        <w:t>определенном</w:t>
-      </w:r>
-      <w:proofErr w:type="spellEnd"/>
-      <w:r>
-        <w:rPr>
-          <w:rFonts w:cs="Times New Roman"/>
-          <w:sz w:val="24"/>
-          <w:szCs w:val="24"/>
-          <w:lang w:val="ru-RU" w:eastAsia="ru-RU"/>
-        </w:rPr>
-        <w:t xml:space="preserve"> уровне не менее </w:t>
+        <w:t xml:space="preserve">, в которых пострадало на определенном уровне не менее </w:t>
       </w:r>
       <w:r>
         <w:rPr>
@@ -22293,7 +21166,6 @@
         </w:rPr>
         <w:t xml:space="preserve"> Федеральной службы по экологическому, технологическому и атомному надзору в отношении опасных производственных объектов </w:t>
       </w:r>
-      <w:proofErr w:type="gramStart"/>
       <w:r>
         <w:rPr>
           <w:rFonts w:eastAsia="Times New Roman" w:cs="Times New Roman"/>
@@ -22302,18 +21174,7 @@
           <w:highlight w:val="yellow"/>
           <w:lang w:val="ru-RU" w:eastAsia="ru-RU"/>
         </w:rPr>
-        <w:t>{{ SHORT</w:t>
-      </w:r>
-      <w:proofErr w:type="gramEnd"/>
-      <w:r>
-        <w:rPr>
-          <w:rFonts w:eastAsia="Times New Roman" w:cs="Times New Roman"/>
-          <w:sz w:val="24"/>
-          <w:szCs w:val="24"/>
-          <w:highlight w:val="yellow"/>
-          <w:lang w:val="ru-RU" w:eastAsia="ru-RU"/>
-        </w:rPr>
-        <w:t>_NAME }}</w:t>
+        <w:t>{{ SHORT_NAME }}</w:t>
       </w:r>
       <w:r>
         <w:rPr>
@@ -22431,7 +21292,6 @@
         </w:rPr>
         <w:t xml:space="preserve">Действующая лицензии на право эксплуатации взрывопожароопасных и химически опасных производственных объектов I, II и III классов опасности </w:t>
       </w:r>
-      <w:proofErr w:type="gramStart"/>
       <w:r>
         <w:rPr>
           <w:rFonts w:cs="Times New Roman"/>
@@ -22440,18 +21300,7 @@
           <w:highlight w:val="yellow"/>
           <w:lang w:val="ru-RU"/>
         </w:rPr>
-        <w:t>{{ LICENSE</w:t>
-      </w:r>
-      <w:proofErr w:type="gramEnd"/>
-      <w:r>
-        <w:rPr>
-          <w:rFonts w:cs="Times New Roman"/>
-          <w:sz w:val="24"/>
-          <w:szCs w:val="24"/>
-          <w:highlight w:val="yellow"/>
-          <w:lang w:val="ru-RU"/>
-        </w:rPr>
-        <w:t>_NUMBER }}</w:t>
+        <w:t>{{ LICENSE_NUMBER }}</w:t>
       </w:r>
       <w:r>
         <w:rPr>
@@ -22513,29 +21362,7 @@
           <w:szCs w:val="24"/>
           <w:lang w:val="ru-RU" w:eastAsia="ru-RU"/>
         </w:rPr>
-        <w:t xml:space="preserve">ведения о профессиональной и противоаварийной подготовке персонала в соответствии с положением о системе управления промышленной безопасности, </w:t>
-      </w:r>
-      <w:proofErr w:type="spellStart"/>
-      <w:r>
-        <w:rPr>
-          <w:rFonts w:ascii="Times New Roman" w:hAnsi="Times New Roman" w:cs="Times New Roman"/>
-          <w:color w:val="auto"/>
-          <w:sz w:val="24"/>
-          <w:szCs w:val="24"/>
-          <w:lang w:val="ru-RU" w:eastAsia="ru-RU"/>
-        </w:rPr>
-        <w:t>утвержденным</w:t>
-      </w:r>
-      <w:proofErr w:type="spellEnd"/>
-      <w:r>
-        <w:rPr>
-          <w:rFonts w:ascii="Times New Roman" w:hAnsi="Times New Roman" w:cs="Times New Roman"/>
-          <w:color w:val="auto"/>
-          <w:sz w:val="24"/>
-          <w:szCs w:val="24"/>
-          <w:lang w:val="ru-RU" w:eastAsia="ru-RU"/>
-        </w:rPr>
-        <w:t xml:space="preserve"> руководителем организации, эксплуатирующей опасный производственный объект I или II классов опасности</w:t>
+        <w:t>ведения о профессиональной и противоаварийной подготовке персонала в соответствии с положением о системе управления промышленной безопасности, утвержденным руководителем организации, эксплуатирующей опасный производственный объект I или II классов опасности</w:t>
       </w:r>
       <w:bookmarkEnd w:id="60"/>
     </w:p>
@@ -22607,7 +21434,6 @@
         </w:rPr>
         <w:t xml:space="preserve">Порядок обучения и проверка знаний работников </w:t>
       </w:r>
-      <w:proofErr w:type="gramStart"/>
       <w:r>
         <w:rPr>
           <w:rFonts w:eastAsia="Times New Roman" w:cs="Times New Roman"/>
@@ -22617,19 +21443,7 @@
           <w:highlight w:val="yellow"/>
           <w:lang w:val="ru-RU" w:eastAsia="ru-RU"/>
         </w:rPr>
-        <w:t>{{ SHORT</w:t>
-      </w:r>
-      <w:proofErr w:type="gramEnd"/>
-      <w:r>
-        <w:rPr>
-          <w:rFonts w:eastAsia="Times New Roman" w:cs="Times New Roman"/>
-          <w:color w:val="E36C0A" w:themeColor="accent6" w:themeShade="BF"/>
-          <w:sz w:val="24"/>
-          <w:szCs w:val="24"/>
-          <w:highlight w:val="yellow"/>
-          <w:lang w:val="ru-RU" w:eastAsia="ru-RU"/>
-        </w:rPr>
-        <w:t>_NAME }}</w:t>
+        <w:t>{{ SHORT_NAME }}</w:t>
       </w:r>
       <w:r>
         <w:rPr>
@@ -22692,7 +21506,6 @@
         </w:rPr>
         <w:t xml:space="preserve">организация </w:t>
       </w:r>
-      <w:proofErr w:type="gramStart"/>
       <w:r>
         <w:rPr>
           <w:rFonts w:eastAsia="Times New Roman" w:cs="Times New Roman"/>
@@ -22701,18 +21514,7 @@
           <w:highlight w:val="yellow"/>
           <w:lang w:val="ru-RU" w:eastAsia="ru-RU"/>
         </w:rPr>
-        <w:t>{{ SHORT</w:t>
-      </w:r>
-      <w:proofErr w:type="gramEnd"/>
-      <w:r>
-        <w:rPr>
-          <w:rFonts w:eastAsia="Times New Roman" w:cs="Times New Roman"/>
-          <w:sz w:val="24"/>
-          <w:szCs w:val="24"/>
-          <w:highlight w:val="yellow"/>
-          <w:lang w:val="ru-RU" w:eastAsia="ru-RU"/>
-        </w:rPr>
-        <w:t>_NAME }}</w:t>
+        <w:t>{{ SHORT_NAME }}</w:t>
       </w:r>
       <w:r>
         <w:rPr>
@@ -22965,29 +21767,7 @@
           <w:szCs w:val="24"/>
           <w:lang w:val="ru-RU" w:eastAsia="ru-RU"/>
         </w:rPr>
-        <w:t>Аттестация руководителей и специалистов структурных подразделений ПАО «Татнефть» проводится в совместной аттестационной комиссии, назначенной приказом «Об организации системы аттестации в области промышленной безопасности, по вопросам безопасности гидротехнических сооружений, безопасности в сфере электроэнергетики», №14/</w:t>
-      </w:r>
-      <w:proofErr w:type="spellStart"/>
-      <w:r>
-        <w:rPr>
-          <w:rFonts w:cs="Times New Roman"/>
-          <w:color w:val="E36C0A" w:themeColor="accent6" w:themeShade="BF"/>
-          <w:sz w:val="24"/>
-          <w:szCs w:val="24"/>
-          <w:lang w:val="ru-RU" w:eastAsia="ru-RU"/>
-        </w:rPr>
-        <w:t>СовмПр</w:t>
-      </w:r>
-      <w:proofErr w:type="spellEnd"/>
-      <w:r>
-        <w:rPr>
-          <w:rFonts w:cs="Times New Roman"/>
-          <w:color w:val="E36C0A" w:themeColor="accent6" w:themeShade="BF"/>
-          <w:sz w:val="24"/>
-          <w:szCs w:val="24"/>
-          <w:lang w:val="ru-RU" w:eastAsia="ru-RU"/>
-        </w:rPr>
-        <w:t xml:space="preserve"> от 26.12.2022 г. Аттестация проводится через ИЕ ЕПТ в ЧОУ ДПО «ЦПК-Татнефть». Подготовка руководителей и специалистов к аттестации проводится в режиме самоподготовки».</w:t>
+        <w:t>Аттестация руководителей и специалистов структурных подразделений ПАО «Татнефть» проводится в совместной аттестационной комиссии, назначенной приказом «Об организации системы аттестации в области промышленной безопасности, по вопросам безопасности гидротехнических сооружений, безопасности в сфере электроэнергетики», №14/СовмПр от 26.12.2022 г. Аттестация проводится через ИЕ ЕПТ в ЧОУ ДПО «ЦПК-Татнефть». Подготовка руководителей и специалистов к аттестации проводится в режиме самоподготовки».</w:t>
       </w:r>
     </w:p>
     <w:p>
@@ -23232,7 +22012,6 @@
         </w:rPr>
         <w:t>(</w:t>
       </w:r>
-      <w:proofErr w:type="gramStart"/>
       <w:r>
         <w:rPr>
           <w:rFonts w:cs="Times New Roman"/>
@@ -23252,7 +22031,6 @@
         </w:rPr>
         <w:t>SITE</w:t>
       </w:r>
-      <w:proofErr w:type="gramEnd"/>
       <w:r>
         <w:rPr>
           <w:rFonts w:cs="Times New Roman"/>
@@ -23426,27 +22204,7 @@
           <w:szCs w:val="24"/>
           <w:lang w:val="ru-RU" w:eastAsia="ru-RU"/>
         </w:rPr>
-        <w:t xml:space="preserve"> проверяется во время учебно-тренировочных занятий с персоналом объекта, проводимых по графику, </w:t>
-      </w:r>
-      <w:proofErr w:type="spellStart"/>
-      <w:r>
-        <w:rPr>
-          <w:rFonts w:cs="Times New Roman"/>
-          <w:sz w:val="24"/>
-          <w:szCs w:val="24"/>
-          <w:lang w:val="ru-RU" w:eastAsia="ru-RU"/>
-        </w:rPr>
-        <w:t>утвержденному</w:t>
-      </w:r>
-      <w:proofErr w:type="spellEnd"/>
-      <w:r>
-        <w:rPr>
-          <w:rFonts w:cs="Times New Roman"/>
-          <w:sz w:val="24"/>
-          <w:szCs w:val="24"/>
-          <w:lang w:val="ru-RU" w:eastAsia="ru-RU"/>
-        </w:rPr>
-        <w:t xml:space="preserve"> техническим руководителем структурного подразделения, эксплуатирующего опасный производственный объект. График учебно-тренировочных занятий по </w:t>
+        <w:t xml:space="preserve"> проверяется во время учебно-тренировочных занятий с персоналом объекта, проводимых по графику, утвержденному техническим руководителем структурного подразделения, эксплуатирующего опасный производственный объект. График учебно-тренировочных занятий по </w:t>
       </w:r>
       <w:r>
         <w:rPr>
@@ -23464,27 +22222,7 @@
           <w:szCs w:val="24"/>
           <w:lang w:val="ru-RU" w:eastAsia="ru-RU"/>
         </w:rPr>
-        <w:t xml:space="preserve"> с персоналом ОПО составляется на год. Темы учебно-тренировочных занятий должны соответствовать возможным аварийным ситуациям, </w:t>
-      </w:r>
-      <w:proofErr w:type="spellStart"/>
-      <w:r>
-        <w:rPr>
-          <w:rFonts w:cs="Times New Roman"/>
-          <w:sz w:val="24"/>
-          <w:szCs w:val="24"/>
-          <w:lang w:val="ru-RU" w:eastAsia="ru-RU"/>
-        </w:rPr>
-        <w:t>определенным</w:t>
-      </w:r>
-      <w:proofErr w:type="spellEnd"/>
-      <w:r>
-        <w:rPr>
-          <w:rFonts w:cs="Times New Roman"/>
-          <w:sz w:val="24"/>
-          <w:szCs w:val="24"/>
-          <w:lang w:val="ru-RU" w:eastAsia="ru-RU"/>
-        </w:rPr>
-        <w:t xml:space="preserve"> в оперативной части </w:t>
+        <w:t xml:space="preserve"> с персоналом ОПО составляется на год. Темы учебно-тренировочных занятий должны соответствовать возможным аварийным ситуациям, определенным в оперативной части </w:t>
       </w:r>
       <w:r>
         <w:rPr>
@@ -23552,67 +22290,7 @@
           <w:lang w:val="ru-RU" w:eastAsia="ru-RU"/>
         </w:rPr>
         <w:lastRenderedPageBreak/>
-        <w:t xml:space="preserve">структурного подразделения, эксплуатирующего опасный производственный объект, с </w:t>
-      </w:r>
-      <w:proofErr w:type="spellStart"/>
-      <w:r>
-        <w:rPr>
-          <w:rFonts w:cs="Times New Roman"/>
-          <w:sz w:val="24"/>
-          <w:szCs w:val="24"/>
-          <w:lang w:val="ru-RU" w:eastAsia="ru-RU"/>
-        </w:rPr>
-        <w:t>учетом</w:t>
-      </w:r>
-      <w:proofErr w:type="spellEnd"/>
-      <w:r>
-        <w:rPr>
-          <w:rFonts w:cs="Times New Roman"/>
-          <w:sz w:val="24"/>
-          <w:szCs w:val="24"/>
-          <w:lang w:val="ru-RU" w:eastAsia="ru-RU"/>
-        </w:rPr>
-        <w:t xml:space="preserve"> количества видов возможных аварий и конкретных условий, но не реже одного раза в год по каждому виду возможных аварии, с </w:t>
-      </w:r>
-      <w:proofErr w:type="spellStart"/>
-      <w:r>
-        <w:rPr>
-          <w:rFonts w:cs="Times New Roman"/>
-          <w:sz w:val="24"/>
-          <w:szCs w:val="24"/>
-          <w:lang w:val="ru-RU" w:eastAsia="ru-RU"/>
-        </w:rPr>
-        <w:t>учетом</w:t>
-      </w:r>
-      <w:proofErr w:type="spellEnd"/>
-      <w:r>
-        <w:rPr>
-          <w:rFonts w:cs="Times New Roman"/>
-          <w:sz w:val="24"/>
-          <w:szCs w:val="24"/>
-          <w:lang w:val="ru-RU" w:eastAsia="ru-RU"/>
-        </w:rPr>
-        <w:t xml:space="preserve"> сезонности, а также с </w:t>
-      </w:r>
-      <w:proofErr w:type="spellStart"/>
-      <w:r>
-        <w:rPr>
-          <w:rFonts w:cs="Times New Roman"/>
-          <w:sz w:val="24"/>
-          <w:szCs w:val="24"/>
-          <w:lang w:val="ru-RU" w:eastAsia="ru-RU"/>
-        </w:rPr>
-        <w:t>учетом</w:t>
-      </w:r>
-      <w:proofErr w:type="spellEnd"/>
-      <w:r>
-        <w:rPr>
-          <w:rFonts w:cs="Times New Roman"/>
-          <w:sz w:val="24"/>
-          <w:szCs w:val="24"/>
-          <w:lang w:val="ru-RU" w:eastAsia="ru-RU"/>
-        </w:rPr>
-        <w:t xml:space="preserve">, что при вахтовом методе работы работников цеха необходимо, чтобы каждая тема учебно-тренировочных занятий с работником была проведена. </w:t>
+        <w:t xml:space="preserve">структурного подразделения, эксплуатирующего опасный производственный объект, с учетом количества видов возможных аварий и конкретных условий, но не реже одного раза в год по каждому виду возможных аварии, с учетом сезонности, а также с учетом, что при вахтовом методе работы работников цеха необходимо, чтобы каждая тема учебно-тренировочных занятий с работником была проведена. </w:t>
       </w:r>
     </w:p>
     <w:p>
@@ -23743,7 +22421,6 @@
         </w:rPr>
         <w:t xml:space="preserve">В соответствии с ст. 11 Федерального закона от 21.07.1997 № 116-ФЗ «О промышленной безопасности» организация </w:t>
       </w:r>
-      <w:proofErr w:type="gramStart"/>
       <w:r>
         <w:rPr>
           <w:rFonts w:eastAsia="Times New Roman" w:cs="Times New Roman"/>
@@ -23752,18 +22429,7 @@
           <w:highlight w:val="yellow"/>
           <w:lang w:val="ru-RU" w:eastAsia="ru-RU"/>
         </w:rPr>
-        <w:t>{{ SHORT</w:t>
-      </w:r>
-      <w:proofErr w:type="gramEnd"/>
-      <w:r>
-        <w:rPr>
-          <w:rFonts w:eastAsia="Times New Roman" w:cs="Times New Roman"/>
-          <w:sz w:val="24"/>
-          <w:szCs w:val="24"/>
-          <w:highlight w:val="yellow"/>
-          <w:lang w:val="ru-RU" w:eastAsia="ru-RU"/>
-        </w:rPr>
-        <w:t>_NAME }}</w:t>
+        <w:t>{{ SHORT_NAME }}</w:t>
       </w:r>
       <w:r>
         <w:rPr>
@@ -23931,41 +22597,7 @@
           <w:szCs w:val="24"/>
           <w:lang w:val="ru-RU" w:eastAsia="ru-RU"/>
         </w:rPr>
-        <w:t xml:space="preserve"> в действие приказ №444/МНУ-</w:t>
-      </w:r>
-      <w:proofErr w:type="spellStart"/>
-      <w:proofErr w:type="gramStart"/>
-      <w:r>
-        <w:rPr>
-          <w:rFonts w:cs="Times New Roman"/>
-          <w:color w:val="E36C0A" w:themeColor="accent6" w:themeShade="BF"/>
-          <w:sz w:val="24"/>
-          <w:szCs w:val="24"/>
-          <w:lang w:val="ru-RU" w:eastAsia="ru-RU"/>
-        </w:rPr>
-        <w:t>Пр</w:t>
-      </w:r>
-      <w:proofErr w:type="spellEnd"/>
-      <w:r>
-        <w:rPr>
-          <w:rFonts w:cs="Times New Roman"/>
-          <w:color w:val="E36C0A" w:themeColor="accent6" w:themeShade="BF"/>
-          <w:sz w:val="24"/>
-          <w:szCs w:val="24"/>
-          <w:lang w:val="ru-RU" w:eastAsia="ru-RU"/>
-        </w:rPr>
-        <w:t>(</w:t>
-      </w:r>
-      <w:proofErr w:type="gramEnd"/>
-      <w:r>
-        <w:rPr>
-          <w:rFonts w:cs="Times New Roman"/>
-          <w:color w:val="E36C0A" w:themeColor="accent6" w:themeShade="BF"/>
-          <w:sz w:val="24"/>
-          <w:szCs w:val="24"/>
-          <w:lang w:val="ru-RU" w:eastAsia="ru-RU"/>
-        </w:rPr>
-        <w:t xml:space="preserve">0002) от 15.10.2019 г. «О политике в области промышленной безопасности, охраны труда и окружающей среды». Целью управления промышленной безопасностью в ПАО «Татнефть» им. В.Д. Шашина является обеспечение </w:t>
+        <w:t xml:space="preserve"> в действие приказ №444/МНУ-Пр(0002) от 15.10.2019 г. «О политике в области промышленной безопасности, охраны труда и окружающей среды». Целью управления промышленной безопасностью в ПАО «Татнефть» им. В.Д. Шашина является обеспечение </w:t>
       </w:r>
       <w:r>
         <w:rPr>
@@ -24074,7 +22706,6 @@
         <w:lastRenderedPageBreak/>
         <w:t xml:space="preserve">предупреждение аварий и инцидентов на ОПО </w:t>
       </w:r>
-      <w:proofErr w:type="gramStart"/>
       <w:r>
         <w:rPr>
           <w:rFonts w:eastAsia="Times New Roman" w:cs="Times New Roman"/>
@@ -24083,18 +22714,7 @@
           <w:highlight w:val="yellow"/>
           <w:lang w:val="ru-RU" w:eastAsia="ru-RU"/>
         </w:rPr>
-        <w:t>{{ SHORT</w:t>
-      </w:r>
-      <w:proofErr w:type="gramEnd"/>
-      <w:r>
-        <w:rPr>
-          <w:rFonts w:eastAsia="Times New Roman" w:cs="Times New Roman"/>
-          <w:sz w:val="24"/>
-          <w:szCs w:val="24"/>
-          <w:highlight w:val="yellow"/>
-          <w:lang w:val="ru-RU" w:eastAsia="ru-RU"/>
-        </w:rPr>
-        <w:t>_NAME }}</w:t>
+        <w:t>{{ SHORT_NAME }}</w:t>
       </w:r>
       <w:r>
         <w:rPr>
@@ -24134,7 +22754,6 @@
         </w:rPr>
         <w:t xml:space="preserve">обеспечение единых подходов к деятельности </w:t>
       </w:r>
-      <w:proofErr w:type="gramStart"/>
       <w:r>
         <w:rPr>
           <w:rFonts w:eastAsia="Times New Roman" w:cs="Times New Roman"/>
@@ -24143,18 +22762,7 @@
           <w:highlight w:val="yellow"/>
           <w:lang w:val="ru-RU" w:eastAsia="ru-RU"/>
         </w:rPr>
-        <w:t>{{ SHORT</w:t>
-      </w:r>
-      <w:proofErr w:type="gramEnd"/>
-      <w:r>
-        <w:rPr>
-          <w:rFonts w:eastAsia="Times New Roman" w:cs="Times New Roman"/>
-          <w:sz w:val="24"/>
-          <w:szCs w:val="24"/>
-          <w:highlight w:val="yellow"/>
-          <w:lang w:val="ru-RU" w:eastAsia="ru-RU"/>
-        </w:rPr>
-        <w:t>_NAME }}</w:t>
+        <w:t>{{ SHORT_NAME }}</w:t>
       </w:r>
       <w:r>
         <w:rPr>
@@ -24240,7 +22848,6 @@
         </w:rPr>
         <w:t xml:space="preserve">мониторинг состояния ПБ в </w:t>
       </w:r>
-      <w:proofErr w:type="gramStart"/>
       <w:r>
         <w:rPr>
           <w:rFonts w:eastAsia="Times New Roman" w:cs="Times New Roman"/>
@@ -24249,18 +22856,7 @@
           <w:highlight w:val="yellow"/>
           <w:lang w:val="ru-RU" w:eastAsia="ru-RU"/>
         </w:rPr>
-        <w:t>{{ SHORT</w:t>
-      </w:r>
-      <w:proofErr w:type="gramEnd"/>
-      <w:r>
-        <w:rPr>
-          <w:rFonts w:eastAsia="Times New Roman" w:cs="Times New Roman"/>
-          <w:sz w:val="24"/>
-          <w:szCs w:val="24"/>
-          <w:highlight w:val="yellow"/>
-          <w:lang w:val="ru-RU" w:eastAsia="ru-RU"/>
-        </w:rPr>
-        <w:t>_NAME }}</w:t>
+        <w:t>{{ SHORT_NAME }}</w:t>
       </w:r>
       <w:r>
         <w:rPr>
@@ -24309,7 +22905,6 @@
         </w:rPr>
         <w:t xml:space="preserve"> на ОПО </w:t>
       </w:r>
-      <w:proofErr w:type="gramStart"/>
       <w:r>
         <w:rPr>
           <w:rFonts w:eastAsia="Times New Roman" w:cs="Times New Roman"/>
@@ -24318,18 +22913,7 @@
           <w:highlight w:val="yellow"/>
           <w:lang w:val="ru-RU" w:eastAsia="ru-RU"/>
         </w:rPr>
-        <w:t>{{ SHORT</w:t>
-      </w:r>
-      <w:proofErr w:type="gramEnd"/>
-      <w:r>
-        <w:rPr>
-          <w:rFonts w:eastAsia="Times New Roman" w:cs="Times New Roman"/>
-          <w:sz w:val="24"/>
-          <w:szCs w:val="24"/>
-          <w:highlight w:val="yellow"/>
-          <w:lang w:val="ru-RU" w:eastAsia="ru-RU"/>
-        </w:rPr>
-        <w:t>_NAME }}</w:t>
+        <w:t>{{ SHORT_NAME }}</w:t>
       </w:r>
       <w:r>
         <w:rPr>
@@ -24416,7 +23000,6 @@
         </w:rPr>
         <w:t xml:space="preserve">ОПО </w:t>
       </w:r>
-      <w:proofErr w:type="gramStart"/>
       <w:r>
         <w:rPr>
           <w:rFonts w:eastAsia="Times New Roman" w:cs="Times New Roman"/>
@@ -24425,18 +23008,7 @@
           <w:highlight w:val="yellow"/>
           <w:lang w:val="ru-RU" w:eastAsia="ru-RU"/>
         </w:rPr>
-        <w:t>{{ SHORT</w:t>
-      </w:r>
-      <w:proofErr w:type="gramEnd"/>
-      <w:r>
-        <w:rPr>
-          <w:rFonts w:eastAsia="Times New Roman" w:cs="Times New Roman"/>
-          <w:sz w:val="24"/>
-          <w:szCs w:val="24"/>
-          <w:highlight w:val="yellow"/>
-          <w:lang w:val="ru-RU" w:eastAsia="ru-RU"/>
-        </w:rPr>
-        <w:t>_NAME }}</w:t>
+        <w:t>{{ SHORT_NAME }}</w:t>
       </w:r>
       <w:r>
         <w:rPr>
@@ -24513,59 +23085,13 @@
           <w:szCs w:val="24"/>
         </w:rPr>
       </w:pPr>
-      <w:proofErr w:type="spellStart"/>
       <w:r>
         <w:rPr>
           <w:rFonts w:eastAsia="Calibri"/>
           <w:sz w:val="24"/>
           <w:szCs w:val="24"/>
         </w:rPr>
-        <w:t>управление</w:t>
-      </w:r>
-      <w:proofErr w:type="spellEnd"/>
-      <w:r>
-        <w:rPr>
-          <w:rFonts w:eastAsia="Calibri"/>
-          <w:sz w:val="24"/>
-          <w:szCs w:val="24"/>
-        </w:rPr>
-        <w:t xml:space="preserve"> </w:t>
-      </w:r>
-      <w:proofErr w:type="spellStart"/>
-      <w:r>
-        <w:rPr>
-          <w:rFonts w:eastAsia="Calibri"/>
-          <w:sz w:val="24"/>
-          <w:szCs w:val="24"/>
-        </w:rPr>
-        <w:t>промышленными</w:t>
-      </w:r>
-      <w:proofErr w:type="spellEnd"/>
-      <w:r>
-        <w:rPr>
-          <w:rFonts w:eastAsia="Calibri"/>
-          <w:sz w:val="24"/>
-          <w:szCs w:val="24"/>
-        </w:rPr>
-        <w:t xml:space="preserve"> </w:t>
-      </w:r>
-      <w:proofErr w:type="spellStart"/>
-      <w:r>
-        <w:rPr>
-          <w:rFonts w:eastAsia="Calibri"/>
-          <w:sz w:val="24"/>
-          <w:szCs w:val="24"/>
-        </w:rPr>
-        <w:t>рисками</w:t>
-      </w:r>
-      <w:proofErr w:type="spellEnd"/>
-      <w:r>
-        <w:rPr>
-          <w:rFonts w:eastAsia="Calibri"/>
-          <w:sz w:val="24"/>
-          <w:szCs w:val="24"/>
-        </w:rPr>
-        <w:t>;</w:t>
+        <w:t>управление промышленными рисками;</w:t>
       </w:r>
     </w:p>
     <w:p>
@@ -24702,77 +23228,13 @@
           <w:szCs w:val="24"/>
         </w:rPr>
       </w:pPr>
-      <w:proofErr w:type="spellStart"/>
       <w:r>
         <w:rPr>
           <w:rFonts w:eastAsia="Calibri"/>
           <w:sz w:val="24"/>
           <w:szCs w:val="24"/>
         </w:rPr>
-        <w:t>контроль</w:t>
-      </w:r>
-      <w:proofErr w:type="spellEnd"/>
-      <w:r>
-        <w:rPr>
-          <w:rFonts w:eastAsia="Calibri"/>
-          <w:sz w:val="24"/>
-          <w:szCs w:val="24"/>
-        </w:rPr>
-        <w:t xml:space="preserve"> </w:t>
-      </w:r>
-      <w:proofErr w:type="spellStart"/>
-      <w:r>
-        <w:rPr>
-          <w:rFonts w:eastAsia="Calibri"/>
-          <w:sz w:val="24"/>
-          <w:szCs w:val="24"/>
-        </w:rPr>
-        <w:t>соблюдения</w:t>
-      </w:r>
-      <w:proofErr w:type="spellEnd"/>
-      <w:r>
-        <w:rPr>
-          <w:rFonts w:eastAsia="Calibri"/>
-          <w:sz w:val="24"/>
-          <w:szCs w:val="24"/>
-        </w:rPr>
-        <w:t xml:space="preserve"> </w:t>
-      </w:r>
-      <w:proofErr w:type="spellStart"/>
-      <w:r>
-        <w:rPr>
-          <w:rFonts w:eastAsia="Calibri"/>
-          <w:sz w:val="24"/>
-          <w:szCs w:val="24"/>
-        </w:rPr>
-        <w:t>технологической</w:t>
-      </w:r>
-      <w:proofErr w:type="spellEnd"/>
-      <w:r>
-        <w:rPr>
-          <w:rFonts w:eastAsia="Calibri"/>
-          <w:sz w:val="24"/>
-          <w:szCs w:val="24"/>
-        </w:rPr>
-        <w:t xml:space="preserve"> </w:t>
-      </w:r>
-      <w:proofErr w:type="spellStart"/>
-      <w:r>
-        <w:rPr>
-          <w:rFonts w:eastAsia="Calibri"/>
-          <w:sz w:val="24"/>
-          <w:szCs w:val="24"/>
-        </w:rPr>
-        <w:t>дисциплины</w:t>
-      </w:r>
-      <w:proofErr w:type="spellEnd"/>
-      <w:r>
-        <w:rPr>
-          <w:rFonts w:eastAsia="Calibri"/>
-          <w:sz w:val="24"/>
-          <w:szCs w:val="24"/>
-        </w:rPr>
-        <w:t>;</w:t>
+        <w:t>контроль соблюдения технологической дисциплины;</w:t>
       </w:r>
     </w:p>
     <w:p>
@@ -25062,7 +23524,6 @@
         <w:lastRenderedPageBreak/>
         <w:t xml:space="preserve">Для </w:t>
       </w:r>
-      <w:proofErr w:type="gramStart"/>
       <w:r>
         <w:rPr>
           <w:rFonts w:eastAsia="Times New Roman" w:cs="Times New Roman"/>
@@ -25083,7 +23544,6 @@
         </w:rPr>
         <w:t>SHORT</w:t>
       </w:r>
-      <w:proofErr w:type="gramEnd"/>
       <w:r>
         <w:rPr>
           <w:rFonts w:eastAsia="Times New Roman" w:cs="Times New Roman"/>
@@ -25266,7 +23726,6 @@
         </w:rPr>
         <w:t xml:space="preserve">Общая организация и контроль за осуществлением производственного контроля в </w:t>
       </w:r>
-      <w:proofErr w:type="gramStart"/>
       <w:r>
         <w:rPr>
           <w:rFonts w:eastAsia="Times New Roman" w:cs="Times New Roman"/>
@@ -25287,7 +23746,6 @@
         </w:rPr>
         <w:t>SHORT</w:t>
       </w:r>
-      <w:proofErr w:type="gramEnd"/>
       <w:r>
         <w:rPr>
           <w:rFonts w:eastAsia="Times New Roman" w:cs="Times New Roman"/>
@@ -25448,25 +23906,7 @@
           <w:szCs w:val="24"/>
           <w:lang w:val="ru-RU"/>
         </w:rPr>
-        <w:t xml:space="preserve">Целью производственного контроля является предупреждение аварий, инцидентов и обеспечение готовности организации к локализации и ликвидации последствий аварий и инцидентов на опасных производственных объектах за </w:t>
-      </w:r>
-      <w:proofErr w:type="spellStart"/>
-      <w:r>
-        <w:rPr>
-          <w:sz w:val="24"/>
-          <w:szCs w:val="24"/>
-          <w:lang w:val="ru-RU"/>
-        </w:rPr>
-        <w:t>счет</w:t>
-      </w:r>
-      <w:proofErr w:type="spellEnd"/>
-      <w:r>
-        <w:rPr>
-          <w:sz w:val="24"/>
-          <w:szCs w:val="24"/>
-          <w:lang w:val="ru-RU"/>
-        </w:rPr>
-        <w:t xml:space="preserve"> осуществления комплекса организационно-технических мероприятий.</w:t>
+        <w:t>Целью производственного контроля является предупреждение аварий, инцидентов и обеспечение готовности организации к локализации и ликвидации последствий аварий и инцидентов на опасных производственных объектах за счет осуществления комплекса организационно-технических мероприятий.</w:t>
       </w:r>
     </w:p>
     <w:p>
@@ -25515,27 +23955,7 @@
           <w:szCs w:val="24"/>
           <w:lang w:val="ru-RU"/>
         </w:rPr>
-        <w:t xml:space="preserve">анализ состояния промышленной безопасности опасных производственных объектов, в том числе </w:t>
-      </w:r>
-      <w:proofErr w:type="spellStart"/>
-      <w:r>
-        <w:rPr>
-          <w:rFonts w:eastAsia="Calibri"/>
-          <w:sz w:val="24"/>
-          <w:szCs w:val="24"/>
-          <w:lang w:val="ru-RU"/>
-        </w:rPr>
-        <w:t>путем</w:t>
-      </w:r>
-      <w:proofErr w:type="spellEnd"/>
-      <w:r>
-        <w:rPr>
-          <w:rFonts w:eastAsia="Calibri"/>
-          <w:sz w:val="24"/>
-          <w:szCs w:val="24"/>
-          <w:lang w:val="ru-RU"/>
-        </w:rPr>
-        <w:t xml:space="preserve"> организации проведения соответствующих экспертиз и обследований;</w:t>
+        <w:t>анализ состояния промышленной безопасности опасных производственных объектов, в том числе путем организации проведения соответствующих экспертиз и обследований;</w:t>
       </w:r>
     </w:p>
     <w:p>
@@ -25758,27 +24178,8 @@
           <w:szCs w:val="24"/>
           <w:lang w:val="ru-RU"/>
         </w:rPr>
-        <w:t xml:space="preserve">Порядок расследования аварий, инцидентов, несчастных случаев, их </w:t>
-      </w:r>
-      <w:proofErr w:type="spellStart"/>
-      <w:r>
-        <w:rPr>
-          <w:sz w:val="24"/>
-          <w:szCs w:val="24"/>
-          <w:lang w:val="ru-RU"/>
-        </w:rPr>
-        <w:t>учет</w:t>
-      </w:r>
-      <w:proofErr w:type="spellEnd"/>
-      <w:r>
-        <w:rPr>
-          <w:sz w:val="24"/>
-          <w:szCs w:val="24"/>
-          <w:lang w:val="ru-RU"/>
-        </w:rPr>
-        <w:t xml:space="preserve"> и анализ осуществляется в </w:t>
-      </w:r>
-      <w:proofErr w:type="gramStart"/>
+        <w:t xml:space="preserve">Порядок расследования аварий, инцидентов, несчастных случаев, их учет и анализ осуществляется в </w:t>
+      </w:r>
       <w:r>
         <w:rPr>
           <w:rFonts w:eastAsia="Times New Roman" w:cs="Times New Roman"/>
@@ -25799,7 +24200,6 @@
         </w:rPr>
         <w:t>SHORT</w:t>
       </w:r>
-      <w:proofErr w:type="gramEnd"/>
       <w:r>
         <w:rPr>
           <w:rFonts w:eastAsia="Times New Roman" w:cs="Times New Roman"/>
@@ -25929,29 +24329,7 @@
           <w:szCs w:val="24"/>
           <w:lang w:val="ru-RU"/>
         </w:rPr>
-        <w:t xml:space="preserve">Руководство по безопасности «Методические рекомендации по классификации </w:t>
-      </w:r>
-      <w:proofErr w:type="spellStart"/>
-      <w:r>
-        <w:rPr>
-          <w:rFonts w:eastAsia="Calibri"/>
-          <w:color w:val="00B0F0"/>
-          <w:sz w:val="24"/>
-          <w:szCs w:val="24"/>
-          <w:lang w:val="ru-RU"/>
-        </w:rPr>
-        <w:t>аварийно</w:t>
-      </w:r>
-      <w:proofErr w:type="spellEnd"/>
-      <w:r>
-        <w:rPr>
-          <w:rFonts w:eastAsia="Calibri"/>
-          <w:color w:val="00B0F0"/>
-          <w:sz w:val="24"/>
-          <w:szCs w:val="24"/>
-          <w:lang w:val="ru-RU"/>
-        </w:rPr>
-        <w:t xml:space="preserve"> опасных происшествий на опасных производственных объектах нефтегазового комплекса», утв. Приказом Федеральной службы по экологическому, технологическому и атомному надзору от 20.11.2023 №410;</w:t>
+        <w:t>Руководство по безопасности «Методические рекомендации по классификации аварийно опасных происшествий на опасных производственных объектах нефтегазового комплекса», утв. Приказом Федеральной службы по экологическому, технологическому и атомному надзору от 20.11.2023 №410;</w:t>
       </w:r>
     </w:p>
     <w:p>
@@ -26052,7 +24430,6 @@
         </w:rPr>
         <w:t xml:space="preserve"> </w:t>
       </w:r>
-      <w:proofErr w:type="gramStart"/>
       <w:r>
         <w:rPr>
           <w:rFonts w:eastAsia="Times New Roman" w:cs="Times New Roman"/>
@@ -26073,7 +24450,6 @@
         </w:rPr>
         <w:t>SHORT</w:t>
       </w:r>
-      <w:proofErr w:type="gramEnd"/>
       <w:r>
         <w:rPr>
           <w:rFonts w:eastAsia="Times New Roman" w:cs="Times New Roman"/>
@@ -26141,7 +24517,6 @@
         </w:rPr>
         <w:t xml:space="preserve">- </w:t>
       </w:r>
-      <w:proofErr w:type="gramStart"/>
       <w:r>
         <w:rPr>
           <w:rFonts w:cs="Times New Roman"/>
@@ -26161,7 +24536,6 @@
         </w:rPr>
         <w:t>ACCIDENT</w:t>
       </w:r>
-      <w:proofErr w:type="gramEnd"/>
       <w:r>
         <w:rPr>
           <w:rFonts w:cs="Times New Roman"/>
@@ -26304,29 +24678,7 @@
           <w:szCs w:val="24"/>
           <w:lang w:val="ru-RU" w:eastAsia="ru-RU"/>
         </w:rPr>
-        <w:t xml:space="preserve">еречень </w:t>
-      </w:r>
-      <w:proofErr w:type="spellStart"/>
-      <w:r>
-        <w:rPr>
-          <w:rFonts w:ascii="Times New Roman" w:hAnsi="Times New Roman" w:cs="Times New Roman"/>
-          <w:color w:val="auto"/>
-          <w:sz w:val="24"/>
-          <w:szCs w:val="24"/>
-          <w:lang w:val="ru-RU" w:eastAsia="ru-RU"/>
-        </w:rPr>
-        <w:t>проведенных</w:t>
-      </w:r>
-      <w:proofErr w:type="spellEnd"/>
-      <w:r>
-        <w:rPr>
-          <w:rFonts w:ascii="Times New Roman" w:hAnsi="Times New Roman" w:cs="Times New Roman"/>
-          <w:color w:val="auto"/>
-          <w:sz w:val="24"/>
-          <w:szCs w:val="24"/>
-          <w:lang w:val="ru-RU" w:eastAsia="ru-RU"/>
-        </w:rPr>
-        <w:t xml:space="preserve"> работ по анализу опасностей технологических процессов, количественной оценке риска аварий на декларируемом объекте и техническому диагностированию с указанием сведений об организациях, проводивших указанные работы</w:t>
+        <w:t>еречень проведенных работ по анализу опасностей технологических процессов, количественной оценке риска аварий на декларируемом объекте и техническому диагностированию с указанием сведений об организациях, проводивших указанные работы</w:t>
       </w:r>
       <w:bookmarkEnd w:id="63"/>
     </w:p>
@@ -26545,7 +24897,6 @@
         </w:rPr>
         <w:t>(</w:t>
       </w:r>
-      <w:proofErr w:type="gramStart"/>
       <w:r>
         <w:rPr>
           <w:rFonts w:cs="Times New Roman"/>
@@ -26565,7 +24916,6 @@
         </w:rPr>
         <w:t>SITE</w:t>
       </w:r>
-      <w:proofErr w:type="gramEnd"/>
       <w:r>
         <w:rPr>
           <w:rFonts w:cs="Times New Roman"/>
@@ -26742,27 +25092,7 @@
           <w:szCs w:val="24"/>
           <w:lang w:val="ru-RU" w:eastAsia="ru-RU"/>
         </w:rPr>
-        <w:t xml:space="preserve">Экспертиза промышленной безопасности согласно </w:t>
-      </w:r>
-      <w:proofErr w:type="spellStart"/>
-      <w:r>
-        <w:rPr>
-          <w:rFonts w:cs="Times New Roman"/>
-          <w:sz w:val="24"/>
-          <w:szCs w:val="24"/>
-          <w:lang w:val="ru-RU" w:eastAsia="ru-RU"/>
-        </w:rPr>
-        <w:t>утвержденным</w:t>
-      </w:r>
-      <w:proofErr w:type="spellEnd"/>
-      <w:r>
-        <w:rPr>
-          <w:rFonts w:cs="Times New Roman"/>
-          <w:sz w:val="24"/>
-          <w:szCs w:val="24"/>
-          <w:lang w:val="ru-RU" w:eastAsia="ru-RU"/>
-        </w:rPr>
-        <w:t xml:space="preserve"> графикам проведения.</w:t>
+        <w:t>Экспертиза промышленной безопасности согласно утвержденным графикам проведения.</w:t>
       </w:r>
     </w:p>
     <w:p>
@@ -26924,7 +25254,6 @@
                 <w:szCs w:val="20"/>
               </w:rPr>
             </w:pPr>
-            <w:proofErr w:type="spellStart"/>
             <w:r>
               <w:rPr>
                 <w:b/>
@@ -26932,29 +25261,8 @@
                 <w:sz w:val="20"/>
                 <w:szCs w:val="20"/>
               </w:rPr>
-              <w:t>Объект</w:t>
-            </w:r>
-            <w:proofErr w:type="spellEnd"/>
-            <w:r>
-              <w:rPr>
-                <w:b/>
-                <w:bCs/>
-                <w:sz w:val="20"/>
-                <w:szCs w:val="20"/>
-              </w:rPr>
-              <w:t xml:space="preserve"> </w:t>
-            </w:r>
-            <w:proofErr w:type="spellStart"/>
-            <w:r>
-              <w:rPr>
-                <w:b/>
-                <w:bCs/>
-                <w:sz w:val="20"/>
-                <w:szCs w:val="20"/>
-              </w:rPr>
-              <w:t>экспертизы</w:t>
-            </w:r>
-            <w:proofErr w:type="spellEnd"/>
+              <w:t>Объект экспертизы</w:t>
+            </w:r>
           </w:p>
         </w:tc>
         <w:tc>
@@ -26993,39 +25301,8 @@
                 <w:sz w:val="20"/>
                 <w:szCs w:val="20"/>
               </w:rPr>
-              <w:t xml:space="preserve">Наименование </w:t>
-            </w:r>
-            <w:proofErr w:type="spellStart"/>
-            <w:r>
-              <w:rPr>
-                <w:b/>
-                <w:bCs/>
-                <w:sz w:val="20"/>
-                <w:szCs w:val="20"/>
-              </w:rPr>
-              <w:t>экспертной</w:t>
-            </w:r>
-            <w:proofErr w:type="spellEnd"/>
-            <w:r>
-              <w:rPr>
-                <w:b/>
-                <w:bCs/>
-                <w:sz w:val="20"/>
-                <w:szCs w:val="20"/>
-              </w:rPr>
-              <w:t xml:space="preserve"> </w:t>
-            </w:r>
-            <w:proofErr w:type="spellStart"/>
-            <w:r>
-              <w:rPr>
-                <w:b/>
-                <w:bCs/>
-                <w:sz w:val="20"/>
-                <w:szCs w:val="20"/>
-              </w:rPr>
-              <w:t>организации</w:t>
-            </w:r>
-            <w:proofErr w:type="spellEnd"/>
+              <w:t>Наименование экспертной организации</w:t>
+            </w:r>
           </w:p>
         </w:tc>
         <w:tc>
@@ -27175,27 +25452,7 @@
                 <w:szCs w:val="20"/>
                 <w:lang w:val="ru-RU"/>
               </w:rPr>
-              <w:t>Заключение экспертизы промышленной безопасности на «Сооружение «Промысловый трубопровод АГЗУ Смоляное - ДНС «</w:t>
-            </w:r>
-            <w:proofErr w:type="spellStart"/>
-            <w:r>
-              <w:rPr>
-                <w:color w:val="FF0000"/>
-                <w:sz w:val="20"/>
-                <w:szCs w:val="20"/>
-                <w:lang w:val="ru-RU"/>
-              </w:rPr>
-              <w:t>Кодяковская</w:t>
-            </w:r>
-            <w:proofErr w:type="spellEnd"/>
-            <w:r>
-              <w:rPr>
-                <w:color w:val="FF0000"/>
-                <w:sz w:val="20"/>
-                <w:szCs w:val="20"/>
-                <w:lang w:val="ru-RU"/>
-              </w:rPr>
-              <w:t>» (2 линия)» Смоляного месторождения АО «Оренбургнефть»</w:t>
+              <w:t>Заключение экспертизы промышленной безопасности на «Сооружение «Промысловый трубопровод АГЗУ Смоляное - ДНС «Кодяковская» (2 линия)» Смоляного месторождения АО «Оренбургнефть»</w:t>
             </w:r>
           </w:p>
         </w:tc>
@@ -27233,28 +25490,8 @@
                 <w:sz w:val="20"/>
                 <w:szCs w:val="20"/>
               </w:rPr>
-              <w:t>АО «НИПЦ “</w:t>
-            </w:r>
-            <w:proofErr w:type="spellStart"/>
-            <w:proofErr w:type="gramStart"/>
-            <w:r>
-              <w:rPr>
-                <w:color w:val="FF0000"/>
-                <w:sz w:val="20"/>
-                <w:szCs w:val="20"/>
-              </w:rPr>
-              <w:t>НефтеГазСервис</w:t>
-            </w:r>
-            <w:proofErr w:type="spellEnd"/>
-            <w:r>
-              <w:rPr>
-                <w:color w:val="FF0000"/>
-                <w:sz w:val="20"/>
-                <w:szCs w:val="20"/>
-              </w:rPr>
-              <w:t>”»</w:t>
-            </w:r>
-            <w:proofErr w:type="gramEnd"/>
+              <w:t>АО «НИПЦ “НефтеГазСервис”»</w:t>
+            </w:r>
           </w:p>
         </w:tc>
         <w:tc>
@@ -27291,35 +25528,7 @@
                 <w:sz w:val="20"/>
                 <w:szCs w:val="20"/>
               </w:rPr>
-              <w:t>№ 52-О-2022 (</w:t>
-            </w:r>
-            <w:proofErr w:type="gramStart"/>
-            <w:r>
-              <w:rPr>
-                <w:color w:val="FF0000"/>
-                <w:sz w:val="20"/>
-                <w:szCs w:val="20"/>
-              </w:rPr>
-              <w:t>59)</w:t>
-            </w:r>
-            <w:proofErr w:type="spellStart"/>
-            <w:r>
-              <w:rPr>
-                <w:color w:val="FF0000"/>
-                <w:sz w:val="20"/>
-                <w:szCs w:val="20"/>
-              </w:rPr>
-              <w:t>от</w:t>
-            </w:r>
-            <w:proofErr w:type="spellEnd"/>
-            <w:proofErr w:type="gramEnd"/>
-            <w:r>
-              <w:rPr>
-                <w:color w:val="FF0000"/>
-                <w:sz w:val="20"/>
-                <w:szCs w:val="20"/>
-              </w:rPr>
-              <w:t xml:space="preserve"> 16.09.2022</w:t>
+              <w:t>№ 52-О-2022 (59)от 16.09.2022</w:t>
             </w:r>
           </w:p>
         </w:tc>
@@ -27532,7 +25741,6 @@
         </w:rPr>
         <w:t xml:space="preserve"> Федеральной службы по экологическому, технологическому и атомному надзору в отношении опасных производственных объектов </w:t>
       </w:r>
-      <w:proofErr w:type="gramStart"/>
       <w:r>
         <w:rPr>
           <w:rFonts w:eastAsia="Times New Roman" w:cs="Times New Roman"/>
@@ -27541,18 +25749,7 @@
           <w:highlight w:val="yellow"/>
           <w:lang w:val="ru-RU" w:eastAsia="ru-RU"/>
         </w:rPr>
-        <w:t>{{ SHORT</w:t>
-      </w:r>
-      <w:proofErr w:type="gramEnd"/>
-      <w:r>
-        <w:rPr>
-          <w:rFonts w:eastAsia="Times New Roman" w:cs="Times New Roman"/>
-          <w:sz w:val="24"/>
-          <w:szCs w:val="24"/>
-          <w:highlight w:val="yellow"/>
-          <w:lang w:val="ru-RU" w:eastAsia="ru-RU"/>
-        </w:rPr>
-        <w:t>_NAME }}</w:t>
+        <w:t>{{ SHORT_NAME }}</w:t>
       </w:r>
       <w:r>
         <w:rPr>
@@ -27671,7 +25868,6 @@
         </w:rPr>
         <w:br/>
       </w:r>
-      <w:proofErr w:type="gramStart"/>
       <w:r>
         <w:rPr>
           <w:rFonts w:cs="Times New Roman"/>
@@ -27691,7 +25887,6 @@
         </w:rPr>
         <w:t>SITE</w:t>
       </w:r>
-      <w:proofErr w:type="gramEnd"/>
       <w:r>
         <w:rPr>
           <w:rFonts w:cs="Times New Roman"/>
@@ -27975,27 +26170,7 @@
           <w:szCs w:val="24"/>
           <w:lang w:val="ru-RU"/>
         </w:rPr>
-        <w:t xml:space="preserve">2) выработка рекомендаций по инженерно-технической </w:t>
-      </w:r>
-      <w:proofErr w:type="spellStart"/>
-      <w:r>
-        <w:rPr>
-          <w:rFonts w:cs="Times New Roman"/>
-          <w:sz w:val="24"/>
-          <w:szCs w:val="24"/>
-          <w:lang w:val="ru-RU"/>
-        </w:rPr>
-        <w:t>оснащенности</w:t>
-      </w:r>
-      <w:proofErr w:type="spellEnd"/>
-      <w:r>
-        <w:rPr>
-          <w:rFonts w:cs="Times New Roman"/>
-          <w:sz w:val="24"/>
-          <w:szCs w:val="24"/>
-          <w:lang w:val="ru-RU"/>
-        </w:rPr>
-        <w:t xml:space="preserve"> объекта;</w:t>
+        <w:t>2) выработка рекомендаций по инженерно-технической оснащенности объекта;</w:t>
       </w:r>
     </w:p>
     <w:p>
@@ -28128,27 +26303,7 @@
           <w:lang w:val="ru-RU"/>
         </w:rPr>
         <w:lastRenderedPageBreak/>
-        <w:t xml:space="preserve">8) производится сбор, анализ информации об оперативной обстановке, постановка целей и задач, проводятся совместные совещания, а при необходимости </w:t>
-      </w:r>
-      <w:proofErr w:type="spellStart"/>
-      <w:r>
-        <w:rPr>
-          <w:rFonts w:cs="Times New Roman"/>
-          <w:sz w:val="24"/>
-          <w:szCs w:val="24"/>
-          <w:lang w:val="ru-RU"/>
-        </w:rPr>
-        <w:t>создается</w:t>
-      </w:r>
-      <w:proofErr w:type="spellEnd"/>
-      <w:r>
-        <w:rPr>
-          <w:rFonts w:cs="Times New Roman"/>
-          <w:sz w:val="24"/>
-          <w:szCs w:val="24"/>
-          <w:lang w:val="ru-RU"/>
-        </w:rPr>
-        <w:t xml:space="preserve"> временный оперативный штаб для выработки решений и контроля их выполнения.</w:t>
+        <w:t>8) производится сбор, анализ информации об оперативной обстановке, постановка целей и задач, проводятся совместные совещания, а при необходимости создается временный оперативный штаб для выработки решений и контроля их выполнения.</w:t>
       </w:r>
     </w:p>
     <w:p>
@@ -28185,7 +26340,6 @@
           <w:lang w:val="ru-RU"/>
         </w:rPr>
       </w:pPr>
-      <w:proofErr w:type="gramStart"/>
       <w:r>
         <w:rPr>
           <w:rFonts w:cs="Times New Roman"/>
@@ -28194,18 +26348,7 @@
           <w:highlight w:val="yellow"/>
           <w:lang w:val="ru-RU"/>
         </w:rPr>
-        <w:t>{{ OPO</w:t>
-      </w:r>
-      <w:proofErr w:type="gramEnd"/>
-      <w:r>
-        <w:rPr>
-          <w:rFonts w:cs="Times New Roman"/>
-          <w:sz w:val="24"/>
-          <w:szCs w:val="24"/>
-          <w:highlight w:val="yellow"/>
-          <w:lang w:val="ru-RU"/>
-        </w:rPr>
-        <w:t>_SECURITY }}.</w:t>
+        <w:t>{{ OPO_SECURITY }}.</w:t>
       </w:r>
     </w:p>
     <w:p>
@@ -28548,27 +26691,7 @@
           <w:szCs w:val="24"/>
           <w:lang w:val="ru-RU"/>
         </w:rPr>
-        <w:t xml:space="preserve">Мероприятия по эвакуации людей и охране окружающей среды, по локализации выхода нефти или газа, отключению </w:t>
-      </w:r>
-      <w:proofErr w:type="spellStart"/>
-      <w:r>
-        <w:rPr>
-          <w:rFonts w:eastAsia="Calibri"/>
-          <w:sz w:val="24"/>
-          <w:szCs w:val="24"/>
-          <w:lang w:val="ru-RU"/>
-        </w:rPr>
-        <w:t>поврежденного</w:t>
-      </w:r>
-      <w:proofErr w:type="spellEnd"/>
-      <w:r>
-        <w:rPr>
-          <w:rFonts w:eastAsia="Calibri"/>
-          <w:sz w:val="24"/>
-          <w:szCs w:val="24"/>
-          <w:lang w:val="ru-RU"/>
-        </w:rPr>
-        <w:t xml:space="preserve"> участка, ликвидации аварий;</w:t>
+        <w:t>Мероприятия по эвакуации людей и охране окружающей среды, по локализации выхода нефти или газа, отключению поврежденного участка, ликвидации аварий;</w:t>
       </w:r>
     </w:p>
     <w:p>
@@ -28714,27 +26837,7 @@
           <w:szCs w:val="24"/>
           <w:lang w:val="ru-RU"/>
         </w:rPr>
-        <w:t xml:space="preserve">Осуществление мероприятий по предупреждению </w:t>
-      </w:r>
-      <w:proofErr w:type="spellStart"/>
-      <w:r>
-        <w:rPr>
-          <w:rFonts w:eastAsia="Calibri"/>
-          <w:sz w:val="24"/>
-          <w:szCs w:val="24"/>
-          <w:lang w:val="ru-RU"/>
-        </w:rPr>
-        <w:t>тяжелых</w:t>
-      </w:r>
-      <w:proofErr w:type="spellEnd"/>
-      <w:r>
-        <w:rPr>
-          <w:rFonts w:eastAsia="Calibri"/>
-          <w:sz w:val="24"/>
-          <w:szCs w:val="24"/>
-          <w:lang w:val="ru-RU"/>
-        </w:rPr>
-        <w:t xml:space="preserve"> последствий аварий;</w:t>
+        <w:t>Осуществление мероприятий по предупреждению тяжелых последствий аварий;</w:t>
       </w:r>
     </w:p>
     <w:p>
@@ -28930,27 +27033,7 @@
           <w:szCs w:val="24"/>
           <w:lang w:val="ru-RU"/>
         </w:rPr>
-        <w:t xml:space="preserve">В соответствии с планом мероприятий по локализации и ликвидации последствий аварий осуществляются все необходимые переключения в технологической схеме и проводятся мероприятия по локализации источника загрязнения. Рассмотрены все варианты возможных аварий на опасных составляющих ОПО, </w:t>
-      </w:r>
-      <w:proofErr w:type="spellStart"/>
-      <w:r>
-        <w:rPr>
-          <w:rFonts w:cs="Times New Roman"/>
-          <w:sz w:val="24"/>
-          <w:szCs w:val="24"/>
-          <w:lang w:val="ru-RU"/>
-        </w:rPr>
-        <w:t>определен</w:t>
-      </w:r>
-      <w:proofErr w:type="spellEnd"/>
-      <w:r>
-        <w:rPr>
-          <w:rFonts w:cs="Times New Roman"/>
-          <w:sz w:val="24"/>
-          <w:szCs w:val="24"/>
-          <w:lang w:val="ru-RU"/>
-        </w:rPr>
-        <w:t xml:space="preserve"> круг обязанностей персонала и перечень мероприятий, выполняемых в случае возникновения внезапных событий, требующих немедленного реагирования, а также разработана схема оповещения о чрезвычайных ситуациях.</w:t>
+        <w:t>В соответствии с планом мероприятий по локализации и ликвидации последствий аварий осуществляются все необходимые переключения в технологической схеме и проводятся мероприятия по локализации источника загрязнения. Рассмотрены все варианты возможных аварий на опасных составляющих ОПО, определен круг обязанностей персонала и перечень мероприятий, выполняемых в случае возникновения внезапных событий, требующих немедленного реагирования, а также разработана схема оповещения о чрезвычайных ситуациях.</w:t>
       </w:r>
     </w:p>
     <w:p>
@@ -29089,27 +27172,7 @@
           <w:szCs w:val="24"/>
           <w:lang w:val="ru-RU"/>
         </w:rPr>
-        <w:t xml:space="preserve">Содержание в постоянной готовности созданных аварийно-восстановительных формирований, укомплектованных необходимым персоналом и </w:t>
-      </w:r>
-      <w:proofErr w:type="spellStart"/>
-      <w:r>
-        <w:rPr>
-          <w:rFonts w:eastAsia="Calibri"/>
-          <w:sz w:val="24"/>
-          <w:szCs w:val="24"/>
-          <w:lang w:val="ru-RU"/>
-        </w:rPr>
-        <w:t>оснащенных</w:t>
-      </w:r>
-      <w:proofErr w:type="spellEnd"/>
-      <w:r>
-        <w:rPr>
-          <w:rFonts w:eastAsia="Calibri"/>
-          <w:sz w:val="24"/>
-          <w:szCs w:val="24"/>
-          <w:lang w:val="ru-RU"/>
-        </w:rPr>
-        <w:t xml:space="preserve"> техническими средствами;</w:t>
+        <w:t>Содержание в постоянной готовности созданных аварийно-восстановительных формирований, укомплектованных необходимым персоналом и оснащенных техническими средствами;</w:t>
       </w:r>
     </w:p>
     <w:p>
@@ -29213,51 +27276,7 @@
           <w:szCs w:val="24"/>
           <w:lang w:val="ru-RU"/>
         </w:rPr>
-        <w:t xml:space="preserve">Для проведения аварийно-спасательных и других неотложных работ по ликвидации последствий возможных аварий и чрезвычайных ситуаций природного и техногенного характера на декларируемом объекте согласно закону РФ «О промышленной безопасности опасных производственных объектов» № 116-ФЗ от </w:t>
-      </w:r>
-      <w:proofErr w:type="gramStart"/>
-      <w:r>
-        <w:rPr>
-          <w:rFonts w:cs="Times New Roman"/>
-          <w:color w:val="E36C0A" w:themeColor="accent6" w:themeShade="BF"/>
-          <w:sz w:val="24"/>
-          <w:szCs w:val="24"/>
-          <w:lang w:val="ru-RU"/>
-        </w:rPr>
-        <w:t>21.07.97г. ,</w:t>
-      </w:r>
-      <w:proofErr w:type="gramEnd"/>
-      <w:r>
-        <w:rPr>
-          <w:rFonts w:cs="Times New Roman"/>
-          <w:color w:val="E36C0A" w:themeColor="accent6" w:themeShade="BF"/>
-          <w:sz w:val="24"/>
-          <w:szCs w:val="24"/>
-          <w:lang w:val="ru-RU"/>
-        </w:rPr>
-        <w:t xml:space="preserve"> распоряжением ПАО «Татнефть» №188/</w:t>
-      </w:r>
-      <w:proofErr w:type="spellStart"/>
-      <w:r>
-        <w:rPr>
-          <w:rFonts w:cs="Times New Roman"/>
-          <w:color w:val="E36C0A" w:themeColor="accent6" w:themeShade="BF"/>
-          <w:sz w:val="24"/>
-          <w:szCs w:val="24"/>
-          <w:lang w:val="ru-RU"/>
-        </w:rPr>
-        <w:t>Расп</w:t>
-      </w:r>
-      <w:proofErr w:type="spellEnd"/>
-      <w:r>
-        <w:rPr>
-          <w:rFonts w:cs="Times New Roman"/>
-          <w:color w:val="E36C0A" w:themeColor="accent6" w:themeShade="BF"/>
-          <w:sz w:val="24"/>
-          <w:szCs w:val="24"/>
-          <w:lang w:val="ru-RU"/>
-        </w:rPr>
-        <w:t>(ТНД) от 19.12.2024 г. «О составе нештатного аварийно-спасательного формирования» укомплектовано объединённое нештатное формирование «Нештатное аварийно-спасательное формирование структурного подразделения «Татнефть-Добыча» ПАО «Татнефть» (свидетельство об аттестации на право ведения аварийно-спасательных работ №15343 от 28.02.24 г., регистрационный номер 16/2-2-538).</w:t>
+        <w:t>Для проведения аварийно-спасательных и других неотложных работ по ликвидации последствий возможных аварий и чрезвычайных ситуаций природного и техногенного характера на декларируемом объекте согласно закону РФ «О промышленной безопасности опасных производственных объектов» № 116-ФЗ от 21.07.97г. , распоряжением ПАО «Татнефть» №188/Расп(ТНД) от 19.12.2024 г. «О составе нештатного аварийно-спасательного формирования» укомплектовано объединённое нештатное формирование «Нештатное аварийно-спасательное формирование структурного подразделения «Татнефть-Добыча» ПАО «Татнефть» (свидетельство об аттестации на право ведения аварийно-спасательных работ №15343 от 28.02.24 г., регистрационный номер 16/2-2-538).</w:t>
       </w:r>
     </w:p>
     <w:p>
@@ -29281,51 +27300,7 @@
           <w:szCs w:val="24"/>
           <w:lang w:val="ru-RU"/>
         </w:rPr>
-        <w:t xml:space="preserve">Готовность НАСФ в рабочее время – постоянная, вне рабочего времени – 1,5 - 2 часа. </w:t>
-      </w:r>
-      <w:proofErr w:type="spellStart"/>
-      <w:r>
-        <w:rPr>
-          <w:rFonts w:cs="Times New Roman"/>
-          <w:color w:val="E36C0A" w:themeColor="accent6" w:themeShade="BF"/>
-          <w:sz w:val="24"/>
-          <w:szCs w:val="24"/>
-          <w:lang w:val="ru-RU"/>
-        </w:rPr>
-        <w:t>Оснащенность</w:t>
-      </w:r>
-      <w:proofErr w:type="spellEnd"/>
-      <w:r>
-        <w:rPr>
-          <w:rFonts w:cs="Times New Roman"/>
-          <w:color w:val="E36C0A" w:themeColor="accent6" w:themeShade="BF"/>
-          <w:sz w:val="24"/>
-          <w:szCs w:val="24"/>
-          <w:lang w:val="ru-RU"/>
-        </w:rPr>
-        <w:t xml:space="preserve"> нештатных аварийно-спасательных формирований определяется исходя из норм оснащения, </w:t>
-      </w:r>
-      <w:proofErr w:type="spellStart"/>
-      <w:r>
-        <w:rPr>
-          <w:rFonts w:cs="Times New Roman"/>
-          <w:color w:val="E36C0A" w:themeColor="accent6" w:themeShade="BF"/>
-          <w:sz w:val="24"/>
-          <w:szCs w:val="24"/>
-          <w:lang w:val="ru-RU"/>
-        </w:rPr>
-        <w:t>приведенных</w:t>
-      </w:r>
-      <w:proofErr w:type="spellEnd"/>
-      <w:r>
-        <w:rPr>
-          <w:rFonts w:cs="Times New Roman"/>
-          <w:color w:val="E36C0A" w:themeColor="accent6" w:themeShade="BF"/>
-          <w:sz w:val="24"/>
-          <w:szCs w:val="24"/>
-          <w:lang w:val="ru-RU"/>
-        </w:rPr>
-        <w:t xml:space="preserve"> в приказе МЧС РФ от 18.12.2014 г. (c изменениями 05.10.2021г.) № 701 «Об утверждении типового порядка создания нештатных формирований по обеспечению выполнения мероприятий по гражданской обороне» , а также в соответствии с «Типовым табелем оснащения аварийно-спасательного формирования средствами индивидуальной защиты, специальным и вспомогательным оборудованием для ведения газоспасательных работ» (приложение Е «Методических рекомендаций по проведению проверки и определению возможностей профессиональных аварийно-спасательных формирований при аттестации на право ведения газоспасательных работ»).</w:t>
+        <w:t>Готовность НАСФ в рабочее время – постоянная, вне рабочего времени – 1,5 - 2 часа. Оснащенность нештатных аварийно-спасательных формирований определяется исходя из норм оснащения, приведенных в приказе МЧС РФ от 18.12.2014 г. (c изменениями 05.10.2021г.) № 701 «Об утверждении типового порядка создания нештатных формирований по обеспечению выполнения мероприятий по гражданской обороне» , а также в соответствии с «Типовым табелем оснащения аварийно-спасательного формирования средствами индивидуальной защиты, специальным и вспомогательным оборудованием для ведения газоспасательных работ» (приложение Е «Методических рекомендаций по проведению проверки и определению возможностей профессиональных аварийно-спасательных формирований при аттестации на право ведения газоспасательных работ»).</w:t>
       </w:r>
     </w:p>
     <w:p>
@@ -29496,29 +27471,7 @@
           <w:szCs w:val="24"/>
           <w:lang w:val="ru-RU"/>
         </w:rPr>
-        <w:t>ПАСФ ООО «</w:t>
-      </w:r>
-      <w:proofErr w:type="spellStart"/>
-      <w:r>
-        <w:rPr>
-          <w:rFonts w:cs="Times New Roman"/>
-          <w:color w:val="E36C0A" w:themeColor="accent6" w:themeShade="BF"/>
-          <w:sz w:val="24"/>
-          <w:szCs w:val="24"/>
-          <w:lang w:val="ru-RU"/>
-        </w:rPr>
-        <w:t>РегионСпас</w:t>
-      </w:r>
-      <w:proofErr w:type="spellEnd"/>
-      <w:r>
-        <w:rPr>
-          <w:rFonts w:cs="Times New Roman"/>
-          <w:color w:val="E36C0A" w:themeColor="accent6" w:themeShade="BF"/>
-          <w:sz w:val="24"/>
-          <w:szCs w:val="24"/>
-          <w:lang w:val="ru-RU"/>
-        </w:rPr>
-        <w:t>»</w:t>
+        <w:t>ПАСФ ООО «РегионСпас»</w:t>
       </w:r>
       <w:r>
         <w:rPr>
@@ -29552,29 +27505,7 @@
           <w:szCs w:val="24"/>
           <w:lang w:val="ru-RU"/>
         </w:rPr>
-        <w:t xml:space="preserve">В ПАО «Татнефть» им. В. Д. Шашина </w:t>
-      </w:r>
-      <w:proofErr w:type="spellStart"/>
-      <w:r>
-        <w:rPr>
-          <w:rFonts w:cs="Times New Roman"/>
-          <w:color w:val="E36C0A" w:themeColor="accent6" w:themeShade="BF"/>
-          <w:sz w:val="24"/>
-          <w:szCs w:val="24"/>
-          <w:lang w:val="ru-RU"/>
-        </w:rPr>
-        <w:t>заключен</w:t>
-      </w:r>
-      <w:proofErr w:type="spellEnd"/>
-      <w:r>
-        <w:rPr>
-          <w:rFonts w:cs="Times New Roman"/>
-          <w:color w:val="E36C0A" w:themeColor="accent6" w:themeShade="BF"/>
-          <w:sz w:val="24"/>
-          <w:szCs w:val="24"/>
-          <w:lang w:val="ru-RU"/>
-        </w:rPr>
-        <w:t xml:space="preserve"> договор на выполнение работ по тушению пожаров и проведение АСР, связанные с тушением пожаров:</w:t>
+        <w:t>В ПАО «Татнефть» им. В. Д. Шашина заключен договор на выполнение работ по тушению пожаров и проведение АСР, связанные с тушением пожаров:</w:t>
       </w:r>
     </w:p>
     <w:p>
@@ -29718,29 +27649,7 @@
           <w:lang w:val="ru-RU"/>
         </w:rPr>
         <w:lastRenderedPageBreak/>
-        <w:t>постановлением Кабинета Министров Республики Татарстан от 11.07.2008г. №488 «О создании резервов материальных ресурсов для ликвидации чрезвычайных ситуаций природного и техногенного характера» (с изменениями) в ПАО «Татнефть» издан приказ №244/МНУ-</w:t>
-      </w:r>
-      <w:proofErr w:type="spellStart"/>
-      <w:r>
-        <w:rPr>
-          <w:rFonts w:cs="Times New Roman"/>
-          <w:color w:val="E36C0A" w:themeColor="accent6" w:themeShade="BF"/>
-          <w:sz w:val="24"/>
-          <w:szCs w:val="24"/>
-          <w:lang w:val="ru-RU"/>
-        </w:rPr>
-        <w:t>Пр</w:t>
-      </w:r>
-      <w:proofErr w:type="spellEnd"/>
-      <w:r>
-        <w:rPr>
-          <w:rFonts w:cs="Times New Roman"/>
-          <w:color w:val="E36C0A" w:themeColor="accent6" w:themeShade="BF"/>
-          <w:sz w:val="24"/>
-          <w:szCs w:val="24"/>
-          <w:lang w:val="ru-RU"/>
-        </w:rPr>
-        <w:t>(0002) от 04.08.2023 г. «Об утверждении и введении в действие ЕРБ 2465-2023 «Положение о создании, содержании, использовании и восполнении резервов материальных и финансовых ресурсов для ликвидации чрезвычайных ситуаций природного и техногенного характера и целей гражданской обороны в ПАО «Татнефть».</w:t>
+        <w:t>постановлением Кабинета Министров Республики Татарстан от 11.07.2008г. №488 «О создании резервов материальных ресурсов для ликвидации чрезвычайных ситуаций природного и техногенного характера» (с изменениями) в ПАО «Татнефть» издан приказ №244/МНУ-Пр(0002) от 04.08.2023 г. «Об утверждении и введении в действие ЕРБ 2465-2023 «Положение о создании, содержании, использовании и восполнении резервов материальных и финансовых ресурсов для ликвидации чрезвычайных ситуаций природного и техногенного характера и целей гражданской обороны в ПАО «Татнефть».</w:t>
       </w:r>
     </w:p>
     <w:p>
@@ -29764,29 +27673,7 @@
           <w:szCs w:val="24"/>
           <w:lang w:val="ru-RU"/>
         </w:rPr>
-        <w:t xml:space="preserve">Резерв материальных ресурсов для ликвидации чрезвычайных ситуаций создан, исходя из прогнозируемых видов и масштабов чрезвычайных ситуаций, предполагаемого </w:t>
-      </w:r>
-      <w:proofErr w:type="spellStart"/>
-      <w:r>
-        <w:rPr>
-          <w:rFonts w:cs="Times New Roman"/>
-          <w:color w:val="E36C0A" w:themeColor="accent6" w:themeShade="BF"/>
-          <w:sz w:val="24"/>
-          <w:szCs w:val="24"/>
-          <w:lang w:val="ru-RU"/>
-        </w:rPr>
-        <w:t>объема</w:t>
-      </w:r>
-      <w:proofErr w:type="spellEnd"/>
-      <w:r>
-        <w:rPr>
-          <w:rFonts w:cs="Times New Roman"/>
-          <w:color w:val="E36C0A" w:themeColor="accent6" w:themeShade="BF"/>
-          <w:sz w:val="24"/>
-          <w:szCs w:val="24"/>
-          <w:lang w:val="ru-RU"/>
-        </w:rPr>
-        <w:t xml:space="preserve"> работ по их ликвидации, а также максимально возможного использования имеющихся сил и средств для ликвидации чрезвычайных ситуаций. Резерв материальных ресурсов используются при проведении аварийно-спасательных и других неотложных работ по устранению непосредственной опасности для жизни и здоровья людей, оказания им единовременной материальной помощи и других первоочередных мероприятий, связанных обеспечением жизнедеятельности пострадавших, резервы размещены на объектах, откуда возможна их оперативная доставка в зоны ЧС и без специального разрешения не используются.</w:t>
+        <w:t>Резерв материальных ресурсов для ликвидации чрезвычайных ситуаций создан, исходя из прогнозируемых видов и масштабов чрезвычайных ситуаций, предполагаемого объема работ по их ликвидации, а также максимально возможного использования имеющихся сил и средств для ликвидации чрезвычайных ситуаций. Резерв материальных ресурсов используются при проведении аварийно-спасательных и других неотложных работ по устранению непосредственной опасности для жизни и здоровья людей, оказания им единовременной материальной помощи и других первоочередных мероприятий, связанных обеспечением жизнедеятельности пострадавших, резервы размещены на объектах, откуда возможна их оперативная доставка в зоны ЧС и без специального разрешения не используются.</w:t>
       </w:r>
     </w:p>
     <w:p>
@@ -29834,29 +27721,7 @@
           <w:szCs w:val="24"/>
           <w:lang w:val="ru-RU"/>
         </w:rPr>
-        <w:t xml:space="preserve">Номенклатура и </w:t>
-      </w:r>
-      <w:proofErr w:type="spellStart"/>
-      <w:r>
-        <w:rPr>
-          <w:rFonts w:cs="Times New Roman"/>
-          <w:color w:val="E36C0A" w:themeColor="accent6" w:themeShade="BF"/>
-          <w:sz w:val="24"/>
-          <w:szCs w:val="24"/>
-          <w:lang w:val="ru-RU"/>
-        </w:rPr>
-        <w:t>объемы</w:t>
-      </w:r>
-      <w:proofErr w:type="spellEnd"/>
-      <w:r>
-        <w:rPr>
-          <w:rFonts w:cs="Times New Roman"/>
-          <w:color w:val="E36C0A" w:themeColor="accent6" w:themeShade="BF"/>
-          <w:sz w:val="24"/>
-          <w:szCs w:val="24"/>
-          <w:lang w:val="ru-RU"/>
-        </w:rPr>
-        <w:t xml:space="preserve"> создаваемых резервов согласовываются с начальником сектора по ГО, ЧС и ВМР, отдела по комплексной безопасности, ГО и ЧС, управления экономической безопасности, защиты информации, гражданской обороны и чрезвычайных ситуаций исполнительного аппарата ПАО «Татнефть».</w:t>
+        <w:t>Номенклатура и объемы создаваемых резервов согласовываются с начальником сектора по ГО, ЧС и ВМР, отдела по комплексной безопасности, ГО и ЧС, управления экономической безопасности, защиты информации, гражданской обороны и чрезвычайных ситуаций исполнительного аппарата ПАО «Татнефть».</w:t>
       </w:r>
     </w:p>
     <w:p>
@@ -30004,7 +27869,6 @@
         </w:rPr>
         <w:t xml:space="preserve">Оповещение руководящего состава, работников структурных подразделений </w:t>
       </w:r>
-      <w:proofErr w:type="gramStart"/>
       <w:r>
         <w:rPr>
           <w:rFonts w:cs="Times New Roman"/>
@@ -30013,18 +27877,7 @@
           <w:highlight w:val="yellow"/>
           <w:lang w:val="ru-RU"/>
         </w:rPr>
-        <w:t>{{ SHORT</w:t>
-      </w:r>
-      <w:proofErr w:type="gramEnd"/>
-      <w:r>
-        <w:rPr>
-          <w:rFonts w:cs="Times New Roman"/>
-          <w:sz w:val="24"/>
-          <w:szCs w:val="24"/>
-          <w:highlight w:val="yellow"/>
-          <w:lang w:val="ru-RU"/>
-        </w:rPr>
-        <w:t>_NAME }}</w:t>
+        <w:t>{{ SHORT_NAME }}</w:t>
       </w:r>
       <w:r>
         <w:rPr>
@@ -30456,47 +28309,7 @@
           <w:szCs w:val="24"/>
           <w:lang w:val="ru-RU" w:eastAsia="ru-RU"/>
         </w:rPr>
-        <w:t xml:space="preserve">В соответствии с «Порядком оформления декларации промышленной безопасности опасных производственных объектов и перечне включаемых в </w:t>
-      </w:r>
-      <w:proofErr w:type="spellStart"/>
-      <w:r>
-        <w:rPr>
-          <w:rFonts w:cs="Times New Roman"/>
-          <w:sz w:val="24"/>
-          <w:szCs w:val="24"/>
-          <w:lang w:val="ru-RU" w:eastAsia="ru-RU"/>
-        </w:rPr>
-        <w:t>нее</w:t>
-      </w:r>
-      <w:proofErr w:type="spellEnd"/>
-      <w:r>
-        <w:rPr>
-          <w:rFonts w:cs="Times New Roman"/>
-          <w:sz w:val="24"/>
-          <w:szCs w:val="24"/>
-          <w:lang w:val="ru-RU" w:eastAsia="ru-RU"/>
-        </w:rPr>
-        <w:t xml:space="preserve"> сведений», </w:t>
-      </w:r>
-      <w:proofErr w:type="spellStart"/>
-      <w:r>
-        <w:rPr>
-          <w:rFonts w:cs="Times New Roman"/>
-          <w:sz w:val="24"/>
-          <w:szCs w:val="24"/>
-          <w:lang w:val="ru-RU" w:eastAsia="ru-RU"/>
-        </w:rPr>
-        <w:t>утвержденным</w:t>
-      </w:r>
-      <w:proofErr w:type="spellEnd"/>
-      <w:r>
-        <w:rPr>
-          <w:rFonts w:cs="Times New Roman"/>
-          <w:sz w:val="24"/>
-          <w:szCs w:val="24"/>
-          <w:lang w:val="ru-RU" w:eastAsia="ru-RU"/>
-        </w:rPr>
-        <w:t xml:space="preserve"> приказом Федеральной службы по экологическому, технологическому и атомному надзору от 16.10.2020 г. № 414 с целью сравнения и полноты оценки опасности, к рассмотрению приняты сценарии, среди всего разнообразия которых выбраны наиболее опасные и наиболее вероятные сценарии аварии, представленные в таблице ниже</w:t>
+        <w:t>В соответствии с «Порядком оформления декларации промышленной безопасности опасных производственных объектов и перечне включаемых в нее сведений», утвержденным приказом Федеральной службы по экологическому, технологическому и атомному надзору от 16.10.2020 г. № 414 с целью сравнения и полноты оценки опасности, к рассмотрению приняты сценарии, среди всего разнообразия которых выбраны наиболее опасные и наиболее вероятные сценарии аварии, представленные в таблице ниже</w:t>
       </w:r>
       <w:r>
         <w:rPr>
@@ -30800,7 +28613,6 @@
         </w:rPr>
         <w:t xml:space="preserve"> из числа персонала составляет: </w:t>
       </w:r>
-      <w:proofErr w:type="gramStart"/>
       <w:r>
         <w:rPr>
           <w:rFonts w:cs="Times New Roman"/>
@@ -30821,7 +28633,6 @@
         </w:rPr>
         <w:t>MAX</w:t>
       </w:r>
-      <w:proofErr w:type="gramEnd"/>
       <w:r>
         <w:rPr>
           <w:rFonts w:cs="Times New Roman"/>
@@ -30892,27 +28703,7 @@
           <w:szCs w:val="24"/>
           <w:lang w:val="ru-RU" w:eastAsia="ru-RU"/>
         </w:rPr>
-        <w:t xml:space="preserve">Результаты </w:t>
-      </w:r>
-      <w:proofErr w:type="spellStart"/>
-      <w:r>
-        <w:rPr>
-          <w:rFonts w:cs="Times New Roman"/>
-          <w:sz w:val="24"/>
-          <w:szCs w:val="24"/>
-          <w:lang w:val="ru-RU" w:eastAsia="ru-RU"/>
-        </w:rPr>
-        <w:t>проведенного</w:t>
-      </w:r>
-      <w:proofErr w:type="spellEnd"/>
-      <w:r>
-        <w:rPr>
-          <w:rFonts w:cs="Times New Roman"/>
-          <w:sz w:val="24"/>
-          <w:szCs w:val="24"/>
-          <w:lang w:val="ru-RU" w:eastAsia="ru-RU"/>
-        </w:rPr>
-        <w:t xml:space="preserve"> анализа риска для декларируемого объекта, представлены в таблице ниже.</w:t>
+        <w:t>Результаты проведенного анализа риска для декларируемого объекта, представлены в таблице ниже.</w:t>
       </w:r>
     </w:p>
     <w:p>
@@ -31000,27 +28791,7 @@
           <w:szCs w:val="24"/>
           <w:lang w:val="ru-RU" w:eastAsia="ru-RU"/>
         </w:rPr>
-        <w:t xml:space="preserve">Результаты </w:t>
-      </w:r>
-      <w:proofErr w:type="spellStart"/>
-      <w:r>
-        <w:rPr>
-          <w:rFonts w:cs="Times New Roman"/>
-          <w:sz w:val="24"/>
-          <w:szCs w:val="24"/>
-          <w:lang w:val="ru-RU" w:eastAsia="ru-RU"/>
-        </w:rPr>
-        <w:t>проведенного</w:t>
-      </w:r>
-      <w:proofErr w:type="spellEnd"/>
-      <w:r>
-        <w:rPr>
-          <w:rFonts w:cs="Times New Roman"/>
-          <w:sz w:val="24"/>
-          <w:szCs w:val="24"/>
-          <w:lang w:val="ru-RU" w:eastAsia="ru-RU"/>
-        </w:rPr>
-        <w:t xml:space="preserve"> анализа риска</w:t>
+        <w:t>Результаты проведенного анализа риска</w:t>
       </w:r>
       <w:r>
         <w:rPr>
@@ -31233,7 +29004,6 @@
         </w:rPr>
         <w:br/>
       </w:r>
-      <w:proofErr w:type="gramStart"/>
       <w:r>
         <w:rPr>
           <w:rFonts w:cs="Times New Roman"/>
@@ -31254,7 +29024,6 @@
         </w:rPr>
         <w:t>MAX</w:t>
       </w:r>
-      <w:proofErr w:type="gramEnd"/>
       <w:r>
         <w:rPr>
           <w:rFonts w:cs="Times New Roman"/>
@@ -31526,21 +29295,12 @@
           <w:lang w:val="ru-RU"/>
         </w:rPr>
       </w:pPr>
-      <w:proofErr w:type="spellStart"/>
       <w:r>
         <w:rPr>
           <w:color w:val="00B0F0"/>
           <w:lang w:val="ru-RU"/>
         </w:rPr>
-        <w:t>газонасыщенность</w:t>
-      </w:r>
-      <w:proofErr w:type="spellEnd"/>
-      <w:r>
-        <w:rPr>
-          <w:color w:val="00B0F0"/>
-          <w:lang w:val="ru-RU"/>
-        </w:rPr>
-        <w:t>, давление насыщения.</w:t>
+        <w:t>газонасыщенность, давление насыщения.</w:t>
       </w:r>
     </w:p>
     <w:p>
@@ -32269,25 +30029,7 @@
           <w:color w:val="00B0F0"/>
           <w:lang w:val="ru-RU"/>
         </w:rPr>
-        <w:t xml:space="preserve">воздействие низких температур → риск замерзания </w:t>
-      </w:r>
-      <w:proofErr w:type="spellStart"/>
-      <w:r>
-        <w:rPr>
-          <w:rFonts w:cs="Times New Roman"/>
-          <w:color w:val="00B0F0"/>
-          <w:lang w:val="ru-RU"/>
-        </w:rPr>
-        <w:t>нефтеводяных</w:t>
-      </w:r>
-      <w:proofErr w:type="spellEnd"/>
-      <w:r>
-        <w:rPr>
-          <w:rFonts w:cs="Times New Roman"/>
-          <w:color w:val="00B0F0"/>
-          <w:lang w:val="ru-RU"/>
-        </w:rPr>
-        <w:t xml:space="preserve"> эмульсий;</w:t>
+        <w:t>воздействие низких температур → риск замерзания нефтеводяных эмульсий;</w:t>
       </w:r>
     </w:p>
     <w:p>
@@ -32508,23 +30250,7 @@
           <w:color w:val="00B0F0"/>
           <w:lang w:val="ru-RU"/>
         </w:rPr>
-        <w:t xml:space="preserve">размещение насосов и сепараторов для минимизации гидравлических сопротивлений и </w:t>
-      </w:r>
-      <w:proofErr w:type="spellStart"/>
-      <w:r>
-        <w:rPr>
-          <w:color w:val="00B0F0"/>
-          <w:lang w:val="ru-RU"/>
-        </w:rPr>
-        <w:t>кавитационных</w:t>
-      </w:r>
-      <w:proofErr w:type="spellEnd"/>
-      <w:r>
-        <w:rPr>
-          <w:color w:val="00B0F0"/>
-          <w:lang w:val="ru-RU"/>
-        </w:rPr>
-        <w:t xml:space="preserve"> рисков;</w:t>
+        <w:t>размещение насосов и сепараторов для минимизации гидравлических сопротивлений и кавитационных рисков;</w:t>
       </w:r>
     </w:p>
     <w:p>
@@ -32640,23 +30366,7 @@
           <w:color w:val="00B0F0"/>
           <w:lang w:val="ru-RU"/>
         </w:rPr>
-        <w:t xml:space="preserve">1. Повышение </w:t>
-      </w:r>
-      <w:proofErr w:type="spellStart"/>
-      <w:r>
-        <w:rPr>
-          <w:color w:val="00B0F0"/>
-          <w:lang w:val="ru-RU"/>
-        </w:rPr>
-        <w:t>надежности</w:t>
-      </w:r>
-      <w:proofErr w:type="spellEnd"/>
-      <w:r>
-        <w:rPr>
-          <w:color w:val="00B0F0"/>
-          <w:lang w:val="ru-RU"/>
-        </w:rPr>
-        <w:t xml:space="preserve"> оборудования </w:t>
+        <w:t xml:space="preserve">1. Повышение надежности оборудования </w:t>
       </w:r>
     </w:p>
     <w:p>
@@ -33812,7 +31522,6 @@
         </w:rPr>
       </w:pPr>
       <w:bookmarkStart w:id="82" w:name="_Toc221032570"/>
-      <w:proofErr w:type="spellStart"/>
       <w:r>
         <w:rPr>
           <w:rFonts w:ascii="Times New Roman" w:hAnsi="Times New Roman" w:cs="Times New Roman"/>
@@ -33821,9 +31530,8 @@
           <w:szCs w:val="24"/>
           <w:lang w:val="ru-RU" w:eastAsia="ru-RU"/>
         </w:rPr>
-        <w:t>Обобщенная</w:t>
-      </w:r>
-      <w:proofErr w:type="spellEnd"/>
+        <w:t>Обобщенная оценка обеспечения промышленной безопасности и достаточност</w:t>
+      </w:r>
       <w:r>
         <w:rPr>
           <w:rFonts w:ascii="Times New Roman" w:hAnsi="Times New Roman" w:cs="Times New Roman"/>
@@ -33832,7 +31540,7 @@
           <w:szCs w:val="24"/>
           <w:lang w:val="ru-RU" w:eastAsia="ru-RU"/>
         </w:rPr>
-        <w:t xml:space="preserve"> оценка обеспечения промышленной безопасности и достаточност</w:t>
+        <w:t>ь</w:t>
       </w:r>
       <w:r>
         <w:rPr>
@@ -33842,16 +31550,6 @@
           <w:szCs w:val="24"/>
           <w:lang w:val="ru-RU" w:eastAsia="ru-RU"/>
         </w:rPr>
-        <w:t>ь</w:t>
-      </w:r>
-      <w:r>
-        <w:rPr>
-          <w:rFonts w:ascii="Times New Roman" w:hAnsi="Times New Roman" w:cs="Times New Roman"/>
-          <w:color w:val="auto"/>
-          <w:sz w:val="24"/>
-          <w:szCs w:val="24"/>
-          <w:lang w:val="ru-RU" w:eastAsia="ru-RU"/>
-        </w:rPr>
         <w:t xml:space="preserve"> мер по предупреждению аварий на декларируемом объекте</w:t>
       </w:r>
       <w:bookmarkEnd w:id="82"/>
@@ -33875,35 +31573,18 @@
           <w:lang w:val="ru-RU"/>
         </w:rPr>
       </w:pPr>
-      <w:proofErr w:type="spellStart"/>
-      <w:r>
-        <w:rPr>
-          <w:lang w:val="ru-RU"/>
-        </w:rPr>
-        <w:t>Проведенная</w:t>
-      </w:r>
-      <w:proofErr w:type="spellEnd"/>
-      <w:r>
-        <w:rPr>
-          <w:lang w:val="ru-RU"/>
-        </w:rPr>
-        <w:t xml:space="preserve"> оценка риска возможных аварий, мер по их предупреждению и обеспечению готовности к действиям по локализации и ликвидации их последствий показали, что уровень безопасности декларируемого объекта </w:t>
-      </w:r>
-      <w:proofErr w:type="gramStart"/>
+      <w:r>
+        <w:rPr>
+          <w:lang w:val="ru-RU"/>
+        </w:rPr>
+        <w:t xml:space="preserve">Проведенная оценка риска возможных аварий, мер по их предупреждению и обеспечению готовности к действиям по локализации и ликвидации их последствий показали, что уровень безопасности декларируемого объекта </w:t>
+      </w:r>
       <w:r>
         <w:rPr>
           <w:highlight w:val="yellow"/>
           <w:lang w:val="ru-RU"/>
         </w:rPr>
-        <w:t>{{ SHORT</w:t>
-      </w:r>
-      <w:proofErr w:type="gramEnd"/>
-      <w:r>
-        <w:rPr>
-          <w:highlight w:val="yellow"/>
-          <w:lang w:val="ru-RU"/>
-        </w:rPr>
-        <w:t>_NAME }}</w:t>
+        <w:t>{{ SHORT_NAME }}</w:t>
       </w:r>
       <w:r>
         <w:rPr>
@@ -33927,21 +31608,12 @@
         </w:rPr>
         <w:t xml:space="preserve">Организационные и технические мероприятия по вопросам обеспечения безопасной работы объекта, предлагаемые к реализации эксплуатирующей организации, в целом обеспечивают минимизацию риска возникновения аварий. Организация системы эксплуатации объекта, наличие механизма осуществления контроля и обеспечения промышленной безопасности в </w:t>
       </w:r>
-      <w:proofErr w:type="gramStart"/>
       <w:r>
         <w:rPr>
           <w:highlight w:val="yellow"/>
           <w:lang w:val="ru-RU"/>
         </w:rPr>
-        <w:t>{{ SHORT</w:t>
-      </w:r>
-      <w:proofErr w:type="gramEnd"/>
-      <w:r>
-        <w:rPr>
-          <w:highlight w:val="yellow"/>
-          <w:lang w:val="ru-RU"/>
-        </w:rPr>
-        <w:t>_NAME }}</w:t>
+        <w:t>{{ SHORT_NAME }}</w:t>
       </w:r>
       <w:r>
         <w:rPr>
@@ -37032,7 +34704,6 @@
   <w:style w:type="character" w:default="1" w:styleId="a3">
     <w:name w:val="Default Paragraph Font"/>
     <w:uiPriority w:val="1"/>
-    <w:semiHidden/>
     <w:unhideWhenUsed/>
   </w:style>
   <w:style w:type="table" w:default="1" w:styleId="a4">

--- a/report/template/Tatneft/ДПБ_(экспл_стац)/DPB.docx
+++ b/report/template/Tatneft/ДПБ_(экспл_стац)/DPB.docx
@@ -126,26 +126,14 @@
         <w:rPr>
           <w:sz w:val="26"/>
           <w:szCs w:val="26"/>
-          <w:lang w:val="ru-RU"/>
         </w:rPr>
       </w:pPr>
       <w:r>
         <w:rPr>
           <w:sz w:val="26"/>
           <w:szCs w:val="26"/>
-          <w:lang w:val="ru-RU"/>
         </w:rPr>
         <w:t xml:space="preserve">« ___ » ___________ </w:t>
-      </w:r>
-      <w:r>
-        <w:rPr>
-          <w:rFonts w:eastAsia="Times New Roman" w:cs="Times New Roman"/>
-          <w:sz w:val="26"/>
-          <w:szCs w:val="26"/>
-          <w:highlight w:val="yellow"/>
-          <w:lang w:val="ru-RU" w:eastAsia="ru-RU"/>
-        </w:rPr>
-        <w:t xml:space="preserve">{{ </w:t>
       </w:r>
       <w:r>
         <w:rPr>
@@ -155,17 +143,7 @@
           <w:highlight w:val="yellow"/>
           <w:lang w:eastAsia="ru-RU"/>
         </w:rPr>
-        <w:t>PROJECT</w:t>
-      </w:r>
-      <w:r>
-        <w:rPr>
-          <w:rFonts w:eastAsia="Times New Roman" w:cs="Times New Roman"/>
-          <w:sz w:val="26"/>
-          <w:szCs w:val="26"/>
-          <w:highlight w:val="yellow"/>
-          <w:lang w:val="ru-RU" w:eastAsia="ru-RU"/>
-        </w:rPr>
-        <w:t>_</w:t>
+        <w:t xml:space="preserve">{{ </w:t>
       </w:r>
       <w:r>
         <w:rPr>
@@ -175,7 +153,7 @@
           <w:highlight w:val="yellow"/>
           <w:lang w:eastAsia="ru-RU"/>
         </w:rPr>
-        <w:t>YEAR</w:t>
+        <w:t>PROJECT</w:t>
       </w:r>
       <w:r>
         <w:rPr>
@@ -183,31 +161,49 @@
           <w:sz w:val="26"/>
           <w:szCs w:val="26"/>
           <w:highlight w:val="yellow"/>
-          <w:lang w:val="ru-RU" w:eastAsia="ru-RU"/>
-        </w:rPr>
-        <w:t xml:space="preserve"> }}</w:t>
-      </w:r>
-      <w:r>
-        <w:rPr>
+          <w:lang w:eastAsia="ru-RU"/>
+        </w:rPr>
+        <w:t>_</w:t>
+      </w:r>
+      <w:r>
+        <w:rPr>
+          <w:rFonts w:eastAsia="Times New Roman" w:cs="Times New Roman"/>
           <w:sz w:val="26"/>
           <w:szCs w:val="26"/>
-          <w:lang w:val="ru-RU"/>
-        </w:rPr>
-        <w:t xml:space="preserve"> </w:t>
-      </w:r>
-      <w:r>
-        <w:rPr>
+          <w:highlight w:val="yellow"/>
+          <w:lang w:eastAsia="ru-RU"/>
+        </w:rPr>
+        <w:t>YEAR</w:t>
+      </w:r>
+      <w:r>
+        <w:rPr>
+          <w:rFonts w:eastAsia="Times New Roman" w:cs="Times New Roman"/>
           <w:sz w:val="26"/>
           <w:szCs w:val="26"/>
-          <w:lang w:val="ru-RU"/>
-        </w:rPr>
-        <w:t>г</w:t>
+          <w:highlight w:val="yellow"/>
+          <w:lang w:eastAsia="ru-RU"/>
+        </w:rPr>
+        <w:t xml:space="preserve"> }}</w:t>
       </w:r>
       <w:r>
         <w:rPr>
           <w:sz w:val="26"/>
           <w:szCs w:val="26"/>
-          <w:lang w:val="ru-RU"/>
+        </w:rPr>
+        <w:t xml:space="preserve"> </w:t>
+      </w:r>
+      <w:r>
+        <w:rPr>
+          <w:sz w:val="26"/>
+          <w:szCs w:val="26"/>
+          <w:lang w:val="ru-RU"/>
+        </w:rPr>
+        <w:t>г</w:t>
+      </w:r>
+      <w:r>
+        <w:rPr>
+          <w:sz w:val="26"/>
+          <w:szCs w:val="26"/>
         </w:rPr>
         <w:t>.</w:t>
       </w:r>
@@ -220,7 +216,6 @@
           <w:b/>
           <w:sz w:val="32"/>
           <w:szCs w:val="32"/>
-          <w:lang w:val="ru-RU"/>
         </w:rPr>
       </w:pPr>
     </w:p>
@@ -232,7 +227,6 @@
           <w:b/>
           <w:sz w:val="32"/>
           <w:szCs w:val="32"/>
-          <w:lang w:val="ru-RU"/>
         </w:rPr>
       </w:pPr>
     </w:p>
@@ -244,7 +238,6 @@
           <w:b/>
           <w:sz w:val="32"/>
           <w:szCs w:val="32"/>
-          <w:lang w:val="ru-RU"/>
         </w:rPr>
       </w:pPr>
     </w:p>
@@ -256,7 +249,6 @@
           <w:b/>
           <w:sz w:val="32"/>
           <w:szCs w:val="32"/>
-          <w:lang w:val="ru-RU"/>
         </w:rPr>
       </w:pPr>
     </w:p>
@@ -6134,7 +6126,26 @@
           <w:szCs w:val="24"/>
           <w:lang w:val="ru-RU"/>
         </w:rPr>
-        <w:t xml:space="preserve"> от 21.07.1997 № 116-ФЗ «О промышленной безопасности опасных производственных объектов» и в соответствии с «Порядком оформления декларации промышленной безопасности опасных производственных объектов и перечне включаемых в нее сведений», утвержденным приказом Федеральной службы по экологическому, технологическому и атомному надзору от 16.10.2020 г. № 414.</w:t>
+        <w:t xml:space="preserve"> от 21.07.1997 № 116-ФЗ </w:t>
+      </w:r>
+      <w:r>
+        <w:rPr>
+          <w:rFonts w:cs="Times New Roman"/>
+          <w:sz w:val="24"/>
+          <w:szCs w:val="24"/>
+          <w:highlight w:val="lightGray"/>
+          <w:lang w:val="ru-RU"/>
+        </w:rPr>
+        <w:t>«О промышленной безопасности опасных производственных объектов»  (в редакции от 08.08.2024г.)</w:t>
+      </w:r>
+      <w:r>
+        <w:rPr>
+          <w:rFonts w:cs="Times New Roman"/>
+          <w:sz w:val="24"/>
+          <w:szCs w:val="24"/>
+          <w:lang w:val="ru-RU"/>
+        </w:rPr>
+        <w:t xml:space="preserve"> и в соответствии с «Порядком оформления декларации промышленной безопасности опасных производственных объектов и перечне включаемых в нее сведений», утвержденным приказом Федеральной службы по экологическому, технологическому и атомному надзору от 16.10.2020 г. № 414.</w:t>
       </w:r>
     </w:p>
     <w:p>
@@ -10404,7 +10415,43 @@
                 <w:szCs w:val="24"/>
                 <w:lang w:val="ru-RU"/>
               </w:rPr>
-              <w:t>1. Федеральный закон «О промышленной безопасности опасных производственных объектов» от 21.07.97 г. № 116-ФЗ</w:t>
+              <w:t xml:space="preserve">1. Федеральный закон </w:t>
+            </w:r>
+            <w:r>
+              <w:rPr>
+                <w:b w:val="0"/>
+                <w:bCs w:val="0"/>
+                <w:color w:val="auto"/>
+                <w:sz w:val="24"/>
+                <w:szCs w:val="24"/>
+                <w:highlight w:val="lightGray"/>
+                <w:lang w:val="ru-RU"/>
+              </w:rPr>
+              <w:t xml:space="preserve">«О промышленной безопасности опасных производственных объектов»  (в редакции от </w:t>
+            </w:r>
+            <w:r>
+              <w:rPr>
+                <w:b w:val="0"/>
+                <w:bCs w:val="0"/>
+                <w:color w:val="auto"/>
+                <w:sz w:val="24"/>
+                <w:szCs w:val="24"/>
+                <w:highlight w:val="lightGray"/>
+                <w:lang w:val="ru-RU"/>
+              </w:rPr>
+              <w:lastRenderedPageBreak/>
+              <w:t>08.08.2024г.)</w:t>
+            </w:r>
+            <w:r>
+              <w:rPr>
+                <w:b w:val="0"/>
+                <w:bCs w:val="0"/>
+                <w:color w:val="auto"/>
+                <w:sz w:val="24"/>
+                <w:szCs w:val="24"/>
+                <w:lang w:val="ru-RU"/>
+              </w:rPr>
+              <w:t xml:space="preserve"> от 21.07.97 г. № 116-ФЗ</w:t>
             </w:r>
           </w:p>
           <w:p>
@@ -10453,7 +10500,32 @@
                 <w:lang w:val="ru-RU"/>
               </w:rPr>
               <w:lastRenderedPageBreak/>
-              <w:t xml:space="preserve">1) Опасный производственный объект подлежит декларированию на основании статьи 14 Федерального закона «О промышленной безопасности опасных производственных объектов» </w:t>
+              <w:t xml:space="preserve">1) Опасный производственный объект подлежит декларированию на основании статьи 14 Федерального закона </w:t>
+            </w:r>
+            <w:r>
+              <w:rPr>
+                <w:b w:val="0"/>
+                <w:bCs w:val="0"/>
+                <w:color w:val="auto"/>
+                <w:sz w:val="24"/>
+                <w:szCs w:val="24"/>
+                <w:highlight w:val="lightGray"/>
+                <w:lang w:val="ru-RU"/>
+              </w:rPr>
+              <w:t xml:space="preserve">«О промышленной безопасности опасных производственных объектов»  </w:t>
+            </w:r>
+            <w:r>
+              <w:rPr>
+                <w:b w:val="0"/>
+                <w:bCs w:val="0"/>
+                <w:color w:val="auto"/>
+                <w:sz w:val="24"/>
+                <w:szCs w:val="24"/>
+                <w:highlight w:val="lightGray"/>
+                <w:lang w:val="ru-RU"/>
+              </w:rPr>
+              <w:lastRenderedPageBreak/>
+              <w:t>(в редакции от 08.08.2024г.)</w:t>
             </w:r>
             <w:r>
               <w:rPr>
@@ -10464,8 +10536,7 @@
                 <w:szCs w:val="24"/>
                 <w:lang w:val="ru-RU"/>
               </w:rPr>
-              <w:lastRenderedPageBreak/>
-              <w:t>от 21.07.97 г. № 116-ФЗ</w:t>
+              <w:t xml:space="preserve"> от 21.07.97 г. № 116-ФЗ</w:t>
             </w:r>
           </w:p>
           <w:p>
@@ -10492,7 +10563,30 @@
                 <w:szCs w:val="24"/>
                 <w:lang w:val="ru-RU"/>
               </w:rPr>
-              <w:t>2) Декларация промышленной безопасности разрабатывается по инициативе организации, эксплуатирующей опасный производственный объект, на основании ст.14 Федерального закона «О промышленной безопасности опасных производственных объектов».</w:t>
+              <w:t xml:space="preserve">2) Декларация промышленной безопасности разрабатывается по инициативе организации, эксплуатирующей опасный производственный объект, на основании ст.14 Федерального закона </w:t>
+            </w:r>
+            <w:r>
+              <w:rPr>
+                <w:b w:val="0"/>
+                <w:bCs w:val="0"/>
+                <w:color w:val="auto"/>
+                <w:sz w:val="24"/>
+                <w:szCs w:val="24"/>
+                <w:highlight w:val="lightGray"/>
+                <w:lang w:val="ru-RU"/>
+              </w:rPr>
+              <w:t>«О промышленной безопасности опасных производственных объектов»  (в редакции от 08.08.2024г.)</w:t>
+            </w:r>
+            <w:r>
+              <w:rPr>
+                <w:b w:val="0"/>
+                <w:bCs w:val="0"/>
+                <w:color w:val="auto"/>
+                <w:sz w:val="24"/>
+                <w:szCs w:val="24"/>
+                <w:lang w:val="ru-RU"/>
+              </w:rPr>
+              <w:t>.</w:t>
             </w:r>
           </w:p>
         </w:tc>
@@ -10819,6 +10913,7 @@
           <w:szCs w:val="24"/>
           <w:lang w:val="ru-RU"/>
         </w:rPr>
+        <w:lastRenderedPageBreak/>
         <w:t>- вдоль трасс трубопроводов - в виде участка земли, ограниченного условными линиями, находящимися в 50 м от оси трубопровода с каждой стороны;</w:t>
       </w:r>
     </w:p>
@@ -10841,7 +10936,6 @@
           <w:szCs w:val="24"/>
           <w:lang w:val="ru-RU"/>
         </w:rPr>
-        <w:lastRenderedPageBreak/>
         <w:t>- на землях сельскохозяйственного назначения охранная зона ограничивается условными линиями, проходящими в 25 м от осей крайних трубопроводов с каждой стороны;</w:t>
       </w:r>
     </w:p>
@@ -11347,6 +11441,7 @@
           <w:szCs w:val="24"/>
           <w:lang w:val="ru-RU"/>
         </w:rPr>
+        <w:lastRenderedPageBreak/>
         <w:t>План расположения объекта на топографической карте представлен ниже</w:t>
       </w:r>
       <w:r>
@@ -11478,7 +11573,6 @@
           <w:szCs w:val="24"/>
           <w:lang w:val="ru-RU"/>
         </w:rPr>
-        <w:lastRenderedPageBreak/>
         <w:t xml:space="preserve">Рисунок </w:t>
       </w:r>
       <w:r>
@@ -12281,7 +12375,17 @@
           <w:szCs w:val="24"/>
           <w:lang w:val="ru-RU"/>
         </w:rPr>
-        <w:t xml:space="preserve">– отсутствуют. Планом мероприятий по локализации и ликвидации последствий аварий предусмотрено организационное мероприятий по эвакуации персонала не участвующего в аварии из зон действия возможных поражающих факторов. </w:t>
+        <w:t xml:space="preserve">– отсутствуют. Планом мероприятий по локализации и ликвидации последствий аварий предусмотрено организационное </w:t>
+      </w:r>
+      <w:r>
+        <w:rPr>
+          <w:rFonts w:cs="Times New Roman"/>
+          <w:sz w:val="24"/>
+          <w:szCs w:val="24"/>
+          <w:lang w:val="ru-RU"/>
+        </w:rPr>
+        <w:lastRenderedPageBreak/>
+        <w:t xml:space="preserve">мероприятий по эвакуации персонала не участвующего в аварии из зон действия возможных поражающих факторов. </w:t>
       </w:r>
     </w:p>
     <w:p>
@@ -12337,7 +12441,6 @@
           <w:szCs w:val="24"/>
           <w:lang w:val="ru-RU" w:eastAsia="ru-RU"/>
         </w:rPr>
-        <w:lastRenderedPageBreak/>
         <w:t>О</w:t>
       </w:r>
       <w:r>
@@ -13285,7 +13388,7 @@
           </mc:Choice>
           <mc:Fallback>
             <w:pict>
-              <v:shapetype w14:anchorId="0188DD9E" id="_x0000_t32" coordsize="21600,21600" o:spt="32" o:oned="t" path="m,l21600,21600e" filled="f">
+              <v:shapetype w14:anchorId="56255897" id="_x0000_t32" coordsize="21600,21600" o:spt="32" o:oned="t" path="m,l21600,21600e" filled="f">
                 <v:path arrowok="t" fillok="f" o:connecttype="none"/>
                 <o:lock v:ext="edit" shapetype="t"/>
               </v:shapetype>
@@ -13579,7 +13682,7 @@
           </mc:Choice>
           <mc:Fallback>
             <w:pict>
-              <v:shape w14:anchorId="3283DB29" id="Прямая со стрелкой 2" o:spid="_x0000_s1026" type="#_x0000_t32" style="position:absolute;margin-left:225.1pt;margin-top:21.4pt;width:30pt;height:0;z-index:251664896;visibility:visible;mso-wrap-style:square;mso-wrap-distance-left:9pt;mso-wrap-distance-top:0;mso-wrap-distance-right:9pt;mso-wrap-distance-bottom:0;mso-position-horizontal:absolute;mso-position-horizontal-relative:text;mso-position-vertical:absolute;mso-position-vertical-relative:text" o:gfxdata="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" strokecolor="#4f81bd [3204]" strokeweight="2pt">
+              <v:shape w14:anchorId="0E953E7F" id="Прямая со стрелкой 2" o:spid="_x0000_s1026" type="#_x0000_t32" style="position:absolute;margin-left:225.1pt;margin-top:21.4pt;width:30pt;height:0;z-index:251664896;visibility:visible;mso-wrap-style:square;mso-wrap-distance-left:9pt;mso-wrap-distance-top:0;mso-wrap-distance-right:9pt;mso-wrap-distance-bottom:0;mso-position-horizontal:absolute;mso-position-horizontal-relative:text;mso-position-vertical:absolute;mso-position-vertical-relative:text" o:gfxdata="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" strokecolor="#4f81bd [3204]" strokeweight="2pt">
                 <v:stroke endarrow="block"/>
                 <v:shadow on="t" color="black" opacity="24903f" origin=",.5" offset="0,.55556mm"/>
               </v:shape>
@@ -13688,7 +13791,7 @@
           </mc:Choice>
           <mc:Fallback>
             <w:pict>
-              <v:shape w14:anchorId="5D052F5F" id="Прямая со стрелкой 1" o:spid="_x0000_s1026" type="#_x0000_t32" style="position:absolute;margin-left:45.35pt;margin-top:6.75pt;width:55.35pt;height:0;z-index:251661824;visibility:visible;mso-wrap-style:square;mso-wrap-distance-left:9pt;mso-wrap-distance-top:0;mso-wrap-distance-right:9pt;mso-wrap-distance-bottom:0;mso-position-horizontal:absolute;mso-position-horizontal-relative:text;mso-position-vertical:absolute;mso-position-vertical-relative:text" o:gfxdata="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" strokecolor="#4579b8 [3044]">
+              <v:shape w14:anchorId="385232E0" id="Прямая со стрелкой 1" o:spid="_x0000_s1026" type="#_x0000_t32" style="position:absolute;margin-left:45.35pt;margin-top:6.75pt;width:55.35pt;height:0;z-index:251661824;visibility:visible;mso-wrap-style:square;mso-wrap-distance-left:9pt;mso-wrap-distance-top:0;mso-wrap-distance-right:9pt;mso-wrap-distance-bottom:0;mso-position-horizontal:absolute;mso-position-horizontal-relative:text;mso-position-vertical:absolute;mso-position-vertical-relative:text" o:gfxdata="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" strokecolor="#4579b8 [3044]">
                 <v:stroke endarrow="block"/>
               </v:shape>
             </w:pict>
@@ -21495,80 +21598,26 @@
           <w:szCs w:val="24"/>
           <w:lang w:val="ru-RU" w:eastAsia="ru-RU"/>
         </w:rPr>
-        <w:t xml:space="preserve">В соответствии с ст. 11 Федерального закона от 21.07.1997 № 116-ФЗ «О промышленной безопасности» </w:t>
-      </w:r>
-      <w:r>
-        <w:rPr>
-          <w:rFonts w:cs="Times New Roman"/>
-          <w:sz w:val="24"/>
-          <w:szCs w:val="24"/>
-          <w:lang w:val="ru-RU" w:eastAsia="ru-RU"/>
-        </w:rPr>
-        <w:t xml:space="preserve">организация </w:t>
-      </w:r>
-      <w:r>
-        <w:rPr>
-          <w:rFonts w:eastAsia="Times New Roman" w:cs="Times New Roman"/>
-          <w:sz w:val="24"/>
-          <w:szCs w:val="24"/>
-          <w:highlight w:val="yellow"/>
-          <w:lang w:val="ru-RU" w:eastAsia="ru-RU"/>
-        </w:rPr>
-        <w:t>{{ SHORT_NAME }}</w:t>
-      </w:r>
-      <w:r>
-        <w:rPr>
-          <w:rFonts w:cs="Times New Roman"/>
-          <w:sz w:val="24"/>
-          <w:szCs w:val="24"/>
-          <w:lang w:val="ru-RU" w:eastAsia="ru-RU"/>
-        </w:rPr>
-        <w:t xml:space="preserve"> </w:t>
-      </w:r>
-      <w:r>
-        <w:rPr>
-          <w:rFonts w:cs="Times New Roman"/>
-          <w:sz w:val="24"/>
-          <w:szCs w:val="24"/>
-          <w:lang w:val="ru-RU" w:eastAsia="ru-RU"/>
-        </w:rPr>
-        <w:t xml:space="preserve">создала </w:t>
-      </w:r>
-      <w:r>
-        <w:rPr>
-          <w:rFonts w:cs="Times New Roman"/>
-          <w:sz w:val="24"/>
-          <w:szCs w:val="24"/>
-          <w:lang w:val="ru-RU" w:eastAsia="ru-RU"/>
-        </w:rPr>
-        <w:t>систему управления промышленной безопасностью и обеспечива</w:t>
-      </w:r>
-      <w:r>
-        <w:rPr>
-          <w:rFonts w:cs="Times New Roman"/>
-          <w:sz w:val="24"/>
-          <w:szCs w:val="24"/>
-          <w:lang w:val="ru-RU" w:eastAsia="ru-RU"/>
-        </w:rPr>
-        <w:t>ет</w:t>
-      </w:r>
-      <w:r>
-        <w:rPr>
-          <w:rFonts w:cs="Times New Roman"/>
-          <w:sz w:val="24"/>
-          <w:szCs w:val="24"/>
-          <w:lang w:val="ru-RU" w:eastAsia="ru-RU"/>
-        </w:rPr>
-        <w:t xml:space="preserve"> ее функционирование</w:t>
-      </w:r>
-      <w:r>
-        <w:rPr>
-          <w:rFonts w:cs="Times New Roman"/>
-          <w:sz w:val="24"/>
-          <w:szCs w:val="24"/>
-          <w:lang w:val="ru-RU" w:eastAsia="ru-RU"/>
-        </w:rPr>
-        <w:t xml:space="preserve"> </w:t>
+        <w:t xml:space="preserve">В соответствии с ст. 11 Федерального закона от 21.07.1997 № 116-ФЗ </w:t>
+      </w:r>
+      <w:r>
+        <w:rPr>
+          <w:rFonts w:cs="Times New Roman"/>
+          <w:sz w:val="24"/>
+          <w:szCs w:val="24"/>
+          <w:highlight w:val="lightGray"/>
+          <w:lang w:val="ru-RU" w:eastAsia="ru-RU"/>
+        </w:rPr>
+        <w:t>«О промышленной безопасности опасных производственных объектов»  (в редакции от 08.08.2024г.)</w:t>
+      </w:r>
+      <w:r>
+        <w:rPr>
+          <w:rFonts w:cs="Times New Roman"/>
+          <w:sz w:val="24"/>
+          <w:szCs w:val="24"/>
+          <w:lang w:val="ru-RU" w:eastAsia="ru-RU"/>
+        </w:rPr>
+        <w:t xml:space="preserve"> организация ПАО «Татнефть» им. В.Д. Шашина создала систему управления промышленной безопасностью и обеспечивает ее функционирование </w:t>
       </w:r>
       <w:r>
         <w:rPr>
@@ -21578,122 +21627,26 @@
           <w:lang w:val="ru-RU" w:eastAsia="ru-RU"/>
         </w:rPr>
         <w:br/>
-      </w:r>
-      <w:r>
-        <w:rPr>
-          <w:rFonts w:cs="Times New Roman"/>
-          <w:sz w:val="24"/>
-          <w:szCs w:val="24"/>
-          <w:highlight w:val="yellow"/>
-          <w:lang w:val="ru-RU" w:eastAsia="ru-RU"/>
-        </w:rPr>
-        <w:t>(</w:t>
-      </w:r>
-      <w:r>
-        <w:rPr>
-          <w:rFonts w:cs="Times New Roman"/>
-          <w:sz w:val="24"/>
-          <w:szCs w:val="24"/>
-          <w:highlight w:val="yellow"/>
-          <w:lang w:val="ru-RU"/>
-        </w:rPr>
-        <w:t xml:space="preserve">{{ </w:t>
-      </w:r>
-      <w:r>
-        <w:rPr>
-          <w:rFonts w:cs="Times New Roman"/>
-          <w:sz w:val="24"/>
-          <w:szCs w:val="24"/>
-          <w:highlight w:val="yellow"/>
-        </w:rPr>
-        <w:t>INDUSTRIAL</w:t>
-      </w:r>
-      <w:r>
-        <w:rPr>
-          <w:rFonts w:cs="Times New Roman"/>
-          <w:sz w:val="24"/>
-          <w:szCs w:val="24"/>
-          <w:highlight w:val="yellow"/>
-          <w:lang w:val="ru-RU"/>
-        </w:rPr>
-        <w:t>_</w:t>
-      </w:r>
-      <w:r>
-        <w:rPr>
-          <w:rFonts w:cs="Times New Roman"/>
-          <w:sz w:val="24"/>
-          <w:szCs w:val="24"/>
-          <w:highlight w:val="yellow"/>
-        </w:rPr>
-        <w:t>SAFETY</w:t>
-      </w:r>
-      <w:r>
-        <w:rPr>
-          <w:rFonts w:cs="Times New Roman"/>
-          <w:sz w:val="24"/>
-          <w:szCs w:val="24"/>
-          <w:highlight w:val="yellow"/>
-          <w:lang w:val="ru-RU"/>
-        </w:rPr>
-        <w:t>_</w:t>
-      </w:r>
-      <w:r>
-        <w:rPr>
-          <w:rFonts w:cs="Times New Roman"/>
-          <w:sz w:val="24"/>
-          <w:szCs w:val="24"/>
-          <w:highlight w:val="yellow"/>
-        </w:rPr>
-        <w:t>MANAGEMENT</w:t>
-      </w:r>
-      <w:r>
-        <w:rPr>
-          <w:rFonts w:cs="Times New Roman"/>
-          <w:sz w:val="24"/>
-          <w:szCs w:val="24"/>
-          <w:highlight w:val="yellow"/>
-          <w:lang w:val="ru-RU"/>
-        </w:rPr>
-        <w:t>_</w:t>
-      </w:r>
-      <w:r>
-        <w:rPr>
-          <w:rFonts w:cs="Times New Roman"/>
-          <w:sz w:val="24"/>
-          <w:szCs w:val="24"/>
-          <w:highlight w:val="yellow"/>
-        </w:rPr>
-        <w:t>SYSTEM</w:t>
-      </w:r>
-      <w:r>
-        <w:rPr>
-          <w:rFonts w:cs="Times New Roman"/>
-          <w:sz w:val="24"/>
-          <w:szCs w:val="24"/>
-          <w:highlight w:val="yellow"/>
-          <w:lang w:val="ru-RU"/>
-        </w:rPr>
-        <w:t xml:space="preserve"> }}</w:t>
-      </w:r>
-      <w:r>
-        <w:rPr>
-          <w:rFonts w:cs="Times New Roman"/>
-          <w:sz w:val="24"/>
-          <w:szCs w:val="24"/>
-          <w:highlight w:val="yellow"/>
-          <w:lang w:val="ru-RU" w:eastAsia="ru-RU"/>
-        </w:rPr>
-        <w:t>)</w:t>
-      </w:r>
-      <w:r>
-        <w:rPr>
-          <w:rFonts w:cs="Times New Roman"/>
-          <w:sz w:val="24"/>
-          <w:szCs w:val="24"/>
-          <w:highlight w:val="yellow"/>
-          <w:lang w:val="ru-RU" w:eastAsia="ru-RU"/>
-        </w:rPr>
-        <w:t>.</w:t>
+        <w:t xml:space="preserve">(Стандарт организации «Положение о системе управления промышленной безопасностью в группе «ТАТНЕФТЬ»» </w:t>
+      </w:r>
+      <w:r>
+        <w:rPr>
+          <w:rFonts w:cs="Times New Roman"/>
+          <w:sz w:val="24"/>
+          <w:szCs w:val="24"/>
+          <w:highlight w:val="lightGray"/>
+          <w:lang w:val="ru-RU" w:eastAsia="ru-RU"/>
+        </w:rPr>
+        <w:t>СТО ТН 109-2026 (распоряжение №40/ХАГ-Расп(0002) от 25.02.2026)</w:t>
+      </w:r>
+      <w:r>
+        <w:rPr>
+          <w:rFonts w:cs="Times New Roman"/>
+          <w:sz w:val="24"/>
+          <w:szCs w:val="24"/>
+          <w:lang w:val="ru-RU" w:eastAsia="ru-RU"/>
+        </w:rPr>
+        <w:t>).</w:t>
       </w:r>
     </w:p>
     <w:p>
@@ -21791,7 +21744,18 @@
           <w:szCs w:val="24"/>
           <w:lang w:val="ru-RU" w:eastAsia="ru-RU"/>
         </w:rPr>
-        <w:t>В ПАО «Татнефть» им. В. Д. Шашина создана аттестационная комиссия по проверке у руководителей, специалистов и работников организаций, выполняющих работы или оказывающих услуги на объектах (территории) Группы «Татнефть», знаний норм и правил промышленной, энергетической безопасности и безопасности гидротехнических сооружений. Члены аттестационной комиссии ПАО «Татнефть» им. В. Д. Шашина проходят аттестацию в Центральной аттестационной комиссии.</w:t>
+        <w:t xml:space="preserve">В ПАО «Татнефть» им. В. Д. Шашина создана аттестационная комиссия по проверке у руководителей, специалистов и работников организаций, выполняющих работы или оказывающих услуги на объектах (территории) Группы «Татнефть», знаний норм и правил промышленной, энергетической безопасности и безопасности гидротехнических </w:t>
+      </w:r>
+      <w:r>
+        <w:rPr>
+          <w:rFonts w:cs="Times New Roman"/>
+          <w:color w:val="E36C0A" w:themeColor="accent6" w:themeShade="BF"/>
+          <w:sz w:val="24"/>
+          <w:szCs w:val="24"/>
+          <w:lang w:val="ru-RU" w:eastAsia="ru-RU"/>
+        </w:rPr>
+        <w:lastRenderedPageBreak/>
+        <w:t>сооружений. Члены аттестационной комиссии ПАО «Татнефть» им. В. Д. Шашина проходят аттестацию в Центральной аттестационной комиссии.</w:t>
       </w:r>
     </w:p>
     <w:p>
@@ -21828,7 +21792,6 @@
           <w:szCs w:val="24"/>
           <w:lang w:val="ru-RU" w:eastAsia="ru-RU"/>
         </w:rPr>
-        <w:lastRenderedPageBreak/>
         <w:t>Важной частью профессиональной подготовки персонала является инструктаж, прохождение которого фиксируется в журнале регистрации инструктажа. Все поступающие на предприятие работники независимо от их образования, квалификации и стажа работы проходят вводный инструктаж.</w:t>
       </w:r>
     </w:p>
@@ -22222,7 +22185,17 @@
           <w:szCs w:val="24"/>
           <w:lang w:val="ru-RU" w:eastAsia="ru-RU"/>
         </w:rPr>
-        <w:t xml:space="preserve"> с персоналом ОПО составляется на год. Темы учебно-тренировочных занятий должны соответствовать возможным аварийным ситуациям, определенным в оперативной части </w:t>
+        <w:t xml:space="preserve"> с персоналом ОПО составляется на </w:t>
+      </w:r>
+      <w:r>
+        <w:rPr>
+          <w:rFonts w:cs="Times New Roman"/>
+          <w:sz w:val="24"/>
+          <w:szCs w:val="24"/>
+          <w:lang w:val="ru-RU" w:eastAsia="ru-RU"/>
+        </w:rPr>
+        <w:lastRenderedPageBreak/>
+        <w:t xml:space="preserve">год. Темы учебно-тренировочных занятий должны соответствовать возможным аварийным ситуациям, определенным в оперативной части </w:t>
       </w:r>
       <w:r>
         <w:rPr>
@@ -22280,17 +22253,7 @@
           <w:szCs w:val="24"/>
           <w:lang w:val="ru-RU" w:eastAsia="ru-RU"/>
         </w:rPr>
-        <w:t xml:space="preserve">, устанавливается техническим руководителем </w:t>
-      </w:r>
-      <w:r>
-        <w:rPr>
-          <w:rFonts w:cs="Times New Roman"/>
-          <w:sz w:val="24"/>
-          <w:szCs w:val="24"/>
-          <w:lang w:val="ru-RU" w:eastAsia="ru-RU"/>
-        </w:rPr>
-        <w:lastRenderedPageBreak/>
-        <w:t xml:space="preserve">структурного подразделения, эксплуатирующего опасный производственный объект, с учетом количества видов возможных аварий и конкретных условий, но не реже одного раза в год по каждому виду возможных аварии, с учетом сезонности, а также с учетом, что при вахтовом методе работы работников цеха необходимо, чтобы каждая тема учебно-тренировочных занятий с работником была проведена. </w:t>
+        <w:t xml:space="preserve">, устанавливается техническим руководителем структурного подразделения, эксплуатирующего опасный производственный объект, с учетом количества видов возможных аварий и конкретных условий, но не реже одного раза в год по каждому виду возможных аварии, с учетом сезонности, а также с учетом, что при вахтовом методе работы работников цеха необходимо, чтобы каждая тема учебно-тренировочных занятий с работником была проведена. </w:t>
       </w:r>
     </w:p>
     <w:p>
@@ -25798,7 +25761,26 @@
           <w:szCs w:val="24"/>
           <w:lang w:val="ru-RU" w:eastAsia="ru-RU"/>
         </w:rPr>
-        <w:t>Все операции персонала при обращении с опасными веществами выполняются в строгом соответствии с требованиями Федерального закона от 21.07.1997 № 116-ФЗ «О промышленной безопасности опасных производственных объектов», действующими в Российской Федерации нормами и правилами, а также инструкциями заводов-изготовителей по эксплуатации оборудования.</w:t>
+        <w:t xml:space="preserve">Все операции персонала при обращении с опасными веществами выполняются в строгом соответствии с требованиями Федерального закона от 21.07.1997 № 116-ФЗ </w:t>
+      </w:r>
+      <w:r>
+        <w:rPr>
+          <w:rFonts w:cs="Times New Roman"/>
+          <w:sz w:val="24"/>
+          <w:szCs w:val="24"/>
+          <w:highlight w:val="lightGray"/>
+          <w:lang w:val="ru-RU" w:eastAsia="ru-RU"/>
+        </w:rPr>
+        <w:t>«О промышленной безопасности опасных производственных объектов»  (в редакции от 08.08.2024г.)</w:t>
+      </w:r>
+      <w:r>
+        <w:rPr>
+          <w:rFonts w:cs="Times New Roman"/>
+          <w:sz w:val="24"/>
+          <w:szCs w:val="24"/>
+          <w:lang w:val="ru-RU" w:eastAsia="ru-RU"/>
+        </w:rPr>
+        <w:t>, действующими в Российской Федерации нормами и правилами, а также инструкциями заводов-изготовителей по эксплуатации оборудования.</w:t>
       </w:r>
     </w:p>
     <w:p>
@@ -27142,7 +27124,6 @@
           <w:szCs w:val="24"/>
           <w:lang w:val="ru-RU"/>
         </w:rPr>
-        <w:lastRenderedPageBreak/>
         <w:t>Автоматическую защиту, отключение оборудования и остановку перекачки продуктов в случаях, которые могут привести к аварийным ситуациям;</w:t>
       </w:r>
     </w:p>
@@ -27276,7 +27257,28 @@
           <w:szCs w:val="24"/>
           <w:lang w:val="ru-RU"/>
         </w:rPr>
-        <w:t>Для проведения аварийно-спасательных и других неотложных работ по ликвидации последствий возможных аварий и чрезвычайных ситуаций природного и техногенного характера на декларируемом объекте согласно закону РФ «О промышленной безопасности опасных производственных объектов» № 116-ФЗ от 21.07.97г. , распоряжением ПАО «Татнефть» №188/Расп(ТНД) от 19.12.2024 г. «О составе нештатного аварийно-спасательного формирования» укомплектовано объединённое нештатное формирование «Нештатное аварийно-спасательное формирование структурного подразделения «Татнефть-Добыча» ПАО «Татнефть» (свидетельство об аттестации на право ведения аварийно-спасательных работ №15343 от 28.02.24 г., регистрационный номер 16/2-2-538).</w:t>
+        <w:t xml:space="preserve">Для проведения аварийно-спасательных и других неотложных работ по ликвидации последствий возможных аварий и чрезвычайных ситуаций природного и техногенного характера на декларируемом объекте согласно закону РФ </w:t>
+      </w:r>
+      <w:r>
+        <w:rPr>
+          <w:rFonts w:cs="Times New Roman"/>
+          <w:color w:val="E36C0A" w:themeColor="accent6" w:themeShade="BF"/>
+          <w:sz w:val="24"/>
+          <w:szCs w:val="24"/>
+          <w:highlight w:val="lightGray"/>
+          <w:lang w:val="ru-RU"/>
+        </w:rPr>
+        <w:t>«О промышленной безопасности опасных производственных объектов»  (в редакции от 08.08.2024г.)</w:t>
+      </w:r>
+      <w:r>
+        <w:rPr>
+          <w:rFonts w:cs="Times New Roman"/>
+          <w:color w:val="E36C0A" w:themeColor="accent6" w:themeShade="BF"/>
+          <w:sz w:val="24"/>
+          <w:szCs w:val="24"/>
+          <w:lang w:val="ru-RU"/>
+        </w:rPr>
+        <w:t xml:space="preserve"> № 116-ФЗ от 21.07.97г. , распоряжением ПАО «Татнефть» №188/Расп(ТНД) от 19.12.2024 г. «О составе нештатного аварийно-спасательного формирования» укомплектовано объединённое нештатное формирование «Нештатное аварийно-спасательное формирование структурного подразделения «Татнефть-Добыча» ПАО «Татнефть» (свидетельство об аттестации на право ведения аварийно-спасательных работ №15343 от 28.02.24 г., регистрационный номер 16/2-2-538).</w:t>
       </w:r>
     </w:p>
     <w:p>
@@ -27324,7 +27326,6 @@
           <w:szCs w:val="24"/>
           <w:lang w:val="ru-RU"/>
         </w:rPr>
-        <w:lastRenderedPageBreak/>
         <w:t>В случае недостаточности сил для ликвидации ЧС на объектах ПАО «Татнефть» им. В.Д.</w:t>
       </w:r>
       <w:r>
@@ -27638,18 +27639,7 @@
           <w:szCs w:val="24"/>
           <w:lang w:val="ru-RU"/>
         </w:rPr>
-        <w:t xml:space="preserve">В соответствии с федеральным законом №68-ФЗ от 21.12.94г. «О защите населения и территорий от ЧС природного и техногенного характера» (с изменениями), №28-ФЗ от 12.02.1998г. «О гражданской обороне» (с изменениями), Постановлением Правительства РФ «Об утверждении правил создания, использования и восполнения резервов материальных ресурсов федеральных органов исполнительной власти для ликвидации чрезвычайных ситуаций природного и техногенного характера» от 25.07.2020 г. №1119, №379 «О накоплении, хранении и использовании в целях гражданской обороны запасов материально-технических, продовольственных, медицинских и иных средств» (с изменениями), </w:t>
-      </w:r>
-      <w:r>
-        <w:rPr>
-          <w:rFonts w:cs="Times New Roman"/>
-          <w:color w:val="E36C0A" w:themeColor="accent6" w:themeShade="BF"/>
-          <w:sz w:val="24"/>
-          <w:szCs w:val="24"/>
-          <w:lang w:val="ru-RU"/>
-        </w:rPr>
-        <w:lastRenderedPageBreak/>
-        <w:t>постановлением Кабинета Министров Республики Татарстан от 11.07.2008г. №488 «О создании резервов материальных ресурсов для ликвидации чрезвычайных ситуаций природного и техногенного характера» (с изменениями) в ПАО «Татнефть» издан приказ №244/МНУ-Пр(0002) от 04.08.2023 г. «Об утверждении и введении в действие ЕРБ 2465-2023 «Положение о создании, содержании, использовании и восполнении резервов материальных и финансовых ресурсов для ликвидации чрезвычайных ситуаций природного и техногенного характера и целей гражданской обороны в ПАО «Татнефть».</w:t>
+        <w:t>В соответствии с федеральным законом №68-ФЗ от 21.12.94г. «О защите населения и территорий от ЧС природного и техногенного характера» (с изменениями), №28-ФЗ от 12.02.1998г. «О гражданской обороне» (с изменениями), Постановлением Правительства РФ «Об утверждении правил создания, использования и восполнения резервов материальных ресурсов федеральных органов исполнительной власти для ликвидации чрезвычайных ситуаций природного и техногенного характера» от 25.07.2020 г. №1119, №379 «О накоплении, хранении и использовании в целях гражданской обороны запасов материально-технических, продовольственных, медицинских и иных средств» (с изменениями), постановлением Кабинета Министров Республики Татарстан от 11.07.2008г. №488 «О создании резервов материальных ресурсов для ликвидации чрезвычайных ситуаций природного и техногенного характера» (с изменениями) в ПАО «Татнефть» издан приказ №244/МНУ-Пр(0002) от 04.08.2023 г. «Об утверждении и введении в действие ЕРБ 2465-2023 «Положение о создании, содержании, использовании и восполнении резервов материальных и финансовых ресурсов для ликвидации чрезвычайных ситуаций природного и техногенного характера и целей гражданской обороны в ПАО «Татнефть».</w:t>
       </w:r>
     </w:p>
     <w:p>
@@ -27844,7 +27834,6 @@
           <w:szCs w:val="24"/>
           <w:lang w:val="ru-RU"/>
         </w:rPr>
-        <w:lastRenderedPageBreak/>
         <w:t>Сбор и обмен информацией осуществляется в целях оперативного принятия управленческих решений по недопущению неблагоприятного развития ситуации, а также своевременного оповещения персонала о возникших ситуациях посредством включения сирен (в т.ч. с применением других средств оповещения) и обращения в территориальные органы управления ГОЧС.</w:t>
       </w:r>
     </w:p>
@@ -28173,7 +28162,6 @@
           <w:szCs w:val="24"/>
           <w:lang w:val="ru-RU" w:eastAsia="ru-RU"/>
         </w:rPr>
-        <w:lastRenderedPageBreak/>
         <w:t>Раздел 4</w:t>
       </w:r>
       <w:r>
@@ -28287,7 +28275,26 @@
           <w:szCs w:val="24"/>
           <w:lang w:val="ru-RU" w:eastAsia="ru-RU"/>
         </w:rPr>
-        <w:t xml:space="preserve"> с положениями Федерального закона «О промышленной безопасности опасных производственных объектов».</w:t>
+        <w:t xml:space="preserve"> с положениями Федерального закона </w:t>
+      </w:r>
+      <w:r>
+        <w:rPr>
+          <w:rFonts w:cs="Times New Roman"/>
+          <w:sz w:val="24"/>
+          <w:szCs w:val="24"/>
+          <w:highlight w:val="lightGray"/>
+          <w:lang w:val="ru-RU" w:eastAsia="ru-RU"/>
+        </w:rPr>
+        <w:t>«О промышленной безопасности опасных производственных объектов»  (в редакции от 08.08.2024г.)</w:t>
+      </w:r>
+      <w:r>
+        <w:rPr>
+          <w:rFonts w:cs="Times New Roman"/>
+          <w:sz w:val="24"/>
+          <w:szCs w:val="24"/>
+          <w:lang w:val="ru-RU" w:eastAsia="ru-RU"/>
+        </w:rPr>
+        <w:t>.</w:t>
       </w:r>
     </w:p>
     <w:p>
@@ -29130,7 +29137,6 @@
           <w:szCs w:val="24"/>
           <w:lang w:val="ru-RU" w:eastAsia="ru-RU"/>
         </w:rPr>
-        <w:lastRenderedPageBreak/>
         <w:t>Перечень наиболее значимых факторов, влияющих на показатели риска аварий на декларируемом объекте</w:t>
       </w:r>
       <w:bookmarkEnd w:id="80"/>
@@ -29859,7 +29865,6 @@
           <w:color w:val="00B0F0"/>
           <w:lang w:val="ru-RU"/>
         </w:rPr>
-        <w:lastRenderedPageBreak/>
         <w:t>отсутствие культуры безопасности или слабая её поддержка.</w:t>
       </w:r>
     </w:p>
@@ -30520,7 +30525,6 @@
           <w:color w:val="00B0F0"/>
           <w:lang w:val="ru-RU"/>
         </w:rPr>
-        <w:lastRenderedPageBreak/>
         <w:t>2. Оптимизация технологических режимов</w:t>
       </w:r>
     </w:p>
@@ -31385,7 +31389,6 @@
           <w:color w:val="00B0F0"/>
           <w:lang w:val="ru-RU"/>
         </w:rPr>
-        <w:lastRenderedPageBreak/>
         <w:t>контроль соблюдения инструкций и недопущение опасных действий.</w:t>
       </w:r>
     </w:p>
@@ -31686,7 +31689,6 @@
           <w:szCs w:val="24"/>
           <w:lang w:val="ru-RU" w:eastAsia="ru-RU"/>
         </w:rPr>
-        <w:lastRenderedPageBreak/>
         <w:t>Раздел 5</w:t>
       </w:r>
       <w:r>
@@ -34704,6 +34706,7 @@
   <w:style w:type="character" w:default="1" w:styleId="a3">
     <w:name w:val="Default Paragraph Font"/>
     <w:uiPriority w:val="1"/>
+    <w:semiHidden/>
     <w:unhideWhenUsed/>
   </w:style>
   <w:style w:type="table" w:default="1" w:styleId="a4">
